--- a/backend/templates/proposal_template.docx
+++ b/backend/templates/proposal_template.docx
@@ -3162,7 +3162,20 @@
     </w:p>
     <w:p>
       <w:pPr>
-        <w:spacing w:before="80" w:after="0"/>
+        <w:spacing w:before="80" w:after="80"/>
+      </w:pPr>
+      <w:r>
+        <w:rPr>
+          <w:b/>
+          <w:i w:val="0"/>
+          <w:sz w:val="20"/>
+        </w:rPr>
+        <w:t>Followings are the some of the merits of the location</w:t>
+      </w:r>
+    </w:p>
+    <w:p>
+      <w:pPr>
+        <w:spacing w:before="0" w:after="60"/>
       </w:pPr>
       <w:r>
         <w:rPr>
@@ -3170,20 +3183,7 @@
           <w:i w:val="0"/>
           <w:sz w:val="20"/>
         </w:rPr>
-        <w:t>Following are some of the merits of the location:</w:t>
-      </w:r>
-    </w:p>
-    <w:p>
-      <w:pPr>
-        <w:spacing w:before="0" w:after="40"/>
-      </w:pPr>
-      <w:r>
-        <w:rPr>
-          <w:b w:val="0"/>
-          <w:i w:val="0"/>
-          <w:sz w:val="20"/>
-        </w:rPr>
-        <w:t xml:space="preserve">•  </w:t>
+        <w:t xml:space="preserve">▪  </w:t>
       </w:r>
       <w:r>
         <w:rPr>
@@ -3196,7 +3196,7 @@
     </w:p>
     <w:p>
       <w:pPr>
-        <w:spacing w:before="0" w:after="40"/>
+        <w:spacing w:before="0" w:after="60"/>
       </w:pPr>
       <w:r>
         <w:rPr>
@@ -3204,7 +3204,7 @@
           <w:i w:val="0"/>
           <w:sz w:val="20"/>
         </w:rPr>
-        <w:t xml:space="preserve">•  </w:t>
+        <w:t xml:space="preserve">▪  </w:t>
       </w:r>
       <w:r>
         <w:rPr>
@@ -3217,7 +3217,7 @@
     </w:p>
     <w:p>
       <w:pPr>
-        <w:spacing w:before="0" w:after="40"/>
+        <w:spacing w:before="0" w:after="60"/>
       </w:pPr>
       <w:r>
         <w:rPr>
@@ -3225,7 +3225,7 @@
           <w:i w:val="0"/>
           <w:sz w:val="20"/>
         </w:rPr>
-        <w:t xml:space="preserve">•  </w:t>
+        <w:t xml:space="preserve">▪  </w:t>
       </w:r>
       <w:r>
         <w:rPr>
@@ -3238,7 +3238,7 @@
     </w:p>
     <w:p>
       <w:pPr>
-        <w:spacing w:before="0" w:after="40"/>
+        <w:spacing w:before="0" w:after="60"/>
       </w:pPr>
       <w:r>
         <w:rPr>
@@ -3246,7 +3246,7 @@
           <w:i w:val="0"/>
           <w:sz w:val="20"/>
         </w:rPr>
-        <w:t xml:space="preserve">•  </w:t>
+        <w:t xml:space="preserve">▪  </w:t>
       </w:r>
       <w:r>
         <w:rPr>
@@ -3259,7 +3259,7 @@
     </w:p>
     <w:p>
       <w:pPr>
-        <w:spacing w:before="0" w:after="40"/>
+        <w:spacing w:before="0" w:after="60"/>
       </w:pPr>
       <w:r>
         <w:rPr>
@@ -3267,7 +3267,7 @@
           <w:i w:val="0"/>
           <w:sz w:val="20"/>
         </w:rPr>
-        <w:t xml:space="preserve">•  </w:t>
+        <w:t xml:space="preserve">▪  </w:t>
       </w:r>
       <w:r>
         <w:rPr>
@@ -3279,13 +3279,13 @@
       </w:r>
     </w:p>
     <w:p>
-      <w:pPr>
-        <w:spacing w:before="160" w:after="0"/>
-      </w:pPr>
+      <w:r>
+        <w:br w:type="page"/>
+      </w:r>
     </w:p>
     <w:p>
       <w:pPr>
-        <w:spacing w:before="0" w:after="80"/>
+        <w:spacing w:before="0" w:after="120"/>
       </w:pPr>
       <w:r>
         <w:rPr>
@@ -3298,17 +3298,858 @@
     </w:p>
     <w:p>
       <w:pPr>
-        <w:spacing w:before="0" w:after="0"/>
+        <w:spacing w:before="0" w:after="80"/>
       </w:pPr>
       <w:r>
         <w:rPr>
-          <w:b w:val="0"/>
+          <w:b/>
           <w:i w:val="0"/>
           <w:sz w:val="20"/>
         </w:rPr>
-        <w:t>{{ property_description }}</w:t>
+        <w:t>A. LAND</w:t>
       </w:r>
     </w:p>
+    <w:tbl>
+      <w:tblPr>
+        <w:tblStyle w:val="TableGrid"/>
+        <w:tblW w:type="auto" w:w="0"/>
+        <w:tblLook w:firstColumn="1" w:firstRow="1" w:lastColumn="0" w:lastRow="0" w:noHBand="0" w:noVBand="1" w:val="04A0"/>
+      </w:tblPr>
+      <w:tblGrid>
+        <w:gridCol w:w="3024"/>
+        <w:gridCol w:w="3024"/>
+        <w:gridCol w:w="3024"/>
+      </w:tblGrid>
+      <w:tr>
+        <w:tc>
+          <w:tcPr>
+            <w:tcW w:type="dxa" w:w="504"/>
+            <w:shd w:val="clear" w:color="auto" w:fill="1F3A2E"/>
+          </w:tcPr>
+          <w:p>
+            <w:r>
+              <w:rPr>
+                <w:b/>
+                <w:color w:val="FFFFFF"/>
+                <w:sz w:val="19"/>
+              </w:rPr>
+              <w:t>S.N.</w:t>
+            </w:r>
+          </w:p>
+        </w:tc>
+        <w:tc>
+          <w:tcPr>
+            <w:tcW w:type="dxa" w:w="3888"/>
+            <w:shd w:val="clear" w:color="auto" w:fill="1F3A2E"/>
+          </w:tcPr>
+          <w:p>
+            <w:r>
+              <w:rPr>
+                <w:b/>
+                <w:color w:val="FFFFFF"/>
+                <w:sz w:val="19"/>
+              </w:rPr>
+              <w:t>Particulars</w:t>
+            </w:r>
+          </w:p>
+        </w:tc>
+        <w:tc>
+          <w:tcPr>
+            <w:tcW w:type="dxa" w:w="4536"/>
+            <w:shd w:val="clear" w:color="auto" w:fill="1F3A2E"/>
+          </w:tcPr>
+          <w:p>
+            <w:r>
+              <w:rPr>
+                <w:b/>
+                <w:color w:val="FFFFFF"/>
+                <w:sz w:val="19"/>
+              </w:rPr>
+              <w:t>Details</w:t>
+            </w:r>
+          </w:p>
+        </w:tc>
+      </w:tr>
+      <w:tr>
+        <w:tc>
+          <w:tcPr>
+            <w:tcW w:type="dxa" w:w="3024"/>
+          </w:tcPr>
+          <w:p>
+            <w:r>
+              <w:rPr>
+                <w:sz w:val="19"/>
+              </w:rPr>
+              <w:t>1</w:t>
+            </w:r>
+          </w:p>
+        </w:tc>
+        <w:tc>
+          <w:tcPr>
+            <w:tcW w:type="dxa" w:w="3024"/>
+          </w:tcPr>
+          <w:p>
+            <w:r>
+              <w:rPr>
+                <w:sz w:val="19"/>
+              </w:rPr>
+              <w:t>Type of Ownership</w:t>
+            </w:r>
+          </w:p>
+        </w:tc>
+        <w:tc>
+          <w:tcPr>
+            <w:tcW w:type="dxa" w:w="3024"/>
+          </w:tcPr>
+          <w:p>
+            <w:r>
+              <w:rPr>
+                <w:sz w:val="19"/>
+              </w:rPr>
+              <w:t>{{ ownership_type }}</w:t>
+            </w:r>
+          </w:p>
+        </w:tc>
+      </w:tr>
+      <w:tr>
+        <w:tc>
+          <w:tcPr>
+            <w:tcW w:type="dxa" w:w="3024"/>
+          </w:tcPr>
+          <w:p>
+            <w:r>
+              <w:rPr>
+                <w:sz w:val="19"/>
+              </w:rPr>
+              <w:t>2</w:t>
+            </w:r>
+          </w:p>
+        </w:tc>
+        <w:tc>
+          <w:tcPr>
+            <w:tcW w:type="dxa" w:w="3024"/>
+          </w:tcPr>
+          <w:p>
+            <w:r>
+              <w:rPr>
+                <w:sz w:val="19"/>
+              </w:rPr>
+              <w:t>Shape of the Land</w:t>
+            </w:r>
+          </w:p>
+        </w:tc>
+        <w:tc>
+          <w:tcPr>
+            <w:tcW w:type="dxa" w:w="3024"/>
+          </w:tcPr>
+          <w:p>
+            <w:r>
+              <w:rPr>
+                <w:sz w:val="19"/>
+              </w:rPr>
+              <w:t>{{ land_shape }}</w:t>
+            </w:r>
+          </w:p>
+        </w:tc>
+      </w:tr>
+      <w:tr>
+        <w:tc>
+          <w:tcPr>
+            <w:tcW w:type="dxa" w:w="3024"/>
+          </w:tcPr>
+          <w:p>
+            <w:r>
+              <w:rPr>
+                <w:sz w:val="19"/>
+              </w:rPr>
+              <w:t>3</w:t>
+            </w:r>
+          </w:p>
+        </w:tc>
+        <w:tc>
+          <w:tcPr>
+            <w:tcW w:type="dxa" w:w="3024"/>
+          </w:tcPr>
+          <w:p>
+            <w:r>
+              <w:rPr>
+                <w:sz w:val="19"/>
+              </w:rPr>
+              <w:t>Level of the Land</w:t>
+            </w:r>
+          </w:p>
+        </w:tc>
+        <w:tc>
+          <w:tcPr>
+            <w:tcW w:type="dxa" w:w="3024"/>
+          </w:tcPr>
+          <w:p>
+            <w:r>
+              <w:rPr>
+                <w:sz w:val="19"/>
+              </w:rPr>
+              <w:t>General</w:t>
+            </w:r>
+          </w:p>
+        </w:tc>
+      </w:tr>
+      <w:tr>
+        <w:tc>
+          <w:tcPr>
+            <w:tcW w:type="dxa" w:w="3024"/>
+          </w:tcPr>
+          <w:p>
+            <w:r>
+              <w:rPr>
+                <w:sz w:val="19"/>
+              </w:rPr>
+              <w:t>4</w:t>
+            </w:r>
+          </w:p>
+        </w:tc>
+        <w:tc>
+          <w:tcPr>
+            <w:tcW w:type="dxa" w:w="3024"/>
+          </w:tcPr>
+          <w:p>
+            <w:r>
+              <w:rPr>
+                <w:sz w:val="19"/>
+              </w:rPr>
+              <w:t>Topography of Land</w:t>
+            </w:r>
+          </w:p>
+        </w:tc>
+        <w:tc>
+          <w:tcPr>
+            <w:tcW w:type="dxa" w:w="3024"/>
+          </w:tcPr>
+          <w:p>
+            <w:r>
+              <w:rPr>
+                <w:sz w:val="19"/>
+              </w:rPr>
+              <w:t>{{ land_topography }}</w:t>
+            </w:r>
+          </w:p>
+        </w:tc>
+      </w:tr>
+      <w:tr>
+        <w:tc>
+          <w:tcPr>
+            <w:tcW w:type="dxa" w:w="3024"/>
+          </w:tcPr>
+          <w:p>
+            <w:r>
+              <w:rPr>
+                <w:sz w:val="19"/>
+              </w:rPr>
+              <w:t>5</w:t>
+            </w:r>
+          </w:p>
+        </w:tc>
+        <w:tc>
+          <w:tcPr>
+            <w:tcW w:type="dxa" w:w="3024"/>
+          </w:tcPr>
+          <w:p>
+            <w:r>
+              <w:rPr>
+                <w:sz w:val="19"/>
+              </w:rPr>
+              <w:t>Nature of Soil</w:t>
+            </w:r>
+          </w:p>
+        </w:tc>
+        <w:tc>
+          <w:tcPr>
+            <w:tcW w:type="dxa" w:w="3024"/>
+          </w:tcPr>
+          <w:p>
+            <w:r>
+              <w:rPr>
+                <w:sz w:val="19"/>
+              </w:rPr>
+              <w:t>N/A</w:t>
+            </w:r>
+          </w:p>
+        </w:tc>
+      </w:tr>
+      <w:tr>
+        <w:tc>
+          <w:tcPr>
+            <w:tcW w:type="dxa" w:w="3024"/>
+          </w:tcPr>
+          <w:p>
+            <w:r>
+              <w:rPr>
+                <w:sz w:val="19"/>
+              </w:rPr>
+              <w:t>6</w:t>
+            </w:r>
+          </w:p>
+        </w:tc>
+        <w:tc>
+          <w:tcPr>
+            <w:tcW w:type="dxa" w:w="3024"/>
+          </w:tcPr>
+          <w:p>
+            <w:r>
+              <w:rPr>
+                <w:sz w:val="19"/>
+              </w:rPr>
+              <w:t>Plot No.</w:t>
+            </w:r>
+          </w:p>
+        </w:tc>
+        <w:tc>
+          <w:tcPr>
+            <w:tcW w:type="dxa" w:w="3024"/>
+          </w:tcPr>
+          <w:p>
+            <w:r>
+              <w:rPr>
+                <w:sz w:val="19"/>
+              </w:rPr>
+              <w:t>{{ plot_no }}</w:t>
+            </w:r>
+          </w:p>
+        </w:tc>
+      </w:tr>
+      <w:tr>
+        <w:tc>
+          <w:tcPr>
+            <w:tcW w:type="dxa" w:w="3024"/>
+          </w:tcPr>
+          <w:p>
+            <w:r>
+              <w:rPr>
+                <w:sz w:val="19"/>
+              </w:rPr>
+              <w:t>7</w:t>
+            </w:r>
+          </w:p>
+        </w:tc>
+        <w:tc>
+          <w:tcPr>
+            <w:tcW w:type="dxa" w:w="3024"/>
+          </w:tcPr>
+          <w:p>
+            <w:r>
+              <w:rPr>
+                <w:sz w:val="19"/>
+              </w:rPr>
+              <w:t>Access of the Land as per Blue Print</w:t>
+            </w:r>
+          </w:p>
+        </w:tc>
+        <w:tc>
+          <w:tcPr>
+            <w:tcW w:type="dxa" w:w="3024"/>
+          </w:tcPr>
+          <w:p>
+            <w:r>
+              <w:rPr>
+                <w:sz w:val="19"/>
+              </w:rPr>
+              <w:t>{{ road_access_blueprint }}</w:t>
+            </w:r>
+          </w:p>
+        </w:tc>
+      </w:tr>
+      <w:tr>
+        <w:tc>
+          <w:tcPr>
+            <w:tcW w:type="dxa" w:w="3024"/>
+          </w:tcPr>
+          <w:p>
+            <w:r>
+              <w:rPr>
+                <w:sz w:val="19"/>
+              </w:rPr>
+              <w:t>8</w:t>
+            </w:r>
+          </w:p>
+        </w:tc>
+        <w:tc>
+          <w:tcPr>
+            <w:tcW w:type="dxa" w:w="3024"/>
+          </w:tcPr>
+          <w:p>
+            <w:r>
+              <w:rPr>
+                <w:sz w:val="19"/>
+              </w:rPr>
+              <w:t>Access of the Land as per Field</w:t>
+            </w:r>
+          </w:p>
+        </w:tc>
+        <w:tc>
+          <w:tcPr>
+            <w:tcW w:type="dxa" w:w="3024"/>
+          </w:tcPr>
+          <w:p>
+            <w:r>
+              <w:rPr>
+                <w:sz w:val="19"/>
+              </w:rPr>
+              <w:t>{{ road_access }}</w:t>
+            </w:r>
+          </w:p>
+        </w:tc>
+      </w:tr>
+      <w:tr>
+        <w:tc>
+          <w:tcPr>
+            <w:tcW w:type="dxa" w:w="3024"/>
+          </w:tcPr>
+          <w:p>
+            <w:r>
+              <w:rPr>
+                <w:sz w:val="19"/>
+              </w:rPr>
+              <w:t>9</w:t>
+            </w:r>
+          </w:p>
+        </w:tc>
+        <w:tc>
+          <w:tcPr>
+            <w:tcW w:type="dxa" w:w="3024"/>
+          </w:tcPr>
+          <w:p>
+            <w:r>
+              <w:rPr>
+                <w:sz w:val="19"/>
+              </w:rPr>
+              <w:t>Frontage of Land</w:t>
+            </w:r>
+          </w:p>
+        </w:tc>
+        <w:tc>
+          <w:tcPr>
+            <w:tcW w:type="dxa" w:w="3024"/>
+          </w:tcPr>
+          <w:p>
+            <w:r>
+              <w:rPr>
+                <w:sz w:val="19"/>
+              </w:rPr>
+              <w:t>{{ frontage }}</w:t>
+            </w:r>
+          </w:p>
+        </w:tc>
+      </w:tr>
+      <w:tr>
+        <w:tc>
+          <w:tcPr>
+            <w:tcW w:type="dxa" w:w="3024"/>
+          </w:tcPr>
+          <w:p>
+            <w:r>
+              <w:rPr>
+                <w:sz w:val="19"/>
+              </w:rPr>
+              <w:t>10</w:t>
+            </w:r>
+          </w:p>
+        </w:tc>
+        <w:tc>
+          <w:tcPr>
+            <w:tcW w:type="dxa" w:w="3024"/>
+          </w:tcPr>
+          <w:p>
+            <w:r>
+              <w:rPr>
+                <w:sz w:val="19"/>
+              </w:rPr>
+              <w:t>Face of Land</w:t>
+            </w:r>
+          </w:p>
+        </w:tc>
+        <w:tc>
+          <w:tcPr>
+            <w:tcW w:type="dxa" w:w="3024"/>
+          </w:tcPr>
+          <w:p>
+            <w:r>
+              <w:rPr>
+                <w:sz w:val="19"/>
+              </w:rPr>
+              <w:t>{{ facing }}</w:t>
+            </w:r>
+          </w:p>
+        </w:tc>
+      </w:tr>
+      <w:tr>
+        <w:tc>
+          <w:tcPr>
+            <w:tcW w:type="dxa" w:w="3024"/>
+          </w:tcPr>
+          <w:p>
+            <w:r>
+              <w:rPr>
+                <w:sz w:val="19"/>
+              </w:rPr>
+              <w:t>11</w:t>
+            </w:r>
+          </w:p>
+        </w:tc>
+        <w:tc>
+          <w:tcPr>
+            <w:tcW w:type="dxa" w:w="3024"/>
+          </w:tcPr>
+          <w:p>
+            <w:r>
+              <w:rPr>
+                <w:sz w:val="19"/>
+              </w:rPr>
+              <w:t>Any Construction on the Land</w:t>
+            </w:r>
+          </w:p>
+        </w:tc>
+        <w:tc>
+          <w:tcPr>
+            <w:tcW w:type="dxa" w:w="3024"/>
+          </w:tcPr>
+          <w:p>
+            <w:r>
+              <w:rPr>
+                <w:sz w:val="19"/>
+              </w:rPr>
+              <w:t>—</w:t>
+            </w:r>
+          </w:p>
+        </w:tc>
+      </w:tr>
+      <w:tr>
+        <w:tc>
+          <w:tcPr>
+            <w:tcW w:type="dxa" w:w="3024"/>
+          </w:tcPr>
+          <w:p>
+            <w:r>
+              <w:rPr>
+                <w:sz w:val="19"/>
+              </w:rPr>
+              <w:t>12</w:t>
+            </w:r>
+          </w:p>
+        </w:tc>
+        <w:tc>
+          <w:tcPr>
+            <w:tcW w:type="dxa" w:w="3024"/>
+          </w:tcPr>
+          <w:p>
+            <w:r>
+              <w:rPr>
+                <w:sz w:val="19"/>
+              </w:rPr>
+              <w:t>Sewer Facility on the Land</w:t>
+            </w:r>
+          </w:p>
+        </w:tc>
+        <w:tc>
+          <w:tcPr>
+            <w:tcW w:type="dxa" w:w="3024"/>
+          </w:tcPr>
+          <w:p>
+            <w:r>
+              <w:rPr>
+                <w:sz w:val="19"/>
+              </w:rPr>
+              <w:t>{{ sewerage }}</w:t>
+            </w:r>
+          </w:p>
+        </w:tc>
+      </w:tr>
+      <w:tr>
+        <w:tc>
+          <w:tcPr>
+            <w:tcW w:type="dxa" w:w="3024"/>
+          </w:tcPr>
+          <w:p>
+            <w:r>
+              <w:rPr>
+                <w:sz w:val="19"/>
+              </w:rPr>
+              <w:t>13</w:t>
+            </w:r>
+          </w:p>
+        </w:tc>
+        <w:tc>
+          <w:tcPr>
+            <w:tcW w:type="dxa" w:w="3024"/>
+          </w:tcPr>
+          <w:p>
+            <w:r>
+              <w:rPr>
+                <w:sz w:val="19"/>
+              </w:rPr>
+              <w:t>Water Supply Facility on that Area</w:t>
+            </w:r>
+          </w:p>
+        </w:tc>
+        <w:tc>
+          <w:tcPr>
+            <w:tcW w:type="dxa" w:w="3024"/>
+          </w:tcPr>
+          <w:p>
+            <w:r>
+              <w:rPr>
+                <w:sz w:val="19"/>
+              </w:rPr>
+              <w:t>{{ water_supply }}</w:t>
+            </w:r>
+          </w:p>
+        </w:tc>
+      </w:tr>
+      <w:tr>
+        <w:tc>
+          <w:tcPr>
+            <w:tcW w:type="dxa" w:w="3024"/>
+          </w:tcPr>
+          <w:p>
+            <w:r>
+              <w:rPr>
+                <w:sz w:val="19"/>
+              </w:rPr>
+              <w:t>14</w:t>
+            </w:r>
+          </w:p>
+        </w:tc>
+        <w:tc>
+          <w:tcPr>
+            <w:tcW w:type="dxa" w:w="3024"/>
+          </w:tcPr>
+          <w:p>
+            <w:r>
+              <w:rPr>
+                <w:sz w:val="19"/>
+              </w:rPr>
+              <w:t>Electricity Supply on that Area</w:t>
+            </w:r>
+          </w:p>
+        </w:tc>
+        <w:tc>
+          <w:tcPr>
+            <w:tcW w:type="dxa" w:w="3024"/>
+          </w:tcPr>
+          <w:p>
+            <w:r>
+              <w:rPr>
+                <w:sz w:val="19"/>
+              </w:rPr>
+              <w:t>{{ electricity_line }}</w:t>
+            </w:r>
+          </w:p>
+        </w:tc>
+      </w:tr>
+      <w:tr>
+        <w:tc>
+          <w:tcPr>
+            <w:tcW w:type="dxa" w:w="3024"/>
+          </w:tcPr>
+          <w:p>
+            <w:r>
+              <w:rPr>
+                <w:sz w:val="19"/>
+              </w:rPr>
+              <w:t>15</w:t>
+            </w:r>
+          </w:p>
+        </w:tc>
+        <w:tc>
+          <w:tcPr>
+            <w:tcW w:type="dxa" w:w="3024"/>
+          </w:tcPr>
+          <w:p>
+            <w:r>
+              <w:rPr>
+                <w:sz w:val="19"/>
+              </w:rPr>
+              <w:t>Nature of the Area</w:t>
+            </w:r>
+          </w:p>
+        </w:tc>
+        <w:tc>
+          <w:tcPr>
+            <w:tcW w:type="dxa" w:w="3024"/>
+          </w:tcPr>
+          <w:p>
+            <w:r>
+              <w:rPr>
+                <w:sz w:val="19"/>
+              </w:rPr>
+              <w:t>{{ location_type }}</w:t>
+            </w:r>
+          </w:p>
+        </w:tc>
+      </w:tr>
+      <w:tr>
+        <w:tc>
+          <w:tcPr>
+            <w:tcW w:type="dxa" w:w="3024"/>
+          </w:tcPr>
+          <w:p>
+            <w:r>
+              <w:rPr>
+                <w:sz w:val="19"/>
+              </w:rPr>
+              <w:t>16</w:t>
+            </w:r>
+          </w:p>
+        </w:tc>
+        <w:tc>
+          <w:tcPr>
+            <w:tcW w:type="dxa" w:w="3024"/>
+          </w:tcPr>
+          <w:p>
+            <w:r>
+              <w:rPr>
+                <w:sz w:val="19"/>
+              </w:rPr>
+              <w:t>Whether located below High Tension Electric Line</w:t>
+            </w:r>
+          </w:p>
+        </w:tc>
+        <w:tc>
+          <w:tcPr>
+            <w:tcW w:type="dxa" w:w="3024"/>
+          </w:tcPr>
+          <w:p>
+            <w:r>
+              <w:rPr>
+                <w:sz w:val="19"/>
+              </w:rPr>
+              <w:t>{{ near_high_tension_line_text }}</w:t>
+            </w:r>
+          </w:p>
+        </w:tc>
+      </w:tr>
+      <w:tr>
+        <w:tc>
+          <w:tcPr>
+            <w:tcW w:type="dxa" w:w="3024"/>
+          </w:tcPr>
+          <w:p>
+            <w:r>
+              <w:rPr>
+                <w:sz w:val="19"/>
+              </w:rPr>
+              <w:t>17</w:t>
+            </w:r>
+          </w:p>
+        </w:tc>
+        <w:tc>
+          <w:tcPr>
+            <w:tcW w:type="dxa" w:w="3024"/>
+          </w:tcPr>
+          <w:p>
+            <w:r>
+              <w:rPr>
+                <w:sz w:val="19"/>
+              </w:rPr>
+              <w:t>Address of the Land</w:t>
+            </w:r>
+          </w:p>
+        </w:tc>
+        <w:tc>
+          <w:tcPr>
+            <w:tcW w:type="dxa" w:w="3024"/>
+          </w:tcPr>
+          <w:p>
+            <w:r>
+              <w:rPr>
+                <w:sz w:val="19"/>
+              </w:rPr>
+              <w:t>{{ property_location_full }}</w:t>
+            </w:r>
+          </w:p>
+        </w:tc>
+      </w:tr>
+      <w:tr>
+        <w:tc>
+          <w:tcPr>
+            <w:tcW w:type="dxa" w:w="3024"/>
+          </w:tcPr>
+          <w:p>
+            <w:r>
+              <w:rPr>
+                <w:sz w:val="19"/>
+              </w:rPr>
+              <w:t>18</w:t>
+            </w:r>
+          </w:p>
+        </w:tc>
+        <w:tc>
+          <w:tcPr>
+            <w:tcW w:type="dxa" w:w="3024"/>
+          </w:tcPr>
+          <w:p>
+            <w:r>
+              <w:rPr>
+                <w:sz w:val="19"/>
+              </w:rPr>
+              <w:t>Positive Feature of Land</w:t>
+            </w:r>
+          </w:p>
+        </w:tc>
+        <w:tc>
+          <w:tcPr>
+            <w:tcW w:type="dxa" w:w="3024"/>
+          </w:tcPr>
+          <w:p>
+            <w:r>
+              <w:rPr>
+                <w:sz w:val="19"/>
+              </w:rPr>
+              <w:t>N/A</w:t>
+            </w:r>
+          </w:p>
+        </w:tc>
+      </w:tr>
+      <w:tr>
+        <w:tc>
+          <w:tcPr>
+            <w:tcW w:type="dxa" w:w="3024"/>
+          </w:tcPr>
+          <w:p>
+            <w:r>
+              <w:rPr>
+                <w:sz w:val="19"/>
+              </w:rPr>
+              <w:t>19</w:t>
+            </w:r>
+          </w:p>
+        </w:tc>
+        <w:tc>
+          <w:tcPr>
+            <w:tcW w:type="dxa" w:w="3024"/>
+          </w:tcPr>
+          <w:p>
+            <w:r>
+              <w:rPr>
+                <w:sz w:val="19"/>
+              </w:rPr>
+              <w:t>Any Negative Feature of The Area</w:t>
+            </w:r>
+          </w:p>
+        </w:tc>
+        <w:tc>
+          <w:tcPr>
+            <w:tcW w:type="dxa" w:w="3024"/>
+          </w:tcPr>
+          <w:p>
+            <w:r>
+              <w:rPr>
+                <w:sz w:val="19"/>
+              </w:rPr>
+              <w:t>N/A</w:t>
+            </w:r>
+          </w:p>
+        </w:tc>
+      </w:tr>
+    </w:tbl>
     <w:p>
       <w:r>
         <w:br w:type="page"/>
@@ -3577,7 +4418,7 @@
               <w:rPr>
                 <w:sz w:val="19"/>
               </w:rPr>
-              <w:t>a) Current Revenue has been paid</w:t>
+              <w:t>a) Whether the Current/Revenue has been paid</w:t>
             </w:r>
           </w:p>
         </w:tc>
@@ -3775,7 +4616,7 @@
               <w:rPr>
                 <w:sz w:val="19"/>
               </w:rPr>
-              <w:t>c) Whether 6 Month 35 days has elapsed</w:t>
+              <w:t>c) Whether 6 Month 35 days in case of Normal Sale &amp; 2 years 35 days for Gift has elapsed</w:t>
             </w:r>
           </w:p>
         </w:tc>
@@ -3804,6 +4645,232 @@
                 <w:sz w:val="19"/>
               </w:rPr>
               <w:t>d) Comments, if any</w:t>
+            </w:r>
+          </w:p>
+        </w:tc>
+        <w:tc>
+          <w:tcPr>
+            <w:tcW w:type="dxa" w:w="4536"/>
+          </w:tcPr>
+          <w:p>
+            <w:r>
+              <w:rPr>
+                <w:sz w:val="19"/>
+              </w:rPr>
+              <w:t>None</w:t>
+            </w:r>
+          </w:p>
+        </w:tc>
+      </w:tr>
+    </w:tbl>
+    <w:p>
+      <w:pPr>
+        <w:spacing w:before="120" w:after="60"/>
+      </w:pPr>
+      <w:r>
+        <w:rPr>
+          <w:b/>
+          <w:i w:val="0"/>
+          <w:sz w:val="20"/>
+        </w:rPr>
+        <w:t>Maps of the Plots prepared by Government Survey Department</w:t>
+      </w:r>
+    </w:p>
+    <w:tbl>
+      <w:tblPr>
+        <w:tblStyle w:val="TableGrid"/>
+        <w:tblW w:type="auto" w:w="0"/>
+        <w:tblLook w:firstColumn="1" w:firstRow="1" w:lastColumn="0" w:lastRow="0" w:noHBand="0" w:noVBand="1" w:val="04A0"/>
+      </w:tblPr>
+      <w:tblGrid>
+        <w:gridCol w:w="4536"/>
+        <w:gridCol w:w="4536"/>
+      </w:tblGrid>
+      <w:tr>
+        <w:tc>
+          <w:tcPr>
+            <w:tcW w:type="dxa" w:w="5760"/>
+            <w:shd w:val="clear" w:color="auto" w:fill="1F3A2E"/>
+          </w:tcPr>
+          <w:p>
+            <w:r>
+              <w:rPr>
+                <w:b/>
+                <w:color w:val="FFFFFF"/>
+                <w:sz w:val="19"/>
+              </w:rPr>
+              <w:t>Item</w:t>
+            </w:r>
+          </w:p>
+        </w:tc>
+        <w:tc>
+          <w:tcPr>
+            <w:tcW w:type="dxa" w:w="3168"/>
+            <w:shd w:val="clear" w:color="auto" w:fill="1F3A2E"/>
+          </w:tcPr>
+          <w:p>
+            <w:r>
+              <w:rPr>
+                <w:b/>
+                <w:color w:val="FFFFFF"/>
+                <w:sz w:val="19"/>
+              </w:rPr>
+              <w:t>Status</w:t>
+            </w:r>
+          </w:p>
+        </w:tc>
+      </w:tr>
+      <w:tr>
+        <w:tc>
+          <w:tcPr>
+            <w:tcW w:type="dxa" w:w="4536"/>
+          </w:tcPr>
+          <w:p>
+            <w:r>
+              <w:rPr>
+                <w:sz w:val="19"/>
+              </w:rPr>
+              <w:t>a) Whether the plots are indicated</w:t>
+            </w:r>
+          </w:p>
+        </w:tc>
+        <w:tc>
+          <w:tcPr>
+            <w:tcW w:type="dxa" w:w="4536"/>
+          </w:tcPr>
+          <w:p>
+            <w:r>
+              <w:rPr>
+                <w:sz w:val="19"/>
+              </w:rPr>
+              <w:t>Yes</w:t>
+            </w:r>
+          </w:p>
+        </w:tc>
+      </w:tr>
+      <w:tr>
+        <w:tc>
+          <w:tcPr>
+            <w:tcW w:type="dxa" w:w="4536"/>
+          </w:tcPr>
+          <w:p>
+            <w:r>
+              <w:rPr>
+                <w:sz w:val="19"/>
+              </w:rPr>
+              <w:t>b) Whether access is clearly marked on the map prepared by Government Survey Department</w:t>
+            </w:r>
+          </w:p>
+        </w:tc>
+        <w:tc>
+          <w:tcPr>
+            <w:tcW w:type="dxa" w:w="4536"/>
+          </w:tcPr>
+          <w:p>
+            <w:r>
+              <w:rPr>
+                <w:sz w:val="19"/>
+              </w:rPr>
+              <w:t>Yes</w:t>
+            </w:r>
+          </w:p>
+        </w:tc>
+      </w:tr>
+      <w:tr>
+        <w:tc>
+          <w:tcPr>
+            <w:tcW w:type="dxa" w:w="4536"/>
+          </w:tcPr>
+          <w:p>
+            <w:r>
+              <w:rPr>
+                <w:sz w:val="19"/>
+              </w:rPr>
+              <w:t>c) Whether the shape of the land in the field tally with the map</w:t>
+            </w:r>
+          </w:p>
+        </w:tc>
+        <w:tc>
+          <w:tcPr>
+            <w:tcW w:type="dxa" w:w="4536"/>
+          </w:tcPr>
+          <w:p>
+            <w:r>
+              <w:rPr>
+                <w:sz w:val="19"/>
+              </w:rPr>
+              <w:t>Yes</w:t>
+            </w:r>
+          </w:p>
+        </w:tc>
+      </w:tr>
+      <w:tr>
+        <w:tc>
+          <w:tcPr>
+            <w:tcW w:type="dxa" w:w="4536"/>
+          </w:tcPr>
+          <w:p>
+            <w:r>
+              <w:rPr>
+                <w:sz w:val="19"/>
+              </w:rPr>
+              <w:t>d) Comments, if any</w:t>
+            </w:r>
+          </w:p>
+        </w:tc>
+        <w:tc>
+          <w:tcPr>
+            <w:tcW w:type="dxa" w:w="4536"/>
+          </w:tcPr>
+          <w:p>
+            <w:r>
+              <w:rPr>
+                <w:sz w:val="19"/>
+              </w:rPr>
+              <w:t>None</w:t>
+            </w:r>
+          </w:p>
+        </w:tc>
+      </w:tr>
+      <w:tr>
+        <w:tc>
+          <w:tcPr>
+            <w:tcW w:type="dxa" w:w="4536"/>
+          </w:tcPr>
+          <w:p>
+            <w:r>
+              <w:rPr>
+                <w:sz w:val="19"/>
+              </w:rPr>
+              <w:t>e) Whether the area of land increased or decreased compared to the recorded in the existing land Ownership Document</w:t>
+            </w:r>
+          </w:p>
+        </w:tc>
+        <w:tc>
+          <w:tcPr>
+            <w:tcW w:type="dxa" w:w="4536"/>
+          </w:tcPr>
+          <w:p>
+            <w:r>
+              <w:rPr>
+                <w:sz w:val="19"/>
+              </w:rPr>
+              <w:t>{{ area_change }}</w:t>
+            </w:r>
+          </w:p>
+        </w:tc>
+      </w:tr>
+      <w:tr>
+        <w:tc>
+          <w:tcPr>
+            <w:tcW w:type="dxa" w:w="4536"/>
+          </w:tcPr>
+          <w:p>
+            <w:r>
+              <w:rPr>
+                <w:sz w:val="19"/>
+              </w:rPr>
+              <w:t>f) Comments, if any</w:t>
             </w:r>
           </w:p>
         </w:tc>
@@ -3889,7 +4956,7 @@
               <w:rPr>
                 <w:sz w:val="19"/>
               </w:rPr>
-              <w:t>a) Parameters of Boundary Available</w:t>
+              <w:t>a) Is the Parameters of Boundary Available</w:t>
             </w:r>
           </w:p>
         </w:tc>
@@ -4031,7 +5098,7 @@
               <w:rPr>
                 <w:sz w:val="19"/>
               </w:rPr>
-              <w:t>a) Free access to the property is Available</w:t>
+              <w:t>a) Whether free access to the property is Available</w:t>
             </w:r>
           </w:p>
         </w:tc>
@@ -4059,7 +5126,7 @@
               <w:rPr>
                 <w:sz w:val="19"/>
               </w:rPr>
-              <w:t>b) Land notified for acquisition by Government</w:t>
+              <w:t>b) Has whole or part of the land been notified for acquisition by government</w:t>
             </w:r>
           </w:p>
         </w:tc>
@@ -4087,7 +5154,7 @@
               <w:rPr>
                 <w:sz w:val="19"/>
               </w:rPr>
-              <w:t>c) Boundary clearly defined at site</w:t>
+              <w:t>c) Whether the boundary of the property is clearly defined at the site</w:t>
             </w:r>
           </w:p>
         </w:tc>
@@ -4262,7 +5329,7 @@
               <w:rPr>
                 <w:sz w:val="19"/>
               </w:rPr>
-              <w:t>Electricity Line</w:t>
+              <w:t>River/Stream near the property</w:t>
             </w:r>
           </w:p>
         </w:tc>
@@ -4275,7 +5342,7 @@
               <w:rPr>
                 <w:sz w:val="19"/>
               </w:rPr>
-              <w:t>{{ electricity_line }}</w:t>
+              <w:t>{{ near_river_stream_text }}</w:t>
             </w:r>
           </w:p>
         </w:tc>
@@ -4290,7 +5357,7 @@
               <w:rPr>
                 <w:sz w:val="19"/>
               </w:rPr>
-              <w:t>Telephone Line</w:t>
+              <w:t>Fuel storage depot near the property</w:t>
             </w:r>
           </w:p>
         </w:tc>
@@ -4303,7 +5370,7 @@
               <w:rPr>
                 <w:sz w:val="19"/>
               </w:rPr>
-              <w:t>{{ telephone }}</w:t>
+              <w:t>{{ near_fuel_depot_text }}</w:t>
             </w:r>
           </w:p>
         </w:tc>
@@ -4318,7 +5385,7 @@
               <w:rPr>
                 <w:sz w:val="19"/>
               </w:rPr>
-              <w:t>TV Cable</w:t>
+              <w:t>Electricity Line</w:t>
             </w:r>
           </w:p>
         </w:tc>
@@ -4331,7 +5398,7 @@
               <w:rPr>
                 <w:sz w:val="19"/>
               </w:rPr>
-              <w:t>{{ tv_cable }}</w:t>
+              <w:t>{{ electricity_line }}</w:t>
             </w:r>
           </w:p>
         </w:tc>
@@ -4346,7 +5413,7 @@
               <w:rPr>
                 <w:sz w:val="19"/>
               </w:rPr>
-              <w:t>Sewerage Pipe Line</w:t>
+              <w:t>Telephone Line</w:t>
             </w:r>
           </w:p>
         </w:tc>
@@ -4359,7 +5426,7 @@
               <w:rPr>
                 <w:sz w:val="19"/>
               </w:rPr>
-              <w:t>{{ sewerage }}</w:t>
+              <w:t>{{ telephone }}</w:t>
             </w:r>
           </w:p>
         </w:tc>
@@ -4374,7 +5441,7 @@
               <w:rPr>
                 <w:sz w:val="19"/>
               </w:rPr>
-              <w:t>River/Stream near the property</w:t>
+              <w:t>TV Cable</w:t>
             </w:r>
           </w:p>
         </w:tc>
@@ -4387,7 +5454,7 @@
               <w:rPr>
                 <w:sz w:val="19"/>
               </w:rPr>
-              <w:t>{{ near_river_stream_text }}</w:t>
+              <w:t>{{ tv_cable }}</w:t>
             </w:r>
           </w:p>
         </w:tc>
@@ -4402,7 +5469,7 @@
               <w:rPr>
                 <w:sz w:val="19"/>
               </w:rPr>
-              <w:t>Fuel storage depot</w:t>
+              <w:t>Temple/Shrine near the property</w:t>
             </w:r>
           </w:p>
         </w:tc>
@@ -4415,7 +5482,7 @@
               <w:rPr>
                 <w:sz w:val="19"/>
               </w:rPr>
-              <w:t>{{ near_fuel_depot_text }}</w:t>
+              <w:t>{{ near_temple_text }}</w:t>
             </w:r>
           </w:p>
         </w:tc>
@@ -4430,7 +5497,7 @@
               <w:rPr>
                 <w:sz w:val="19"/>
               </w:rPr>
-              <w:t>Temple/Shrine near property</w:t>
+              <w:t>Water Logging</w:t>
             </w:r>
           </w:p>
         </w:tc>
@@ -4443,7 +5510,7 @@
               <w:rPr>
                 <w:sz w:val="19"/>
               </w:rPr>
-              <w:t>{{ near_temple_text }}</w:t>
+              <w:t>{{ water_logging_text }}</w:t>
             </w:r>
           </w:p>
         </w:tc>
@@ -4458,7 +5525,7 @@
               <w:rPr>
                 <w:sz w:val="19"/>
               </w:rPr>
-              <w:t>Water Logging</w:t>
+              <w:t>Cremation area near the property</w:t>
             </w:r>
           </w:p>
         </w:tc>
@@ -4471,7 +5538,7 @@
               <w:rPr>
                 <w:sz w:val="19"/>
               </w:rPr>
-              <w:t>{{ water_logging_text }}</w:t>
+              <w:t>{{ near_cremation_area_text }}</w:t>
             </w:r>
           </w:p>
         </w:tc>
@@ -4486,7 +5553,7 @@
               <w:rPr>
                 <w:sz w:val="19"/>
               </w:rPr>
-              <w:t>Cremation area near property</w:t>
+              <w:t>Army barracks near the property</w:t>
             </w:r>
           </w:p>
         </w:tc>
@@ -4499,7 +5566,7 @@
               <w:rPr>
                 <w:sz w:val="19"/>
               </w:rPr>
-              <w:t>{{ near_cremation_area_text }}</w:t>
+              <w:t>{{ near_army_barracks_text }}</w:t>
             </w:r>
           </w:p>
         </w:tc>
@@ -4514,7 +5581,7 @@
               <w:rPr>
                 <w:sz w:val="19"/>
               </w:rPr>
-              <w:t>Army barracks near property</w:t>
+              <w:t>Monument near the property</w:t>
             </w:r>
           </w:p>
         </w:tc>
@@ -4527,7 +5594,7 @@
               <w:rPr>
                 <w:sz w:val="19"/>
               </w:rPr>
-              <w:t>{{ near_army_barracks_text }}</w:t>
+              <w:t>{{ near_monument_text }}</w:t>
             </w:r>
           </w:p>
         </w:tc>
@@ -4542,7 +5609,7 @@
               <w:rPr>
                 <w:sz w:val="19"/>
               </w:rPr>
-              <w:t>Monument near property</w:t>
+              <w:t>Hazardous factory</w:t>
             </w:r>
           </w:p>
         </w:tc>
@@ -4555,7 +5622,7 @@
               <w:rPr>
                 <w:sz w:val="19"/>
               </w:rPr>
-              <w:t>{{ near_monument_text }}</w:t>
+              <w:t>{{ near_hazardous_factory_text }}</w:t>
             </w:r>
           </w:p>
         </w:tc>
@@ -4570,7 +5637,7 @@
               <w:rPr>
                 <w:sz w:val="19"/>
               </w:rPr>
-              <w:t>Hazardous factory</w:t>
+              <w:t>Sewerage Pipe Line</w:t>
             </w:r>
           </w:p>
         </w:tc>
@@ -4583,7 +5650,7 @@
               <w:rPr>
                 <w:sz w:val="19"/>
               </w:rPr>
-              <w:t>{{ near_hazardous_factory_text }}</w:t>
+              <w:t>{{ sewerage }}</w:t>
             </w:r>
           </w:p>
         </w:tc>
@@ -4598,7 +5665,7 @@
               <w:rPr>
                 <w:sz w:val="19"/>
               </w:rPr>
-              <w:t>Dumping site near property</w:t>
+              <w:t>Dumping site near the property</w:t>
             </w:r>
           </w:p>
         </w:tc>
@@ -4626,7 +5693,7 @@
               <w:rPr>
                 <w:sz w:val="19"/>
               </w:rPr>
-              <w:t>High-tension line near property</w:t>
+              <w:t>High-tension line near the property</w:t>
             </w:r>
           </w:p>
         </w:tc>
@@ -4640,6 +5707,140 @@
                 <w:sz w:val="19"/>
               </w:rPr>
               <w:t>{{ near_high_tension_line_text }}</w:t>
+            </w:r>
+          </w:p>
+        </w:tc>
+      </w:tr>
+    </w:tbl>
+    <w:p>
+      <w:pPr>
+        <w:spacing w:before="120" w:after="0"/>
+      </w:pPr>
+    </w:p>
+    <w:tbl>
+      <w:tblPr>
+        <w:tblStyle w:val="TableGrid"/>
+        <w:tblW w:type="auto" w:w="0"/>
+        <w:tblLook w:firstColumn="1" w:firstRow="1" w:lastColumn="0" w:lastRow="0" w:noHBand="0" w:noVBand="1" w:val="04A0"/>
+      </w:tblPr>
+      <w:tblGrid>
+        <w:gridCol w:w="4536"/>
+        <w:gridCol w:w="4536"/>
+      </w:tblGrid>
+      <w:tr>
+        <w:tc>
+          <w:tcPr>
+            <w:tcW w:type="dxa" w:w="3600"/>
+            <w:shd w:val="clear" w:color="auto" w:fill="1F3A2E"/>
+          </w:tcPr>
+          <w:p>
+            <w:r>
+              <w:rPr>
+                <w:b/>
+                <w:color w:val="FFFFFF"/>
+                <w:sz w:val="19"/>
+              </w:rPr>
+              <w:t>Item</w:t>
+            </w:r>
+          </w:p>
+        </w:tc>
+        <w:tc>
+          <w:tcPr>
+            <w:tcW w:type="dxa" w:w="5328"/>
+            <w:shd w:val="clear" w:color="auto" w:fill="1F3A2E"/>
+          </w:tcPr>
+          <w:p>
+            <w:r>
+              <w:rPr>
+                <w:b/>
+                <w:color w:val="FFFFFF"/>
+                <w:sz w:val="19"/>
+              </w:rPr>
+              <w:t>Value</w:t>
+            </w:r>
+          </w:p>
+        </w:tc>
+      </w:tr>
+      <w:tr>
+        <w:tc>
+          <w:tcPr>
+            <w:tcW w:type="dxa" w:w="4536"/>
+          </w:tcPr>
+          <w:p>
+            <w:r>
+              <w:rPr>
+                <w:sz w:val="19"/>
+              </w:rPr>
+              <w:t>Property Type</w:t>
+            </w:r>
+          </w:p>
+        </w:tc>
+        <w:tc>
+          <w:tcPr>
+            <w:tcW w:type="dxa" w:w="4536"/>
+          </w:tcPr>
+          <w:p>
+            <w:r>
+              <w:rPr>
+                <w:sz w:val="19"/>
+              </w:rPr>
+              <w:t>{{ location_type }}</w:t>
+            </w:r>
+          </w:p>
+        </w:tc>
+      </w:tr>
+      <w:tr>
+        <w:tc>
+          <w:tcPr>
+            <w:tcW w:type="dxa" w:w="4536"/>
+          </w:tcPr>
+          <w:p>
+            <w:r>
+              <w:rPr>
+                <w:sz w:val="19"/>
+              </w:rPr>
+              <w:t>Property Ownership Type</w:t>
+            </w:r>
+          </w:p>
+        </w:tc>
+        <w:tc>
+          <w:tcPr>
+            <w:tcW w:type="dxa" w:w="4536"/>
+          </w:tcPr>
+          <w:p>
+            <w:r>
+              <w:rPr>
+                <w:sz w:val="19"/>
+              </w:rPr>
+              <w:t>{{ ownership_type }}</w:t>
+            </w:r>
+          </w:p>
+        </w:tc>
+      </w:tr>
+      <w:tr>
+        <w:tc>
+          <w:tcPr>
+            <w:tcW w:type="dxa" w:w="4536"/>
+          </w:tcPr>
+          <w:p>
+            <w:r>
+              <w:rPr>
+                <w:sz w:val="19"/>
+              </w:rPr>
+              <w:t>Hold Type</w:t>
+            </w:r>
+          </w:p>
+        </w:tc>
+        <w:tc>
+          <w:tcPr>
+            <w:tcW w:type="dxa" w:w="4536"/>
+          </w:tcPr>
+          <w:p>
+            <w:r>
+              <w:rPr>
+                <w:sz w:val="19"/>
+              </w:rPr>
+              <w:t>{{ hold_type }}</w:t>
             </w:r>
           </w:p>
         </w:tc>
@@ -5527,16 +6728,17 @@
         <w:tblLook w:firstColumn="1" w:firstRow="1" w:lastColumn="0" w:lastRow="0" w:noHBand="0" w:noVBand="1" w:val="04A0"/>
       </w:tblPr>
       <w:tblGrid>
-        <w:gridCol w:w="1814"/>
-        <w:gridCol w:w="1814"/>
-        <w:gridCol w:w="1814"/>
-        <w:gridCol w:w="1814"/>
-        <w:gridCol w:w="1814"/>
+        <w:gridCol w:w="1512"/>
+        <w:gridCol w:w="1512"/>
+        <w:gridCol w:w="1512"/>
+        <w:gridCol w:w="1512"/>
+        <w:gridCol w:w="1512"/>
+        <w:gridCol w:w="1512"/>
       </w:tblGrid>
       <w:tr>
         <w:tc>
           <w:tcPr>
-            <w:tcW w:type="dxa" w:w="1814"/>
+            <w:tcW w:type="dxa" w:w="792"/>
             <w:shd w:val="clear" w:color="auto" w:fill="1F3A2E"/>
           </w:tcPr>
           <w:p>
@@ -5552,7 +6754,7 @@
         </w:tc>
         <w:tc>
           <w:tcPr>
-            <w:tcW w:type="dxa" w:w="1814"/>
+            <w:tcW w:type="dxa" w:w="1440"/>
             <w:shd w:val="clear" w:color="auto" w:fill="1F3A2E"/>
           </w:tcPr>
           <w:p>
@@ -5568,7 +6770,7 @@
         </w:tc>
         <w:tc>
           <w:tcPr>
-            <w:tcW w:type="dxa" w:w="1814"/>
+            <w:tcW w:type="dxa" w:w="1440"/>
             <w:shd w:val="clear" w:color="auto" w:fill="1F3A2E"/>
           </w:tcPr>
           <w:p>
@@ -5584,7 +6786,7 @@
         </w:tc>
         <w:tc>
           <w:tcPr>
-            <w:tcW w:type="dxa" w:w="1814"/>
+            <w:tcW w:type="dxa" w:w="1440"/>
             <w:shd w:val="clear" w:color="auto" w:fill="1F3A2E"/>
           </w:tcPr>
           <w:p>
@@ -5600,7 +6802,7 @@
         </w:tc>
         <w:tc>
           <w:tcPr>
-            <w:tcW w:type="dxa" w:w="1814"/>
+            <w:tcW w:type="dxa" w:w="1440"/>
             <w:shd w:val="clear" w:color="auto" w:fill="1F3A2E"/>
           </w:tcPr>
           <w:p>
@@ -5614,16 +6816,32 @@
             </w:r>
           </w:p>
         </w:tc>
+        <w:tc>
+          <w:tcPr>
+            <w:tcW w:type="dxa" w:w="2376"/>
+            <w:shd w:val="clear" w:color="auto" w:fill="1F3A2E"/>
+          </w:tcPr>
+          <w:p>
+            <w:r>
+              <w:rPr>
+                <w:b/>
+                <w:color w:val="FFFFFF"/>
+                <w:sz w:val="19"/>
+              </w:rPr>
+              <w:t>Accessibility</w:t>
+            </w:r>
+          </w:p>
+        </w:tc>
       </w:tr>
       <w:tr>
         <w:tc>
           <w:tcPr>
-            <w:tcW w:type="dxa" w:w="1814"/>
-          </w:tcPr>
-          <w:p>
-            <w:r>
-              <w:rPr>
-                <w:sz w:val="19"/>
+            <w:tcW w:type="dxa" w:w="792"/>
+          </w:tcPr>
+          <w:p>
+            <w:r>
+              <w:rPr>
+                <w:sz w:val="18"/>
               </w:rPr>
               <w:t>{{ plot_no }}</w:t>
             </w:r>
@@ -5631,12 +6849,12 @@
         </w:tc>
         <w:tc>
           <w:tcPr>
-            <w:tcW w:type="dxa" w:w="1814"/>
-          </w:tcPr>
-          <w:p>
-            <w:r>
-              <w:rPr>
-                <w:sz w:val="19"/>
+            <w:tcW w:type="dxa" w:w="1440"/>
+          </w:tcPr>
+          <w:p>
+            <w:r>
+              <w:rPr>
+                <w:sz w:val="18"/>
               </w:rPr>
               <w:t>{{ east_boundary }}</w:t>
             </w:r>
@@ -5644,12 +6862,12 @@
         </w:tc>
         <w:tc>
           <w:tcPr>
-            <w:tcW w:type="dxa" w:w="1814"/>
-          </w:tcPr>
-          <w:p>
-            <w:r>
-              <w:rPr>
-                <w:sz w:val="19"/>
+            <w:tcW w:type="dxa" w:w="1440"/>
+          </w:tcPr>
+          <w:p>
+            <w:r>
+              <w:rPr>
+                <w:sz w:val="18"/>
               </w:rPr>
               <w:t>{{ west_boundary }}</w:t>
             </w:r>
@@ -5657,12 +6875,12 @@
         </w:tc>
         <w:tc>
           <w:tcPr>
-            <w:tcW w:type="dxa" w:w="1814"/>
-          </w:tcPr>
-          <w:p>
-            <w:r>
-              <w:rPr>
-                <w:sz w:val="19"/>
+            <w:tcW w:type="dxa" w:w="1440"/>
+          </w:tcPr>
+          <w:p>
+            <w:r>
+              <w:rPr>
+                <w:sz w:val="18"/>
               </w:rPr>
               <w:t>{{ north_boundary }}</w:t>
             </w:r>
@@ -5670,37 +6888,32 @@
         </w:tc>
         <w:tc>
           <w:tcPr>
-            <w:tcW w:type="dxa" w:w="1814"/>
-          </w:tcPr>
-          <w:p>
-            <w:r>
-              <w:rPr>
-                <w:sz w:val="19"/>
+            <w:tcW w:type="dxa" w:w="1440"/>
+          </w:tcPr>
+          <w:p>
+            <w:r>
+              <w:rPr>
+                <w:sz w:val="18"/>
               </w:rPr>
               <w:t>{{ south_boundary }}</w:t>
+            </w:r>
+          </w:p>
+        </w:tc>
+        <w:tc>
+          <w:tcPr>
+            <w:tcW w:type="dxa" w:w="2376"/>
+          </w:tcPr>
+          <w:p>
+            <w:r>
+              <w:rPr>
+                <w:sz w:val="18"/>
+              </w:rPr>
+              <w:t>{{ accessibility_text }}</w:t>
             </w:r>
           </w:p>
         </w:tc>
       </w:tr>
     </w:tbl>
-    <w:p>
-      <w:pPr>
-        <w:spacing w:before="120" w:after="0"/>
-      </w:pPr>
-    </w:p>
-    <w:p>
-      <w:pPr>
-        <w:spacing w:before="0" w:after="0"/>
-      </w:pPr>
-      <w:r>
-        <w:rPr>
-          <w:b w:val="0"/>
-          <w:i w:val="0"/>
-          <w:sz w:val="20"/>
-        </w:rPr>
-        <w:t>{{ summary_remarks }}</w:t>
-      </w:r>
-    </w:p>
     <w:p>
       <w:pPr>
         <w:spacing w:before="120" w:after="0"/>
@@ -5726,9 +6939,10 @@
         <w:tblLook w:firstColumn="1" w:firstRow="1" w:lastColumn="0" w:lastRow="0" w:noHBand="0" w:noVBand="1" w:val="04A0"/>
       </w:tblPr>
       <w:tblGrid>
-        <w:gridCol w:w="3024"/>
-        <w:gridCol w:w="3024"/>
-        <w:gridCol w:w="3024"/>
+        <w:gridCol w:w="2268"/>
+        <w:gridCol w:w="2268"/>
+        <w:gridCol w:w="2268"/>
+        <w:gridCol w:w="2268"/>
       </w:tblGrid>
       <w:tr>
         <w:tc>
@@ -5749,7 +6963,7 @@
         </w:tc>
         <w:tc>
           <w:tcPr>
-            <w:tcW w:type="dxa" w:w="3456"/>
+            <w:tcW w:type="dxa" w:w="2592"/>
             <w:shd w:val="clear" w:color="auto" w:fill="1F3A2E"/>
           </w:tcPr>
           <w:p>
@@ -5765,7 +6979,7 @@
         </w:tc>
         <w:tc>
           <w:tcPr>
-            <w:tcW w:type="dxa" w:w="2880"/>
+            <w:tcW w:type="dxa" w:w="2592"/>
             <w:shd w:val="clear" w:color="auto" w:fill="1F3A2E"/>
           </w:tcPr>
           <w:p>
@@ -5775,6 +6989,22 @@
                 <w:color w:val="FFFFFF"/>
                 <w:sz w:val="19"/>
               </w:rPr>
+              <w:t>Market Value (NRs.)</w:t>
+            </w:r>
+          </w:p>
+        </w:tc>
+        <w:tc>
+          <w:tcPr>
+            <w:tcW w:type="dxa" w:w="2592"/>
+            <w:shd w:val="clear" w:color="auto" w:fill="1F3A2E"/>
+          </w:tcPr>
+          <w:p>
+            <w:r>
+              <w:rPr>
+                <w:b/>
+                <w:color w:val="FFFFFF"/>
+                <w:sz w:val="19"/>
+              </w:rPr>
               <w:t>Fair Market Value (NRs.)</w:t>
             </w:r>
           </w:p>
@@ -5783,7 +7013,7 @@
       <w:tr>
         <w:tc>
           <w:tcPr>
-            <w:tcW w:type="dxa" w:w="3024"/>
+            <w:tcW w:type="dxa" w:w="2268"/>
           </w:tcPr>
           <w:p>
             <w:r>
@@ -5796,7 +7026,7 @@
         </w:tc>
         <w:tc>
           <w:tcPr>
-            <w:tcW w:type="dxa" w:w="3024"/>
+            <w:tcW w:type="dxa" w:w="2268"/>
           </w:tcPr>
           <w:p>
             <w:r>
@@ -5809,7 +7039,20 @@
         </w:tc>
         <w:tc>
           <w:tcPr>
-            <w:tcW w:type="dxa" w:w="3024"/>
+            <w:tcW w:type="dxa" w:w="2268"/>
+          </w:tcPr>
+          <w:p>
+            <w:r>
+              <w:rPr>
+                <w:sz w:val="19"/>
+              </w:rPr>
+              <w:t>{{ market_land_value }}</w:t>
+            </w:r>
+          </w:p>
+        </w:tc>
+        <w:tc>
+          <w:tcPr>
+            <w:tcW w:type="dxa" w:w="2268"/>
           </w:tcPr>
           <w:p>
             <w:r>
@@ -5824,7 +7067,7 @@
       <w:tr>
         <w:tc>
           <w:tcPr>
-            <w:tcW w:type="dxa" w:w="3024"/>
+            <w:tcW w:type="dxa" w:w="2268"/>
           </w:tcPr>
           <w:p>
             <w:r>
@@ -5837,7 +7080,7 @@
         </w:tc>
         <w:tc>
           <w:tcPr>
-            <w:tcW w:type="dxa" w:w="3024"/>
+            <w:tcW w:type="dxa" w:w="2268"/>
           </w:tcPr>
           <w:p>
             <w:r>
@@ -5850,7 +7093,20 @@
         </w:tc>
         <w:tc>
           <w:tcPr>
-            <w:tcW w:type="dxa" w:w="3024"/>
+            <w:tcW w:type="dxa" w:w="2268"/>
+          </w:tcPr>
+          <w:p>
+            <w:r>
+              <w:rPr>
+                <w:sz w:val="19"/>
+              </w:rPr>
+              <w:t>{{ fair_market_value_building }}</w:t>
+            </w:r>
+          </w:p>
+        </w:tc>
+        <w:tc>
+          <w:tcPr>
+            <w:tcW w:type="dxa" w:w="2268"/>
           </w:tcPr>
           <w:p>
             <w:r>
@@ -5865,19 +7121,19 @@
       <w:tr>
         <w:tc>
           <w:tcPr>
-            <w:tcW w:type="dxa" w:w="3024"/>
-          </w:tcPr>
-          <w:p>
-            <w:r>
-              <w:rPr>
-                <w:sz w:val="19"/>
-              </w:rPr>
-            </w:r>
-          </w:p>
-        </w:tc>
-        <w:tc>
-          <w:tcPr>
-            <w:tcW w:type="dxa" w:w="3024"/>
+            <w:tcW w:type="dxa" w:w="2268"/>
+          </w:tcPr>
+          <w:p>
+            <w:r>
+              <w:rPr>
+                <w:sz w:val="19"/>
+              </w:rPr>
+            </w:r>
+          </w:p>
+        </w:tc>
+        <w:tc>
+          <w:tcPr>
+            <w:tcW w:type="dxa" w:w="2268"/>
           </w:tcPr>
           <w:p>
             <w:r>
@@ -5890,7 +7146,20 @@
         </w:tc>
         <w:tc>
           <w:tcPr>
-            <w:tcW w:type="dxa" w:w="3024"/>
+            <w:tcW w:type="dxa" w:w="2268"/>
+          </w:tcPr>
+          <w:p>
+            <w:r>
+              <w:rPr>
+                <w:sz w:val="19"/>
+              </w:rPr>
+              <w:t>{{ market_land_value }}</w:t>
+            </w:r>
+          </w:p>
+        </w:tc>
+        <w:tc>
+          <w:tcPr>
+            <w:tcW w:type="dxa" w:w="2268"/>
           </w:tcPr>
           <w:p>
             <w:r>
@@ -5905,7 +7174,25 @@
     </w:tbl>
     <w:p>
       <w:pPr>
-        <w:spacing w:before="120" w:after="40"/>
+        <w:spacing w:before="120" w:after="0"/>
+      </w:pPr>
+    </w:p>
+    <w:p>
+      <w:pPr>
+        <w:spacing w:before="0" w:after="60"/>
+      </w:pPr>
+      <w:r>
+        <w:rPr>
+          <w:b/>
+          <w:i w:val="0"/>
+          <w:sz w:val="20"/>
+        </w:rPr>
+        <w:t>Access Road</w:t>
+      </w:r>
+    </w:p>
+    <w:p>
+      <w:pPr>
+        <w:spacing w:before="0" w:after="40"/>
       </w:pPr>
       <w:r>
         <w:rPr>
@@ -5913,7 +7200,124 @@
           <w:i w:val="0"/>
           <w:sz w:val="20"/>
         </w:rPr>
-        <w:t xml:space="preserve">On the basis of the details provided by Client and Field verification, Fair Market Value of property to be mortgaged is valued NRs. </w:t>
+        <w:t>Type: {{ road_access }}</w:t>
+      </w:r>
+    </w:p>
+    <w:p>
+      <w:pPr>
+        <w:spacing w:before="80" w:after="40"/>
+      </w:pPr>
+      <w:r>
+        <w:rPr>
+          <w:b/>
+          <w:i w:val="0"/>
+          <w:sz w:val="20"/>
+        </w:rPr>
+        <w:t xml:space="preserve">GPS Co-ordinate: </w:t>
+      </w:r>
+      <w:r>
+        <w:rPr>
+          <w:b w:val="0"/>
+          <w:i w:val="0"/>
+          <w:sz w:val="20"/>
+        </w:rPr>
+        <w:t>{{ gps_coordinates }}</w:t>
+      </w:r>
+    </w:p>
+    <w:p>
+      <w:pPr>
+        <w:spacing w:before="120" w:after="0"/>
+      </w:pPr>
+    </w:p>
+    <w:p>
+      <w:pPr>
+        <w:spacing w:before="0" w:after="60"/>
+      </w:pPr>
+      <w:r>
+        <w:rPr>
+          <w:b/>
+          <w:i w:val="0"/>
+          <w:sz w:val="20"/>
+        </w:rPr>
+        <w:t>Remarks:</w:t>
+      </w:r>
+    </w:p>
+    <w:p>
+      <w:pPr>
+        <w:spacing w:before="0" w:after="40"/>
+      </w:pPr>
+      <w:r>
+        <w:rPr>
+          <w:b w:val="0"/>
+          <w:i w:val="0"/>
+          <w:sz w:val="20"/>
+        </w:rPr>
+        <w:t>{{ merit_1 }}</w:t>
+      </w:r>
+    </w:p>
+    <w:p>
+      <w:pPr>
+        <w:spacing w:before="0" w:after="40"/>
+      </w:pPr>
+      <w:r>
+        <w:rPr>
+          <w:b w:val="0"/>
+          <w:i w:val="0"/>
+          <w:sz w:val="20"/>
+        </w:rPr>
+        <w:t>{{ merit_2 }}</w:t>
+      </w:r>
+    </w:p>
+    <w:p>
+      <w:pPr>
+        <w:spacing w:before="0" w:after="40"/>
+      </w:pPr>
+      <w:r>
+        <w:rPr>
+          <w:b w:val="0"/>
+          <w:i w:val="0"/>
+          <w:sz w:val="20"/>
+        </w:rPr>
+        <w:t>{{ merit_3 }}</w:t>
+      </w:r>
+    </w:p>
+    <w:p>
+      <w:pPr>
+        <w:spacing w:before="0" w:after="40"/>
+      </w:pPr>
+      <w:r>
+        <w:rPr>
+          <w:b w:val="0"/>
+          <w:i w:val="0"/>
+          <w:sz w:val="20"/>
+        </w:rPr>
+        <w:t>{{ merit_4 }}</w:t>
+      </w:r>
+    </w:p>
+    <w:p>
+      <w:pPr>
+        <w:spacing w:before="0" w:after="40"/>
+      </w:pPr>
+      <w:r>
+        <w:rPr>
+          <w:b w:val="0"/>
+          <w:i w:val="0"/>
+          <w:sz w:val="20"/>
+        </w:rPr>
+        <w:t>{{ merit_5 }}</w:t>
+      </w:r>
+    </w:p>
+    <w:p>
+      <w:pPr>
+        <w:spacing w:before="120" w:after="40"/>
+      </w:pPr>
+      <w:r>
+        <w:rPr>
+          <w:b/>
+          <w:i w:val="0"/>
+          <w:sz w:val="20"/>
+        </w:rPr>
+        <w:t xml:space="preserve">Fair Market Value of Property (NRs.): </w:t>
       </w:r>
       <w:r>
         <w:rPr>
@@ -5922,14 +7326,6 @@
           <w:sz w:val="20"/>
         </w:rPr>
         <w:t>{{ fair_market_value }}</w:t>
-      </w:r>
-      <w:r>
-        <w:rPr>
-          <w:b w:val="0"/>
-          <w:i w:val="0"/>
-          <w:sz w:val="20"/>
-        </w:rPr>
-        <w:t>.</w:t>
       </w:r>
     </w:p>
     <w:p>
@@ -6122,16 +7518,17 @@
         <w:tblLook w:firstColumn="1" w:firstRow="1" w:lastColumn="0" w:lastRow="0" w:noHBand="0" w:noVBand="1" w:val="04A0"/>
       </w:tblPr>
       <w:tblGrid>
-        <w:gridCol w:w="1814"/>
-        <w:gridCol w:w="1814"/>
-        <w:gridCol w:w="1814"/>
-        <w:gridCol w:w="1814"/>
-        <w:gridCol w:w="1814"/>
+        <w:gridCol w:w="1512"/>
+        <w:gridCol w:w="1512"/>
+        <w:gridCol w:w="1512"/>
+        <w:gridCol w:w="1512"/>
+        <w:gridCol w:w="1512"/>
+        <w:gridCol w:w="1512"/>
       </w:tblGrid>
       <w:tr>
         <w:tc>
           <w:tcPr>
-            <w:tcW w:type="dxa" w:w="576"/>
+            <w:tcW w:type="dxa" w:w="504"/>
             <w:shd w:val="clear" w:color="auto" w:fill="1F3A2E"/>
           </w:tcPr>
           <w:p>
@@ -6147,7 +7544,7 @@
         </w:tc>
         <w:tc>
           <w:tcPr>
-            <w:tcW w:type="dxa" w:w="2880"/>
+            <w:tcW w:type="dxa" w:w="2448"/>
             <w:shd w:val="clear" w:color="auto" w:fill="1F3A2E"/>
           </w:tcPr>
           <w:p>
@@ -6163,7 +7560,7 @@
         </w:tc>
         <w:tc>
           <w:tcPr>
-            <w:tcW w:type="dxa" w:w="1296"/>
+            <w:tcW w:type="dxa" w:w="864"/>
             <w:shd w:val="clear" w:color="auto" w:fill="1F3A2E"/>
           </w:tcPr>
           <w:p>
@@ -6173,7 +7570,39 @@
                 <w:color w:val="FFFFFF"/>
                 <w:sz w:val="19"/>
               </w:rPr>
+              <w:t>Plot No.</w:t>
+            </w:r>
+          </w:p>
+        </w:tc>
+        <w:tc>
+          <w:tcPr>
+            <w:tcW w:type="dxa" w:w="1080"/>
+            <w:shd w:val="clear" w:color="auto" w:fill="1F3A2E"/>
+          </w:tcPr>
+          <w:p>
+            <w:r>
+              <w:rPr>
+                <w:b/>
+                <w:color w:val="FFFFFF"/>
+                <w:sz w:val="19"/>
+              </w:rPr>
               <w:t>Area (Aana)</w:t>
+            </w:r>
+          </w:p>
+        </w:tc>
+        <w:tc>
+          <w:tcPr>
+            <w:tcW w:type="dxa" w:w="1872"/>
+            <w:shd w:val="clear" w:color="auto" w:fill="1F3A2E"/>
+          </w:tcPr>
+          <w:p>
+            <w:r>
+              <w:rPr>
+                <w:b/>
+                <w:color w:val="FFFFFF"/>
+                <w:sz w:val="19"/>
+              </w:rPr>
+              <w:t>Rate per Aana (NRs.)</w:t>
             </w:r>
           </w:p>
         </w:tc>
@@ -6189,22 +7618,6 @@
                 <w:color w:val="FFFFFF"/>
                 <w:sz w:val="19"/>
               </w:rPr>
-              <w:t>Rate per Aana (NRs.)</w:t>
-            </w:r>
-          </w:p>
-        </w:tc>
-        <w:tc>
-          <w:tcPr>
-            <w:tcW w:type="dxa" w:w="2160"/>
-            <w:shd w:val="clear" w:color="auto" w:fill="1F3A2E"/>
-          </w:tcPr>
-          <w:p>
-            <w:r>
-              <w:rPr>
-                <w:b/>
-                <w:color w:val="FFFFFF"/>
-                <w:sz w:val="19"/>
-              </w:rPr>
               <w:t>Amount (NRs.)</w:t>
             </w:r>
           </w:p>
@@ -6213,7 +7626,7 @@
       <w:tr>
         <w:tc>
           <w:tcPr>
-            <w:tcW w:type="dxa" w:w="1814"/>
+            <w:tcW w:type="dxa" w:w="1512"/>
           </w:tcPr>
           <w:p>
             <w:r>
@@ -6226,7 +7639,7 @@
         </w:tc>
         <w:tc>
           <w:tcPr>
-            <w:tcW w:type="dxa" w:w="1814"/>
+            <w:tcW w:type="dxa" w:w="1512"/>
           </w:tcPr>
           <w:p>
             <w:r>
@@ -6239,7 +7652,20 @@
         </w:tc>
         <w:tc>
           <w:tcPr>
-            <w:tcW w:type="dxa" w:w="1814"/>
+            <w:tcW w:type="dxa" w:w="1512"/>
+          </w:tcPr>
+          <w:p>
+            <w:r>
+              <w:rPr>
+                <w:sz w:val="19"/>
+              </w:rPr>
+              <w:t>{{ plot_no }}</w:t>
+            </w:r>
+          </w:p>
+        </w:tc>
+        <w:tc>
+          <w:tcPr>
+            <w:tcW w:type="dxa" w:w="1512"/>
           </w:tcPr>
           <w:p>
             <w:r>
@@ -6252,7 +7678,7 @@
         </w:tc>
         <w:tc>
           <w:tcPr>
-            <w:tcW w:type="dxa" w:w="1814"/>
+            <w:tcW w:type="dxa" w:w="1512"/>
           </w:tcPr>
           <w:p>
             <w:r>
@@ -6265,7 +7691,7 @@
         </w:tc>
         <w:tc>
           <w:tcPr>
-            <w:tcW w:type="dxa" w:w="1814"/>
+            <w:tcW w:type="dxa" w:w="1512"/>
           </w:tcPr>
           <w:p>
             <w:r>
@@ -6280,7 +7706,7 @@
       <w:tr>
         <w:tc>
           <w:tcPr>
-            <w:tcW w:type="dxa" w:w="1814"/>
+            <w:tcW w:type="dxa" w:w="1512"/>
           </w:tcPr>
           <w:p>
             <w:r>
@@ -6293,7 +7719,7 @@
         </w:tc>
         <w:tc>
           <w:tcPr>
-            <w:tcW w:type="dxa" w:w="1814"/>
+            <w:tcW w:type="dxa" w:w="1512"/>
           </w:tcPr>
           <w:p>
             <w:r>
@@ -6306,7 +7732,19 @@
         </w:tc>
         <w:tc>
           <w:tcPr>
-            <w:tcW w:type="dxa" w:w="1814"/>
+            <w:tcW w:type="dxa" w:w="1512"/>
+          </w:tcPr>
+          <w:p>
+            <w:r>
+              <w:rPr>
+                <w:sz w:val="19"/>
+              </w:rPr>
+            </w:r>
+          </w:p>
+        </w:tc>
+        <w:tc>
+          <w:tcPr>
+            <w:tcW w:type="dxa" w:w="1512"/>
           </w:tcPr>
           <w:p>
             <w:r>
@@ -6319,7 +7757,7 @@
         </w:tc>
         <w:tc>
           <w:tcPr>
-            <w:tcW w:type="dxa" w:w="1814"/>
+            <w:tcW w:type="dxa" w:w="1512"/>
           </w:tcPr>
           <w:p>
             <w:r>
@@ -6332,7 +7770,7 @@
         </w:tc>
         <w:tc>
           <w:tcPr>
-            <w:tcW w:type="dxa" w:w="1814"/>
+            <w:tcW w:type="dxa" w:w="1512"/>
           </w:tcPr>
           <w:p>
             <w:r>
@@ -6347,56 +7785,69 @@
       <w:tr>
         <w:tc>
           <w:tcPr>
-            <w:tcW w:type="dxa" w:w="1814"/>
-          </w:tcPr>
-          <w:p>
-            <w:r>
-              <w:rPr>
-                <w:sz w:val="19"/>
-              </w:rPr>
-            </w:r>
-          </w:p>
-        </w:tc>
-        <w:tc>
-          <w:tcPr>
-            <w:tcW w:type="dxa" w:w="1814"/>
-          </w:tcPr>
-          <w:p>
-            <w:r>
-              <w:rPr>
-                <w:sz w:val="19"/>
-              </w:rPr>
-              <w:t>Fair Market Value of Land (50% Govt + 50% Market)</w:t>
-            </w:r>
-          </w:p>
-        </w:tc>
-        <w:tc>
-          <w:tcPr>
-            <w:tcW w:type="dxa" w:w="1814"/>
-          </w:tcPr>
-          <w:p>
-            <w:r>
-              <w:rPr>
-                <w:sz w:val="19"/>
-              </w:rPr>
-            </w:r>
-          </w:p>
-        </w:tc>
-        <w:tc>
-          <w:tcPr>
-            <w:tcW w:type="dxa" w:w="1814"/>
-          </w:tcPr>
-          <w:p>
-            <w:r>
-              <w:rPr>
-                <w:sz w:val="19"/>
-              </w:rPr>
-            </w:r>
-          </w:p>
-        </w:tc>
-        <w:tc>
-          <w:tcPr>
-            <w:tcW w:type="dxa" w:w="1814"/>
+            <w:tcW w:type="dxa" w:w="1512"/>
+          </w:tcPr>
+          <w:p>
+            <w:r>
+              <w:rPr>
+                <w:sz w:val="19"/>
+              </w:rPr>
+            </w:r>
+          </w:p>
+        </w:tc>
+        <w:tc>
+          <w:tcPr>
+            <w:tcW w:type="dxa" w:w="1512"/>
+          </w:tcPr>
+          <w:p>
+            <w:r>
+              <w:rPr>
+                <w:sz w:val="19"/>
+              </w:rPr>
+              <w:t>Fair Market Value of Land</w:t>
+            </w:r>
+          </w:p>
+        </w:tc>
+        <w:tc>
+          <w:tcPr>
+            <w:tcW w:type="dxa" w:w="1512"/>
+          </w:tcPr>
+          <w:p>
+            <w:r>
+              <w:rPr>
+                <w:sz w:val="19"/>
+              </w:rPr>
+            </w:r>
+          </w:p>
+        </w:tc>
+        <w:tc>
+          <w:tcPr>
+            <w:tcW w:type="dxa" w:w="1512"/>
+          </w:tcPr>
+          <w:p>
+            <w:r>
+              <w:rPr>
+                <w:sz w:val="19"/>
+              </w:rPr>
+            </w:r>
+          </w:p>
+        </w:tc>
+        <w:tc>
+          <w:tcPr>
+            <w:tcW w:type="dxa" w:w="1512"/>
+          </w:tcPr>
+          <w:p>
+            <w:r>
+              <w:rPr>
+                <w:sz w:val="19"/>
+              </w:rPr>
+              <w:t>Sum of 50% S.N.1 &amp; 50% S.N.2</w:t>
+            </w:r>
+          </w:p>
+        </w:tc>
+        <w:tc>
+          <w:tcPr>
+            <w:tcW w:type="dxa" w:w="1512"/>
           </w:tcPr>
           <w:p>
             <w:r>
@@ -6411,44 +7862,56 @@
       <w:tr>
         <w:tc>
           <w:tcPr>
-            <w:tcW w:type="dxa" w:w="1814"/>
-          </w:tcPr>
-          <w:p>
-            <w:r>
-              <w:rPr>
-                <w:sz w:val="19"/>
-              </w:rPr>
-            </w:r>
-          </w:p>
-        </w:tc>
-        <w:tc>
-          <w:tcPr>
-            <w:tcW w:type="dxa" w:w="1814"/>
-          </w:tcPr>
-          <w:p>
-            <w:r>
-              <w:rPr>
-                <w:sz w:val="19"/>
-              </w:rPr>
-              <w:t>Average FMV Rate per Aana</w:t>
-            </w:r>
-          </w:p>
-        </w:tc>
-        <w:tc>
-          <w:tcPr>
-            <w:tcW w:type="dxa" w:w="1814"/>
-          </w:tcPr>
-          <w:p>
-            <w:r>
-              <w:rPr>
-                <w:sz w:val="19"/>
-              </w:rPr>
-            </w:r>
-          </w:p>
-        </w:tc>
-        <w:tc>
-          <w:tcPr>
-            <w:tcW w:type="dxa" w:w="1814"/>
+            <w:tcW w:type="dxa" w:w="1512"/>
+          </w:tcPr>
+          <w:p>
+            <w:r>
+              <w:rPr>
+                <w:sz w:val="19"/>
+              </w:rPr>
+            </w:r>
+          </w:p>
+        </w:tc>
+        <w:tc>
+          <w:tcPr>
+            <w:tcW w:type="dxa" w:w="1512"/>
+          </w:tcPr>
+          <w:p>
+            <w:r>
+              <w:rPr>
+                <w:sz w:val="19"/>
+              </w:rPr>
+              <w:t>Average Rate of Land per Aana (50% Govt + 50% Market)</w:t>
+            </w:r>
+          </w:p>
+        </w:tc>
+        <w:tc>
+          <w:tcPr>
+            <w:tcW w:type="dxa" w:w="1512"/>
+          </w:tcPr>
+          <w:p>
+            <w:r>
+              <w:rPr>
+                <w:sz w:val="19"/>
+              </w:rPr>
+            </w:r>
+          </w:p>
+        </w:tc>
+        <w:tc>
+          <w:tcPr>
+            <w:tcW w:type="dxa" w:w="1512"/>
+          </w:tcPr>
+          <w:p>
+            <w:r>
+              <w:rPr>
+                <w:sz w:val="19"/>
+              </w:rPr>
+            </w:r>
+          </w:p>
+        </w:tc>
+        <w:tc>
+          <w:tcPr>
+            <w:tcW w:type="dxa" w:w="1512"/>
           </w:tcPr>
           <w:p>
             <w:r>
@@ -6461,7 +7924,7 @@
         </w:tc>
         <w:tc>
           <w:tcPr>
-            <w:tcW w:type="dxa" w:w="1814"/>
+            <w:tcW w:type="dxa" w:w="1512"/>
           </w:tcPr>
           <w:p>
             <w:r>
@@ -6475,12 +7938,65 @@
     </w:tbl>
     <w:p>
       <w:pPr>
-        <w:spacing w:before="120" w:after="0"/>
+        <w:spacing w:before="80" w:after="0"/>
       </w:pPr>
     </w:p>
     <w:p>
       <w:pPr>
+        <w:spacing w:before="0" w:after="0"/>
+      </w:pPr>
+      <w:r>
+        <w:rPr>
+          <w:b w:val="0"/>
+          <w:i w:val="0"/>
+          <w:sz w:val="18"/>
+        </w:rPr>
+        <w:t>50% Of Government Value Of Land  :  {{ govt_land_value }}</w:t>
+      </w:r>
+    </w:p>
+    <w:p>
+      <w:pPr>
+        <w:spacing w:before="0" w:after="0"/>
+      </w:pPr>
+      <w:r>
+        <w:rPr>
+          <w:b w:val="0"/>
+          <w:i w:val="0"/>
+          <w:sz w:val="18"/>
+        </w:rPr>
+        <w:t>50% Of Market Value Of Land       :  {{ market_land_value }}</w:t>
+      </w:r>
+    </w:p>
+    <w:p>
+      <w:pPr>
+        <w:spacing w:before="0" w:after="40"/>
+      </w:pPr>
+      <w:r>
+        <w:rPr>
+          <w:b w:val="0"/>
+          <w:i w:val="0"/>
+          <w:sz w:val="18"/>
+        </w:rPr>
+        <w:t xml:space="preserve">Total Fair Market Value Of Land  :  </w:t>
+      </w:r>
+      <w:r>
+        <w:rPr>
+          <w:b/>
+          <w:i w:val="0"/>
+          <w:sz w:val="18"/>
+        </w:rPr>
+        <w:t>{{ fair_market_value_land }}</w:t>
+      </w:r>
+    </w:p>
+    <w:p>
+      <w:pPr>
+        <w:spacing w:before="120" w:after="0"/>
+      </w:pPr>
+    </w:p>
+    <w:p>
+      <w:pPr>
         <w:spacing w:before="0" w:after="80"/>
+        <w:jc w:val="center"/>
       </w:pPr>
       <w:r>
         <w:rPr>
@@ -6498,15 +8014,16 @@
         <w:tblLook w:firstColumn="1" w:firstRow="1" w:lastColumn="0" w:lastRow="0" w:noHBand="0" w:noVBand="1" w:val="04A0"/>
       </w:tblPr>
       <w:tblGrid>
-        <w:gridCol w:w="2268"/>
-        <w:gridCol w:w="2268"/>
-        <w:gridCol w:w="2268"/>
-        <w:gridCol w:w="2268"/>
+        <w:gridCol w:w="1814"/>
+        <w:gridCol w:w="1814"/>
+        <w:gridCol w:w="1814"/>
+        <w:gridCol w:w="1814"/>
+        <w:gridCol w:w="1814"/>
       </w:tblGrid>
       <w:tr>
         <w:tc>
           <w:tcPr>
-            <w:tcW w:type="dxa" w:w="576"/>
+            <w:tcW w:type="dxa" w:w="504"/>
             <w:shd w:val="clear" w:color="auto" w:fill="1F3A2E"/>
           </w:tcPr>
           <w:p>
@@ -6522,7 +8039,7 @@
         </w:tc>
         <w:tc>
           <w:tcPr>
-            <w:tcW w:type="dxa" w:w="2592"/>
+            <w:tcW w:type="dxa" w:w="2376"/>
             <w:shd w:val="clear" w:color="auto" w:fill="1F3A2E"/>
           </w:tcPr>
           <w:p>
@@ -6538,7 +8055,7 @@
         </w:tc>
         <w:tc>
           <w:tcPr>
-            <w:tcW w:type="dxa" w:w="2880"/>
+            <w:tcW w:type="dxa" w:w="2160"/>
             <w:shd w:val="clear" w:color="auto" w:fill="1F3A2E"/>
           </w:tcPr>
           <w:p>
@@ -6554,7 +8071,7 @@
         </w:tc>
         <w:tc>
           <w:tcPr>
-            <w:tcW w:type="dxa" w:w="2880"/>
+            <w:tcW w:type="dxa" w:w="2160"/>
             <w:shd w:val="clear" w:color="auto" w:fill="1F3A2E"/>
           </w:tcPr>
           <w:p>
@@ -6568,11 +8085,27 @@
             </w:r>
           </w:p>
         </w:tc>
+        <w:tc>
+          <w:tcPr>
+            <w:tcW w:type="dxa" w:w="1728"/>
+            <w:shd w:val="clear" w:color="auto" w:fill="1F3A2E"/>
+          </w:tcPr>
+          <w:p>
+            <w:r>
+              <w:rPr>
+                <w:b/>
+                <w:color w:val="FFFFFF"/>
+                <w:sz w:val="19"/>
+              </w:rPr>
+              <w:t>Say (FMV)</w:t>
+            </w:r>
+          </w:p>
+        </w:tc>
       </w:tr>
       <w:tr>
         <w:tc>
           <w:tcPr>
-            <w:tcW w:type="dxa" w:w="2268"/>
+            <w:tcW w:type="dxa" w:w="1814"/>
           </w:tcPr>
           <w:p>
             <w:r>
@@ -6585,7 +8118,7 @@
         </w:tc>
         <w:tc>
           <w:tcPr>
-            <w:tcW w:type="dxa" w:w="2268"/>
+            <w:tcW w:type="dxa" w:w="1814"/>
           </w:tcPr>
           <w:p>
             <w:r>
@@ -6598,7 +8131,7 @@
         </w:tc>
         <w:tc>
           <w:tcPr>
-            <w:tcW w:type="dxa" w:w="2268"/>
+            <w:tcW w:type="dxa" w:w="1814"/>
           </w:tcPr>
           <w:p>
             <w:r>
@@ -6611,7 +8144,20 @@
         </w:tc>
         <w:tc>
           <w:tcPr>
-            <w:tcW w:type="dxa" w:w="2268"/>
+            <w:tcW w:type="dxa" w:w="1814"/>
+          </w:tcPr>
+          <w:p>
+            <w:r>
+              <w:rPr>
+                <w:sz w:val="19"/>
+              </w:rPr>
+              <w:t>{{ fair_market_value_land }}</w:t>
+            </w:r>
+          </w:p>
+        </w:tc>
+        <w:tc>
+          <w:tcPr>
+            <w:tcW w:type="dxa" w:w="1814"/>
           </w:tcPr>
           <w:p>
             <w:r>
@@ -6626,7 +8172,7 @@
       <w:tr>
         <w:tc>
           <w:tcPr>
-            <w:tcW w:type="dxa" w:w="2268"/>
+            <w:tcW w:type="dxa" w:w="1814"/>
           </w:tcPr>
           <w:p>
             <w:r>
@@ -6639,7 +8185,7 @@
         </w:tc>
         <w:tc>
           <w:tcPr>
-            <w:tcW w:type="dxa" w:w="2268"/>
+            <w:tcW w:type="dxa" w:w="1814"/>
           </w:tcPr>
           <w:p>
             <w:r>
@@ -6652,7 +8198,7 @@
         </w:tc>
         <w:tc>
           <w:tcPr>
-            <w:tcW w:type="dxa" w:w="2268"/>
+            <w:tcW w:type="dxa" w:w="1814"/>
           </w:tcPr>
           <w:p>
             <w:r>
@@ -6665,7 +8211,20 @@
         </w:tc>
         <w:tc>
           <w:tcPr>
-            <w:tcW w:type="dxa" w:w="2268"/>
+            <w:tcW w:type="dxa" w:w="1814"/>
+          </w:tcPr>
+          <w:p>
+            <w:r>
+              <w:rPr>
+                <w:sz w:val="19"/>
+              </w:rPr>
+              <w:t>{{ fair_market_value_building }}</w:t>
+            </w:r>
+          </w:p>
+        </w:tc>
+        <w:tc>
+          <w:tcPr>
+            <w:tcW w:type="dxa" w:w="1814"/>
           </w:tcPr>
           <w:p>
             <w:r>
@@ -6680,19 +8239,19 @@
       <w:tr>
         <w:tc>
           <w:tcPr>
-            <w:tcW w:type="dxa" w:w="2268"/>
-          </w:tcPr>
-          <w:p>
-            <w:r>
-              <w:rPr>
-                <w:sz w:val="19"/>
-              </w:rPr>
-            </w:r>
-          </w:p>
-        </w:tc>
-        <w:tc>
-          <w:tcPr>
-            <w:tcW w:type="dxa" w:w="2268"/>
+            <w:tcW w:type="dxa" w:w="1814"/>
+          </w:tcPr>
+          <w:p>
+            <w:r>
+              <w:rPr>
+                <w:sz w:val="19"/>
+              </w:rPr>
+            </w:r>
+          </w:p>
+        </w:tc>
+        <w:tc>
+          <w:tcPr>
+            <w:tcW w:type="dxa" w:w="1814"/>
           </w:tcPr>
           <w:p>
             <w:r>
@@ -6705,7 +8264,7 @@
         </w:tc>
         <w:tc>
           <w:tcPr>
-            <w:tcW w:type="dxa" w:w="2268"/>
+            <w:tcW w:type="dxa" w:w="1814"/>
           </w:tcPr>
           <w:p>
             <w:r>
@@ -6718,7 +8277,20 @@
         </w:tc>
         <w:tc>
           <w:tcPr>
-            <w:tcW w:type="dxa" w:w="2268"/>
+            <w:tcW w:type="dxa" w:w="1814"/>
+          </w:tcPr>
+          <w:p>
+            <w:r>
+              <w:rPr>
+                <w:sz w:val="19"/>
+              </w:rPr>
+              <w:t>{{ fair_market_value }}</w:t>
+            </w:r>
+          </w:p>
+        </w:tc>
+        <w:tc>
+          <w:tcPr>
+            <w:tcW w:type="dxa" w:w="1814"/>
           </w:tcPr>
           <w:p>
             <w:r>
@@ -7239,6 +8811,1299 @@
                 <w:sz w:val="20"/>
               </w:rPr>
               <w:t>Mobile No: {{ firm_phone }}</w:t>
+            </w:r>
+          </w:p>
+        </w:tc>
+      </w:tr>
+    </w:tbl>
+    <w:p>
+      <w:r>
+        <w:br w:type="page"/>
+      </w:r>
+    </w:p>
+    <w:p>
+      <w:pPr>
+        <w:spacing w:before="0" w:after="120"/>
+      </w:pPr>
+      <w:r>
+        <w:rPr>
+          <w:b/>
+          <w:i w:val="0"/>
+          <w:sz w:val="24"/>
+        </w:rPr>
+        <w:t>13. Site Measurement of the Land (Area Calculation)</w:t>
+      </w:r>
+    </w:p>
+    <w:p>
+      <w:pPr>
+        <w:spacing w:before="0" w:after="80"/>
+      </w:pPr>
+      <w:r>
+        <w:rPr>
+          <w:b/>
+          <w:i w:val="0"/>
+          <w:sz w:val="20"/>
+        </w:rPr>
+        <w:t>A. Total Land Area as per Measurement</w:t>
+      </w:r>
+    </w:p>
+    <w:tbl>
+      <w:tblPr>
+        <w:tblStyle w:val="TableGrid"/>
+        <w:tblW w:type="auto" w:w="0"/>
+        <w:tblLook w:firstColumn="1" w:firstRow="1" w:lastColumn="0" w:lastRow="0" w:noHBand="0" w:noVBand="1" w:val="04A0"/>
+      </w:tblPr>
+      <w:tblGrid>
+        <w:gridCol w:w="1296"/>
+        <w:gridCol w:w="1296"/>
+        <w:gridCol w:w="1296"/>
+        <w:gridCol w:w="1296"/>
+        <w:gridCol w:w="1296"/>
+        <w:gridCol w:w="1296"/>
+        <w:gridCol w:w="1296"/>
+      </w:tblGrid>
+      <w:tr>
+        <w:tc>
+          <w:tcPr>
+            <w:tcW w:type="dxa" w:w="1008"/>
+            <w:shd w:val="clear" w:color="auto" w:fill="1F3A2E"/>
+          </w:tcPr>
+          <w:p>
+            <w:r>
+              <w:rPr>
+                <w:b/>
+                <w:color w:val="FFFFFF"/>
+                <w:sz w:val="19"/>
+              </w:rPr>
+              <w:t>Triangle</w:t>
+            </w:r>
+          </w:p>
+        </w:tc>
+        <w:tc>
+          <w:tcPr>
+            <w:tcW w:type="dxa" w:w="1224"/>
+            <w:shd w:val="clear" w:color="auto" w:fill="1F3A2E"/>
+          </w:tcPr>
+          <w:p>
+            <w:r>
+              <w:rPr>
+                <w:b/>
+                <w:color w:val="FFFFFF"/>
+                <w:sz w:val="19"/>
+              </w:rPr>
+              <w:t>Side a (ft)</w:t>
+            </w:r>
+          </w:p>
+        </w:tc>
+        <w:tc>
+          <w:tcPr>
+            <w:tcW w:type="dxa" w:w="1224"/>
+            <w:shd w:val="clear" w:color="auto" w:fill="1F3A2E"/>
+          </w:tcPr>
+          <w:p>
+            <w:r>
+              <w:rPr>
+                <w:b/>
+                <w:color w:val="FFFFFF"/>
+                <w:sz w:val="19"/>
+              </w:rPr>
+              <w:t>Side b (ft)</w:t>
+            </w:r>
+          </w:p>
+        </w:tc>
+        <w:tc>
+          <w:tcPr>
+            <w:tcW w:type="dxa" w:w="1224"/>
+            <w:shd w:val="clear" w:color="auto" w:fill="1F3A2E"/>
+          </w:tcPr>
+          <w:p>
+            <w:r>
+              <w:rPr>
+                <w:b/>
+                <w:color w:val="FFFFFF"/>
+                <w:sz w:val="19"/>
+              </w:rPr>
+              <w:t>Side c (ft)</w:t>
+            </w:r>
+          </w:p>
+        </w:tc>
+        <w:tc>
+          <w:tcPr>
+            <w:tcW w:type="dxa" w:w="1224"/>
+            <w:shd w:val="clear" w:color="auto" w:fill="1F3A2E"/>
+          </w:tcPr>
+          <w:p>
+            <w:r>
+              <w:rPr>
+                <w:b/>
+                <w:color w:val="FFFFFF"/>
+                <w:sz w:val="19"/>
+              </w:rPr>
+              <w:t>S=(a+b+c)/2</w:t>
+            </w:r>
+          </w:p>
+        </w:tc>
+        <w:tc>
+          <w:tcPr>
+            <w:tcW w:type="dxa" w:w="1296"/>
+            <w:shd w:val="clear" w:color="auto" w:fill="1F3A2E"/>
+          </w:tcPr>
+          <w:p>
+            <w:r>
+              <w:rPr>
+                <w:b/>
+                <w:color w:val="FFFFFF"/>
+                <w:sz w:val="19"/>
+              </w:rPr>
+              <w:t>Total (Sqft)</w:t>
+            </w:r>
+          </w:p>
+        </w:tc>
+        <w:tc>
+          <w:tcPr>
+            <w:tcW w:type="dxa" w:w="1152"/>
+            <w:shd w:val="clear" w:color="auto" w:fill="1F3A2E"/>
+          </w:tcPr>
+          <w:p>
+            <w:r>
+              <w:rPr>
+                <w:b/>
+                <w:color w:val="FFFFFF"/>
+                <w:sz w:val="19"/>
+              </w:rPr>
+              <w:t>Land (Aana)</w:t>
+            </w:r>
+          </w:p>
+        </w:tc>
+      </w:tr>
+      <w:tr>
+        <w:tc>
+          <w:tcPr>
+            <w:tcW w:type="dxa" w:w="1296"/>
+          </w:tcPr>
+          <w:p>
+            <w:r>
+              <w:rPr>
+                <w:sz w:val="19"/>
+              </w:rPr>
+              <w:t>A</w:t>
+            </w:r>
+          </w:p>
+        </w:tc>
+        <w:tc>
+          <w:tcPr>
+            <w:tcW w:type="dxa" w:w="1296"/>
+          </w:tcPr>
+          <w:p>
+            <w:r>
+              <w:rPr>
+                <w:sz w:val="19"/>
+              </w:rPr>
+              <w:t>—</w:t>
+            </w:r>
+          </w:p>
+        </w:tc>
+        <w:tc>
+          <w:tcPr>
+            <w:tcW w:type="dxa" w:w="1296"/>
+          </w:tcPr>
+          <w:p>
+            <w:r>
+              <w:rPr>
+                <w:sz w:val="19"/>
+              </w:rPr>
+              <w:t>—</w:t>
+            </w:r>
+          </w:p>
+        </w:tc>
+        <w:tc>
+          <w:tcPr>
+            <w:tcW w:type="dxa" w:w="1296"/>
+          </w:tcPr>
+          <w:p>
+            <w:r>
+              <w:rPr>
+                <w:sz w:val="19"/>
+              </w:rPr>
+              <w:t>—</w:t>
+            </w:r>
+          </w:p>
+        </w:tc>
+        <w:tc>
+          <w:tcPr>
+            <w:tcW w:type="dxa" w:w="1296"/>
+          </w:tcPr>
+          <w:p>
+            <w:r>
+              <w:rPr>
+                <w:sz w:val="19"/>
+              </w:rPr>
+              <w:t>—</w:t>
+            </w:r>
+          </w:p>
+        </w:tc>
+        <w:tc>
+          <w:tcPr>
+            <w:tcW w:type="dxa" w:w="1296"/>
+          </w:tcPr>
+          <w:p>
+            <w:r>
+              <w:rPr>
+                <w:sz w:val="19"/>
+              </w:rPr>
+              <w:t>—</w:t>
+            </w:r>
+          </w:p>
+        </w:tc>
+        <w:tc>
+          <w:tcPr>
+            <w:tcW w:type="dxa" w:w="1296"/>
+          </w:tcPr>
+          <w:p>
+            <w:r>
+              <w:rPr>
+                <w:sz w:val="19"/>
+              </w:rPr>
+              <w:t>—</w:t>
+            </w:r>
+          </w:p>
+        </w:tc>
+      </w:tr>
+      <w:tr>
+        <w:tc>
+          <w:tcPr>
+            <w:tcW w:type="dxa" w:w="1296"/>
+          </w:tcPr>
+          <w:p>
+            <w:r>
+              <w:rPr>
+                <w:sz w:val="19"/>
+              </w:rPr>
+              <w:t>B</w:t>
+            </w:r>
+          </w:p>
+        </w:tc>
+        <w:tc>
+          <w:tcPr>
+            <w:tcW w:type="dxa" w:w="1296"/>
+          </w:tcPr>
+          <w:p>
+            <w:r>
+              <w:rPr>
+                <w:sz w:val="19"/>
+              </w:rPr>
+              <w:t>—</w:t>
+            </w:r>
+          </w:p>
+        </w:tc>
+        <w:tc>
+          <w:tcPr>
+            <w:tcW w:type="dxa" w:w="1296"/>
+          </w:tcPr>
+          <w:p>
+            <w:r>
+              <w:rPr>
+                <w:sz w:val="19"/>
+              </w:rPr>
+              <w:t>—</w:t>
+            </w:r>
+          </w:p>
+        </w:tc>
+        <w:tc>
+          <w:tcPr>
+            <w:tcW w:type="dxa" w:w="1296"/>
+          </w:tcPr>
+          <w:p>
+            <w:r>
+              <w:rPr>
+                <w:sz w:val="19"/>
+              </w:rPr>
+              <w:t>—</w:t>
+            </w:r>
+          </w:p>
+        </w:tc>
+        <w:tc>
+          <w:tcPr>
+            <w:tcW w:type="dxa" w:w="1296"/>
+          </w:tcPr>
+          <w:p>
+            <w:r>
+              <w:rPr>
+                <w:sz w:val="19"/>
+              </w:rPr>
+              <w:t>—</w:t>
+            </w:r>
+          </w:p>
+        </w:tc>
+        <w:tc>
+          <w:tcPr>
+            <w:tcW w:type="dxa" w:w="1296"/>
+          </w:tcPr>
+          <w:p>
+            <w:r>
+              <w:rPr>
+                <w:sz w:val="19"/>
+              </w:rPr>
+              <w:t>—</w:t>
+            </w:r>
+          </w:p>
+        </w:tc>
+        <w:tc>
+          <w:tcPr>
+            <w:tcW w:type="dxa" w:w="1296"/>
+          </w:tcPr>
+          <w:p>
+            <w:r>
+              <w:rPr>
+                <w:sz w:val="19"/>
+              </w:rPr>
+              <w:t>—</w:t>
+            </w:r>
+          </w:p>
+        </w:tc>
+      </w:tr>
+      <w:tr>
+        <w:tc>
+          <w:tcPr>
+            <w:tcW w:type="dxa" w:w="1296"/>
+          </w:tcPr>
+          <w:p>
+            <w:r>
+              <w:rPr>
+                <w:b/>
+                <w:sz w:val="19"/>
+              </w:rPr>
+              <w:t>Total</w:t>
+            </w:r>
+          </w:p>
+        </w:tc>
+        <w:tc>
+          <w:tcPr>
+            <w:tcW w:type="dxa" w:w="1296"/>
+          </w:tcPr>
+          <w:p/>
+        </w:tc>
+        <w:tc>
+          <w:tcPr>
+            <w:tcW w:type="dxa" w:w="1296"/>
+          </w:tcPr>
+          <w:p/>
+        </w:tc>
+        <w:tc>
+          <w:tcPr>
+            <w:tcW w:type="dxa" w:w="1296"/>
+          </w:tcPr>
+          <w:p/>
+        </w:tc>
+        <w:tc>
+          <w:tcPr>
+            <w:tcW w:type="dxa" w:w="1296"/>
+          </w:tcPr>
+          <w:p/>
+        </w:tc>
+        <w:tc>
+          <w:tcPr>
+            <w:tcW w:type="dxa" w:w="1296"/>
+          </w:tcPr>
+          <w:p>
+            <w:r>
+              <w:rPr>
+                <w:b/>
+                <w:sz w:val="19"/>
+              </w:rPr>
+              <w:t>{{ land_area_meas_sqft }}</w:t>
+            </w:r>
+          </w:p>
+        </w:tc>
+        <w:tc>
+          <w:tcPr>
+            <w:tcW w:type="dxa" w:w="1296"/>
+          </w:tcPr>
+          <w:p>
+            <w:r>
+              <w:rPr>
+                <w:b/>
+                <w:sz w:val="19"/>
+              </w:rPr>
+              <w:t>{{ land_area_measured }}</w:t>
+            </w:r>
+          </w:p>
+        </w:tc>
+      </w:tr>
+    </w:tbl>
+    <w:p>
+      <w:pPr>
+        <w:spacing w:before="160" w:after="0"/>
+      </w:pPr>
+    </w:p>
+    <w:p>
+      <w:pPr>
+        <w:spacing w:before="0" w:after="80"/>
+      </w:pPr>
+      <w:r>
+        <w:rPr>
+          <w:b/>
+          <w:i w:val="0"/>
+          <w:sz w:val="20"/>
+        </w:rPr>
+        <w:t>B. Total Land Area as per Measurement after Deduction</w:t>
+      </w:r>
+    </w:p>
+    <w:tbl>
+      <w:tblPr>
+        <w:tblStyle w:val="TableGrid"/>
+        <w:tblW w:type="auto" w:w="0"/>
+        <w:tblLook w:firstColumn="1" w:firstRow="1" w:lastColumn="0" w:lastRow="0" w:noHBand="0" w:noVBand="1" w:val="04A0"/>
+      </w:tblPr>
+      <w:tblGrid>
+        <w:gridCol w:w="1296"/>
+        <w:gridCol w:w="1296"/>
+        <w:gridCol w:w="1296"/>
+        <w:gridCol w:w="1296"/>
+        <w:gridCol w:w="1296"/>
+        <w:gridCol w:w="1296"/>
+        <w:gridCol w:w="1296"/>
+      </w:tblGrid>
+      <w:tr>
+        <w:tc>
+          <w:tcPr>
+            <w:tcW w:type="dxa" w:w="1008"/>
+            <w:shd w:val="clear" w:color="auto" w:fill="1F3A2E"/>
+          </w:tcPr>
+          <w:p>
+            <w:r>
+              <w:rPr>
+                <w:b/>
+                <w:color w:val="FFFFFF"/>
+                <w:sz w:val="19"/>
+              </w:rPr>
+              <w:t>Triangle</w:t>
+            </w:r>
+          </w:p>
+        </w:tc>
+        <w:tc>
+          <w:tcPr>
+            <w:tcW w:type="dxa" w:w="1224"/>
+            <w:shd w:val="clear" w:color="auto" w:fill="1F3A2E"/>
+          </w:tcPr>
+          <w:p>
+            <w:r>
+              <w:rPr>
+                <w:b/>
+                <w:color w:val="FFFFFF"/>
+                <w:sz w:val="19"/>
+              </w:rPr>
+              <w:t>Side a (ft)</w:t>
+            </w:r>
+          </w:p>
+        </w:tc>
+        <w:tc>
+          <w:tcPr>
+            <w:tcW w:type="dxa" w:w="1224"/>
+            <w:shd w:val="clear" w:color="auto" w:fill="1F3A2E"/>
+          </w:tcPr>
+          <w:p>
+            <w:r>
+              <w:rPr>
+                <w:b/>
+                <w:color w:val="FFFFFF"/>
+                <w:sz w:val="19"/>
+              </w:rPr>
+              <w:t>Side b (ft)</w:t>
+            </w:r>
+          </w:p>
+        </w:tc>
+        <w:tc>
+          <w:tcPr>
+            <w:tcW w:type="dxa" w:w="1224"/>
+            <w:shd w:val="clear" w:color="auto" w:fill="1F3A2E"/>
+          </w:tcPr>
+          <w:p>
+            <w:r>
+              <w:rPr>
+                <w:b/>
+                <w:color w:val="FFFFFF"/>
+                <w:sz w:val="19"/>
+              </w:rPr>
+              <w:t>Side c (ft)</w:t>
+            </w:r>
+          </w:p>
+        </w:tc>
+        <w:tc>
+          <w:tcPr>
+            <w:tcW w:type="dxa" w:w="1224"/>
+            <w:shd w:val="clear" w:color="auto" w:fill="1F3A2E"/>
+          </w:tcPr>
+          <w:p>
+            <w:r>
+              <w:rPr>
+                <w:b/>
+                <w:color w:val="FFFFFF"/>
+                <w:sz w:val="19"/>
+              </w:rPr>
+              <w:t>S=(a+b+c)/2</w:t>
+            </w:r>
+          </w:p>
+        </w:tc>
+        <w:tc>
+          <w:tcPr>
+            <w:tcW w:type="dxa" w:w="1296"/>
+            <w:shd w:val="clear" w:color="auto" w:fill="1F3A2E"/>
+          </w:tcPr>
+          <w:p>
+            <w:r>
+              <w:rPr>
+                <w:b/>
+                <w:color w:val="FFFFFF"/>
+                <w:sz w:val="19"/>
+              </w:rPr>
+              <w:t>Total (Sqft)</w:t>
+            </w:r>
+          </w:p>
+        </w:tc>
+        <w:tc>
+          <w:tcPr>
+            <w:tcW w:type="dxa" w:w="1152"/>
+            <w:shd w:val="clear" w:color="auto" w:fill="1F3A2E"/>
+          </w:tcPr>
+          <w:p>
+            <w:r>
+              <w:rPr>
+                <w:b/>
+                <w:color w:val="FFFFFF"/>
+                <w:sz w:val="19"/>
+              </w:rPr>
+              <w:t>Land (Aana)</w:t>
+            </w:r>
+          </w:p>
+        </w:tc>
+      </w:tr>
+      <w:tr>
+        <w:tc>
+          <w:tcPr>
+            <w:tcW w:type="dxa" w:w="1296"/>
+          </w:tcPr>
+          <w:p>
+            <w:r>
+              <w:rPr>
+                <w:sz w:val="19"/>
+              </w:rPr>
+              <w:t>A</w:t>
+            </w:r>
+          </w:p>
+        </w:tc>
+        <w:tc>
+          <w:tcPr>
+            <w:tcW w:type="dxa" w:w="1296"/>
+          </w:tcPr>
+          <w:p>
+            <w:r>
+              <w:rPr>
+                <w:sz w:val="19"/>
+              </w:rPr>
+              <w:t>—</w:t>
+            </w:r>
+          </w:p>
+        </w:tc>
+        <w:tc>
+          <w:tcPr>
+            <w:tcW w:type="dxa" w:w="1296"/>
+          </w:tcPr>
+          <w:p>
+            <w:r>
+              <w:rPr>
+                <w:sz w:val="19"/>
+              </w:rPr>
+              <w:t>—</w:t>
+            </w:r>
+          </w:p>
+        </w:tc>
+        <w:tc>
+          <w:tcPr>
+            <w:tcW w:type="dxa" w:w="1296"/>
+          </w:tcPr>
+          <w:p>
+            <w:r>
+              <w:rPr>
+                <w:sz w:val="19"/>
+              </w:rPr>
+              <w:t>—</w:t>
+            </w:r>
+          </w:p>
+        </w:tc>
+        <w:tc>
+          <w:tcPr>
+            <w:tcW w:type="dxa" w:w="1296"/>
+          </w:tcPr>
+          <w:p>
+            <w:r>
+              <w:rPr>
+                <w:sz w:val="19"/>
+              </w:rPr>
+              <w:t>—</w:t>
+            </w:r>
+          </w:p>
+        </w:tc>
+        <w:tc>
+          <w:tcPr>
+            <w:tcW w:type="dxa" w:w="1296"/>
+          </w:tcPr>
+          <w:p>
+            <w:r>
+              <w:rPr>
+                <w:sz w:val="19"/>
+              </w:rPr>
+              <w:t>—</w:t>
+            </w:r>
+          </w:p>
+        </w:tc>
+        <w:tc>
+          <w:tcPr>
+            <w:tcW w:type="dxa" w:w="1296"/>
+          </w:tcPr>
+          <w:p>
+            <w:r>
+              <w:rPr>
+                <w:sz w:val="19"/>
+              </w:rPr>
+              <w:t>—</w:t>
+            </w:r>
+          </w:p>
+        </w:tc>
+      </w:tr>
+      <w:tr>
+        <w:tc>
+          <w:tcPr>
+            <w:tcW w:type="dxa" w:w="1296"/>
+          </w:tcPr>
+          <w:p>
+            <w:r>
+              <w:rPr>
+                <w:sz w:val="19"/>
+              </w:rPr>
+              <w:t>B</w:t>
+            </w:r>
+          </w:p>
+        </w:tc>
+        <w:tc>
+          <w:tcPr>
+            <w:tcW w:type="dxa" w:w="1296"/>
+          </w:tcPr>
+          <w:p>
+            <w:r>
+              <w:rPr>
+                <w:sz w:val="19"/>
+              </w:rPr>
+              <w:t>—</w:t>
+            </w:r>
+          </w:p>
+        </w:tc>
+        <w:tc>
+          <w:tcPr>
+            <w:tcW w:type="dxa" w:w="1296"/>
+          </w:tcPr>
+          <w:p>
+            <w:r>
+              <w:rPr>
+                <w:sz w:val="19"/>
+              </w:rPr>
+              <w:t>—</w:t>
+            </w:r>
+          </w:p>
+        </w:tc>
+        <w:tc>
+          <w:tcPr>
+            <w:tcW w:type="dxa" w:w="1296"/>
+          </w:tcPr>
+          <w:p>
+            <w:r>
+              <w:rPr>
+                <w:sz w:val="19"/>
+              </w:rPr>
+              <w:t>—</w:t>
+            </w:r>
+          </w:p>
+        </w:tc>
+        <w:tc>
+          <w:tcPr>
+            <w:tcW w:type="dxa" w:w="1296"/>
+          </w:tcPr>
+          <w:p>
+            <w:r>
+              <w:rPr>
+                <w:sz w:val="19"/>
+              </w:rPr>
+              <w:t>—</w:t>
+            </w:r>
+          </w:p>
+        </w:tc>
+        <w:tc>
+          <w:tcPr>
+            <w:tcW w:type="dxa" w:w="1296"/>
+          </w:tcPr>
+          <w:p>
+            <w:r>
+              <w:rPr>
+                <w:sz w:val="19"/>
+              </w:rPr>
+              <w:t>—</w:t>
+            </w:r>
+          </w:p>
+        </w:tc>
+        <w:tc>
+          <w:tcPr>
+            <w:tcW w:type="dxa" w:w="1296"/>
+          </w:tcPr>
+          <w:p>
+            <w:r>
+              <w:rPr>
+                <w:sz w:val="19"/>
+              </w:rPr>
+              <w:t>—</w:t>
+            </w:r>
+          </w:p>
+        </w:tc>
+      </w:tr>
+      <w:tr>
+        <w:tc>
+          <w:tcPr>
+            <w:tcW w:type="dxa" w:w="1296"/>
+          </w:tcPr>
+          <w:p>
+            <w:r>
+              <w:rPr>
+                <w:b/>
+                <w:sz w:val="19"/>
+              </w:rPr>
+              <w:t>Total</w:t>
+            </w:r>
+          </w:p>
+        </w:tc>
+        <w:tc>
+          <w:tcPr>
+            <w:tcW w:type="dxa" w:w="1296"/>
+          </w:tcPr>
+          <w:p/>
+        </w:tc>
+        <w:tc>
+          <w:tcPr>
+            <w:tcW w:type="dxa" w:w="1296"/>
+          </w:tcPr>
+          <w:p/>
+        </w:tc>
+        <w:tc>
+          <w:tcPr>
+            <w:tcW w:type="dxa" w:w="1296"/>
+          </w:tcPr>
+          <w:p/>
+        </w:tc>
+        <w:tc>
+          <w:tcPr>
+            <w:tcW w:type="dxa" w:w="1296"/>
+          </w:tcPr>
+          <w:p/>
+        </w:tc>
+        <w:tc>
+          <w:tcPr>
+            <w:tcW w:type="dxa" w:w="1296"/>
+          </w:tcPr>
+          <w:p>
+            <w:r>
+              <w:rPr>
+                <w:b/>
+                <w:sz w:val="19"/>
+              </w:rPr>
+              <w:t>{{ land_area_deducted }}</w:t>
+            </w:r>
+          </w:p>
+        </w:tc>
+        <w:tc>
+          <w:tcPr>
+            <w:tcW w:type="dxa" w:w="1296"/>
+          </w:tcPr>
+          <w:p>
+            <w:r>
+              <w:rPr>
+                <w:b/>
+                <w:sz w:val="19"/>
+              </w:rPr>
+              <w:t>{{ deduct_a }}</w:t>
+            </w:r>
+          </w:p>
+        </w:tc>
+      </w:tr>
+    </w:tbl>
+    <w:p>
+      <w:pPr>
+        <w:spacing w:before="160" w:after="0"/>
+      </w:pPr>
+    </w:p>
+    <w:p>
+      <w:pPr>
+        <w:spacing w:before="0" w:after="80"/>
+      </w:pPr>
+      <w:r>
+        <w:rPr>
+          <w:b/>
+          <w:i w:val="0"/>
+          <w:sz w:val="20"/>
+        </w:rPr>
+        <w:t>C. Total Land Area as per Lalpurja</w:t>
+      </w:r>
+    </w:p>
+    <w:tbl>
+      <w:tblPr>
+        <w:tblStyle w:val="TableGrid"/>
+        <w:tblW w:type="auto" w:w="0"/>
+        <w:tblLook w:firstColumn="1" w:firstRow="1" w:lastColumn="0" w:lastRow="0" w:noHBand="0" w:noVBand="1" w:val="04A0"/>
+      </w:tblPr>
+      <w:tblGrid>
+        <w:gridCol w:w="1296"/>
+        <w:gridCol w:w="1296"/>
+        <w:gridCol w:w="1296"/>
+        <w:gridCol w:w="1296"/>
+        <w:gridCol w:w="1296"/>
+        <w:gridCol w:w="1296"/>
+        <w:gridCol w:w="1296"/>
+      </w:tblGrid>
+      <w:tr>
+        <w:tc>
+          <w:tcPr>
+            <w:tcW w:type="dxa" w:w="2880"/>
+            <w:shd w:val="clear" w:color="auto" w:fill="1F3A2E"/>
+          </w:tcPr>
+          <w:p>
+            <w:r>
+              <w:rPr>
+                <w:b/>
+                <w:color w:val="FFFFFF"/>
+                <w:sz w:val="19"/>
+              </w:rPr>
+              <w:t>Location</w:t>
+            </w:r>
+          </w:p>
+        </w:tc>
+        <w:tc>
+          <w:tcPr>
+            <w:tcW w:type="dxa" w:w="1008"/>
+            <w:shd w:val="clear" w:color="auto" w:fill="1F3A2E"/>
+          </w:tcPr>
+          <w:p>
+            <w:r>
+              <w:rPr>
+                <w:b/>
+                <w:color w:val="FFFFFF"/>
+                <w:sz w:val="19"/>
+              </w:rPr>
+              <w:t>Plot No.</w:t>
+            </w:r>
+          </w:p>
+        </w:tc>
+        <w:tc>
+          <w:tcPr>
+            <w:tcW w:type="dxa" w:w="720"/>
+            <w:shd w:val="clear" w:color="auto" w:fill="1F3A2E"/>
+          </w:tcPr>
+          <w:p>
+            <w:r>
+              <w:rPr>
+                <w:b/>
+                <w:color w:val="FFFFFF"/>
+                <w:sz w:val="19"/>
+              </w:rPr>
+              <w:t>R</w:t>
+            </w:r>
+          </w:p>
+        </w:tc>
+        <w:tc>
+          <w:tcPr>
+            <w:tcW w:type="dxa" w:w="720"/>
+            <w:shd w:val="clear" w:color="auto" w:fill="1F3A2E"/>
+          </w:tcPr>
+          <w:p>
+            <w:r>
+              <w:rPr>
+                <w:b/>
+                <w:color w:val="FFFFFF"/>
+                <w:sz w:val="19"/>
+              </w:rPr>
+              <w:t>A</w:t>
+            </w:r>
+          </w:p>
+        </w:tc>
+        <w:tc>
+          <w:tcPr>
+            <w:tcW w:type="dxa" w:w="720"/>
+            <w:shd w:val="clear" w:color="auto" w:fill="1F3A2E"/>
+          </w:tcPr>
+          <w:p>
+            <w:r>
+              <w:rPr>
+                <w:b/>
+                <w:color w:val="FFFFFF"/>
+                <w:sz w:val="19"/>
+              </w:rPr>
+              <w:t>P</w:t>
+            </w:r>
+          </w:p>
+        </w:tc>
+        <w:tc>
+          <w:tcPr>
+            <w:tcW w:type="dxa" w:w="720"/>
+            <w:shd w:val="clear" w:color="auto" w:fill="1F3A2E"/>
+          </w:tcPr>
+          <w:p>
+            <w:r>
+              <w:rPr>
+                <w:b/>
+                <w:color w:val="FFFFFF"/>
+                <w:sz w:val="19"/>
+              </w:rPr>
+              <w:t>D</w:t>
+            </w:r>
+          </w:p>
+        </w:tc>
+        <w:tc>
+          <w:tcPr>
+            <w:tcW w:type="dxa" w:w="1152"/>
+            <w:shd w:val="clear" w:color="auto" w:fill="1F3A2E"/>
+          </w:tcPr>
+          <w:p>
+            <w:r>
+              <w:rPr>
+                <w:b/>
+                <w:color w:val="FFFFFF"/>
+                <w:sz w:val="19"/>
+              </w:rPr>
+              <w:t>Sqft</w:t>
+            </w:r>
+          </w:p>
+        </w:tc>
+      </w:tr>
+      <w:tr>
+        <w:tc>
+          <w:tcPr>
+            <w:tcW w:type="dxa" w:w="1296"/>
+          </w:tcPr>
+          <w:p>
+            <w:r>
+              <w:rPr>
+                <w:sz w:val="19"/>
+              </w:rPr>
+              <w:t>{{ property_location_full }}</w:t>
+            </w:r>
+          </w:p>
+        </w:tc>
+        <w:tc>
+          <w:tcPr>
+            <w:tcW w:type="dxa" w:w="1296"/>
+          </w:tcPr>
+          <w:p>
+            <w:r>
+              <w:rPr>
+                <w:sz w:val="19"/>
+              </w:rPr>
+              <w:t>{{ plot_no }}</w:t>
+            </w:r>
+          </w:p>
+        </w:tc>
+        <w:tc>
+          <w:tcPr>
+            <w:tcW w:type="dxa" w:w="1296"/>
+          </w:tcPr>
+          <w:p>
+            <w:r>
+              <w:rPr>
+                <w:sz w:val="19"/>
+              </w:rPr>
+              <w:t>{{ lorc_r }}</w:t>
+            </w:r>
+          </w:p>
+        </w:tc>
+        <w:tc>
+          <w:tcPr>
+            <w:tcW w:type="dxa" w:w="1296"/>
+          </w:tcPr>
+          <w:p>
+            <w:r>
+              <w:rPr>
+                <w:sz w:val="19"/>
+              </w:rPr>
+              <w:t>{{ lorc_a }}</w:t>
+            </w:r>
+          </w:p>
+        </w:tc>
+        <w:tc>
+          <w:tcPr>
+            <w:tcW w:type="dxa" w:w="1296"/>
+          </w:tcPr>
+          <w:p>
+            <w:r>
+              <w:rPr>
+                <w:sz w:val="19"/>
+              </w:rPr>
+              <w:t>{{ lorc_p }}</w:t>
+            </w:r>
+          </w:p>
+        </w:tc>
+        <w:tc>
+          <w:tcPr>
+            <w:tcW w:type="dxa" w:w="1296"/>
+          </w:tcPr>
+          <w:p>
+            <w:r>
+              <w:rPr>
+                <w:sz w:val="19"/>
+              </w:rPr>
+              <w:t>{{ lorc_d }}</w:t>
+            </w:r>
+          </w:p>
+        </w:tc>
+        <w:tc>
+          <w:tcPr>
+            <w:tcW w:type="dxa" w:w="1296"/>
+          </w:tcPr>
+          <w:p>
+            <w:r>
+              <w:rPr>
+                <w:sz w:val="19"/>
+              </w:rPr>
+              <w:t>{{ land_area_lorc_sqft }}</w:t>
+            </w:r>
+          </w:p>
+        </w:tc>
+      </w:tr>
+      <w:tr>
+        <w:tc>
+          <w:tcPr>
+            <w:tcW w:type="dxa" w:w="1296"/>
+          </w:tcPr>
+          <w:p>
+            <w:r>
+              <w:rPr>
+                <w:b/>
+                <w:sz w:val="19"/>
+              </w:rPr>
+              <w:t>Total</w:t>
+            </w:r>
+          </w:p>
+        </w:tc>
+        <w:tc>
+          <w:tcPr>
+            <w:tcW w:type="dxa" w:w="1296"/>
+          </w:tcPr>
+          <w:p/>
+        </w:tc>
+        <w:tc>
+          <w:tcPr>
+            <w:tcW w:type="dxa" w:w="1296"/>
+          </w:tcPr>
+          <w:p/>
+        </w:tc>
+        <w:tc>
+          <w:tcPr>
+            <w:tcW w:type="dxa" w:w="1296"/>
+          </w:tcPr>
+          <w:p/>
+        </w:tc>
+        <w:tc>
+          <w:tcPr>
+            <w:tcW w:type="dxa" w:w="1296"/>
+          </w:tcPr>
+          <w:p/>
+        </w:tc>
+        <w:tc>
+          <w:tcPr>
+            <w:tcW w:type="dxa" w:w="1296"/>
+          </w:tcPr>
+          <w:p/>
+        </w:tc>
+        <w:tc>
+          <w:tcPr>
+            <w:tcW w:type="dxa" w:w="1296"/>
+          </w:tcPr>
+          <w:p>
+            <w:r>
+              <w:rPr>
+                <w:b/>
+                <w:sz w:val="19"/>
+              </w:rPr>
+              <w:t>{{ land_area_lorc_sqft }}</w:t>
+            </w:r>
+          </w:p>
+        </w:tc>
+      </w:tr>
+    </w:tbl>
+    <w:p>
+      <w:pPr>
+        <w:spacing w:before="160" w:after="0"/>
+      </w:pPr>
+    </w:p>
+    <w:p>
+      <w:pPr>
+        <w:spacing w:before="0" w:after="80"/>
+      </w:pPr>
+      <w:r>
+        <w:rPr>
+          <w:b/>
+          <w:i w:val="0"/>
+          <w:sz w:val="20"/>
+        </w:rPr>
+        <w:t>Summary</w:t>
+      </w:r>
+    </w:p>
+    <w:tbl>
+      <w:tblPr>
+        <w:tblStyle w:val="TableGrid"/>
+        <w:tblW w:type="auto" w:w="0"/>
+        <w:tblLook w:firstColumn="1" w:firstRow="1" w:lastColumn="0" w:lastRow="0" w:noHBand="0" w:noVBand="1" w:val="04A0"/>
+      </w:tblPr>
+      <w:tblGrid>
+        <w:gridCol w:w="4536"/>
+        <w:gridCol w:w="4536"/>
+      </w:tblGrid>
+      <w:tr>
+        <w:tc>
+          <w:tcPr>
+            <w:tcW w:type="dxa" w:w="5040"/>
+            <w:shd w:val="clear" w:color="auto" w:fill="1F3A2E"/>
+          </w:tcPr>
+          <w:p>
+            <w:r>
+              <w:rPr>
+                <w:b/>
+                <w:color w:val="FFFFFF"/>
+                <w:sz w:val="19"/>
+              </w:rPr>
+              <w:t>Particulars</w:t>
+            </w:r>
+          </w:p>
+        </w:tc>
+        <w:tc>
+          <w:tcPr>
+            <w:tcW w:type="dxa" w:w="3888"/>
+            <w:shd w:val="clear" w:color="auto" w:fill="1F3A2E"/>
+          </w:tcPr>
+          <w:p>
+            <w:r>
+              <w:rPr>
+                <w:b/>
+                <w:color w:val="FFFFFF"/>
+                <w:sz w:val="19"/>
+              </w:rPr>
+              <w:t>Area (Sqft)</w:t>
+            </w:r>
+          </w:p>
+        </w:tc>
+      </w:tr>
+      <w:tr>
+        <w:tc>
+          <w:tcPr>
+            <w:tcW w:type="dxa" w:w="4536"/>
+          </w:tcPr>
+          <w:p>
+            <w:r>
+              <w:rPr>
+                <w:sz w:val="19"/>
+              </w:rPr>
+              <w:t>Area as per Lalpurja</w:t>
+            </w:r>
+          </w:p>
+        </w:tc>
+        <w:tc>
+          <w:tcPr>
+            <w:tcW w:type="dxa" w:w="4536"/>
+          </w:tcPr>
+          <w:p>
+            <w:r>
+              <w:rPr>
+                <w:sz w:val="19"/>
+              </w:rPr>
+              <w:t>{{ land_area_lorc_sqft }}</w:t>
+            </w:r>
+          </w:p>
+        </w:tc>
+      </w:tr>
+      <w:tr>
+        <w:tc>
+          <w:tcPr>
+            <w:tcW w:type="dxa" w:w="4536"/>
+          </w:tcPr>
+          <w:p>
+            <w:r>
+              <w:rPr>
+                <w:sz w:val="19"/>
+              </w:rPr>
+              <w:t>Area as per Measurement</w:t>
+            </w:r>
+          </w:p>
+        </w:tc>
+        <w:tc>
+          <w:tcPr>
+            <w:tcW w:type="dxa" w:w="4536"/>
+          </w:tcPr>
+          <w:p>
+            <w:r>
+              <w:rPr>
+                <w:sz w:val="19"/>
+              </w:rPr>
+              <w:t>{{ land_area_meas_sqft }}</w:t>
+            </w:r>
+          </w:p>
+        </w:tc>
+      </w:tr>
+      <w:tr>
+        <w:tc>
+          <w:tcPr>
+            <w:tcW w:type="dxa" w:w="4536"/>
+          </w:tcPr>
+          <w:p>
+            <w:r>
+              <w:rPr>
+                <w:sz w:val="19"/>
+              </w:rPr>
+              <w:t>Area after Deduction</w:t>
+            </w:r>
+          </w:p>
+        </w:tc>
+        <w:tc>
+          <w:tcPr>
+            <w:tcW w:type="dxa" w:w="4536"/>
+          </w:tcPr>
+          <w:p>
+            <w:r>
+              <w:rPr>
+                <w:sz w:val="19"/>
+              </w:rPr>
+              <w:t>{{ land_area_deducted }}</w:t>
+            </w:r>
+          </w:p>
+        </w:tc>
+      </w:tr>
+      <w:tr>
+        <w:tc>
+          <w:tcPr>
+            <w:tcW w:type="dxa" w:w="4536"/>
+          </w:tcPr>
+          <w:p>
+            <w:r>
+              <w:rPr>
+                <w:sz w:val="19"/>
+              </w:rPr>
+              <w:t>Area Considered for Valuation</w:t>
+            </w:r>
+          </w:p>
+        </w:tc>
+        <w:tc>
+          <w:tcPr>
+            <w:tcW w:type="dxa" w:w="4536"/>
+          </w:tcPr>
+          <w:p>
+            <w:r>
+              <w:rPr>
+                <w:sz w:val="19"/>
+              </w:rPr>
+              <w:t>{{ land_area_considered }}</w:t>
             </w:r>
           </w:p>
         </w:tc>

--- a/backend/templates/proposal_template.docx
+++ b/backend/templates/proposal_template.docx
@@ -769,32 +769,61 @@
       </w:pPr>
     </w:p>
     <w:tbl>
+      <w:tblGrid>
+        <w:gridCol w:w="510"/>
+        <w:gridCol w:w="1587"/>
+        <w:gridCol w:w="1814"/>
+        <w:gridCol w:w="680"/>
+        <w:gridCol w:w="1077"/>
+        <w:gridCol w:w="1134"/>
+        <w:gridCol w:w="1020"/>
+        <w:gridCol w:w="1020"/>
+        <w:gridCol w:w="794"/>
+        <w:gridCol w:w="567"/>
+      </w:tblGrid>
       <w:tblPr>
         <w:tblStyle w:val="TableGrid"/>
         <w:tblW w:type="auto" w:w="0"/>
         <w:tblLook w:firstColumn="1" w:firstRow="1" w:lastColumn="0" w:lastRow="0" w:noHBand="0" w:noVBand="1" w:val="04A0"/>
       </w:tblPr>
       <w:tblGrid>
-        <w:gridCol w:w="1134"/>
-        <w:gridCol w:w="1134"/>
-        <w:gridCol w:w="1134"/>
-        <w:gridCol w:w="1134"/>
-        <w:gridCol w:w="1134"/>
-        <w:gridCol w:w="1134"/>
-        <w:gridCol w:w="1134"/>
-        <w:gridCol w:w="1134"/>
+        <w:gridCol w:w="1021"/>
+        <w:gridCol w:w="1021"/>
+        <w:gridCol w:w="1021"/>
+        <w:gridCol w:w="1021"/>
+        <w:gridCol w:w="1021"/>
+        <w:gridCol w:w="1021"/>
+        <w:gridCol w:w="1021"/>
+        <w:gridCol w:w="1021"/>
+        <w:gridCol w:w="1021"/>
+        <w:gridCol w:w="1021"/>
       </w:tblGrid>
       <w:tr>
-        <w:tc>
-          <w:tcPr>
-            <w:tcW w:type="dxa" w:w="504"/>
-            <w:shd w:val="clear" w:color="auto" w:fill="1F3A2E"/>
-          </w:tcPr>
-          <w:p>
+        <w:trPr>
+          <w:trHeight w:val="500" w:hRule="atLeast"/>
+        </w:trPr>
+        <w:tc>
+          <w:tcPr>
+            <w:tcW w:type="dxa" w:w="510"/>
+            <w:tcBorders>
+              <w:top w:val="single" w:sz="6" w:color="B8CCE4" w:space="0"/>
+              <w:left w:val="single" w:sz="6" w:color="B8CCE4" w:space="0"/>
+              <w:bottom w:val="single" w:sz="6" w:color="B8CCE4" w:space="0"/>
+              <w:right w:val="single" w:sz="6" w:color="B8CCE4" w:space="0"/>
+            </w:tcBorders>
+            <w:shd w:val="clear" w:color="auto" w:fill="D9E1F2"/>
+            <w:vAlign w:val="center"/>
+            <w:vMerge w:val="restart"/>
+          </w:tcPr>
+          <w:p>
+            <w:pPr>
+              <w:spacing w:before="20" w:after="20"/>
+              <w:jc w:val="center"/>
+            </w:pPr>
             <w:r>
               <w:rPr>
                 <w:b/>
-                <w:color w:val="FFFFFF"/>
+                <w:i w:val="0"/>
                 <w:sz w:val="19"/>
               </w:rPr>
               <w:t>S.N.</w:t>
@@ -803,306 +832,954 @@
         </w:tc>
         <w:tc>
           <w:tcPr>
-            <w:tcW w:type="dxa" w:w="1872"/>
-            <w:shd w:val="clear" w:color="auto" w:fill="1F3A2E"/>
-          </w:tcPr>
-          <w:p>
+            <w:tcW w:type="dxa" w:w="1587"/>
+            <w:tcBorders>
+              <w:top w:val="single" w:sz="6" w:color="B8CCE4" w:space="0"/>
+              <w:left w:val="single" w:sz="6" w:color="B8CCE4" w:space="0"/>
+              <w:bottom w:val="single" w:sz="6" w:color="B8CCE4" w:space="0"/>
+              <w:right w:val="single" w:sz="6" w:color="B8CCE4" w:space="0"/>
+            </w:tcBorders>
+            <w:shd w:val="clear" w:color="auto" w:fill="D9E1F2"/>
+            <w:vAlign w:val="center"/>
+            <w:vMerge w:val="restart"/>
+          </w:tcPr>
+          <w:p>
+            <w:pPr>
+              <w:spacing w:before="20" w:after="20"/>
+              <w:jc w:val="center"/>
+            </w:pPr>
             <w:r>
               <w:rPr>
                 <w:b/>
-                <w:color w:val="FFFFFF"/>
-                <w:sz w:val="19"/>
-              </w:rPr>
-              <w:t>Owner</w:t>
-            </w:r>
-          </w:p>
-        </w:tc>
-        <w:tc>
-          <w:tcPr>
-            <w:tcW w:type="dxa" w:w="2160"/>
-            <w:shd w:val="clear" w:color="auto" w:fill="1F3A2E"/>
-          </w:tcPr>
-          <w:p>
+                <w:i w:val="0"/>
+                <w:sz w:val="19"/>
+              </w:rPr>
+              <w:t>Owner of the</w:t>
+              <w:br/>
+              <w:t>property</w:t>
+            </w:r>
+          </w:p>
+        </w:tc>
+        <w:tc>
+          <w:tcPr>
+            <w:tcW w:type="dxa" w:w="1814"/>
+            <w:tcBorders>
+              <w:top w:val="single" w:sz="6" w:color="B8CCE4" w:space="0"/>
+              <w:left w:val="single" w:sz="6" w:color="B8CCE4" w:space="0"/>
+              <w:bottom w:val="single" w:sz="6" w:color="B8CCE4" w:space="0"/>
+              <w:right w:val="single" w:sz="6" w:color="B8CCE4" w:space="0"/>
+            </w:tcBorders>
+            <w:shd w:val="clear" w:color="auto" w:fill="D9E1F2"/>
+            <w:vAlign w:val="center"/>
+            <w:vMerge w:val="restart"/>
+          </w:tcPr>
+          <w:p>
+            <w:pPr>
+              <w:spacing w:before="20" w:after="20"/>
+              <w:jc w:val="center"/>
+            </w:pPr>
             <w:r>
               <w:rPr>
                 <w:b/>
-                <w:color w:val="FFFFFF"/>
-                <w:sz w:val="19"/>
-              </w:rPr>
-              <w:t>Location</w:t>
-            </w:r>
-          </w:p>
-        </w:tc>
-        <w:tc>
-          <w:tcPr>
-            <w:tcW w:type="dxa" w:w="792"/>
-            <w:shd w:val="clear" w:color="auto" w:fill="1F3A2E"/>
-          </w:tcPr>
-          <w:p>
+                <w:i w:val="0"/>
+                <w:sz w:val="19"/>
+              </w:rPr>
+              <w:t>Location of</w:t>
+              <w:br/>
+              <w:t>Property</w:t>
+            </w:r>
+          </w:p>
+        </w:tc>
+        <w:tc>
+          <w:tcPr>
+            <w:tcW w:type="dxa" w:w="680"/>
+            <w:tcBorders>
+              <w:top w:val="single" w:sz="6" w:color="B8CCE4" w:space="0"/>
+              <w:left w:val="single" w:sz="6" w:color="B8CCE4" w:space="0"/>
+              <w:bottom w:val="single" w:sz="6" w:color="B8CCE4" w:space="0"/>
+              <w:right w:val="single" w:sz="6" w:color="B8CCE4" w:space="0"/>
+            </w:tcBorders>
+            <w:shd w:val="clear" w:color="auto" w:fill="D9E1F2"/>
+            <w:vAlign w:val="center"/>
+            <w:vMerge w:val="restart"/>
+          </w:tcPr>
+          <w:p>
+            <w:pPr>
+              <w:spacing w:before="20" w:after="20"/>
+              <w:jc w:val="center"/>
+            </w:pPr>
             <w:r>
               <w:rPr>
                 <w:b/>
-                <w:color w:val="FFFFFF"/>
-                <w:sz w:val="19"/>
-              </w:rPr>
-              <w:t>Plot No.</w:t>
-            </w:r>
-          </w:p>
-        </w:tc>
-        <w:tc>
-          <w:tcPr>
-            <w:tcW w:type="dxa" w:w="1080"/>
-            <w:shd w:val="clear" w:color="auto" w:fill="1F3A2E"/>
-          </w:tcPr>
-          <w:p>
+                <w:i w:val="0"/>
+                <w:sz w:val="19"/>
+              </w:rPr>
+              <w:t>Plot</w:t>
+              <w:br/>
+              <w:t>No.</w:t>
+            </w:r>
+          </w:p>
+        </w:tc>
+        <w:tc>
+          <w:tcPr>
+            <w:tcW w:type="dxa" w:w="3231"/>
+            <w:gridSpan w:val="3"/>
+            <w:tcBorders>
+              <w:top w:val="single" w:sz="6" w:color="B8CCE4" w:space="0"/>
+              <w:left w:val="single" w:sz="6" w:color="B8CCE4" w:space="0"/>
+              <w:bottom w:val="single" w:sz="6" w:color="B8CCE4" w:space="0"/>
+              <w:right w:val="single" w:sz="6" w:color="B8CCE4" w:space="0"/>
+            </w:tcBorders>
+            <w:shd w:val="clear" w:color="auto" w:fill="D9E1F2"/>
+            <w:vAlign w:val="center"/>
+          </w:tcPr>
+          <w:p>
+            <w:pPr>
+              <w:spacing w:before="20" w:after="20"/>
+              <w:jc w:val="center"/>
+            </w:pPr>
             <w:r>
               <w:rPr>
                 <w:b/>
-                <w:color w:val="FFFFFF"/>
-                <w:sz w:val="19"/>
-              </w:rPr>
-              <w:t>Lalpurja</w:t>
-              <w:br/>
-              <w:t>(Sq.m)</w:t>
-            </w:r>
-          </w:p>
-        </w:tc>
-        <w:tc>
-          <w:tcPr>
-            <w:tcW w:type="dxa" w:w="1080"/>
-            <w:shd w:val="clear" w:color="auto" w:fill="1F3A2E"/>
-          </w:tcPr>
-          <w:p>
+                <w:i w:val="0"/>
+                <w:sz w:val="19"/>
+              </w:rPr>
+              <w:t>Details of Land (Area in Square Meter)</w:t>
+            </w:r>
+          </w:p>
+        </w:tc>
+        <w:tc>
+          <w:tcPr>
+            <w:tcW w:type="dxa" w:w="2381"/>
+            <w:gridSpan w:val="3"/>
+            <w:tcBorders>
+              <w:top w:val="single" w:sz="6" w:color="B8CCE4" w:space="0"/>
+              <w:left w:val="single" w:sz="6" w:color="B8CCE4" w:space="0"/>
+              <w:bottom w:val="single" w:sz="6" w:color="B8CCE4" w:space="0"/>
+              <w:right w:val="single" w:sz="6" w:color="B8CCE4" w:space="0"/>
+            </w:tcBorders>
+            <w:shd w:val="clear" w:color="auto" w:fill="D9E1F2"/>
+            <w:vAlign w:val="center"/>
+          </w:tcPr>
+          <w:p>
+            <w:pPr>
+              <w:spacing w:before="20" w:after="20"/>
+              <w:jc w:val="center"/>
+            </w:pPr>
             <w:r>
               <w:rPr>
                 <w:b/>
-                <w:color w:val="FFFFFF"/>
-                <w:sz w:val="19"/>
-              </w:rPr>
-              <w:t>Measured</w:t>
-              <w:br/>
-              <w:t>(Sq.m)</w:t>
-            </w:r>
-          </w:p>
-        </w:tc>
-        <w:tc>
-          <w:tcPr>
-            <w:tcW w:type="dxa" w:w="1296"/>
-            <w:shd w:val="clear" w:color="auto" w:fill="1F3A2E"/>
-          </w:tcPr>
-          <w:p>
-            <w:r>
-              <w:rPr>
-                <w:b/>
-                <w:color w:val="FFFFFF"/>
-                <w:sz w:val="19"/>
-              </w:rPr>
-              <w:t>FMV (NRs.)</w:t>
-            </w:r>
-          </w:p>
-        </w:tc>
-        <w:tc>
-          <w:tcPr>
-            <w:tcW w:type="dxa" w:w="1008"/>
-            <w:shd w:val="clear" w:color="auto" w:fill="1F3A2E"/>
-          </w:tcPr>
-          <w:p>
-            <w:r>
-              <w:rPr>
-                <w:b/>
-                <w:color w:val="FFFFFF"/>
-                <w:sz w:val="19"/>
-              </w:rPr>
-              <w:t>Building</w:t>
+                <w:i w:val="0"/>
+                <w:sz w:val="19"/>
+              </w:rPr>
+              <w:t>Description of the Building</w:t>
             </w:r>
           </w:p>
         </w:tc>
       </w:tr>
       <w:tr>
+        <w:trPr>
+          <w:trHeight w:val="480" w:hRule="atLeast"/>
+        </w:trPr>
+        <w:tc>
+          <w:tcPr>
+            <w:tcW w:type="dxa" w:w="510"/>
+            <w:tcBorders>
+              <w:top w:val="single" w:sz="6" w:color="B8CCE4" w:space="0"/>
+              <w:left w:val="single" w:sz="6" w:color="B8CCE4" w:space="0"/>
+              <w:bottom w:val="single" w:sz="6" w:color="B8CCE4" w:space="0"/>
+              <w:right w:val="single" w:sz="6" w:color="B8CCE4" w:space="0"/>
+            </w:tcBorders>
+            <w:vMerge/>
+            <w:shd w:val="clear" w:color="auto" w:fill="D9E1F2"/>
+            <w:vAlign w:val="center"/>
+          </w:tcPr>
+          <w:p/>
+        </w:tc>
+        <w:tc>
+          <w:tcPr>
+            <w:tcW w:type="dxa" w:w="1587"/>
+            <w:tcBorders>
+              <w:top w:val="single" w:sz="6" w:color="B8CCE4" w:space="0"/>
+              <w:left w:val="single" w:sz="6" w:color="B8CCE4" w:space="0"/>
+              <w:bottom w:val="single" w:sz="6" w:color="B8CCE4" w:space="0"/>
+              <w:right w:val="single" w:sz="6" w:color="B8CCE4" w:space="0"/>
+            </w:tcBorders>
+            <w:vMerge/>
+            <w:shd w:val="clear" w:color="auto" w:fill="D9E1F2"/>
+            <w:vAlign w:val="center"/>
+          </w:tcPr>
+          <w:p/>
+        </w:tc>
+        <w:tc>
+          <w:tcPr>
+            <w:tcW w:type="dxa" w:w="1814"/>
+            <w:tcBorders>
+              <w:top w:val="single" w:sz="6" w:color="B8CCE4" w:space="0"/>
+              <w:left w:val="single" w:sz="6" w:color="B8CCE4" w:space="0"/>
+              <w:bottom w:val="single" w:sz="6" w:color="B8CCE4" w:space="0"/>
+              <w:right w:val="single" w:sz="6" w:color="B8CCE4" w:space="0"/>
+            </w:tcBorders>
+            <w:vMerge/>
+            <w:shd w:val="clear" w:color="auto" w:fill="D9E1F2"/>
+            <w:vAlign w:val="center"/>
+          </w:tcPr>
+          <w:p/>
+        </w:tc>
+        <w:tc>
+          <w:tcPr>
+            <w:tcW w:type="dxa" w:w="680"/>
+            <w:tcBorders>
+              <w:top w:val="single" w:sz="6" w:color="B8CCE4" w:space="0"/>
+              <w:left w:val="single" w:sz="6" w:color="B8CCE4" w:space="0"/>
+              <w:bottom w:val="single" w:sz="6" w:color="B8CCE4" w:space="0"/>
+              <w:right w:val="single" w:sz="6" w:color="B8CCE4" w:space="0"/>
+            </w:tcBorders>
+            <w:vMerge/>
+            <w:shd w:val="clear" w:color="auto" w:fill="D9E1F2"/>
+            <w:vAlign w:val="center"/>
+          </w:tcPr>
+          <w:p/>
+        </w:tc>
+        <w:tc>
+          <w:tcPr>
+            <w:tcW w:type="dxa" w:w="1077"/>
+            <w:tcBorders>
+              <w:top w:val="single" w:sz="6" w:color="B8CCE4" w:space="0"/>
+              <w:left w:val="single" w:sz="6" w:color="B8CCE4" w:space="0"/>
+              <w:bottom w:val="single" w:sz="6" w:color="B8CCE4" w:space="0"/>
+              <w:right w:val="single" w:sz="6" w:color="B8CCE4" w:space="0"/>
+            </w:tcBorders>
+            <w:shd w:val="clear" w:color="auto" w:fill="D9E1F2"/>
+            <w:vAlign w:val="center"/>
+          </w:tcPr>
+          <w:p>
+            <w:pPr>
+              <w:spacing w:before="20" w:after="20"/>
+              <w:jc w:val="center"/>
+            </w:pPr>
+            <w:r>
+              <w:rPr>
+                <w:b/>
+                <w:i w:val="0"/>
+                <w:sz w:val="18"/>
+              </w:rPr>
+              <w:t>Area as per</w:t>
+              <w:br/>
+              <w:t>Lalpurja</w:t>
+            </w:r>
+          </w:p>
+        </w:tc>
         <w:tc>
           <w:tcPr>
             <w:tcW w:type="dxa" w:w="1134"/>
-          </w:tcPr>
-          <w:p>
-            <w:r>
-              <w:rPr>
+            <w:tcBorders>
+              <w:top w:val="single" w:sz="6" w:color="B8CCE4" w:space="0"/>
+              <w:left w:val="single" w:sz="6" w:color="B8CCE4" w:space="0"/>
+              <w:bottom w:val="single" w:sz="6" w:color="B8CCE4" w:space="0"/>
+              <w:right w:val="single" w:sz="6" w:color="B8CCE4" w:space="0"/>
+            </w:tcBorders>
+            <w:shd w:val="clear" w:color="auto" w:fill="D9E1F2"/>
+            <w:vAlign w:val="center"/>
+          </w:tcPr>
+          <w:p>
+            <w:pPr>
+              <w:spacing w:before="20" w:after="20"/>
+              <w:jc w:val="center"/>
+            </w:pPr>
+            <w:r>
+              <w:rPr>
+                <w:b/>
+                <w:i w:val="0"/>
                 <w:sz w:val="18"/>
               </w:rPr>
-              <w:t>1</w:t>
-            </w:r>
-          </w:p>
-        </w:tc>
-        <w:tc>
-          <w:tcPr>
-            <w:tcW w:type="dxa" w:w="1134"/>
-          </w:tcPr>
-          <w:p>
-            <w:r>
-              <w:rPr>
+              <w:t>Area as per</w:t>
+              <w:br/>
+              <w:t>Measurement</w:t>
+            </w:r>
+          </w:p>
+        </w:tc>
+        <w:tc>
+          <w:tcPr>
+            <w:tcW w:type="dxa" w:w="1020"/>
+            <w:tcBorders>
+              <w:top w:val="single" w:sz="6" w:color="B8CCE4" w:space="0"/>
+              <w:left w:val="single" w:sz="6" w:color="B8CCE4" w:space="0"/>
+              <w:bottom w:val="single" w:sz="6" w:color="B8CCE4" w:space="0"/>
+              <w:right w:val="single" w:sz="6" w:color="B8CCE4" w:space="0"/>
+            </w:tcBorders>
+            <w:shd w:val="clear" w:color="auto" w:fill="D9E1F2"/>
+            <w:vAlign w:val="center"/>
+          </w:tcPr>
+          <w:p>
+            <w:pPr>
+              <w:spacing w:before="20" w:after="20"/>
+              <w:jc w:val="center"/>
+            </w:pPr>
+            <w:r>
+              <w:rPr>
+                <w:b/>
+                <w:i w:val="0"/>
                 <w:sz w:val="18"/>
               </w:rPr>
-              <w:t>{{ owners_plain }}</w:t>
-            </w:r>
-          </w:p>
-        </w:tc>
-        <w:tc>
-          <w:tcPr>
-            <w:tcW w:type="dxa" w:w="1134"/>
-          </w:tcPr>
-          <w:p>
-            <w:r>
-              <w:rPr>
+              <w:t>Amount</w:t>
+            </w:r>
+          </w:p>
+        </w:tc>
+        <w:tc>
+          <w:tcPr>
+            <w:tcW w:type="dxa" w:w="1020"/>
+            <w:tcBorders>
+              <w:top w:val="single" w:sz="6" w:color="B8CCE4" w:space="0"/>
+              <w:left w:val="single" w:sz="6" w:color="B8CCE4" w:space="0"/>
+              <w:bottom w:val="single" w:sz="6" w:color="B8CCE4" w:space="0"/>
+              <w:right w:val="single" w:sz="6" w:color="B8CCE4" w:space="0"/>
+            </w:tcBorders>
+            <w:shd w:val="clear" w:color="auto" w:fill="D9E1F2"/>
+            <w:vAlign w:val="center"/>
+          </w:tcPr>
+          <w:p>
+            <w:pPr>
+              <w:spacing w:before="20" w:after="20"/>
+              <w:jc w:val="center"/>
+            </w:pPr>
+            <w:r>
+              <w:rPr>
+                <w:b/>
+                <w:i w:val="0"/>
                 <w:sz w:val="18"/>
               </w:rPr>
-              <w:t>{{ property_location_full }}</w:t>
-            </w:r>
-          </w:p>
-        </w:tc>
-        <w:tc>
-          <w:tcPr>
-            <w:tcW w:type="dxa" w:w="1134"/>
-          </w:tcPr>
-          <w:p>
-            <w:r>
-              <w:rPr>
+              <w:t>Status</w:t>
+            </w:r>
+          </w:p>
+        </w:tc>
+        <w:tc>
+          <w:tcPr>
+            <w:tcW w:type="dxa" w:w="794"/>
+            <w:tcBorders>
+              <w:top w:val="single" w:sz="6" w:color="B8CCE4" w:space="0"/>
+              <w:left w:val="single" w:sz="6" w:color="B8CCE4" w:space="0"/>
+              <w:bottom w:val="single" w:sz="6" w:color="B8CCE4" w:space="0"/>
+              <w:right w:val="single" w:sz="6" w:color="B8CCE4" w:space="0"/>
+            </w:tcBorders>
+            <w:shd w:val="clear" w:color="auto" w:fill="D9E1F2"/>
+            <w:vAlign w:val="center"/>
+          </w:tcPr>
+          <w:p>
+            <w:pPr>
+              <w:spacing w:before="20" w:after="20"/>
+              <w:jc w:val="center"/>
+            </w:pPr>
+            <w:r>
+              <w:rPr>
+                <w:b/>
+                <w:i w:val="0"/>
                 <w:sz w:val="18"/>
               </w:rPr>
-              <w:t>{{ plot_no }}</w:t>
-            </w:r>
-          </w:p>
-        </w:tc>
-        <w:tc>
-          <w:tcPr>
-            <w:tcW w:type="dxa" w:w="1134"/>
-          </w:tcPr>
-          <w:p>
-            <w:r>
-              <w:rPr>
+              <w:t>Area</w:t>
+              <w:br/>
+              <w:t>(Sq.ft.)</w:t>
+            </w:r>
+          </w:p>
+        </w:tc>
+        <w:tc>
+          <w:tcPr>
+            <w:tcW w:type="dxa" w:w="567"/>
+            <w:tcBorders>
+              <w:top w:val="single" w:sz="6" w:color="B8CCE4" w:space="0"/>
+              <w:left w:val="single" w:sz="6" w:color="B8CCE4" w:space="0"/>
+              <w:bottom w:val="single" w:sz="6" w:color="B8CCE4" w:space="0"/>
+              <w:right w:val="single" w:sz="6" w:color="B8CCE4" w:space="0"/>
+            </w:tcBorders>
+            <w:shd w:val="clear" w:color="auto" w:fill="D9E1F2"/>
+            <w:vAlign w:val="center"/>
+          </w:tcPr>
+          <w:p>
+            <w:pPr>
+              <w:spacing w:before="20" w:after="20"/>
+              <w:jc w:val="center"/>
+            </w:pPr>
+            <w:r>
+              <w:rPr>
+                <w:b/>
+                <w:i w:val="0"/>
                 <w:sz w:val="18"/>
               </w:rPr>
-              <w:t>{{ land_area_lorc }}</w:t>
-            </w:r>
-          </w:p>
-        </w:tc>
-        <w:tc>
-          <w:tcPr>
-            <w:tcW w:type="dxa" w:w="1134"/>
-          </w:tcPr>
-          <w:p>
-            <w:r>
-              <w:rPr>
-                <w:sz w:val="18"/>
-              </w:rPr>
-              <w:t>{{ land_area_measured }}</w:t>
-            </w:r>
-          </w:p>
-        </w:tc>
-        <w:tc>
-          <w:tcPr>
-            <w:tcW w:type="dxa" w:w="1134"/>
-          </w:tcPr>
-          <w:p>
-            <w:r>
-              <w:rPr>
-                <w:sz w:val="18"/>
-              </w:rPr>
-              <w:t>{{ fair_market_value }}</w:t>
-            </w:r>
-          </w:p>
-        </w:tc>
-        <w:tc>
-          <w:tcPr>
-            <w:tcW w:type="dxa" w:w="1134"/>
-          </w:tcPr>
-          <w:p>
-            <w:r>
-              <w:rPr>
-                <w:sz w:val="18"/>
-              </w:rPr>
-              <w:t>At Present</w:t>
+              <w:t>Amount</w:t>
             </w:r>
           </w:p>
         </w:tc>
       </w:tr>
       <w:tr>
+        <w:trPr>
+          <w:trHeight w:val="380" w:hRule="atLeast"/>
+        </w:trPr>
+        <w:tc>
+          <w:tcPr>
+            <w:tcW w:type="dxa" w:w="510"/>
+            <w:tcBorders>
+              <w:top w:val="single" w:sz="6" w:color="B8CCE4" w:space="0"/>
+              <w:left w:val="single" w:sz="6" w:color="B8CCE4" w:space="0"/>
+              <w:bottom w:val="single" w:sz="6" w:color="B8CCE4" w:space="0"/>
+              <w:right w:val="single" w:sz="6" w:color="B8CCE4" w:space="0"/>
+            </w:tcBorders>
+            <w:vAlign w:val="center"/>
+            <w:vMerge w:val="restart"/>
+          </w:tcPr>
+          <w:p>
+            <w:pPr>
+              <w:spacing w:before="20" w:after="20"/>
+              <w:jc w:val="center"/>
+            </w:pPr>
+            <w:r>
+              <w:rPr>
+                <w:b w:val="0"/>
+                <w:i w:val="0"/>
+                <w:sz w:val="19"/>
+              </w:rPr>
+              <w:t>1</w:t>
+            </w:r>
+          </w:p>
+        </w:tc>
+        <w:tc>
+          <w:tcPr>
+            <w:tcW w:type="dxa" w:w="1587"/>
+            <w:tcBorders>
+              <w:top w:val="single" w:sz="6" w:color="B8CCE4" w:space="0"/>
+              <w:left w:val="single" w:sz="6" w:color="B8CCE4" w:space="0"/>
+              <w:bottom w:val="single" w:sz="6" w:color="B8CCE4" w:space="0"/>
+              <w:right w:val="single" w:sz="6" w:color="B8CCE4" w:space="0"/>
+            </w:tcBorders>
+            <w:vAlign w:val="center"/>
+            <w:vMerge w:val="restart"/>
+          </w:tcPr>
+          <w:p>
+            <w:pPr>
+              <w:spacing w:before="20" w:after="20"/>
+              <w:jc w:val="center"/>
+            </w:pPr>
+            <w:r>
+              <w:rPr>
+                <w:b w:val="0"/>
+                <w:i w:val="0"/>
+                <w:sz w:val="18"/>
+              </w:rPr>
+              <w:t>{{ owners_plain }}</w:t>
+            </w:r>
+          </w:p>
+        </w:tc>
+        <w:tc>
+          <w:tcPr>
+            <w:tcW w:type="dxa" w:w="1814"/>
+            <w:tcBorders>
+              <w:top w:val="single" w:sz="6" w:color="B8CCE4" w:space="0"/>
+              <w:left w:val="single" w:sz="6" w:color="B8CCE4" w:space="0"/>
+              <w:bottom w:val="single" w:sz="6" w:color="B8CCE4" w:space="0"/>
+              <w:right w:val="single" w:sz="6" w:color="B8CCE4" w:space="0"/>
+            </w:tcBorders>
+            <w:vAlign w:val="center"/>
+            <w:vMerge w:val="restart"/>
+          </w:tcPr>
+          <w:p>
+            <w:pPr>
+              <w:spacing w:before="20" w:after="20"/>
+              <w:jc w:val="center"/>
+            </w:pPr>
+            <w:r>
+              <w:rPr>
+                <w:b w:val="0"/>
+                <w:i w:val="0"/>
+                <w:sz w:val="18"/>
+              </w:rPr>
+              <w:t>{{ property_location_full }}</w:t>
+            </w:r>
+          </w:p>
+        </w:tc>
+        <w:tc>
+          <w:tcPr>
+            <w:tcW w:type="dxa" w:w="680"/>
+            <w:tcBorders>
+              <w:top w:val="single" w:sz="6" w:color="B8CCE4" w:space="0"/>
+              <w:left w:val="single" w:sz="6" w:color="B8CCE4" w:space="0"/>
+              <w:bottom w:val="single" w:sz="6" w:color="B8CCE4" w:space="0"/>
+              <w:right w:val="single" w:sz="6" w:color="B8CCE4" w:space="0"/>
+            </w:tcBorders>
+            <w:vAlign w:val="center"/>
+            <w:vMerge w:val="restart"/>
+          </w:tcPr>
+          <w:p>
+            <w:pPr>
+              <w:spacing w:before="20" w:after="20"/>
+              <w:jc w:val="center"/>
+            </w:pPr>
+            <w:r>
+              <w:rPr>
+                <w:b w:val="0"/>
+                <w:i w:val="0"/>
+                <w:sz w:val="19"/>
+              </w:rPr>
+              <w:t>{{ plot_no }}</w:t>
+            </w:r>
+          </w:p>
+        </w:tc>
+        <w:tc>
+          <w:tcPr>
+            <w:tcW w:type="dxa" w:w="1077"/>
+            <w:tcBorders>
+              <w:top w:val="single" w:sz="6" w:color="B8CCE4" w:space="0"/>
+              <w:left w:val="single" w:sz="6" w:color="B8CCE4" w:space="0"/>
+              <w:bottom w:val="single" w:sz="6" w:color="B8CCE4" w:space="0"/>
+              <w:right w:val="single" w:sz="6" w:color="B8CCE4" w:space="0"/>
+            </w:tcBorders>
+          </w:tcPr>
+          <w:p>
+            <w:pPr>
+              <w:spacing w:before="20" w:after="20"/>
+              <w:jc w:val="center"/>
+            </w:pPr>
+            <w:r>
+              <w:rPr>
+                <w:b w:val="0"/>
+                <w:i w:val="0"/>
+                <w:sz w:val="19"/>
+              </w:rPr>
+              <w:t>{{ land_area_lorc }}</w:t>
+            </w:r>
+          </w:p>
+        </w:tc>
         <w:tc>
           <w:tcPr>
             <w:tcW w:type="dxa" w:w="1134"/>
-          </w:tcPr>
-          <w:p/>
-        </w:tc>
-        <w:tc>
-          <w:tcPr>
-            <w:tcW w:type="dxa" w:w="1134"/>
-          </w:tcPr>
-          <w:p/>
-        </w:tc>
-        <w:tc>
-          <w:tcPr>
-            <w:tcW w:type="dxa" w:w="1134"/>
-          </w:tcPr>
-          <w:p/>
-        </w:tc>
-        <w:tc>
-          <w:tcPr>
-            <w:tcW w:type="dxa" w:w="1134"/>
-          </w:tcPr>
-          <w:p/>
-        </w:tc>
-        <w:tc>
-          <w:tcPr>
-            <w:tcW w:type="dxa" w:w="1134"/>
-          </w:tcPr>
-          <w:p>
-            <w:r>
-              <w:rPr>
-                <w:sz w:val="18"/>
-              </w:rPr>
-              <w:t>Area Considered</w:t>
-            </w:r>
-          </w:p>
-        </w:tc>
-        <w:tc>
-          <w:tcPr>
-            <w:tcW w:type="dxa" w:w="1134"/>
-          </w:tcPr>
-          <w:p>
-            <w:r>
-              <w:rPr>
-                <w:sz w:val="18"/>
-              </w:rPr>
-              <w:t>{{ land_area_considered }}</w:t>
-            </w:r>
-          </w:p>
-        </w:tc>
-        <w:tc>
-          <w:tcPr>
-            <w:tcW w:type="dxa" w:w="1134"/>
-          </w:tcPr>
-          <w:p/>
-        </w:tc>
-        <w:tc>
-          <w:tcPr>
-            <w:tcW w:type="dxa" w:w="1134"/>
-          </w:tcPr>
-          <w:p/>
+            <w:tcBorders>
+              <w:top w:val="single" w:sz="6" w:color="B8CCE4" w:space="0"/>
+              <w:left w:val="single" w:sz="6" w:color="B8CCE4" w:space="0"/>
+              <w:bottom w:val="single" w:sz="6" w:color="B8CCE4" w:space="0"/>
+              <w:right w:val="single" w:sz="6" w:color="B8CCE4" w:space="0"/>
+            </w:tcBorders>
+          </w:tcPr>
+          <w:p>
+            <w:pPr>
+              <w:spacing w:before="20" w:after="20"/>
+              <w:jc w:val="center"/>
+            </w:pPr>
+            <w:r>
+              <w:rPr>
+                <w:b w:val="0"/>
+                <w:i w:val="0"/>
+                <w:sz w:val="19"/>
+              </w:rPr>
+              <w:t>{{ land_area_measured }}</w:t>
+            </w:r>
+          </w:p>
+        </w:tc>
+        <w:tc>
+          <w:tcPr>
+            <w:tcW w:type="dxa" w:w="1020"/>
+            <w:tcBorders>
+              <w:top w:val="single" w:sz="6" w:color="B8CCE4" w:space="0"/>
+              <w:left w:val="single" w:sz="6" w:color="B8CCE4" w:space="0"/>
+              <w:bottom w:val="single" w:sz="6" w:color="B8CCE4" w:space="0"/>
+              <w:right w:val="single" w:sz="6" w:color="B8CCE4" w:space="0"/>
+            </w:tcBorders>
+            <w:vAlign w:val="center"/>
+            <w:vMerge w:val="restart"/>
+          </w:tcPr>
+          <w:p>
+            <w:pPr>
+              <w:spacing w:before="20" w:after="20"/>
+              <w:jc w:val="center"/>
+            </w:pPr>
+            <w:r>
+              <w:rPr>
+                <w:b w:val="0"/>
+                <w:i w:val="0"/>
+                <w:sz w:val="19"/>
+              </w:rPr>
+              <w:t>{{ fair_market_value_raw }}</w:t>
+            </w:r>
+          </w:p>
+        </w:tc>
+        <w:tc>
+          <w:tcPr>
+            <w:tcW w:type="dxa" w:w="1020"/>
+            <w:tcBorders>
+              <w:top w:val="single" w:sz="6" w:color="B8CCE4" w:space="0"/>
+              <w:left w:val="single" w:sz="6" w:color="B8CCE4" w:space="0"/>
+              <w:bottom w:val="single" w:sz="6" w:color="B8CCE4" w:space="0"/>
+              <w:right w:val="single" w:sz="6" w:color="B8CCE4" w:space="0"/>
+            </w:tcBorders>
+            <w:vAlign w:val="center"/>
+            <w:vMerge w:val="restart"/>
+          </w:tcPr>
+          <w:p>
+            <w:pPr>
+              <w:spacing w:before="20" w:after="20"/>
+              <w:jc w:val="center"/>
+            </w:pPr>
+            <w:r>
+              <w:rPr>
+                <w:b w:val="0"/>
+                <w:i w:val="0"/>
+                <w:sz w:val="19"/>
+              </w:rPr>
+              <w:t>{{ building_status }}</w:t>
+            </w:r>
+          </w:p>
+        </w:tc>
+        <w:tc>
+          <w:tcPr>
+            <w:tcW w:type="dxa" w:w="794"/>
+            <w:tcBorders>
+              <w:top w:val="single" w:sz="6" w:color="B8CCE4" w:space="0"/>
+              <w:left w:val="single" w:sz="6" w:color="B8CCE4" w:space="0"/>
+              <w:bottom w:val="single" w:sz="6" w:color="B8CCE4" w:space="0"/>
+              <w:right w:val="single" w:sz="6" w:color="B8CCE4" w:space="0"/>
+            </w:tcBorders>
+            <w:vAlign w:val="center"/>
+            <w:vMerge w:val="restart"/>
+          </w:tcPr>
+          <w:p>
+            <w:pPr>
+              <w:spacing w:before="20" w:after="20"/>
+              <w:jc w:val="center"/>
+            </w:pPr>
+            <w:r>
+              <w:rPr>
+                <w:b w:val="0"/>
+                <w:i w:val="0"/>
+                <w:sz w:val="19"/>
+              </w:rPr>
+              <w:t>{{ building_area_sqft }}</w:t>
+            </w:r>
+          </w:p>
+        </w:tc>
+        <w:tc>
+          <w:tcPr>
+            <w:tcW w:type="dxa" w:w="567"/>
+            <w:tcBorders>
+              <w:top w:val="single" w:sz="6" w:color="B8CCE4" w:space="0"/>
+              <w:left w:val="single" w:sz="6" w:color="B8CCE4" w:space="0"/>
+              <w:bottom w:val="single" w:sz="6" w:color="B8CCE4" w:space="0"/>
+              <w:right w:val="single" w:sz="6" w:color="B8CCE4" w:space="0"/>
+            </w:tcBorders>
+            <w:vAlign w:val="center"/>
+            <w:vMerge w:val="restart"/>
+          </w:tcPr>
+          <w:p>
+            <w:pPr>
+              <w:spacing w:before="20" w:after="20"/>
+              <w:jc w:val="center"/>
+            </w:pPr>
+            <w:r>
+              <w:rPr>
+                <w:b w:val="0"/>
+                <w:i w:val="0"/>
+                <w:sz w:val="19"/>
+              </w:rPr>
+              <w:t>{{ building_fmv }}</w:t>
+            </w:r>
+          </w:p>
         </w:tc>
       </w:tr>
       <w:tr>
-        <w:tc>
-          <w:tcPr>
-            <w:tcW w:type="dxa" w:w="1134"/>
+        <w:trPr>
+          <w:trHeight w:val="360" w:hRule="exact"/>
+        </w:trPr>
+        <w:tc>
+          <w:tcPr>
+            <w:tcW w:type="dxa" w:w="510"/>
+            <w:tcBorders>
+              <w:top w:val="single" w:sz="6" w:color="B8CCE4" w:space="0"/>
+              <w:left w:val="single" w:sz="6" w:color="B8CCE4" w:space="0"/>
+              <w:bottom w:val="single" w:sz="6" w:color="B8CCE4" w:space="0"/>
+              <w:right w:val="single" w:sz="6" w:color="B8CCE4" w:space="0"/>
+            </w:tcBorders>
+            <w:vMerge/>
           </w:tcPr>
           <w:p/>
         </w:tc>
         <w:tc>
           <w:tcPr>
-            <w:tcW w:type="dxa" w:w="1134"/>
-          </w:tcPr>
-          <w:p>
-            <w:r>
-              <w:rPr>
-                <w:sz w:val="18"/>
+            <w:tcW w:type="dxa" w:w="1587"/>
+            <w:tcBorders>
+              <w:top w:val="single" w:sz="6" w:color="B8CCE4" w:space="0"/>
+              <w:left w:val="single" w:sz="6" w:color="B8CCE4" w:space="0"/>
+              <w:bottom w:val="single" w:sz="6" w:color="B8CCE4" w:space="0"/>
+              <w:right w:val="single" w:sz="6" w:color="B8CCE4" w:space="0"/>
+            </w:tcBorders>
+            <w:vMerge/>
+          </w:tcPr>
+          <w:p/>
+        </w:tc>
+        <w:tc>
+          <w:tcPr>
+            <w:tcW w:type="dxa" w:w="1814"/>
+            <w:tcBorders>
+              <w:top w:val="single" w:sz="6" w:color="B8CCE4" w:space="0"/>
+              <w:left w:val="single" w:sz="6" w:color="B8CCE4" w:space="0"/>
+              <w:bottom w:val="single" w:sz="6" w:color="B8CCE4" w:space="0"/>
+              <w:right w:val="single" w:sz="6" w:color="B8CCE4" w:space="0"/>
+            </w:tcBorders>
+            <w:vMerge/>
+          </w:tcPr>
+          <w:p/>
+        </w:tc>
+        <w:tc>
+          <w:tcPr>
+            <w:tcW w:type="dxa" w:w="680"/>
+            <w:tcBorders>
+              <w:top w:val="single" w:sz="6" w:color="B8CCE4" w:space="0"/>
+              <w:left w:val="single" w:sz="6" w:color="B8CCE4" w:space="0"/>
+              <w:bottom w:val="single" w:sz="6" w:color="B8CCE4" w:space="0"/>
+              <w:right w:val="single" w:sz="6" w:color="B8CCE4" w:space="0"/>
+            </w:tcBorders>
+            <w:vMerge/>
+          </w:tcPr>
+          <w:p/>
+        </w:tc>
+        <w:tc>
+          <w:tcPr>
+            <w:tcW w:type="dxa" w:w="2211"/>
+            <w:gridSpan w:val="2"/>
+            <w:tcBorders>
+              <w:top w:val="single" w:sz="6" w:color="B8CCE4" w:space="0"/>
+              <w:left w:val="single" w:sz="6" w:color="B8CCE4" w:space="0"/>
+              <w:bottom w:val="single" w:sz="6" w:color="B8CCE4" w:space="0"/>
+              <w:right w:val="single" w:sz="6" w:color="B8CCE4" w:space="0"/>
+            </w:tcBorders>
+            <w:shd w:val="clear" w:color="auto" w:fill="BFBFBF"/>
+            <w:vAlign w:val="center"/>
+          </w:tcPr>
+          <w:p>
+            <w:pPr>
+              <w:spacing w:before="20" w:after="20"/>
+              <w:jc w:val="center"/>
+            </w:pPr>
+            <w:r>
+              <w:rPr>
+                <w:b/>
+                <w:i/>
+                <w:sz w:val="19"/>
+              </w:rPr>
+              <w:t>Area Considered</w:t>
+            </w:r>
+          </w:p>
+        </w:tc>
+        <w:tc>
+          <w:tcPr>
+            <w:tcW w:type="dxa" w:w="1020"/>
+            <w:tcBorders>
+              <w:top w:val="single" w:sz="6" w:color="B8CCE4" w:space="0"/>
+              <w:left w:val="single" w:sz="6" w:color="B8CCE4" w:space="0"/>
+              <w:bottom w:val="single" w:sz="6" w:color="B8CCE4" w:space="0"/>
+              <w:right w:val="single" w:sz="6" w:color="B8CCE4" w:space="0"/>
+            </w:tcBorders>
+            <w:vMerge/>
+          </w:tcPr>
+          <w:p/>
+        </w:tc>
+        <w:tc>
+          <w:tcPr>
+            <w:tcW w:type="dxa" w:w="1020"/>
+            <w:tcBorders>
+              <w:top w:val="single" w:sz="6" w:color="B8CCE4" w:space="0"/>
+              <w:left w:val="single" w:sz="6" w:color="B8CCE4" w:space="0"/>
+              <w:bottom w:val="single" w:sz="6" w:color="B8CCE4" w:space="0"/>
+              <w:right w:val="single" w:sz="6" w:color="B8CCE4" w:space="0"/>
+            </w:tcBorders>
+            <w:vMerge/>
+          </w:tcPr>
+          <w:p/>
+        </w:tc>
+        <w:tc>
+          <w:tcPr>
+            <w:tcW w:type="dxa" w:w="794"/>
+            <w:tcBorders>
+              <w:top w:val="single" w:sz="6" w:color="B8CCE4" w:space="0"/>
+              <w:left w:val="single" w:sz="6" w:color="B8CCE4" w:space="0"/>
+              <w:bottom w:val="single" w:sz="6" w:color="B8CCE4" w:space="0"/>
+              <w:right w:val="single" w:sz="6" w:color="B8CCE4" w:space="0"/>
+            </w:tcBorders>
+            <w:vMerge/>
+          </w:tcPr>
+          <w:p/>
+        </w:tc>
+        <w:tc>
+          <w:tcPr>
+            <w:tcW w:type="dxa" w:w="567"/>
+            <w:tcBorders>
+              <w:top w:val="single" w:sz="6" w:color="B8CCE4" w:space="0"/>
+              <w:left w:val="single" w:sz="6" w:color="B8CCE4" w:space="0"/>
+              <w:bottom w:val="single" w:sz="6" w:color="B8CCE4" w:space="0"/>
+              <w:right w:val="single" w:sz="6" w:color="B8CCE4" w:space="0"/>
+            </w:tcBorders>
+            <w:vMerge/>
+          </w:tcPr>
+          <w:p/>
+        </w:tc>
+      </w:tr>
+      <w:tr>
+        <w:trPr>
+          <w:trHeight w:val="380" w:hRule="atLeast"/>
+        </w:trPr>
+        <w:tc>
+          <w:tcPr>
+            <w:tcW w:type="dxa" w:w="510"/>
+            <w:tcBorders>
+              <w:top w:val="single" w:sz="6" w:color="B8CCE4" w:space="0"/>
+              <w:left w:val="single" w:sz="6" w:color="B8CCE4" w:space="0"/>
+              <w:bottom w:val="single" w:sz="6" w:color="B8CCE4" w:space="0"/>
+              <w:right w:val="single" w:sz="6" w:color="B8CCE4" w:space="0"/>
+            </w:tcBorders>
+            <w:vMerge/>
+          </w:tcPr>
+          <w:p/>
+        </w:tc>
+        <w:tc>
+          <w:tcPr>
+            <w:tcW w:type="dxa" w:w="1587"/>
+            <w:tcBorders>
+              <w:top w:val="single" w:sz="6" w:color="B8CCE4" w:space="0"/>
+              <w:left w:val="single" w:sz="6" w:color="B8CCE4" w:space="0"/>
+              <w:bottom w:val="single" w:sz="6" w:color="B8CCE4" w:space="0"/>
+              <w:right w:val="single" w:sz="6" w:color="B8CCE4" w:space="0"/>
+            </w:tcBorders>
+            <w:vMerge/>
+          </w:tcPr>
+          <w:p/>
+        </w:tc>
+        <w:tc>
+          <w:tcPr>
+            <w:tcW w:type="dxa" w:w="1814"/>
+            <w:tcBorders>
+              <w:top w:val="single" w:sz="6" w:color="B8CCE4" w:space="0"/>
+              <w:left w:val="single" w:sz="6" w:color="B8CCE4" w:space="0"/>
+              <w:bottom w:val="single" w:sz="6" w:color="B8CCE4" w:space="0"/>
+              <w:right w:val="single" w:sz="6" w:color="B8CCE4" w:space="0"/>
+            </w:tcBorders>
+            <w:vMerge/>
+          </w:tcPr>
+          <w:p/>
+        </w:tc>
+        <w:tc>
+          <w:tcPr>
+            <w:tcW w:type="dxa" w:w="680"/>
+            <w:tcBorders>
+              <w:top w:val="single" w:sz="6" w:color="B8CCE4" w:space="0"/>
+              <w:left w:val="single" w:sz="6" w:color="B8CCE4" w:space="0"/>
+              <w:bottom w:val="single" w:sz="6" w:color="B8CCE4" w:space="0"/>
+              <w:right w:val="single" w:sz="6" w:color="B8CCE4" w:space="0"/>
+            </w:tcBorders>
+            <w:vMerge/>
+          </w:tcPr>
+          <w:p/>
+        </w:tc>
+        <w:tc>
+          <w:tcPr>
+            <w:tcW w:type="dxa" w:w="2211"/>
+            <w:gridSpan w:val="2"/>
+            <w:tcBorders>
+              <w:top w:val="single" w:sz="6" w:color="B8CCE4" w:space="0"/>
+              <w:left w:val="single" w:sz="6" w:color="B8CCE4" w:space="0"/>
+              <w:bottom w:val="single" w:sz="6" w:color="B8CCE4" w:space="0"/>
+              <w:right w:val="single" w:sz="6" w:color="B8CCE4" w:space="0"/>
+            </w:tcBorders>
+            <w:vAlign w:val="center"/>
+          </w:tcPr>
+          <w:p>
+            <w:pPr>
+              <w:spacing w:before="20" w:after="20"/>
+              <w:jc w:val="center"/>
+            </w:pPr>
+            <w:r>
+              <w:rPr>
+                <w:b/>
+                <w:i w:val="0"/>
+                <w:sz w:val="19"/>
+              </w:rPr>
+              <w:t>{{ land_area_considered }}</w:t>
+            </w:r>
+          </w:p>
+        </w:tc>
+        <w:tc>
+          <w:tcPr>
+            <w:tcW w:type="dxa" w:w="1020"/>
+            <w:tcBorders>
+              <w:top w:val="single" w:sz="6" w:color="B8CCE4" w:space="0"/>
+              <w:left w:val="single" w:sz="6" w:color="B8CCE4" w:space="0"/>
+              <w:bottom w:val="single" w:sz="6" w:color="B8CCE4" w:space="0"/>
+              <w:right w:val="single" w:sz="6" w:color="B8CCE4" w:space="0"/>
+            </w:tcBorders>
+            <w:vMerge/>
+          </w:tcPr>
+          <w:p/>
+        </w:tc>
+        <w:tc>
+          <w:tcPr>
+            <w:tcW w:type="dxa" w:w="1020"/>
+            <w:tcBorders>
+              <w:top w:val="single" w:sz="6" w:color="B8CCE4" w:space="0"/>
+              <w:left w:val="single" w:sz="6" w:color="B8CCE4" w:space="0"/>
+              <w:bottom w:val="single" w:sz="6" w:color="B8CCE4" w:space="0"/>
+              <w:right w:val="single" w:sz="6" w:color="B8CCE4" w:space="0"/>
+            </w:tcBorders>
+            <w:vMerge/>
+          </w:tcPr>
+          <w:p/>
+        </w:tc>
+        <w:tc>
+          <w:tcPr>
+            <w:tcW w:type="dxa" w:w="794"/>
+            <w:tcBorders>
+              <w:top w:val="single" w:sz="6" w:color="B8CCE4" w:space="0"/>
+              <w:left w:val="single" w:sz="6" w:color="B8CCE4" w:space="0"/>
+              <w:bottom w:val="single" w:sz="6" w:color="B8CCE4" w:space="0"/>
+              <w:right w:val="single" w:sz="6" w:color="B8CCE4" w:space="0"/>
+            </w:tcBorders>
+            <w:vMerge/>
+          </w:tcPr>
+          <w:p/>
+        </w:tc>
+        <w:tc>
+          <w:tcPr>
+            <w:tcW w:type="dxa" w:w="567"/>
+            <w:tcBorders>
+              <w:top w:val="single" w:sz="6" w:color="B8CCE4" w:space="0"/>
+              <w:left w:val="single" w:sz="6" w:color="B8CCE4" w:space="0"/>
+              <w:bottom w:val="single" w:sz="6" w:color="B8CCE4" w:space="0"/>
+              <w:right w:val="single" w:sz="6" w:color="B8CCE4" w:space="0"/>
+            </w:tcBorders>
+            <w:vMerge/>
+          </w:tcPr>
+          <w:p/>
+        </w:tc>
+      </w:tr>
+      <w:tr>
+        <w:trPr>
+          <w:trHeight w:val="360" w:hRule="atLeast"/>
+        </w:trPr>
+        <w:tc>
+          <w:tcPr>
+            <w:tcW w:type="dxa" w:w="7822"/>
+            <w:gridSpan w:val="7"/>
+            <w:tcBorders>
+              <w:top w:val="single" w:sz="6" w:color="B8CCE4" w:space="0"/>
+              <w:left w:val="single" w:sz="6" w:color="B8CCE4" w:space="0"/>
+              <w:bottom w:val="single" w:sz="6" w:color="B8CCE4" w:space="0"/>
+              <w:right w:val="single" w:sz="6" w:color="B8CCE4" w:space="0"/>
+            </w:tcBorders>
+            <w:vAlign w:val="center"/>
+          </w:tcPr>
+          <w:p>
+            <w:pPr>
+              <w:spacing w:before="20" w:after="20"/>
+              <w:jc w:val="center"/>
+            </w:pPr>
+            <w:r>
+              <w:rPr>
+                <w:b w:val="0"/>
+                <w:i w:val="0"/>
+                <w:sz w:val="19"/>
               </w:rPr>
               <w:t>Sheet No: {{ sheet_no }}</w:t>
             </w:r>
@@ -1110,39 +1787,253 @@
         </w:tc>
         <w:tc>
           <w:tcPr>
-            <w:tcW w:type="dxa" w:w="1134"/>
-          </w:tcPr>
-          <w:p/>
-        </w:tc>
-        <w:tc>
-          <w:tcPr>
-            <w:tcW w:type="dxa" w:w="1134"/>
-          </w:tcPr>
-          <w:p/>
-        </w:tc>
-        <w:tc>
-          <w:tcPr>
-            <w:tcW w:type="dxa" w:w="1134"/>
-          </w:tcPr>
-          <w:p/>
-        </w:tc>
-        <w:tc>
-          <w:tcPr>
-            <w:tcW w:type="dxa" w:w="1134"/>
-          </w:tcPr>
-          <w:p/>
-        </w:tc>
-        <w:tc>
-          <w:tcPr>
-            <w:tcW w:type="dxa" w:w="1134"/>
-          </w:tcPr>
-          <w:p/>
-        </w:tc>
-        <w:tc>
-          <w:tcPr>
-            <w:tcW w:type="dxa" w:w="1134"/>
-          </w:tcPr>
-          <w:p/>
+            <w:tcW w:type="dxa" w:w="1020"/>
+            <w:tcBorders>
+              <w:top w:val="single" w:sz="6" w:color="B8CCE4" w:space="0"/>
+              <w:left w:val="single" w:sz="6" w:color="B8CCE4" w:space="0"/>
+              <w:bottom w:val="single" w:sz="6" w:color="B8CCE4" w:space="0"/>
+              <w:right w:val="single" w:sz="6" w:color="B8CCE4" w:space="0"/>
+            </w:tcBorders>
+            <w:vAlign w:val="center"/>
+            <w:shd w:val="clear" w:color="auto" w:fill="D9E1F2"/>
+          </w:tcPr>
+          <w:p>
+            <w:pPr>
+              <w:spacing w:before="20" w:after="20"/>
+              <w:jc w:val="center"/>
+            </w:pPr>
+            <w:r>
+              <w:rPr>
+                <w:b/>
+                <w:i w:val="0"/>
+                <w:sz w:val="19"/>
+              </w:rPr>
+              <w:t>Length</w:t>
+            </w:r>
+          </w:p>
+        </w:tc>
+        <w:tc>
+          <w:tcPr>
+            <w:tcW w:type="dxa" w:w="794"/>
+            <w:tcBorders>
+              <w:top w:val="single" w:sz="6" w:color="B8CCE4" w:space="0"/>
+              <w:left w:val="single" w:sz="6" w:color="B8CCE4" w:space="0"/>
+              <w:bottom w:val="single" w:sz="6" w:color="B8CCE4" w:space="0"/>
+              <w:right w:val="single" w:sz="6" w:color="B8CCE4" w:space="0"/>
+            </w:tcBorders>
+            <w:vAlign w:val="center"/>
+            <w:shd w:val="clear" w:color="auto" w:fill="D9E1F2"/>
+          </w:tcPr>
+          <w:p>
+            <w:pPr>
+              <w:spacing w:before="20" w:after="20"/>
+              <w:jc w:val="center"/>
+            </w:pPr>
+            <w:r>
+              <w:rPr>
+                <w:b/>
+                <w:i w:val="0"/>
+                <w:sz w:val="19"/>
+              </w:rPr>
+              <w:t>Breadth</w:t>
+            </w:r>
+          </w:p>
+        </w:tc>
+        <w:tc>
+          <w:tcPr>
+            <w:tcW w:type="dxa" w:w="567"/>
+            <w:tcBorders>
+              <w:top w:val="single" w:sz="6" w:color="B8CCE4" w:space="0"/>
+              <w:left w:val="single" w:sz="6" w:color="B8CCE4" w:space="0"/>
+              <w:bottom w:val="single" w:sz="6" w:color="B8CCE4" w:space="0"/>
+              <w:right w:val="single" w:sz="6" w:color="B8CCE4" w:space="0"/>
+            </w:tcBorders>
+            <w:vAlign w:val="center"/>
+            <w:shd w:val="clear" w:color="auto" w:fill="D9E1F2"/>
+          </w:tcPr>
+          <w:p>
+            <w:pPr>
+              <w:spacing w:before="20" w:after="20"/>
+              <w:jc w:val="center"/>
+            </w:pPr>
+            <w:r>
+              <w:rPr>
+                <w:b/>
+                <w:i w:val="0"/>
+                <w:sz w:val="19"/>
+              </w:rPr>
+              <w:t>Height</w:t>
+            </w:r>
+          </w:p>
+        </w:tc>
+      </w:tr>
+      <w:tr>
+        <w:trPr>
+          <w:trHeight w:val="360" w:hRule="atLeast"/>
+        </w:trPr>
+        <w:tc>
+          <w:tcPr>
+            <w:tcW w:type="dxa" w:w="7822"/>
+            <w:gridSpan w:val="7"/>
+            <w:tcBorders>
+              <w:top w:val="single" w:sz="6" w:color="B8CCE4" w:space="0"/>
+              <w:left w:val="single" w:sz="6" w:color="B8CCE4" w:space="0"/>
+              <w:bottom w:val="single" w:sz="6" w:color="B8CCE4" w:space="0"/>
+              <w:right w:val="single" w:sz="6" w:color="B8CCE4" w:space="0"/>
+            </w:tcBorders>
+            <w:vAlign w:val="center"/>
+          </w:tcPr>
+          <w:p>
+            <w:pPr>
+              <w:spacing w:before="20" w:after="20"/>
+              <w:jc w:val="center"/>
+            </w:pPr>
+            <w:r>
+              <w:rPr>
+                <w:b w:val="0"/>
+                <w:i w:val="0"/>
+                <w:sz w:val="19"/>
+              </w:rPr>
+            </w:r>
+          </w:p>
+        </w:tc>
+        <w:tc>
+          <w:tcPr>
+            <w:tcW w:type="dxa" w:w="1020"/>
+            <w:tcBorders>
+              <w:top w:val="single" w:sz="6" w:color="B8CCE4" w:space="0"/>
+              <w:left w:val="single" w:sz="6" w:color="B8CCE4" w:space="0"/>
+              <w:bottom w:val="single" w:sz="6" w:color="B8CCE4" w:space="0"/>
+              <w:right w:val="single" w:sz="6" w:color="B8CCE4" w:space="0"/>
+            </w:tcBorders>
+            <w:vAlign w:val="center"/>
+          </w:tcPr>
+          <w:p>
+            <w:pPr>
+              <w:spacing w:before="20" w:after="20"/>
+              <w:jc w:val="center"/>
+            </w:pPr>
+            <w:r>
+              <w:rPr>
+                <w:b w:val="0"/>
+                <w:i w:val="0"/>
+                <w:sz w:val="19"/>
+              </w:rPr>
+              <w:t>{{ building_length }}</w:t>
+            </w:r>
+          </w:p>
+        </w:tc>
+        <w:tc>
+          <w:tcPr>
+            <w:tcW w:type="dxa" w:w="794"/>
+            <w:tcBorders>
+              <w:top w:val="single" w:sz="6" w:color="B8CCE4" w:space="0"/>
+              <w:left w:val="single" w:sz="6" w:color="B8CCE4" w:space="0"/>
+              <w:bottom w:val="single" w:sz="6" w:color="B8CCE4" w:space="0"/>
+              <w:right w:val="single" w:sz="6" w:color="B8CCE4" w:space="0"/>
+            </w:tcBorders>
+            <w:vAlign w:val="center"/>
+          </w:tcPr>
+          <w:p>
+            <w:pPr>
+              <w:spacing w:before="20" w:after="20"/>
+              <w:jc w:val="center"/>
+            </w:pPr>
+            <w:r>
+              <w:rPr>
+                <w:b w:val="0"/>
+                <w:i w:val="0"/>
+                <w:sz w:val="19"/>
+              </w:rPr>
+              <w:t>{{ building_breadth }}</w:t>
+            </w:r>
+          </w:p>
+        </w:tc>
+        <w:tc>
+          <w:tcPr>
+            <w:tcW w:type="dxa" w:w="567"/>
+            <w:tcBorders>
+              <w:top w:val="single" w:sz="6" w:color="B8CCE4" w:space="0"/>
+              <w:left w:val="single" w:sz="6" w:color="B8CCE4" w:space="0"/>
+              <w:bottom w:val="single" w:sz="6" w:color="B8CCE4" w:space="0"/>
+              <w:right w:val="single" w:sz="6" w:color="B8CCE4" w:space="0"/>
+            </w:tcBorders>
+            <w:vAlign w:val="center"/>
+          </w:tcPr>
+          <w:p>
+            <w:pPr>
+              <w:spacing w:before="20" w:after="20"/>
+              <w:jc w:val="center"/>
+            </w:pPr>
+            <w:r>
+              <w:rPr>
+                <w:b w:val="0"/>
+                <w:i w:val="0"/>
+                <w:sz w:val="19"/>
+              </w:rPr>
+              <w:t>{{ building_height }}</w:t>
+            </w:r>
+          </w:p>
+        </w:tc>
+      </w:tr>
+      <w:tr>
+        <w:trPr>
+          <w:trHeight w:val="420" w:hRule="atLeast"/>
+        </w:trPr>
+        <w:tc>
+          <w:tcPr>
+            <w:tcW w:type="dxa" w:w="7822"/>
+            <w:gridSpan w:val="7"/>
+            <w:tcBorders>
+              <w:top w:val="single" w:sz="6" w:color="B8CCE4" w:space="0"/>
+              <w:left w:val="single" w:sz="6" w:color="B8CCE4" w:space="0"/>
+              <w:bottom w:val="single" w:sz="6" w:color="B8CCE4" w:space="0"/>
+              <w:right w:val="single" w:sz="6" w:color="B8CCE4" w:space="0"/>
+            </w:tcBorders>
+            <w:vAlign w:val="center"/>
+            <w:shd w:val="clear" w:color="auto" w:fill="D9E1F2"/>
+          </w:tcPr>
+          <w:p>
+            <w:pPr>
+              <w:spacing w:before="20" w:after="20"/>
+              <w:jc w:val="center"/>
+            </w:pPr>
+            <w:r>
+              <w:rPr>
+                <w:b/>
+                <w:i w:val="0"/>
+                <w:sz w:val="19"/>
+              </w:rPr>
+              <w:t>Total Fair Market Value of Land &amp; Building Project</w:t>
+            </w:r>
+          </w:p>
+        </w:tc>
+        <w:tc>
+          <w:tcPr>
+            <w:tcW w:type="dxa" w:w="2381"/>
+            <w:gridSpan w:val="3"/>
+            <w:tcBorders>
+              <w:top w:val="single" w:sz="6" w:color="B8CCE4" w:space="0"/>
+              <w:left w:val="single" w:sz="6" w:color="B8CCE4" w:space="0"/>
+              <w:bottom w:val="single" w:sz="6" w:color="B8CCE4" w:space="0"/>
+              <w:right w:val="single" w:sz="6" w:color="B8CCE4" w:space="0"/>
+            </w:tcBorders>
+            <w:vAlign w:val="center"/>
+          </w:tcPr>
+          <w:p>
+            <w:pPr>
+              <w:spacing w:before="20" w:after="20"/>
+              <w:jc w:val="right"/>
+            </w:pPr>
+            <w:r>
+              <w:rPr>
+                <w:b/>
+                <w:i w:val="0"/>
+                <w:sz w:val="19"/>
+              </w:rPr>
+              <w:t>{{ fair_market_value }}</w:t>
+            </w:r>
+          </w:p>
         </w:tc>
       </w:tr>
     </w:tbl>
@@ -1247,7 +2138,7 @@
           <w:i w:val="0"/>
           <w:sz w:val="20"/>
         </w:rPr>
-        <w:t>NEC. No.: {{ nec_no }} "Civil" "{{ nec_class }}" Class</w:t>
+        <w:t>NEC. No.: {{ nec_no }} "{{ nec_type }}" "{{ nec_class }}" Class</w:t>
       </w:r>
     </w:p>
     <w:p>
@@ -3488,7 +4379,7 @@
               <w:rPr>
                 <w:sz w:val="19"/>
               </w:rPr>
-              <w:t>General</w:t>
+              <w:t>{{ land_level }}</w:t>
             </w:r>
           </w:p>
         </w:tc>
@@ -3570,7 +4461,7 @@
               <w:rPr>
                 <w:sz w:val="19"/>
               </w:rPr>
-              <w:t>N/A</w:t>
+              <w:t>{{ nature_of_soil }}</w:t>
             </w:r>
           </w:p>
         </w:tc>
@@ -3816,7 +4707,7 @@
               <w:rPr>
                 <w:sz w:val="19"/>
               </w:rPr>
-              <w:t>—</w:t>
+              <w:t>{{ construction_on_land }}</w:t>
             </w:r>
           </w:p>
         </w:tc>
@@ -4103,7 +4994,7 @@
               <w:rPr>
                 <w:sz w:val="19"/>
               </w:rPr>
-              <w:t>N/A</w:t>
+              <w:t>{{ positive_features }}</w:t>
             </w:r>
           </w:p>
         </w:tc>
@@ -4144,7 +5035,7 @@
               <w:rPr>
                 <w:sz w:val="19"/>
               </w:rPr>
-              <w:t>N/A</w:t>
+              <w:t>{{ negative_features }}</w:t>
             </w:r>
           </w:p>
         </w:tc>
@@ -4345,7 +5236,7 @@
               <w:rPr>
                 <w:sz w:val="19"/>
               </w:rPr>
-              <w:t>None</w:t>
+              <w:t>{{ ownership_comments }}</w:t>
             </w:r>
           </w:p>
         </w:tc>
@@ -4431,7 +5322,7 @@
               <w:rPr>
                 <w:sz w:val="19"/>
               </w:rPr>
-              <w:t>Yes</w:t>
+              <w:t>{{ land_revenue_paid }}</w:t>
             </w:r>
           </w:p>
         </w:tc>
@@ -4487,7 +5378,7 @@
               <w:rPr>
                 <w:sz w:val="19"/>
               </w:rPr>
-              <w:t>None</w:t>
+              <w:t>{{ land_revenue_comments }}</w:t>
             </w:r>
           </w:p>
         </w:tc>
@@ -4629,7 +5520,7 @@
               <w:rPr>
                 <w:sz w:val="19"/>
               </w:rPr>
-              <w:t>Yes</w:t>
+              <w:t>{{ sale_gift_elapsed }}</w:t>
             </w:r>
           </w:p>
         </w:tc>
@@ -4657,7 +5548,7 @@
               <w:rPr>
                 <w:sz w:val="19"/>
               </w:rPr>
-              <w:t>None</w:t>
+              <w:t>{{ land_registration_comments }}</w:t>
             </w:r>
           </w:p>
         </w:tc>
@@ -4743,7 +5634,7 @@
               <w:rPr>
                 <w:sz w:val="19"/>
               </w:rPr>
-              <w:t>Yes</w:t>
+              <w:t>{{ maps_plots_indicated }}</w:t>
             </w:r>
           </w:p>
         </w:tc>
@@ -4771,7 +5662,7 @@
               <w:rPr>
                 <w:sz w:val="19"/>
               </w:rPr>
-              <w:t>Yes</w:t>
+              <w:t>{{ maps_access_marked }}</w:t>
             </w:r>
           </w:p>
         </w:tc>
@@ -4799,7 +5690,7 @@
               <w:rPr>
                 <w:sz w:val="19"/>
               </w:rPr>
-              <w:t>Yes</w:t>
+              <w:t>{{ maps_shape_tallies }}</w:t>
             </w:r>
           </w:p>
         </w:tc>
@@ -4827,7 +5718,7 @@
               <w:rPr>
                 <w:sz w:val="19"/>
               </w:rPr>
-              <w:t>None</w:t>
+              <w:t>{{ maps_comments }}</w:t>
             </w:r>
           </w:p>
         </w:tc>
@@ -4883,7 +5774,7 @@
               <w:rPr>
                 <w:sz w:val="19"/>
               </w:rPr>
-              <w:t>None</w:t>
+              <w:t>{{ area_change_comments }}</w:t>
             </w:r>
           </w:p>
         </w:tc>
@@ -4969,7 +5860,7 @@
               <w:rPr>
                 <w:sz w:val="19"/>
               </w:rPr>
-              <w:t>Yes</w:t>
+              <w:t>{{ boundary_cert_available }}</w:t>
             </w:r>
           </w:p>
         </w:tc>
@@ -5025,7 +5916,7 @@
               <w:rPr>
                 <w:sz w:val="19"/>
               </w:rPr>
-              <w:t>None</w:t>
+              <w:t>{{ boundary_cert_comments }}</w:t>
             </w:r>
           </w:p>
         </w:tc>
@@ -5111,7 +6002,7 @@
               <w:rPr>
                 <w:sz w:val="19"/>
               </w:rPr>
-              <w:t>Yes</w:t>
+              <w:t>{{ free_access_available }}</w:t>
             </w:r>
           </w:p>
         </w:tc>
@@ -5139,7 +6030,7 @@
               <w:rPr>
                 <w:sz w:val="19"/>
               </w:rPr>
-              <w:t>No</w:t>
+              <w:t>{{ acquisition_notice }}</w:t>
             </w:r>
           </w:p>
         </w:tc>
@@ -5167,7 +6058,7 @@
               <w:rPr>
                 <w:sz w:val="19"/>
               </w:rPr>
-              <w:t>Yes</w:t>
+              <w:t>{{ boundary_clearly_defined }}</w:t>
             </w:r>
           </w:p>
         </w:tc>
@@ -5195,7 +6086,7 @@
               <w:rPr>
                 <w:sz w:val="19"/>
               </w:rPr>
-              <w:t>None</w:t>
+              <w:t>{{ general_legal_comments }}</w:t>
             </w:r>
           </w:p>
         </w:tc>
@@ -6129,19 +7020,20 @@
       </w:pPr>
       <w:r>
         <w:rPr>
-          <w:b/>
-          <w:i w:val="0"/>
           <w:sz w:val="20"/>
         </w:rPr>
-        <w:t xml:space="preserve">Owner(s): </w:t>
+        <w:t>Owner 1           :  {{ owner1_name }}</w:t>
       </w:r>
+    </w:p>
+    <w:p>
+      <w:pPr>
+        <w:spacing w:before="0" w:after="40"/>
+      </w:pPr>
       <w:r>
         <w:rPr>
-          <w:b w:val="0"/>
-          <w:i w:val="0"/>
           <w:sz w:val="20"/>
         </w:rPr>
-        <w:t>{{ owners_plain }}</w:t>
+        <w:t>Owner 2           :  {{ owner2_name }}</w:t>
       </w:r>
     </w:p>
     <w:p>
@@ -7096,11 +7988,15 @@
             <w:tcW w:type="dxa" w:w="2268"/>
           </w:tcPr>
           <w:p>
-            <w:r>
-              <w:rPr>
-                <w:sz w:val="19"/>
-              </w:rPr>
-              <w:t>{{ fair_market_value_building }}</w:t>
+            <w:pPr>
+              <w:jc w:val="center"/>
+            </w:pPr>
+            <w:r>
+              <w:rPr>
+                <w:b w:val="0"/>
+                <w:sz w:val="20"/>
+              </w:rPr>
+              <w:t>{{ market_building_value }}</w:t>
             </w:r>
           </w:p>
         </w:tc>
@@ -7149,11 +8045,15 @@
             <w:tcW w:type="dxa" w:w="2268"/>
           </w:tcPr>
           <w:p>
-            <w:r>
-              <w:rPr>
-                <w:sz w:val="19"/>
-              </w:rPr>
-              <w:t>{{ market_land_value }}</w:t>
+            <w:pPr>
+              <w:jc w:val="center"/>
+            </w:pPr>
+            <w:r>
+              <w:rPr>
+                <w:b w:val="0"/>
+                <w:sz w:val="20"/>
+              </w:rPr>
+              <w:t>{{ market_value_total }}</w:t>
             </w:r>
           </w:p>
         </w:tc>
@@ -7190,19 +8090,208 @@
         <w:t>Access Road</w:t>
       </w:r>
     </w:p>
-    <w:p>
-      <w:pPr>
-        <w:spacing w:before="0" w:after="40"/>
-      </w:pPr>
-      <w:r>
-        <w:rPr>
-          <w:b w:val="0"/>
-          <w:i w:val="0"/>
-          <w:sz w:val="20"/>
-        </w:rPr>
-        <w:t>Type: {{ road_access }}</w:t>
-      </w:r>
-    </w:p>
+    <w:tbl>
+      <w:tblPr>
+        <w:tblStyle w:val="TableGrid"/>
+        <w:tblW w:w="0" w:type="auto"/>
+        <w:tblBorders>
+          <w:top w:val="none" w:sz="0" w:space="0" w:color="auto"/>
+          <w:left w:val="none" w:sz="0" w:space="0" w:color="auto"/>
+          <w:bottom w:val="none" w:sz="0" w:space="0" w:color="auto"/>
+          <w:right w:val="none" w:sz="0" w:space="0" w:color="auto"/>
+          <w:insideH w:val="none" w:sz="0" w:space="0" w:color="auto"/>
+          <w:insideV w:val="none" w:sz="0" w:space="0" w:color="auto"/>
+        </w:tblBorders>
+      </w:tblPr>
+      <w:tblGrid>
+        <w:gridCol w:w="2551"/>
+        <w:gridCol w:w="2551"/>
+        <w:gridCol w:w="2551"/>
+        <w:gridCol w:w="2551"/>
+      </w:tblGrid>
+      <w:tr>
+        <w:tc>
+          <w:tcPr>
+            <w:tcW w:w="2551" w:type="dxa"/>
+            <w:tcBorders>
+              <w:top w:val="none" w:sz="0" w:space="0" w:color="auto"/>
+              <w:left w:val="none" w:sz="0" w:space="0" w:color="auto"/>
+              <w:bottom w:val="none" w:sz="0" w:space="0" w:color="auto"/>
+              <w:right w:val="none" w:sz="0" w:space="0" w:color="auto"/>
+            </w:tcBorders>
+          </w:tcPr>
+          <w:p>
+            <w:pPr>
+              <w:jc w:val="left"/>
+              <w:spacing w:before="20" w:after="20"/>
+            </w:pPr>
+            <w:r>
+              <w:rPr>
+                <w:sz w:val="19"/>
+              </w:rPr>
+              <w:t xml:space="preserve">{{ road_cb_pitched }} Pitched Road</w:t>
+            </w:r>
+          </w:p>
+        </w:tc>
+        <w:tc>
+          <w:tcPr>
+            <w:tcW w:w="2551" w:type="dxa"/>
+            <w:tcBorders>
+              <w:top w:val="none" w:sz="0" w:space="0" w:color="auto"/>
+              <w:left w:val="none" w:sz="0" w:space="0" w:color="auto"/>
+              <w:bottom w:val="none" w:sz="0" w:space="0" w:color="auto"/>
+              <w:right w:val="none" w:sz="0" w:space="0" w:color="auto"/>
+            </w:tcBorders>
+          </w:tcPr>
+          <w:p>
+            <w:pPr>
+              <w:jc w:val="left"/>
+              <w:spacing w:before="20" w:after="20"/>
+            </w:pPr>
+            <w:r>
+              <w:rPr>
+                <w:sz w:val="19"/>
+              </w:rPr>
+              <w:t xml:space="preserve">{{ road_cb_concrete_slab }} Concrete Slab Road</w:t>
+            </w:r>
+          </w:p>
+        </w:tc>
+        <w:tc>
+          <w:tcPr>
+            <w:tcW w:w="2551" w:type="dxa"/>
+            <w:tcBorders>
+              <w:top w:val="none" w:sz="0" w:space="0" w:color="auto"/>
+              <w:left w:val="none" w:sz="0" w:space="0" w:color="auto"/>
+              <w:bottom w:val="none" w:sz="0" w:space="0" w:color="auto"/>
+              <w:right w:val="none" w:sz="0" w:space="0" w:color="auto"/>
+            </w:tcBorders>
+          </w:tcPr>
+          <w:p>
+            <w:pPr>
+              <w:jc w:val="left"/>
+              <w:spacing w:before="20" w:after="20"/>
+            </w:pPr>
+            <w:r>
+              <w:rPr>
+                <w:sz w:val="19"/>
+              </w:rPr>
+              <w:t xml:space="preserve">{{ road_cb_gravelled }} Gravelled Road</w:t>
+            </w:r>
+          </w:p>
+        </w:tc>
+        <w:tc>
+          <w:tcPr>
+            <w:tcW w:w="2551" w:type="dxa"/>
+            <w:tcBorders>
+              <w:top w:val="none" w:sz="0" w:space="0" w:color="auto"/>
+              <w:left w:val="none" w:sz="0" w:space="0" w:color="auto"/>
+              <w:bottom w:val="none" w:sz="0" w:space="0" w:color="auto"/>
+              <w:right w:val="none" w:sz="0" w:space="0" w:color="auto"/>
+            </w:tcBorders>
+          </w:tcPr>
+          <w:p>
+            <w:pPr>
+              <w:jc w:val="left"/>
+              <w:spacing w:before="20" w:after="20"/>
+            </w:pPr>
+            <w:r>
+              <w:rPr>
+                <w:sz w:val="19"/>
+              </w:rPr>
+              <w:t xml:space="preserve">{{ road_cb_foot_trail }} Foot Trail</w:t>
+            </w:r>
+          </w:p>
+        </w:tc>
+      </w:tr>
+      <w:tr>
+        <w:tc>
+          <w:tcPr>
+            <w:tcW w:w="2551" w:type="dxa"/>
+            <w:tcBorders>
+              <w:top w:val="none" w:sz="0" w:space="0" w:color="auto"/>
+              <w:left w:val="none" w:sz="0" w:space="0" w:color="auto"/>
+              <w:bottom w:val="none" w:sz="0" w:space="0" w:color="auto"/>
+              <w:right w:val="none" w:sz="0" w:space="0" w:color="auto"/>
+            </w:tcBorders>
+          </w:tcPr>
+          <w:p>
+            <w:pPr>
+              <w:jc w:val="left"/>
+              <w:spacing w:before="20" w:after="20"/>
+            </w:pPr>
+            <w:r>
+              <w:rPr>
+                <w:sz w:val="19"/>
+              </w:rPr>
+              <w:t xml:space="preserve">{{ road_cb_earthen }} Earthen Road</w:t>
+            </w:r>
+          </w:p>
+        </w:tc>
+        <w:tc>
+          <w:tcPr>
+            <w:tcW w:w="2551" w:type="dxa"/>
+            <w:tcBorders>
+              <w:top w:val="none" w:sz="0" w:space="0" w:color="auto"/>
+              <w:left w:val="none" w:sz="0" w:space="0" w:color="auto"/>
+              <w:bottom w:val="none" w:sz="0" w:space="0" w:color="auto"/>
+              <w:right w:val="none" w:sz="0" w:space="0" w:color="auto"/>
+            </w:tcBorders>
+          </w:tcPr>
+          <w:p>
+            <w:pPr>
+              <w:jc w:val="left"/>
+              <w:spacing w:before="20" w:after="20"/>
+            </w:pPr>
+            <w:r>
+              <w:rPr>
+                <w:sz w:val="19"/>
+              </w:rPr>
+              <w:t xml:space="preserve">{{ road_cb_block_paved }} Block Paved Road</w:t>
+            </w:r>
+          </w:p>
+        </w:tc>
+        <w:tc>
+          <w:tcPr>
+            <w:tcW w:w="2551" w:type="dxa"/>
+            <w:tcBorders>
+              <w:top w:val="none" w:sz="0" w:space="0" w:color="auto"/>
+              <w:left w:val="none" w:sz="0" w:space="0" w:color="auto"/>
+              <w:bottom w:val="none" w:sz="0" w:space="0" w:color="auto"/>
+              <w:right w:val="none" w:sz="0" w:space="0" w:color="auto"/>
+            </w:tcBorders>
+          </w:tcPr>
+          <w:p>
+            <w:pPr>
+              <w:jc w:val="left"/>
+              <w:spacing w:before="20" w:after="20"/>
+            </w:pPr>
+            <w:r>
+              <w:rPr>
+                <w:sz w:val="19"/>
+              </w:rPr>
+              <w:t xml:space="preserve">{{ road_cb_stone_paved }} Stone Paved Road</w:t>
+            </w:r>
+          </w:p>
+        </w:tc>
+        <w:tc>
+          <w:tcPr>
+            <w:tcW w:w="2551" w:type="dxa"/>
+            <w:tcBorders>
+              <w:top w:val="none" w:sz="0" w:space="0" w:color="auto"/>
+              <w:left w:val="none" w:sz="0" w:space="0" w:color="auto"/>
+              <w:bottom w:val="none" w:sz="0" w:space="0" w:color="auto"/>
+              <w:right w:val="none" w:sz="0" w:space="0" w:color="auto"/>
+            </w:tcBorders>
+          </w:tcPr>
+          <w:p>
+            <w:pPr>
+              <w:jc w:val="left"/>
+              <w:spacing w:before="20" w:after="20"/>
+            </w:pPr>
+          </w:p>
+        </w:tc>
+      </w:tr>
+    </w:tbl>
     <w:p>
       <w:pPr>
         <w:spacing w:before="80" w:after="40"/>
@@ -7373,19 +8462,20 @@
       </w:pPr>
       <w:r>
         <w:rPr>
-          <w:b/>
-          <w:i w:val="0"/>
           <w:sz w:val="20"/>
         </w:rPr>
-        <w:t xml:space="preserve">Owner(s): </w:t>
+        <w:t>Owner 1           :  {{ owner1_name }}</w:t>
       </w:r>
+    </w:p>
+    <w:p>
+      <w:pPr>
+        <w:spacing w:before="0" w:after="40"/>
+      </w:pPr>
       <w:r>
         <w:rPr>
-          <w:b w:val="0"/>
-          <w:i w:val="0"/>
           <w:sz w:val="20"/>
         </w:rPr>
-        <w:t>{{ owners_plain }}</w:t>
+        <w:t>Owner 2           :  {{ owner2_name }}</w:t>
       </w:r>
     </w:p>
     <w:p>
@@ -7622,6 +8712,25 @@
             </w:r>
           </w:p>
         </w:tc>
+        <w:tc>
+          <w:tcPr>
+            <w:tcW w:type="dxa" w:w="2160"/>
+            <w:shd w:val="clear" w:color="auto" w:fill="1F3A2E"/>
+          </w:tcPr>
+          <w:p>
+            <w:pPr>
+              <w:spacing w:before="20" w:after="20"/>
+              <w:jc w:val="center"/>
+            </w:pPr>
+            <w:r>
+              <w:rPr>
+                <w:b/>
+                <w:sz w:val="19"/>
+              </w:rPr>
+              <w:t>Remarks</w:t>
+            </w:r>
+          </w:p>
+        </w:tc>
       </w:tr>
       <w:tr>
         <w:tc>
@@ -7702,6 +8811,24 @@
             </w:r>
           </w:p>
         </w:tc>
+        <w:tc>
+          <w:tcPr>
+            <w:tcW w:type="dxa" w:w="1512"/>
+          </w:tcPr>
+          <w:p>
+            <w:pPr>
+              <w:spacing w:before="20" w:after="20"/>
+              <w:jc w:val="center"/>
+            </w:pPr>
+            <w:r>
+              <w:rPr>
+                <w:b w:val="0"/>
+                <w:sz w:val="19"/>
+              </w:rPr>
+              <w:t>{{ govt_value_remarks }}</w:t>
+            </w:r>
+          </w:p>
+        </w:tc>
       </w:tr>
       <w:tr>
         <w:tc>
@@ -7781,6 +8908,24 @@
             </w:r>
           </w:p>
         </w:tc>
+        <w:tc>
+          <w:tcPr>
+            <w:tcW w:type="dxa" w:w="1512"/>
+          </w:tcPr>
+          <w:p>
+            <w:pPr>
+              <w:spacing w:before="20" w:after="20"/>
+              <w:jc w:val="center"/>
+            </w:pPr>
+            <w:r>
+              <w:rPr>
+                <w:b w:val="0"/>
+                <w:sz w:val="19"/>
+              </w:rPr>
+              <w:t>{{ market_value_remarks }}</w:t>
+            </w:r>
+          </w:p>
+        </w:tc>
       </w:tr>
       <w:tr>
         <w:tc>
@@ -7858,6 +9003,24 @@
             </w:r>
           </w:p>
         </w:tc>
+        <w:tc>
+          <w:tcPr>
+            <w:tcW w:type="dxa" w:w="1512"/>
+          </w:tcPr>
+          <w:p>
+            <w:pPr>
+              <w:spacing w:before="20" w:after="20"/>
+              <w:jc w:val="center"/>
+            </w:pPr>
+            <w:r>
+              <w:rPr>
+                <w:b w:val="0"/>
+                <w:sz w:val="19"/>
+              </w:rPr>
+              <w:t>Sum of 50% of S.N.1 and 50% of S.N.2</w:t>
+            </w:r>
+          </w:p>
+        </w:tc>
       </w:tr>
       <w:tr>
         <w:tc>
@@ -7914,8 +9077,13 @@
             <w:tcW w:type="dxa" w:w="1512"/>
           </w:tcPr>
           <w:p>
-            <w:r>
-              <w:rPr>
+            <w:pPr>
+              <w:spacing w:before="20" w:after="20"/>
+              <w:jc w:val="center"/>
+            </w:pPr>
+            <w:r>
+              <w:rPr>
+                <w:b w:val="0"/>
                 <w:sz w:val="19"/>
               </w:rPr>
               <w:t>{{ avg_fmv_rate }}</w:t>
@@ -7927,8 +9095,400 @@
             <w:tcW w:type="dxa" w:w="1512"/>
           </w:tcPr>
           <w:p>
-            <w:r>
-              <w:rPr>
+            <w:pPr>
+              <w:spacing w:before="20" w:after="20"/>
+              <w:jc w:val="center"/>
+            </w:pPr>
+            <w:r>
+              <w:rPr>
+                <w:b w:val="0"/>
+                <w:sz w:val="19"/>
+              </w:rPr>
+              <w:t>{{ avg_fmv_amount }}</w:t>
+            </w:r>
+          </w:p>
+        </w:tc>
+        <w:tc>
+          <w:tcPr>
+            <w:tcW w:type="dxa" w:w="1512"/>
+          </w:tcPr>
+          <w:p>
+            <w:pPr>
+              <w:spacing w:before="20" w:after="20"/>
+              <w:jc w:val="center"/>
+            </w:pPr>
+            <w:r>
+              <w:rPr>
+                <w:b w:val="0"/>
+                <w:sz w:val="19"/>
+              </w:rPr>
+            </w:r>
+          </w:p>
+        </w:tc>
+      </w:tr>
+      <w:tr>
+        <w:tc>
+          <w:tcPr>
+            <w:tcW w:type="dxa" w:w="1512"/>
+          </w:tcPr>
+          <w:p>
+            <w:pPr>
+              <w:spacing w:before="20" w:after="20"/>
+              <w:jc w:val="center"/>
+            </w:pPr>
+            <w:r>
+              <w:rPr>
+                <w:b w:val="0"/>
+                <w:sz w:val="19"/>
+              </w:rPr>
+            </w:r>
+          </w:p>
+        </w:tc>
+        <w:tc>
+          <w:tcPr>
+            <w:tcW w:type="dxa" w:w="1512"/>
+          </w:tcPr>
+          <w:p>
+            <w:pPr>
+              <w:spacing w:before="20" w:after="20"/>
+              <w:jc w:val="left"/>
+            </w:pPr>
+            <w:r>
+              <w:rPr>
+                <w:b/>
+                <w:sz w:val="19"/>
+              </w:rPr>
+              <w:t>50% Of Government Value Of Land</w:t>
+            </w:r>
+          </w:p>
+        </w:tc>
+        <w:tc>
+          <w:tcPr>
+            <w:tcW w:type="dxa" w:w="1512"/>
+          </w:tcPr>
+          <w:p>
+            <w:pPr>
+              <w:spacing w:before="20" w:after="20"/>
+              <w:jc w:val="center"/>
+            </w:pPr>
+            <w:r>
+              <w:rPr>
+                <w:b w:val="0"/>
+                <w:sz w:val="19"/>
+              </w:rPr>
+            </w:r>
+          </w:p>
+        </w:tc>
+        <w:tc>
+          <w:tcPr>
+            <w:tcW w:type="dxa" w:w="1512"/>
+          </w:tcPr>
+          <w:p>
+            <w:pPr>
+              <w:spacing w:before="20" w:after="20"/>
+              <w:jc w:val="center"/>
+            </w:pPr>
+            <w:r>
+              <w:rPr>
+                <w:b w:val="0"/>
+                <w:sz w:val="19"/>
+              </w:rPr>
+            </w:r>
+          </w:p>
+        </w:tc>
+        <w:tc>
+          <w:tcPr>
+            <w:tcW w:type="dxa" w:w="1512"/>
+          </w:tcPr>
+          <w:p>
+            <w:pPr>
+              <w:spacing w:before="20" w:after="20"/>
+              <w:jc w:val="center"/>
+            </w:pPr>
+            <w:r>
+              <w:rPr>
+                <w:b w:val="0"/>
+                <w:sz w:val="19"/>
+              </w:rPr>
+            </w:r>
+          </w:p>
+        </w:tc>
+        <w:tc>
+          <w:tcPr>
+            <w:tcW w:type="dxa" w:w="1512"/>
+          </w:tcPr>
+          <w:p>
+            <w:pPr>
+              <w:spacing w:before="20" w:after="20"/>
+              <w:jc w:val="center"/>
+            </w:pPr>
+            <w:r>
+              <w:rPr>
+                <w:b/>
+                <w:sz w:val="19"/>
+              </w:rPr>
+              <w:t>{{ govt_50 }}</w:t>
+            </w:r>
+          </w:p>
+        </w:tc>
+        <w:tc>
+          <w:tcPr>
+            <w:tcW w:type="dxa" w:w="1512"/>
+          </w:tcPr>
+          <w:p>
+            <w:pPr>
+              <w:spacing w:before="20" w:after="20"/>
+              <w:jc w:val="center"/>
+            </w:pPr>
+            <w:r>
+              <w:rPr>
+                <w:b w:val="0"/>
+                <w:sz w:val="19"/>
+              </w:rPr>
+            </w:r>
+          </w:p>
+        </w:tc>
+      </w:tr>
+      <w:tr>
+        <w:tc>
+          <w:tcPr>
+            <w:tcW w:type="dxa" w:w="1512"/>
+          </w:tcPr>
+          <w:p>
+            <w:pPr>
+              <w:spacing w:before="20" w:after="20"/>
+              <w:jc w:val="center"/>
+            </w:pPr>
+            <w:r>
+              <w:rPr>
+                <w:b w:val="0"/>
+                <w:sz w:val="19"/>
+              </w:rPr>
+            </w:r>
+          </w:p>
+        </w:tc>
+        <w:tc>
+          <w:tcPr>
+            <w:tcW w:type="dxa" w:w="1512"/>
+          </w:tcPr>
+          <w:p>
+            <w:pPr>
+              <w:spacing w:before="20" w:after="20"/>
+              <w:jc w:val="left"/>
+            </w:pPr>
+            <w:r>
+              <w:rPr>
+                <w:b/>
+                <w:sz w:val="19"/>
+              </w:rPr>
+              <w:t>50% Of Market Value Of Land</w:t>
+            </w:r>
+          </w:p>
+        </w:tc>
+        <w:tc>
+          <w:tcPr>
+            <w:tcW w:type="dxa" w:w="1512"/>
+          </w:tcPr>
+          <w:p>
+            <w:pPr>
+              <w:spacing w:before="20" w:after="20"/>
+              <w:jc w:val="center"/>
+            </w:pPr>
+            <w:r>
+              <w:rPr>
+                <w:b w:val="0"/>
+                <w:sz w:val="19"/>
+              </w:rPr>
+            </w:r>
+          </w:p>
+        </w:tc>
+        <w:tc>
+          <w:tcPr>
+            <w:tcW w:type="dxa" w:w="1512"/>
+          </w:tcPr>
+          <w:p>
+            <w:pPr>
+              <w:spacing w:before="20" w:after="20"/>
+              <w:jc w:val="center"/>
+            </w:pPr>
+            <w:r>
+              <w:rPr>
+                <w:b w:val="0"/>
+                <w:sz w:val="19"/>
+              </w:rPr>
+            </w:r>
+          </w:p>
+        </w:tc>
+        <w:tc>
+          <w:tcPr>
+            <w:tcW w:type="dxa" w:w="1512"/>
+          </w:tcPr>
+          <w:p>
+            <w:pPr>
+              <w:spacing w:before="20" w:after="20"/>
+              <w:jc w:val="center"/>
+            </w:pPr>
+            <w:r>
+              <w:rPr>
+                <w:b w:val="0"/>
+                <w:sz w:val="19"/>
+              </w:rPr>
+            </w:r>
+          </w:p>
+        </w:tc>
+        <w:tc>
+          <w:tcPr>
+            <w:tcW w:type="dxa" w:w="1512"/>
+          </w:tcPr>
+          <w:p>
+            <w:pPr>
+              <w:spacing w:before="20" w:after="20"/>
+              <w:jc w:val="center"/>
+            </w:pPr>
+            <w:r>
+              <w:rPr>
+                <w:b/>
+                <w:sz w:val="19"/>
+              </w:rPr>
+              <w:t>{{ market_50 }}</w:t>
+            </w:r>
+          </w:p>
+        </w:tc>
+        <w:tc>
+          <w:tcPr>
+            <w:tcW w:type="dxa" w:w="1512"/>
+          </w:tcPr>
+          <w:p>
+            <w:pPr>
+              <w:spacing w:before="20" w:after="20"/>
+              <w:jc w:val="center"/>
+            </w:pPr>
+            <w:r>
+              <w:rPr>
+                <w:b w:val="0"/>
+                <w:sz w:val="19"/>
+              </w:rPr>
+            </w:r>
+          </w:p>
+        </w:tc>
+      </w:tr>
+      <w:tr>
+        <w:tc>
+          <w:tcPr>
+            <w:tcW w:type="dxa" w:w="1512"/>
+          </w:tcPr>
+          <w:p>
+            <w:pPr>
+              <w:spacing w:before="20" w:after="20"/>
+              <w:jc w:val="center"/>
+            </w:pPr>
+            <w:r>
+              <w:rPr>
+                <w:b w:val="0"/>
+                <w:sz w:val="19"/>
+              </w:rPr>
+            </w:r>
+          </w:p>
+        </w:tc>
+        <w:tc>
+          <w:tcPr>
+            <w:tcW w:type="dxa" w:w="1512"/>
+          </w:tcPr>
+          <w:p>
+            <w:pPr>
+              <w:spacing w:before="20" w:after="20"/>
+              <w:jc w:val="left"/>
+            </w:pPr>
+            <w:r>
+              <w:rPr>
+                <w:b/>
+                <w:sz w:val="19"/>
+              </w:rPr>
+              <w:t>Total Fair Market Value of Land</w:t>
+            </w:r>
+          </w:p>
+        </w:tc>
+        <w:tc>
+          <w:tcPr>
+            <w:tcW w:type="dxa" w:w="1512"/>
+          </w:tcPr>
+          <w:p>
+            <w:pPr>
+              <w:spacing w:before="20" w:after="20"/>
+              <w:jc w:val="center"/>
+            </w:pPr>
+            <w:r>
+              <w:rPr>
+                <w:b w:val="0"/>
+                <w:sz w:val="19"/>
+              </w:rPr>
+            </w:r>
+          </w:p>
+        </w:tc>
+        <w:tc>
+          <w:tcPr>
+            <w:tcW w:type="dxa" w:w="1512"/>
+          </w:tcPr>
+          <w:p>
+            <w:pPr>
+              <w:spacing w:before="20" w:after="20"/>
+              <w:jc w:val="center"/>
+            </w:pPr>
+            <w:r>
+              <w:rPr>
+                <w:b w:val="0"/>
+                <w:sz w:val="19"/>
+              </w:rPr>
+            </w:r>
+          </w:p>
+        </w:tc>
+        <w:tc>
+          <w:tcPr>
+            <w:tcW w:type="dxa" w:w="1512"/>
+          </w:tcPr>
+          <w:p>
+            <w:pPr>
+              <w:spacing w:before="20" w:after="20"/>
+              <w:jc w:val="center"/>
+            </w:pPr>
+            <w:r>
+              <w:rPr>
+                <w:b w:val="0"/>
+                <w:sz w:val="19"/>
+              </w:rPr>
+            </w:r>
+          </w:p>
+        </w:tc>
+        <w:tc>
+          <w:tcPr>
+            <w:tcW w:type="dxa" w:w="1512"/>
+          </w:tcPr>
+          <w:p>
+            <w:pPr>
+              <w:spacing w:before="20" w:after="20"/>
+              <w:jc w:val="center"/>
+            </w:pPr>
+            <w:r>
+              <w:rPr>
+                <w:b/>
+                <w:sz w:val="19"/>
+              </w:rPr>
+              <w:t>{{ fair_market_value_land }}</w:t>
+            </w:r>
+          </w:p>
+        </w:tc>
+        <w:tc>
+          <w:tcPr>
+            <w:tcW w:type="dxa" w:w="1512"/>
+          </w:tcPr>
+          <w:p>
+            <w:pPr>
+              <w:spacing w:before="20" w:after="20"/>
+              <w:jc w:val="center"/>
+            </w:pPr>
+            <w:r>
+              <w:rPr>
+                <w:b w:val="0"/>
                 <w:sz w:val="19"/>
               </w:rPr>
             </w:r>
@@ -8201,11 +9761,16 @@
             <w:tcW w:type="dxa" w:w="1814"/>
           </w:tcPr>
           <w:p>
-            <w:r>
-              <w:rPr>
-                <w:sz w:val="19"/>
-              </w:rPr>
-              <w:t>{{ fair_market_value_building }}</w:t>
+            <w:pPr>
+              <w:spacing w:before="20" w:after="20"/>
+              <w:jc w:val="center"/>
+            </w:pPr>
+            <w:r>
+              <w:rPr>
+                <w:b w:val="0"/>
+                <w:sz w:val="19"/>
+              </w:rPr>
+              <w:t>{{ market_building_value }}</w:t>
             </w:r>
           </w:p>
         </w:tc>
@@ -8267,11 +9832,16 @@
             <w:tcW w:type="dxa" w:w="1814"/>
           </w:tcPr>
           <w:p>
-            <w:r>
-              <w:rPr>
-                <w:sz w:val="19"/>
-              </w:rPr>
-              <w:t>{{ market_land_value }}</w:t>
+            <w:pPr>
+              <w:spacing w:before="20" w:after="20"/>
+              <w:jc w:val="center"/>
+            </w:pPr>
+            <w:r>
+              <w:rPr>
+                <w:b w:val="0"/>
+                <w:sz w:val="19"/>
+              </w:rPr>
+              <w:t>{{ market_value_total }}</w:t>
             </w:r>
           </w:p>
         </w:tc>
@@ -8435,10 +10005,9 @@
       <w:r>
         <w:rPr>
           <w:b w:val="0"/>
-          <w:i w:val="0"/>
           <w:sz w:val="20"/>
         </w:rPr>
-        <w:t>c.  It has been fully ascertained that lending of the Bank is fully secured by this mortgaged up to the Distress Value of the amount certified on the report.</w:t>
+        <w:t>c.  It has been fully ascertained that lending of the Bank is fully secured by this mortgaged up to the Distress Value of the amount certified on the report. It has been mentioned if there is any doubt</w:t>
       </w:r>
     </w:p>
     <w:p>
@@ -8448,10 +10017,9 @@
       <w:r>
         <w:rPr>
           <w:b w:val="0"/>
-          <w:i w:val="0"/>
           <w:sz w:val="20"/>
         </w:rPr>
-        <w:t>d.  The use of the business property does not indicate any possibility of toxic contamination of the ground. Our analysis is based upon the assumption that there is no contamination present.</w:t>
+        <w:t>d.  The use of the business property does not indicate any possibility of toxic contamination of the ground. Our analysis is based upon the assumption that there is no contamination present. We have not conducted any considered opinion as to the effect that ground contamination would have on our value conclusion. Studies regarding the possibility of ground contamination, nor have we formed a engineering conclusion.</w:t>
       </w:r>
     </w:p>
     <w:p>
@@ -8465,6 +10033,17 @@
           <w:sz w:val="20"/>
         </w:rPr>
         <w:t>e.  Economical obsolescence of the property has not been considered in this report.</w:t>
+      </w:r>
+    </w:p>
+    <w:p>
+      <w:pPr>
+        <w:spacing w:before="0" w:after="60"/>
+      </w:pPr>
+      <w:r>
+        <w:rPr>
+          <w:sz w:val="20"/>
+        </w:rPr>
+        <w:t>To the best of our knowledge, all matter of factual nature discussed in this Report are true and correct. No important factors have been intentionally overlooked or withheld.</w:t>
       </w:r>
     </w:p>
     <w:p>
@@ -8516,10 +10095,9 @@
       <w:r>
         <w:rPr>
           <w:b w:val="0"/>
-          <w:i w:val="0"/>
           <w:sz w:val="20"/>
         </w:rPr>
-        <w:t>This valuation was conducted for the purpose of establishing Fair Market and Distress Values of the said property for the Client and the Bank for use in mortgaging these properties. It is not to be used for any other purpose. We certify that our firm is fully authorized to carry out the valuation work under the prevalent laws and we are fully equipped and competent to carry out the assignment. No individual in our firm has any financial interest in the said property. To the best of our knowledge, all matters of a factual nature discussed in this report are true and correct.</w:t>
+        <w:t>This valuation was conducted for the purpose of establishing Fair Market and Distress Values of the said property for the Client and the Bank for use in mortgaging these properties. It is not to be used for any other purpose part of this report is to be disseminated to the public or third parties. We certify that our firm is fully authorized to carry out the valuation work under the prevalent laws and we are fully equipped and competent to carry out the assignment and have the necessary qualifications, skills and experience required for the same. We also certify that no individual in our firm has any financial interest in the said property. To the best of our knowledge, all matters of a factual nature discussed in this report are true and correct. No important factors have been intentionally overlooked or withheld. We have physically inspected, verified and measured the properties in the presence of the Client/Representative of The conclusions in this report are our unbiased considered opinions of Fair Market and Distress Values of the subject assets as of the date of valuation. We transformed all the details and information furnished by the Client/Owner for the above property and he/she confirmed all details is true in my presence.</w:t>
       </w:r>
     </w:p>
     <w:p>
@@ -8583,11 +10161,14 @@
             <w:tcW w:type="dxa" w:w="3168"/>
           </w:tcPr>
           <w:p>
-            <w:r>
-              <w:rPr>
+            <w:pPr>
+              <w:jc w:val="center"/>
+            </w:pPr>
+            <w:r>
+              <w:rPr>
+                <w:b w:val="0"/>
                 <w:sz w:val="20"/>
               </w:rPr>
-              <w:t>Signature</w:t>
             </w:r>
           </w:p>
         </w:tc>
@@ -8624,24 +10205,27 @@
             <w:tcW w:type="dxa" w:w="3168"/>
           </w:tcPr>
           <w:p>
-            <w:r>
-              <w:rPr>
+            <w:pPr>
+              <w:jc w:val="center"/>
+            </w:pPr>
+            <w:r>
+              <w:rPr>
+                <w:b w:val="0"/>
                 <w:sz w:val="20"/>
               </w:rPr>
+            </w:r>
+          </w:p>
+        </w:tc>
+        <w:tc>
+          <w:tcPr>
+            <w:tcW w:type="dxa" w:w="3168"/>
+          </w:tcPr>
+          <w:p>
+            <w:r>
+              <w:rPr>
+                <w:sz w:val="20"/>
+              </w:rPr>
               <w:t>{{ owner2_name }}</w:t>
-            </w:r>
-          </w:p>
-        </w:tc>
-        <w:tc>
-          <w:tcPr>
-            <w:tcW w:type="dxa" w:w="3168"/>
-          </w:tcPr>
-          <w:p>
-            <w:r>
-              <w:rPr>
-                <w:sz w:val="20"/>
-              </w:rPr>
-              <w:t>{{ client_full_name }}</w:t>
             </w:r>
           </w:p>
         </w:tc>
@@ -8665,24 +10249,230 @@
             <w:tcW w:type="dxa" w:w="3168"/>
           </w:tcPr>
           <w:p>
-            <w:r>
-              <w:rPr>
+            <w:pPr>
+              <w:jc w:val="center"/>
+            </w:pPr>
+            <w:r>
+              <w:rPr>
+                <w:b w:val="0"/>
                 <w:sz w:val="20"/>
               </w:rPr>
+            </w:r>
+          </w:p>
+        </w:tc>
+        <w:tc>
+          <w:tcPr>
+            <w:tcW w:type="dxa" w:w="3168"/>
+          </w:tcPr>
+          <w:p>
+            <w:r>
+              <w:rPr>
+                <w:sz w:val="20"/>
+              </w:rPr>
               <w:t>Owner 2</w:t>
             </w:r>
           </w:p>
         </w:tc>
+      </w:tr>
+      <w:tr>
         <w:tc>
           <w:tcPr>
             <w:tcW w:type="dxa" w:w="3168"/>
           </w:tcPr>
           <w:p>
-            <w:r>
-              <w:rPr>
+            <w:pPr>
+              <w:jc w:val="center"/>
+            </w:pPr>
+            <w:r>
+              <w:rPr>
+                <w:b w:val="0"/>
                 <w:sz w:val="20"/>
               </w:rPr>
+            </w:r>
+          </w:p>
+        </w:tc>
+        <w:tc>
+          <w:tcPr>
+            <w:tcW w:type="dxa" w:w="3168"/>
+          </w:tcPr>
+          <w:p>
+            <w:pPr>
+              <w:jc w:val="center"/>
+            </w:pPr>
+            <w:r>
+              <w:rPr>
+                <w:b w:val="0"/>
+                <w:sz w:val="20"/>
+              </w:rPr>
+            </w:r>
+          </w:p>
+        </w:tc>
+        <w:tc>
+          <w:tcPr>
+            <w:tcW w:type="dxa" w:w="3168"/>
+          </w:tcPr>
+          <w:p>
+            <w:pPr>
+              <w:jc w:val="center"/>
+            </w:pPr>
+            <w:r>
+              <w:rPr>
+                <w:b w:val="0"/>
+                <w:sz w:val="20"/>
+              </w:rPr>
+            </w:r>
+          </w:p>
+        </w:tc>
+      </w:tr>
+      <w:tr>
+        <w:tc>
+          <w:tcPr>
+            <w:tcW w:type="dxa" w:w="3168"/>
+          </w:tcPr>
+          <w:p>
+            <w:pPr>
+              <w:jc w:val="center"/>
+            </w:pPr>
+            <w:r>
+              <w:rPr>
+                <w:b w:val="0"/>
+                <w:sz w:val="20"/>
+              </w:rPr>
+            </w:r>
+          </w:p>
+        </w:tc>
+        <w:tc>
+          <w:tcPr>
+            <w:tcW w:type="dxa" w:w="3168"/>
+          </w:tcPr>
+          <w:p>
+            <w:pPr>
+              <w:jc w:val="center"/>
+            </w:pPr>
+            <w:r>
+              <w:rPr>
+                <w:b w:val="0"/>
+                <w:sz w:val="20"/>
+              </w:rPr>
+              <w:t>Signature</w:t>
+            </w:r>
+          </w:p>
+        </w:tc>
+        <w:tc>
+          <w:tcPr>
+            <w:tcW w:type="dxa" w:w="3168"/>
+          </w:tcPr>
+          <w:p>
+            <w:pPr>
+              <w:jc w:val="center"/>
+            </w:pPr>
+            <w:r>
+              <w:rPr>
+                <w:b w:val="0"/>
+                <w:sz w:val="20"/>
+              </w:rPr>
+            </w:r>
+          </w:p>
+        </w:tc>
+      </w:tr>
+      <w:tr>
+        <w:tc>
+          <w:tcPr>
+            <w:tcW w:type="dxa" w:w="3168"/>
+          </w:tcPr>
+          <w:p>
+            <w:pPr>
+              <w:jc w:val="center"/>
+            </w:pPr>
+            <w:r>
+              <w:rPr>
+                <w:b w:val="0"/>
+                <w:sz w:val="20"/>
+              </w:rPr>
+            </w:r>
+          </w:p>
+        </w:tc>
+        <w:tc>
+          <w:tcPr>
+            <w:tcW w:type="dxa" w:w="3168"/>
+          </w:tcPr>
+          <w:p>
+            <w:pPr>
+              <w:jc w:val="center"/>
+            </w:pPr>
+            <w:r>
+              <w:rPr>
+                <w:b/>
+                <w:sz w:val="20"/>
+              </w:rPr>
+              <w:t>{{ client_full_name }}</w:t>
+            </w:r>
+          </w:p>
+        </w:tc>
+        <w:tc>
+          <w:tcPr>
+            <w:tcW w:type="dxa" w:w="3168"/>
+          </w:tcPr>
+          <w:p>
+            <w:pPr>
+              <w:jc w:val="center"/>
+            </w:pPr>
+            <w:r>
+              <w:rPr>
+                <w:b w:val="0"/>
+                <w:sz w:val="20"/>
+              </w:rPr>
+            </w:r>
+          </w:p>
+        </w:tc>
+      </w:tr>
+      <w:tr>
+        <w:tc>
+          <w:tcPr>
+            <w:tcW w:type="dxa" w:w="3168"/>
+          </w:tcPr>
+          <w:p>
+            <w:pPr>
+              <w:jc w:val="center"/>
+            </w:pPr>
+            <w:r>
+              <w:rPr>
+                <w:b w:val="0"/>
+                <w:sz w:val="20"/>
+              </w:rPr>
+            </w:r>
+          </w:p>
+        </w:tc>
+        <w:tc>
+          <w:tcPr>
+            <w:tcW w:type="dxa" w:w="3168"/>
+          </w:tcPr>
+          <w:p>
+            <w:pPr>
+              <w:jc w:val="center"/>
+            </w:pPr>
+            <w:r>
+              <w:rPr>
+                <w:b w:val="0"/>
+                <w:sz w:val="20"/>
+              </w:rPr>
               <w:t>Client</w:t>
+            </w:r>
+          </w:p>
+        </w:tc>
+        <w:tc>
+          <w:tcPr>
+            <w:tcW w:type="dxa" w:w="3168"/>
+          </w:tcPr>
+          <w:p>
+            <w:pPr>
+              <w:jc w:val="center"/>
+            </w:pPr>
+            <w:r>
+              <w:rPr>
+                <w:b w:val="0"/>
+                <w:sz w:val="20"/>
+              </w:rPr>
             </w:r>
           </w:p>
         </w:tc>
@@ -8808,9 +10598,9 @@
           <w:p>
             <w:r>
               <w:rPr>
-                <w:sz w:val="20"/>
-              </w:rPr>
-              <w:t>Mobile No: {{ firm_phone }}</w:t>
+                <w:sz w:val="19"/>
+              </w:rPr>
+              <w:t>Mobile No: {{ certifier_phone }}</w:t>
             </w:r>
           </w:p>
         </w:tc>
@@ -8891,7 +10681,7 @@
                 <w:color w:val="FFFFFF"/>
                 <w:sz w:val="19"/>
               </w:rPr>
-              <w:t>Side a (ft)</w:t>
+              <w:t>Side a</w:t>
             </w:r>
           </w:p>
         </w:tc>
@@ -8907,7 +10697,7 @@
                 <w:color w:val="FFFFFF"/>
                 <w:sz w:val="19"/>
               </w:rPr>
-              <w:t>Side b (ft)</w:t>
+              <w:t>Side b</w:t>
             </w:r>
           </w:p>
         </w:tc>
@@ -8923,7 +10713,7 @@
                 <w:color w:val="FFFFFF"/>
                 <w:sz w:val="19"/>
               </w:rPr>
-              <w:t>Side c (ft)</w:t>
+              <w:t>Side c</w:t>
             </w:r>
           </w:p>
         </w:tc>
@@ -8955,7 +10745,7 @@
                 <w:color w:val="FFFFFF"/>
                 <w:sz w:val="19"/>
               </w:rPr>
-              <w:t>Total (Sqft)</w:t>
+              <w:t>Total area in Sqft.</w:t>
             </w:r>
           </w:p>
         </w:tc>
@@ -8971,7 +10761,7 @@
                 <w:color w:val="FFFFFF"/>
                 <w:sz w:val="19"/>
               </w:rPr>
-              <w:t>Land (Aana)</w:t>
+              <w:t>Land in Aana</w:t>
             </w:r>
           </w:p>
         </w:tc>
@@ -8979,92 +10769,108 @@
       <w:tr>
         <w:tc>
           <w:tcPr>
+            <w:tcW w:type="dxa" w:w="1008"/>
+            <w:shd w:val="clear" w:color="auto" w:fill="1F3A2E"/>
+          </w:tcPr>
+          <w:p>
+            <w:r>
+              <w:rPr>
+                <w:b/>
+                <w:color w:val="FFFFFF"/>
+                <w:sz w:val="19"/>
+              </w:rPr>
+              <w:t>Plot No.</w:t>
+            </w:r>
+          </w:p>
+        </w:tc>
+        <w:tc>
+          <w:tcPr>
+            <w:tcW w:type="dxa" w:w="1224"/>
+            <w:shd w:val="clear" w:color="auto" w:fill="1F3A2E"/>
+          </w:tcPr>
+          <w:p>
+            <w:r>
+              <w:rPr>
+                <w:b/>
+                <w:color w:val="FFFFFF"/>
+                <w:sz w:val="19"/>
+              </w:rPr>
+              <w:t>{{ plot_no }}</w:t>
+            </w:r>
+          </w:p>
+        </w:tc>
+        <w:tc>
+          <w:tcPr>
+            <w:tcW w:type="dxa" w:w="1224"/>
+            <w:shd w:val="clear" w:color="auto" w:fill="1F3A2E"/>
+          </w:tcPr>
+          <w:p>
+            <w:r>
+              <w:rPr>
+                <w:b/>
+                <w:color w:val="FFFFFF"/>
+                <w:sz w:val="19"/>
+              </w:rPr>
+            </w:r>
+          </w:p>
+        </w:tc>
+        <w:tc>
+          <w:tcPr>
+            <w:tcW w:type="dxa" w:w="1224"/>
+            <w:shd w:val="clear" w:color="auto" w:fill="1F3A2E"/>
+          </w:tcPr>
+          <w:p>
+            <w:r>
+              <w:rPr>
+                <w:b/>
+                <w:color w:val="FFFFFF"/>
+                <w:sz w:val="19"/>
+              </w:rPr>
+            </w:r>
+          </w:p>
+        </w:tc>
+        <w:tc>
+          <w:tcPr>
+            <w:tcW w:type="dxa" w:w="1224"/>
+            <w:shd w:val="clear" w:color="auto" w:fill="1F3A2E"/>
+          </w:tcPr>
+          <w:p>
+            <w:r>
+              <w:rPr>
+                <w:b/>
+                <w:color w:val="FFFFFF"/>
+                <w:sz w:val="19"/>
+              </w:rPr>
+            </w:r>
+          </w:p>
+        </w:tc>
+        <w:tc>
+          <w:tcPr>
             <w:tcW w:type="dxa" w:w="1296"/>
-          </w:tcPr>
-          <w:p>
-            <w:r>
-              <w:rPr>
-                <w:sz w:val="19"/>
-              </w:rPr>
-              <w:t>A</w:t>
-            </w:r>
-          </w:p>
-        </w:tc>
-        <w:tc>
-          <w:tcPr>
-            <w:tcW w:type="dxa" w:w="1296"/>
-          </w:tcPr>
-          <w:p>
-            <w:r>
-              <w:rPr>
-                <w:sz w:val="19"/>
-              </w:rPr>
-              <w:t>—</w:t>
-            </w:r>
-          </w:p>
-        </w:tc>
-        <w:tc>
-          <w:tcPr>
-            <w:tcW w:type="dxa" w:w="1296"/>
-          </w:tcPr>
-          <w:p>
-            <w:r>
-              <w:rPr>
-                <w:sz w:val="19"/>
-              </w:rPr>
-              <w:t>—</w:t>
-            </w:r>
-          </w:p>
-        </w:tc>
-        <w:tc>
-          <w:tcPr>
-            <w:tcW w:type="dxa" w:w="1296"/>
-          </w:tcPr>
-          <w:p>
-            <w:r>
-              <w:rPr>
-                <w:sz w:val="19"/>
-              </w:rPr>
-              <w:t>—</w:t>
-            </w:r>
-          </w:p>
-        </w:tc>
-        <w:tc>
-          <w:tcPr>
-            <w:tcW w:type="dxa" w:w="1296"/>
-          </w:tcPr>
-          <w:p>
-            <w:r>
-              <w:rPr>
-                <w:sz w:val="19"/>
-              </w:rPr>
-              <w:t>—</w:t>
-            </w:r>
-          </w:p>
-        </w:tc>
-        <w:tc>
-          <w:tcPr>
-            <w:tcW w:type="dxa" w:w="1296"/>
-          </w:tcPr>
-          <w:p>
-            <w:r>
-              <w:rPr>
-                <w:sz w:val="19"/>
-              </w:rPr>
-              <w:t>—</w:t>
-            </w:r>
-          </w:p>
-        </w:tc>
-        <w:tc>
-          <w:tcPr>
-            <w:tcW w:type="dxa" w:w="1296"/>
-          </w:tcPr>
-          <w:p>
-            <w:r>
-              <w:rPr>
-                <w:sz w:val="19"/>
-              </w:rPr>
-              <w:t>—</w:t>
+            <w:shd w:val="clear" w:color="auto" w:fill="1F3A2E"/>
+          </w:tcPr>
+          <w:p>
+            <w:r>
+              <w:rPr>
+                <w:b/>
+                <w:color w:val="FFFFFF"/>
+                <w:sz w:val="19"/>
+              </w:rPr>
+            </w:r>
+          </w:p>
+        </w:tc>
+        <w:tc>
+          <w:tcPr>
+            <w:tcW w:type="dxa" w:w="1152"/>
+            <w:shd w:val="clear" w:color="auto" w:fill="1F3A2E"/>
+          </w:tcPr>
+          <w:p>
+            <w:r>
+              <w:rPr>
+                <w:b/>
+                <w:color w:val="FFFFFF"/>
+                <w:sz w:val="19"/>
+              </w:rPr>
             </w:r>
           </w:p>
         </w:tc>
@@ -9079,7 +10885,7 @@
               <w:rPr>
                 <w:sz w:val="19"/>
               </w:rPr>
-              <w:t>B</w:t>
+              <w:t>A</w:t>
             </w:r>
           </w:p>
         </w:tc>
@@ -9092,7 +10898,7 @@
               <w:rPr>
                 <w:sz w:val="19"/>
               </w:rPr>
-              <w:t>—</w:t>
+              <w:t>{{ lm_tri_a_a }}</w:t>
             </w:r>
           </w:p>
         </w:tc>
@@ -9105,7 +10911,7 @@
               <w:rPr>
                 <w:sz w:val="19"/>
               </w:rPr>
-              <w:t>—</w:t>
+              <w:t>{{ lm_tri_a_b }}</w:t>
             </w:r>
           </w:p>
         </w:tc>
@@ -9118,7 +10924,7 @@
               <w:rPr>
                 <w:sz w:val="19"/>
               </w:rPr>
-              <w:t>—</w:t>
+              <w:t>{{ lm_tri_a_c }}</w:t>
             </w:r>
           </w:p>
         </w:tc>
@@ -9131,7 +10937,7 @@
               <w:rPr>
                 <w:sz w:val="19"/>
               </w:rPr>
-              <w:t>—</w:t>
+              <w:t>{{ lm_tri_a_s }}</w:t>
             </w:r>
           </w:p>
         </w:tc>
@@ -9144,7 +10950,7 @@
               <w:rPr>
                 <w:sz w:val="19"/>
               </w:rPr>
-              <w:t>—</w:t>
+              <w:t>{{ lm_tri_a_sqft }}</w:t>
             </w:r>
           </w:p>
         </w:tc>
@@ -9157,7 +10963,7 @@
               <w:rPr>
                 <w:sz w:val="19"/>
               </w:rPr>
-              <w:t>—</w:t>
+              <w:t>{{ lm_tri_a_aana }}</w:t>
             </w:r>
           </w:p>
         </w:tc>
@@ -9170,10 +10976,102 @@
           <w:p>
             <w:r>
               <w:rPr>
+                <w:sz w:val="19"/>
+              </w:rPr>
+              <w:t>B</w:t>
+            </w:r>
+          </w:p>
+        </w:tc>
+        <w:tc>
+          <w:tcPr>
+            <w:tcW w:type="dxa" w:w="1296"/>
+          </w:tcPr>
+          <w:p>
+            <w:r>
+              <w:rPr>
+                <w:sz w:val="19"/>
+              </w:rPr>
+              <w:t>{{ lm_tri_b_a }}</w:t>
+            </w:r>
+          </w:p>
+        </w:tc>
+        <w:tc>
+          <w:tcPr>
+            <w:tcW w:type="dxa" w:w="1296"/>
+          </w:tcPr>
+          <w:p>
+            <w:r>
+              <w:rPr>
+                <w:sz w:val="19"/>
+              </w:rPr>
+              <w:t>{{ lm_tri_b_b }}</w:t>
+            </w:r>
+          </w:p>
+        </w:tc>
+        <w:tc>
+          <w:tcPr>
+            <w:tcW w:type="dxa" w:w="1296"/>
+          </w:tcPr>
+          <w:p>
+            <w:r>
+              <w:rPr>
+                <w:sz w:val="19"/>
+              </w:rPr>
+              <w:t>{{ lm_tri_b_c }}</w:t>
+            </w:r>
+          </w:p>
+        </w:tc>
+        <w:tc>
+          <w:tcPr>
+            <w:tcW w:type="dxa" w:w="1296"/>
+          </w:tcPr>
+          <w:p>
+            <w:r>
+              <w:rPr>
+                <w:sz w:val="19"/>
+              </w:rPr>
+              <w:t>{{ lm_tri_b_s }}</w:t>
+            </w:r>
+          </w:p>
+        </w:tc>
+        <w:tc>
+          <w:tcPr>
+            <w:tcW w:type="dxa" w:w="1296"/>
+          </w:tcPr>
+          <w:p>
+            <w:r>
+              <w:rPr>
+                <w:sz w:val="19"/>
+              </w:rPr>
+              <w:t>{{ lm_tri_b_sqft }}</w:t>
+            </w:r>
+          </w:p>
+        </w:tc>
+        <w:tc>
+          <w:tcPr>
+            <w:tcW w:type="dxa" w:w="1296"/>
+          </w:tcPr>
+          <w:p>
+            <w:r>
+              <w:rPr>
+                <w:sz w:val="19"/>
+              </w:rPr>
+              <w:t>{{ lm_tri_b_aana }}</w:t>
+            </w:r>
+          </w:p>
+        </w:tc>
+      </w:tr>
+      <w:tr>
+        <w:tc>
+          <w:tcPr>
+            <w:tcW w:type="dxa" w:w="1296"/>
+          </w:tcPr>
+          <w:p>
+            <w:r>
+              <w:rPr>
                 <w:b/>
                 <w:sz w:val="19"/>
               </w:rPr>
-              <w:t>Total</w:t>
             </w:r>
           </w:p>
         </w:tc>
@@ -9181,25 +11079,35 @@
           <w:tcPr>
             <w:tcW w:type="dxa" w:w="1296"/>
           </w:tcPr>
-          <w:p/>
+          <w:p>
+            <w:r/>
+          </w:p>
         </w:tc>
         <w:tc>
           <w:tcPr>
             <w:tcW w:type="dxa" w:w="1296"/>
           </w:tcPr>
-          <w:p/>
+          <w:p>
+            <w:r/>
+          </w:p>
         </w:tc>
         <w:tc>
           <w:tcPr>
             <w:tcW w:type="dxa" w:w="1296"/>
           </w:tcPr>
-          <w:p/>
+          <w:p>
+            <w:r/>
+          </w:p>
         </w:tc>
         <w:tc>
           <w:tcPr>
             <w:tcW w:type="dxa" w:w="1296"/>
           </w:tcPr>
-          <w:p/>
+          <w:p>
+            <w:r>
+              <w:t>Total =</w:t>
+            </w:r>
+          </w:p>
         </w:tc>
         <w:tc>
           <w:tcPr>
@@ -9211,7 +11119,7 @@
                 <w:b/>
                 <w:sz w:val="19"/>
               </w:rPr>
-              <w:t>{{ land_area_meas_sqft }}</w:t>
+              <w:t>{{ lm_total_sqft }}</w:t>
             </w:r>
           </w:p>
         </w:tc>
@@ -9225,7 +11133,158 @@
                 <w:b/>
                 <w:sz w:val="19"/>
               </w:rPr>
-              <w:t>{{ land_area_measured }}</w:t>
+            </w:r>
+          </w:p>
+        </w:tc>
+      </w:tr>
+      <w:tr>
+        <w:tc>
+          <w:tcPr>
+            <w:tcW w:type="dxa" w:w="1296"/>
+          </w:tcPr>
+          <w:p>
+            <w:r>
+              <w:rPr>
+                <w:b/>
+                <w:sz w:val="19"/>
+              </w:rPr>
+            </w:r>
+          </w:p>
+        </w:tc>
+        <w:tc>
+          <w:tcPr>
+            <w:tcW w:type="dxa" w:w="1296"/>
+          </w:tcPr>
+          <w:p>
+            <w:r/>
+          </w:p>
+        </w:tc>
+        <w:tc>
+          <w:tcPr>
+            <w:tcW w:type="dxa" w:w="1296"/>
+          </w:tcPr>
+          <w:p>
+            <w:r/>
+          </w:p>
+        </w:tc>
+        <w:tc>
+          <w:tcPr>
+            <w:tcW w:type="dxa" w:w="1296"/>
+          </w:tcPr>
+          <w:p>
+            <w:r/>
+          </w:p>
+        </w:tc>
+        <w:tc>
+          <w:tcPr>
+            <w:tcW w:type="dxa" w:w="1296"/>
+          </w:tcPr>
+          <w:p>
+            <w:r>
+              <w:t>TOTAL =</w:t>
+            </w:r>
+          </w:p>
+        </w:tc>
+        <w:tc>
+          <w:tcPr>
+            <w:tcW w:type="dxa" w:w="1296"/>
+          </w:tcPr>
+          <w:p>
+            <w:r>
+              <w:rPr>
+                <w:b/>
+                <w:sz w:val="19"/>
+              </w:rPr>
+              <w:t>{{ lm_total_sqft }}</w:t>
+            </w:r>
+          </w:p>
+        </w:tc>
+        <w:tc>
+          <w:tcPr>
+            <w:tcW w:type="dxa" w:w="1296"/>
+          </w:tcPr>
+          <w:p>
+            <w:r>
+              <w:rPr>
+                <w:b/>
+                <w:sz w:val="19"/>
+              </w:rPr>
+            </w:r>
+          </w:p>
+        </w:tc>
+      </w:tr>
+      <w:tr>
+        <w:tc>
+          <w:tcPr>
+            <w:tcW w:type="dxa" w:w="1296"/>
+          </w:tcPr>
+          <w:p>
+            <w:r>
+              <w:rPr>
+                <w:b/>
+                <w:sz w:val="19"/>
+              </w:rPr>
+            </w:r>
+          </w:p>
+        </w:tc>
+        <w:tc>
+          <w:tcPr>
+            <w:tcW w:type="dxa" w:w="1296"/>
+          </w:tcPr>
+          <w:p>
+            <w:r/>
+          </w:p>
+        </w:tc>
+        <w:tc>
+          <w:tcPr>
+            <w:tcW w:type="dxa" w:w="1296"/>
+          </w:tcPr>
+          <w:p>
+            <w:r/>
+          </w:p>
+        </w:tc>
+        <w:tc>
+          <w:tcPr>
+            <w:tcW w:type="dxa" w:w="1296"/>
+          </w:tcPr>
+          <w:p>
+            <w:r/>
+          </w:p>
+        </w:tc>
+        <w:tc>
+          <w:tcPr>
+            <w:tcW w:type="dxa" w:w="1296"/>
+          </w:tcPr>
+          <w:p>
+            <w:r>
+              <w:t>Area in Sqm.</w:t>
+            </w:r>
+          </w:p>
+        </w:tc>
+        <w:tc>
+          <w:tcPr>
+            <w:tcW w:type="dxa" w:w="1296"/>
+          </w:tcPr>
+          <w:p>
+            <w:r>
+              <w:rPr>
+                <w:b/>
+                <w:sz w:val="19"/>
+              </w:rPr>
+              <w:t>{{ lm_total_sqm }}</w:t>
+            </w:r>
+          </w:p>
+        </w:tc>
+        <w:tc>
+          <w:tcPr>
+            <w:tcW w:type="dxa" w:w="1296"/>
+          </w:tcPr>
+          <w:p>
+            <w:r>
+              <w:rPr>
+                <w:b/>
+                <w:sz w:val="19"/>
+              </w:rPr>
             </w:r>
           </w:p>
         </w:tc>
@@ -9293,7 +11352,7 @@
                 <w:color w:val="FFFFFF"/>
                 <w:sz w:val="19"/>
               </w:rPr>
-              <w:t>Side a (ft)</w:t>
+              <w:t>Side a</w:t>
             </w:r>
           </w:p>
         </w:tc>
@@ -9309,7 +11368,7 @@
                 <w:color w:val="FFFFFF"/>
                 <w:sz w:val="19"/>
               </w:rPr>
-              <w:t>Side b (ft)</w:t>
+              <w:t>Side b</w:t>
             </w:r>
           </w:p>
         </w:tc>
@@ -9325,7 +11384,7 @@
                 <w:color w:val="FFFFFF"/>
                 <w:sz w:val="19"/>
               </w:rPr>
-              <w:t>Side c (ft)</w:t>
+              <w:t>Side c</w:t>
             </w:r>
           </w:p>
         </w:tc>
@@ -9357,7 +11416,7 @@
                 <w:color w:val="FFFFFF"/>
                 <w:sz w:val="19"/>
               </w:rPr>
-              <w:t>Total (Sqft)</w:t>
+              <w:t>Total area in Sqft.</w:t>
             </w:r>
           </w:p>
         </w:tc>
@@ -9373,7 +11432,7 @@
                 <w:color w:val="FFFFFF"/>
                 <w:sz w:val="19"/>
               </w:rPr>
-              <w:t>Land (Aana)</w:t>
+              <w:t>Land in Aana</w:t>
             </w:r>
           </w:p>
         </w:tc>
@@ -9381,92 +11440,108 @@
       <w:tr>
         <w:tc>
           <w:tcPr>
+            <w:tcW w:type="dxa" w:w="1008"/>
+            <w:shd w:val="clear" w:color="auto" w:fill="1F3A2E"/>
+          </w:tcPr>
+          <w:p>
+            <w:r>
+              <w:rPr>
+                <w:b/>
+                <w:color w:val="FFFFFF"/>
+                <w:sz w:val="19"/>
+              </w:rPr>
+              <w:t>Plot No.</w:t>
+            </w:r>
+          </w:p>
+        </w:tc>
+        <w:tc>
+          <w:tcPr>
+            <w:tcW w:type="dxa" w:w="1224"/>
+            <w:shd w:val="clear" w:color="auto" w:fill="1F3A2E"/>
+          </w:tcPr>
+          <w:p>
+            <w:r>
+              <w:rPr>
+                <w:b/>
+                <w:color w:val="FFFFFF"/>
+                <w:sz w:val="19"/>
+              </w:rPr>
+              <w:t>{{ plot_no }}</w:t>
+            </w:r>
+          </w:p>
+        </w:tc>
+        <w:tc>
+          <w:tcPr>
+            <w:tcW w:type="dxa" w:w="1224"/>
+            <w:shd w:val="clear" w:color="auto" w:fill="1F3A2E"/>
+          </w:tcPr>
+          <w:p>
+            <w:r>
+              <w:rPr>
+                <w:b/>
+                <w:color w:val="FFFFFF"/>
+                <w:sz w:val="19"/>
+              </w:rPr>
+            </w:r>
+          </w:p>
+        </w:tc>
+        <w:tc>
+          <w:tcPr>
+            <w:tcW w:type="dxa" w:w="1224"/>
+            <w:shd w:val="clear" w:color="auto" w:fill="1F3A2E"/>
+          </w:tcPr>
+          <w:p>
+            <w:r>
+              <w:rPr>
+                <w:b/>
+                <w:color w:val="FFFFFF"/>
+                <w:sz w:val="19"/>
+              </w:rPr>
+            </w:r>
+          </w:p>
+        </w:tc>
+        <w:tc>
+          <w:tcPr>
+            <w:tcW w:type="dxa" w:w="1224"/>
+            <w:shd w:val="clear" w:color="auto" w:fill="1F3A2E"/>
+          </w:tcPr>
+          <w:p>
+            <w:r>
+              <w:rPr>
+                <w:b/>
+                <w:color w:val="FFFFFF"/>
+                <w:sz w:val="19"/>
+              </w:rPr>
+            </w:r>
+          </w:p>
+        </w:tc>
+        <w:tc>
+          <w:tcPr>
             <w:tcW w:type="dxa" w:w="1296"/>
-          </w:tcPr>
-          <w:p>
-            <w:r>
-              <w:rPr>
-                <w:sz w:val="19"/>
-              </w:rPr>
-              <w:t>A</w:t>
-            </w:r>
-          </w:p>
-        </w:tc>
-        <w:tc>
-          <w:tcPr>
-            <w:tcW w:type="dxa" w:w="1296"/>
-          </w:tcPr>
-          <w:p>
-            <w:r>
-              <w:rPr>
-                <w:sz w:val="19"/>
-              </w:rPr>
-              <w:t>—</w:t>
-            </w:r>
-          </w:p>
-        </w:tc>
-        <w:tc>
-          <w:tcPr>
-            <w:tcW w:type="dxa" w:w="1296"/>
-          </w:tcPr>
-          <w:p>
-            <w:r>
-              <w:rPr>
-                <w:sz w:val="19"/>
-              </w:rPr>
-              <w:t>—</w:t>
-            </w:r>
-          </w:p>
-        </w:tc>
-        <w:tc>
-          <w:tcPr>
-            <w:tcW w:type="dxa" w:w="1296"/>
-          </w:tcPr>
-          <w:p>
-            <w:r>
-              <w:rPr>
-                <w:sz w:val="19"/>
-              </w:rPr>
-              <w:t>—</w:t>
-            </w:r>
-          </w:p>
-        </w:tc>
-        <w:tc>
-          <w:tcPr>
-            <w:tcW w:type="dxa" w:w="1296"/>
-          </w:tcPr>
-          <w:p>
-            <w:r>
-              <w:rPr>
-                <w:sz w:val="19"/>
-              </w:rPr>
-              <w:t>—</w:t>
-            </w:r>
-          </w:p>
-        </w:tc>
-        <w:tc>
-          <w:tcPr>
-            <w:tcW w:type="dxa" w:w="1296"/>
-          </w:tcPr>
-          <w:p>
-            <w:r>
-              <w:rPr>
-                <w:sz w:val="19"/>
-              </w:rPr>
-              <w:t>—</w:t>
-            </w:r>
-          </w:p>
-        </w:tc>
-        <w:tc>
-          <w:tcPr>
-            <w:tcW w:type="dxa" w:w="1296"/>
-          </w:tcPr>
-          <w:p>
-            <w:r>
-              <w:rPr>
-                <w:sz w:val="19"/>
-              </w:rPr>
-              <w:t>—</w:t>
+            <w:shd w:val="clear" w:color="auto" w:fill="1F3A2E"/>
+          </w:tcPr>
+          <w:p>
+            <w:r>
+              <w:rPr>
+                <w:b/>
+                <w:color w:val="FFFFFF"/>
+                <w:sz w:val="19"/>
+              </w:rPr>
+            </w:r>
+          </w:p>
+        </w:tc>
+        <w:tc>
+          <w:tcPr>
+            <w:tcW w:type="dxa" w:w="1152"/>
+            <w:shd w:val="clear" w:color="auto" w:fill="1F3A2E"/>
+          </w:tcPr>
+          <w:p>
+            <w:r>
+              <w:rPr>
+                <w:b/>
+                <w:color w:val="FFFFFF"/>
+                <w:sz w:val="19"/>
+              </w:rPr>
             </w:r>
           </w:p>
         </w:tc>
@@ -9481,7 +11556,7 @@
               <w:rPr>
                 <w:sz w:val="19"/>
               </w:rPr>
-              <w:t>B</w:t>
+              <w:t>A</w:t>
             </w:r>
           </w:p>
         </w:tc>
@@ -9494,7 +11569,7 @@
               <w:rPr>
                 <w:sz w:val="19"/>
               </w:rPr>
-              <w:t>—</w:t>
+              <w:t>{{ ded_tri_a_a }}</w:t>
             </w:r>
           </w:p>
         </w:tc>
@@ -9507,7 +11582,7 @@
               <w:rPr>
                 <w:sz w:val="19"/>
               </w:rPr>
-              <w:t>—</w:t>
+              <w:t>{{ ded_tri_a_b }}</w:t>
             </w:r>
           </w:p>
         </w:tc>
@@ -9520,7 +11595,7 @@
               <w:rPr>
                 <w:sz w:val="19"/>
               </w:rPr>
-              <w:t>—</w:t>
+              <w:t>{{ ded_tri_a_c }}</w:t>
             </w:r>
           </w:p>
         </w:tc>
@@ -9533,7 +11608,7 @@
               <w:rPr>
                 <w:sz w:val="19"/>
               </w:rPr>
-              <w:t>—</w:t>
+              <w:t>{{ ded_tri_a_s }}</w:t>
             </w:r>
           </w:p>
         </w:tc>
@@ -9546,7 +11621,7 @@
               <w:rPr>
                 <w:sz w:val="19"/>
               </w:rPr>
-              <w:t>—</w:t>
+              <w:t>{{ ded_tri_a_sqft }}</w:t>
             </w:r>
           </w:p>
         </w:tc>
@@ -9559,7 +11634,7 @@
               <w:rPr>
                 <w:sz w:val="19"/>
               </w:rPr>
-              <w:t>—</w:t>
+              <w:t>{{ ded_tri_a_aana }}</w:t>
             </w:r>
           </w:p>
         </w:tc>
@@ -9572,10 +11647,102 @@
           <w:p>
             <w:r>
               <w:rPr>
+                <w:sz w:val="19"/>
+              </w:rPr>
+              <w:t>B</w:t>
+            </w:r>
+          </w:p>
+        </w:tc>
+        <w:tc>
+          <w:tcPr>
+            <w:tcW w:type="dxa" w:w="1296"/>
+          </w:tcPr>
+          <w:p>
+            <w:r>
+              <w:rPr>
+                <w:sz w:val="19"/>
+              </w:rPr>
+              <w:t>{{ ded_tri_b_a }}</w:t>
+            </w:r>
+          </w:p>
+        </w:tc>
+        <w:tc>
+          <w:tcPr>
+            <w:tcW w:type="dxa" w:w="1296"/>
+          </w:tcPr>
+          <w:p>
+            <w:r>
+              <w:rPr>
+                <w:sz w:val="19"/>
+              </w:rPr>
+              <w:t>{{ ded_tri_b_b }}</w:t>
+            </w:r>
+          </w:p>
+        </w:tc>
+        <w:tc>
+          <w:tcPr>
+            <w:tcW w:type="dxa" w:w="1296"/>
+          </w:tcPr>
+          <w:p>
+            <w:r>
+              <w:rPr>
+                <w:sz w:val="19"/>
+              </w:rPr>
+              <w:t>{{ ded_tri_b_c }}</w:t>
+            </w:r>
+          </w:p>
+        </w:tc>
+        <w:tc>
+          <w:tcPr>
+            <w:tcW w:type="dxa" w:w="1296"/>
+          </w:tcPr>
+          <w:p>
+            <w:r>
+              <w:rPr>
+                <w:sz w:val="19"/>
+              </w:rPr>
+              <w:t>{{ ded_tri_b_s }}</w:t>
+            </w:r>
+          </w:p>
+        </w:tc>
+        <w:tc>
+          <w:tcPr>
+            <w:tcW w:type="dxa" w:w="1296"/>
+          </w:tcPr>
+          <w:p>
+            <w:r>
+              <w:rPr>
+                <w:sz w:val="19"/>
+              </w:rPr>
+              <w:t>{{ ded_tri_b_sqft }}</w:t>
+            </w:r>
+          </w:p>
+        </w:tc>
+        <w:tc>
+          <w:tcPr>
+            <w:tcW w:type="dxa" w:w="1296"/>
+          </w:tcPr>
+          <w:p>
+            <w:r>
+              <w:rPr>
+                <w:sz w:val="19"/>
+              </w:rPr>
+              <w:t>{{ ded_tri_b_aana }}</w:t>
+            </w:r>
+          </w:p>
+        </w:tc>
+      </w:tr>
+      <w:tr>
+        <w:tc>
+          <w:tcPr>
+            <w:tcW w:type="dxa" w:w="1296"/>
+          </w:tcPr>
+          <w:p>
+            <w:r>
+              <w:rPr>
                 <w:b/>
                 <w:sz w:val="19"/>
               </w:rPr>
-              <w:t>Total</w:t>
             </w:r>
           </w:p>
         </w:tc>
@@ -9583,25 +11750,35 @@
           <w:tcPr>
             <w:tcW w:type="dxa" w:w="1296"/>
           </w:tcPr>
-          <w:p/>
+          <w:p>
+            <w:r/>
+          </w:p>
         </w:tc>
         <w:tc>
           <w:tcPr>
             <w:tcW w:type="dxa" w:w="1296"/>
           </w:tcPr>
-          <w:p/>
+          <w:p>
+            <w:r/>
+          </w:p>
         </w:tc>
         <w:tc>
           <w:tcPr>
             <w:tcW w:type="dxa" w:w="1296"/>
           </w:tcPr>
-          <w:p/>
+          <w:p>
+            <w:r/>
+          </w:p>
         </w:tc>
         <w:tc>
           <w:tcPr>
             <w:tcW w:type="dxa" w:w="1296"/>
           </w:tcPr>
-          <w:p/>
+          <w:p>
+            <w:r>
+              <w:t>Total =</w:t>
+            </w:r>
+          </w:p>
         </w:tc>
         <w:tc>
           <w:tcPr>
@@ -9613,7 +11790,7 @@
                 <w:b/>
                 <w:sz w:val="19"/>
               </w:rPr>
-              <w:t>{{ land_area_deducted }}</w:t>
+              <w:t>{{ ded_total_sqft }}</w:t>
             </w:r>
           </w:p>
         </w:tc>
@@ -9627,7 +11804,158 @@
                 <w:b/>
                 <w:sz w:val="19"/>
               </w:rPr>
-              <w:t>{{ deduct_a }}</w:t>
+            </w:r>
+          </w:p>
+        </w:tc>
+      </w:tr>
+      <w:tr>
+        <w:tc>
+          <w:tcPr>
+            <w:tcW w:type="dxa" w:w="1296"/>
+          </w:tcPr>
+          <w:p>
+            <w:r>
+              <w:rPr>
+                <w:b/>
+                <w:sz w:val="19"/>
+              </w:rPr>
+            </w:r>
+          </w:p>
+        </w:tc>
+        <w:tc>
+          <w:tcPr>
+            <w:tcW w:type="dxa" w:w="1296"/>
+          </w:tcPr>
+          <w:p>
+            <w:r/>
+          </w:p>
+        </w:tc>
+        <w:tc>
+          <w:tcPr>
+            <w:tcW w:type="dxa" w:w="1296"/>
+          </w:tcPr>
+          <w:p>
+            <w:r/>
+          </w:p>
+        </w:tc>
+        <w:tc>
+          <w:tcPr>
+            <w:tcW w:type="dxa" w:w="1296"/>
+          </w:tcPr>
+          <w:p>
+            <w:r/>
+          </w:p>
+        </w:tc>
+        <w:tc>
+          <w:tcPr>
+            <w:tcW w:type="dxa" w:w="1296"/>
+          </w:tcPr>
+          <w:p>
+            <w:r>
+              <w:t>TOTAL =</w:t>
+            </w:r>
+          </w:p>
+        </w:tc>
+        <w:tc>
+          <w:tcPr>
+            <w:tcW w:type="dxa" w:w="1296"/>
+          </w:tcPr>
+          <w:p>
+            <w:r>
+              <w:rPr>
+                <w:b/>
+                <w:sz w:val="19"/>
+              </w:rPr>
+              <w:t>{{ ded_total_sqft }}</w:t>
+            </w:r>
+          </w:p>
+        </w:tc>
+        <w:tc>
+          <w:tcPr>
+            <w:tcW w:type="dxa" w:w="1296"/>
+          </w:tcPr>
+          <w:p>
+            <w:r>
+              <w:rPr>
+                <w:b/>
+                <w:sz w:val="19"/>
+              </w:rPr>
+            </w:r>
+          </w:p>
+        </w:tc>
+      </w:tr>
+      <w:tr>
+        <w:tc>
+          <w:tcPr>
+            <w:tcW w:type="dxa" w:w="1296"/>
+          </w:tcPr>
+          <w:p>
+            <w:r>
+              <w:rPr>
+                <w:b/>
+                <w:sz w:val="19"/>
+              </w:rPr>
+            </w:r>
+          </w:p>
+        </w:tc>
+        <w:tc>
+          <w:tcPr>
+            <w:tcW w:type="dxa" w:w="1296"/>
+          </w:tcPr>
+          <w:p>
+            <w:r/>
+          </w:p>
+        </w:tc>
+        <w:tc>
+          <w:tcPr>
+            <w:tcW w:type="dxa" w:w="1296"/>
+          </w:tcPr>
+          <w:p>
+            <w:r/>
+          </w:p>
+        </w:tc>
+        <w:tc>
+          <w:tcPr>
+            <w:tcW w:type="dxa" w:w="1296"/>
+          </w:tcPr>
+          <w:p>
+            <w:r/>
+          </w:p>
+        </w:tc>
+        <w:tc>
+          <w:tcPr>
+            <w:tcW w:type="dxa" w:w="1296"/>
+          </w:tcPr>
+          <w:p>
+            <w:r>
+              <w:t>Area in Sqm.</w:t>
+            </w:r>
+          </w:p>
+        </w:tc>
+        <w:tc>
+          <w:tcPr>
+            <w:tcW w:type="dxa" w:w="1296"/>
+          </w:tcPr>
+          <w:p>
+            <w:r>
+              <w:rPr>
+                <w:b/>
+                <w:sz w:val="19"/>
+              </w:rPr>
+              <w:t>{{ ded_total_sqm }}</w:t>
+            </w:r>
+          </w:p>
+        </w:tc>
+        <w:tc>
+          <w:tcPr>
+            <w:tcW w:type="dxa" w:w="1296"/>
+          </w:tcPr>
+          <w:p>
+            <w:r>
+              <w:rPr>
+                <w:b/>
+                <w:sz w:val="19"/>
+              </w:rPr>
             </w:r>
           </w:p>
         </w:tc>
@@ -9711,7 +12039,7 @@
                 <w:color w:val="FFFFFF"/>
                 <w:sz w:val="19"/>
               </w:rPr>
-              <w:t>R</w:t>
+              <w:t>Ropani</w:t>
             </w:r>
           </w:p>
         </w:tc>
@@ -9727,7 +12055,7 @@
                 <w:color w:val="FFFFFF"/>
                 <w:sz w:val="19"/>
               </w:rPr>
-              <w:t>A</w:t>
+              <w:t>Anna</w:t>
             </w:r>
           </w:p>
         </w:tc>
@@ -9743,7 +12071,7 @@
                 <w:color w:val="FFFFFF"/>
                 <w:sz w:val="19"/>
               </w:rPr>
-              <w:t>P</w:t>
+              <w:t>Paisa</w:t>
             </w:r>
           </w:p>
         </w:tc>
@@ -9759,7 +12087,7 @@
                 <w:color w:val="FFFFFF"/>
                 <w:sz w:val="19"/>
               </w:rPr>
-              <w:t>D</w:t>
+              <w:t>Dam</w:t>
             </w:r>
           </w:p>
         </w:tc>
@@ -9775,7 +12103,7 @@
                 <w:color w:val="FFFFFF"/>
                 <w:sz w:val="19"/>
               </w:rPr>
-              <w:t>Sqft</w:t>
+              <w:t>Area in Sq.ft.</w:t>
             </w:r>
           </w:p>
         </w:tc>
@@ -9884,7 +12212,6 @@
                 <w:b/>
                 <w:sz w:val="19"/>
               </w:rPr>
-              <w:t>Total</w:t>
             </w:r>
           </w:p>
         </w:tc>
@@ -9892,31 +12219,43 @@
           <w:tcPr>
             <w:tcW w:type="dxa" w:w="1296"/>
           </w:tcPr>
-          <w:p/>
+          <w:p>
+            <w:r/>
+          </w:p>
         </w:tc>
         <w:tc>
           <w:tcPr>
             <w:tcW w:type="dxa" w:w="1296"/>
           </w:tcPr>
-          <w:p/>
+          <w:p>
+            <w:r/>
+          </w:p>
         </w:tc>
         <w:tc>
           <w:tcPr>
             <w:tcW w:type="dxa" w:w="1296"/>
           </w:tcPr>
-          <w:p/>
+          <w:p>
+            <w:r/>
+          </w:p>
         </w:tc>
         <w:tc>
           <w:tcPr>
             <w:tcW w:type="dxa" w:w="1296"/>
           </w:tcPr>
-          <w:p/>
+          <w:p>
+            <w:r/>
+          </w:p>
         </w:tc>
         <w:tc>
           <w:tcPr>
             <w:tcW w:type="dxa" w:w="1296"/>
           </w:tcPr>
-          <w:p/>
+          <w:p>
+            <w:r>
+              <w:t>Total Area in Sq.ft. =</w:t>
+            </w:r>
+          </w:p>
         </w:tc>
         <w:tc>
           <w:tcPr>
@@ -9929,6 +12268,148 @@
                 <w:sz w:val="19"/>
               </w:rPr>
               <w:t>{{ land_area_lorc_sqft }}</w:t>
+            </w:r>
+          </w:p>
+        </w:tc>
+      </w:tr>
+      <w:tr>
+        <w:tc>
+          <w:tcPr>
+            <w:tcW w:type="dxa" w:w="1296"/>
+          </w:tcPr>
+          <w:p>
+            <w:r>
+              <w:rPr>
+                <w:b/>
+                <w:sz w:val="19"/>
+              </w:rPr>
+            </w:r>
+          </w:p>
+        </w:tc>
+        <w:tc>
+          <w:tcPr>
+            <w:tcW w:type="dxa" w:w="1296"/>
+          </w:tcPr>
+          <w:p>
+            <w:r/>
+          </w:p>
+        </w:tc>
+        <w:tc>
+          <w:tcPr>
+            <w:tcW w:type="dxa" w:w="1296"/>
+          </w:tcPr>
+          <w:p>
+            <w:r/>
+          </w:p>
+        </w:tc>
+        <w:tc>
+          <w:tcPr>
+            <w:tcW w:type="dxa" w:w="1296"/>
+          </w:tcPr>
+          <w:p>
+            <w:r/>
+          </w:p>
+        </w:tc>
+        <w:tc>
+          <w:tcPr>
+            <w:tcW w:type="dxa" w:w="1296"/>
+          </w:tcPr>
+          <w:p>
+            <w:r/>
+          </w:p>
+        </w:tc>
+        <w:tc>
+          <w:tcPr>
+            <w:tcW w:type="dxa" w:w="1296"/>
+          </w:tcPr>
+          <w:p>
+            <w:r>
+              <w:t>Total Area in Sq.m. =</w:t>
+            </w:r>
+          </w:p>
+        </w:tc>
+        <w:tc>
+          <w:tcPr>
+            <w:tcW w:type="dxa" w:w="1296"/>
+          </w:tcPr>
+          <w:p>
+            <w:r>
+              <w:rPr>
+                <w:b/>
+                <w:sz w:val="19"/>
+              </w:rPr>
+              <w:t>{{ land_area_lorc_sqm }}</w:t>
+            </w:r>
+          </w:p>
+        </w:tc>
+      </w:tr>
+      <w:tr>
+        <w:tc>
+          <w:tcPr>
+            <w:tcW w:type="dxa" w:w="1296"/>
+          </w:tcPr>
+          <w:p>
+            <w:r>
+              <w:rPr>
+                <w:b/>
+                <w:sz w:val="19"/>
+              </w:rPr>
+            </w:r>
+          </w:p>
+        </w:tc>
+        <w:tc>
+          <w:tcPr>
+            <w:tcW w:type="dxa" w:w="1296"/>
+          </w:tcPr>
+          <w:p>
+            <w:r/>
+          </w:p>
+        </w:tc>
+        <w:tc>
+          <w:tcPr>
+            <w:tcW w:type="dxa" w:w="1296"/>
+          </w:tcPr>
+          <w:p>
+            <w:r/>
+          </w:p>
+        </w:tc>
+        <w:tc>
+          <w:tcPr>
+            <w:tcW w:type="dxa" w:w="1296"/>
+          </w:tcPr>
+          <w:p>
+            <w:r/>
+          </w:p>
+        </w:tc>
+        <w:tc>
+          <w:tcPr>
+            <w:tcW w:type="dxa" w:w="1296"/>
+          </w:tcPr>
+          <w:p>
+            <w:r/>
+          </w:p>
+        </w:tc>
+        <w:tc>
+          <w:tcPr>
+            <w:tcW w:type="dxa" w:w="1296"/>
+          </w:tcPr>
+          <w:p>
+            <w:r>
+              <w:t>Total Area in Aana =</w:t>
+            </w:r>
+          </w:p>
+        </w:tc>
+        <w:tc>
+          <w:tcPr>
+            <w:tcW w:type="dxa" w:w="1296"/>
+          </w:tcPr>
+          <w:p>
+            <w:r>
+              <w:rPr>
+                <w:b/>
+                <w:sz w:val="19"/>
+              </w:rPr>
+              <w:t>{{ land_area_lorc_aana }}</w:t>
             </w:r>
           </w:p>
         </w:tc>
@@ -10071,11 +12552,15 @@
             <w:tcW w:type="dxa" w:w="4536"/>
           </w:tcPr>
           <w:p>
-            <w:r>
-              <w:rPr>
-                <w:sz w:val="19"/>
-              </w:rPr>
-              <w:t>{{ land_area_deducted }}</w:t>
+            <w:pPr>
+              <w:jc w:val="center"/>
+            </w:pPr>
+            <w:r>
+              <w:rPr>
+                <w:b w:val="0"/>
+                <w:sz w:val="20"/>
+              </w:rPr>
+              <w:t>{{ land_area_ded_sqft }}</w:t>
             </w:r>
           </w:p>
         </w:tc>
@@ -10099,11 +12584,15 @@
             <w:tcW w:type="dxa" w:w="4536"/>
           </w:tcPr>
           <w:p>
-            <w:r>
-              <w:rPr>
-                <w:sz w:val="19"/>
-              </w:rPr>
-              <w:t>{{ land_area_considered }}</w:t>
+            <w:pPr>
+              <w:jc w:val="center"/>
+            </w:pPr>
+            <w:r>
+              <w:rPr>
+                <w:b w:val="0"/>
+                <w:sz w:val="20"/>
+              </w:rPr>
+              <w:t>{{ land_area_consid_sqft }}</w:t>
             </w:r>
           </w:p>
         </w:tc>

--- a/backend/templates/proposal_template.docx
+++ b/backend/templates/proposal_template.docx
@@ -44,11 +44,13 @@
           <w:bottom w:val="single" w:sz="6" w:color="1F3A2E"/>
         </w:pBdr>
         <w:spacing w:after="80"/>
+        <w:jc w:val="center"/>
       </w:pPr>
     </w:p>
     <w:p>
       <w:pPr>
         <w:spacing w:before="320" w:after="0"/>
+        <w:jc w:val="center"/>
       </w:pPr>
     </w:p>
     <w:p>
@@ -85,11 +87,13 @@
           <w:bottom w:val="single" w:sz="6" w:color="1F3A2E"/>
         </w:pBdr>
         <w:spacing w:after="80"/>
+        <w:jc w:val="center"/>
       </w:pPr>
     </w:p>
     <w:p>
       <w:pPr>
         <w:spacing w:before="160" w:after="0"/>
+        <w:jc w:val="center"/>
       </w:pPr>
       <w:r>
         <w:rPr>
@@ -103,6 +107,7 @@
     <w:p>
       <w:pPr>
         <w:spacing w:before="0" w:after="20"/>
+        <w:jc w:val="center"/>
       </w:pPr>
       <w:r>
         <w:rPr>
@@ -116,6 +121,7 @@
     <w:p>
       <w:pPr>
         <w:spacing w:before="0" w:after="20"/>
+        <w:jc w:val="center"/>
       </w:pPr>
       <w:r>
         <w:rPr>
@@ -129,6 +135,7 @@
     <w:p>
       <w:pPr>
         <w:spacing w:before="0" w:after="20"/>
+        <w:jc w:val="center"/>
       </w:pPr>
       <w:r>
         <w:rPr>
@@ -142,6 +149,7 @@
     <w:p>
       <w:pPr>
         <w:spacing w:before="0" w:after="20"/>
+        <w:jc w:val="center"/>
       </w:pPr>
       <w:r>
         <w:rPr>
@@ -155,11 +163,13 @@
     <w:p>
       <w:pPr>
         <w:spacing w:before="160" w:after="0"/>
+        <w:jc w:val="center"/>
       </w:pPr>
     </w:p>
     <w:p>
       <w:pPr>
         <w:spacing w:before="0" w:after="0"/>
+        <w:jc w:val="center"/>
       </w:pPr>
       <w:r>
         <w:rPr>
@@ -173,6 +183,7 @@
     <w:p>
       <w:pPr>
         <w:spacing w:before="0" w:after="40"/>
+        <w:jc w:val="center"/>
       </w:pPr>
       <w:r>
         <w:rPr>
@@ -194,6 +205,7 @@
     <w:p>
       <w:pPr>
         <w:spacing w:before="0" w:after="0"/>
+        <w:jc w:val="center"/>
       </w:pPr>
       <w:r>
         <w:rPr>
@@ -207,6 +219,7 @@
     <w:p>
       <w:pPr>
         <w:spacing w:before="0" w:after="0"/>
+        <w:jc w:val="center"/>
       </w:pPr>
       <w:r>
         <w:rPr>
@@ -220,11 +233,13 @@
     <w:p>
       <w:pPr>
         <w:spacing w:before="160" w:after="0"/>
+        <w:jc w:val="center"/>
       </w:pPr>
     </w:p>
     <w:p>
       <w:pPr>
         <w:spacing w:before="0" w:after="0"/>
+        <w:jc w:val="center"/>
       </w:pPr>
       <w:r>
         <w:rPr>
@@ -238,6 +253,7 @@
     <w:p>
       <w:pPr>
         <w:spacing w:before="200" w:after="0"/>
+        <w:jc w:val="center"/>
       </w:pPr>
     </w:p>
     <w:p>
@@ -246,11 +262,13 @@
           <w:bottom w:val="single" w:sz="6" w:color="1F3A2E"/>
         </w:pBdr>
         <w:spacing w:after="80"/>
+        <w:jc w:val="center"/>
       </w:pPr>
     </w:p>
     <w:p>
       <w:pPr>
         <w:spacing w:before="160" w:after="0"/>
+        <w:jc w:val="center"/>
       </w:pPr>
       <w:r>
         <w:rPr>
@@ -264,6 +282,7 @@
     <w:p>
       <w:pPr>
         <w:spacing w:before="0" w:after="20"/>
+        <w:jc w:val="center"/>
       </w:pPr>
       <w:r>
         <w:rPr>
@@ -277,6 +296,7 @@
     <w:p>
       <w:pPr>
         <w:spacing w:before="0" w:after="0"/>
+        <w:jc w:val="center"/>
       </w:pPr>
       <w:r>
         <w:rPr>
@@ -290,11 +310,13 @@
     <w:p>
       <w:pPr>
         <w:spacing w:before="200" w:after="0"/>
+        <w:jc w:val="center"/>
       </w:pPr>
     </w:p>
     <w:p>
       <w:pPr>
         <w:spacing w:before="0" w:after="40"/>
+        <w:jc w:val="center"/>
       </w:pPr>
       <w:r>
         <w:rPr>
@@ -316,6 +338,7 @@
     <w:p>
       <w:pPr>
         <w:spacing w:before="240" w:after="0"/>
+        <w:jc w:val="center"/>
       </w:pPr>
     </w:p>
     <w:p>
@@ -324,11 +347,13 @@
           <w:bottom w:val="single" w:sz="6" w:color="1F3A2E"/>
         </w:pBdr>
         <w:spacing w:after="80"/>
+        <w:jc w:val="center"/>
       </w:pPr>
     </w:p>
     <w:p>
       <w:pPr>
         <w:spacing w:before="160" w:after="0"/>
+        <w:jc w:val="center"/>
       </w:pPr>
       <w:r>
         <w:rPr>
@@ -342,6 +367,7 @@
     <w:p>
       <w:pPr>
         <w:spacing w:before="0" w:after="20"/>
+        <w:jc w:val="center"/>
       </w:pPr>
       <w:r>
         <w:rPr>
@@ -355,6 +381,7 @@
     <w:p>
       <w:pPr>
         <w:spacing w:before="0" w:after="20"/>
+        <w:jc w:val="center"/>
       </w:pPr>
       <w:r>
         <w:rPr>
@@ -368,6 +395,7 @@
     <w:p>
       <w:pPr>
         <w:spacing w:before="0" w:after="20"/>
+        <w:jc w:val="center"/>
       </w:pPr>
       <w:r>
         <w:rPr>
@@ -381,6 +409,7 @@
     <w:p>
       <w:pPr>
         <w:spacing w:before="0" w:after="20"/>
+        <w:jc w:val="center"/>
       </w:pPr>
       <w:r>
         <w:rPr>
@@ -394,6 +423,7 @@
     <w:p>
       <w:pPr>
         <w:spacing w:before="200" w:after="0"/>
+        <w:jc w:val="center"/>
       </w:pPr>
     </w:p>
     <w:p>
@@ -411,13 +441,16 @@
       </w:r>
     </w:p>
     <w:p>
+      <w:pPr>
+        <w:jc w:val="center"/>
+      </w:pPr>
       <w:r>
         <w:br w:type="page"/>
       </w:r>
     </w:p>
     <w:p>
       <w:pPr>
-        <w:jc w:val="center"/>
+        <w:jc w:val="left"/>
       </w:pPr>
       <w:r>
         <w:rPr>
@@ -429,7 +462,7 @@
     </w:p>
     <w:p>
       <w:pPr>
-        <w:jc w:val="center"/>
+        <w:jc w:val="left"/>
       </w:pPr>
       <w:r>
         <w:rPr>
@@ -441,7 +474,7 @@
     </w:p>
     <w:p>
       <w:pPr>
-        <w:jc w:val="center"/>
+        <w:jc w:val="left"/>
       </w:pPr>
       <w:r>
         <w:rPr>
@@ -457,11 +490,13 @@
           <w:bottom w:val="single" w:sz="6" w:color="1F3A2E"/>
         </w:pBdr>
         <w:spacing w:after="80"/>
+        <w:jc w:val="left"/>
       </w:pPr>
     </w:p>
     <w:p>
       <w:pPr>
         <w:spacing w:before="0" w:after="40"/>
+        <w:jc w:val="left"/>
       </w:pPr>
       <w:r>
         <w:rPr>
@@ -483,6 +518,7 @@
     <w:p>
       <w:pPr>
         <w:spacing w:before="0" w:after="120"/>
+        <w:jc w:val="left"/>
       </w:pPr>
       <w:r>
         <w:rPr>
@@ -504,6 +540,7 @@
     <w:p>
       <w:pPr>
         <w:spacing w:before="0" w:after="20"/>
+        <w:jc w:val="left"/>
       </w:pPr>
       <w:r>
         <w:rPr>
@@ -517,6 +554,7 @@
     <w:p>
       <w:pPr>
         <w:spacing w:before="0" w:after="20"/>
+        <w:jc w:val="left"/>
       </w:pPr>
       <w:r>
         <w:rPr>
@@ -530,6 +568,7 @@
     <w:p>
       <w:pPr>
         <w:spacing w:before="0" w:after="20"/>
+        <w:jc w:val="left"/>
       </w:pPr>
       <w:r>
         <w:rPr>
@@ -543,6 +582,7 @@
     <w:p>
       <w:pPr>
         <w:spacing w:before="0" w:after="20"/>
+        <w:jc w:val="left"/>
       </w:pPr>
       <w:r>
         <w:rPr>
@@ -556,6 +596,7 @@
     <w:p>
       <w:pPr>
         <w:spacing w:before="0" w:after="20"/>
+        <w:jc w:val="left"/>
       </w:pPr>
       <w:r>
         <w:rPr>
@@ -569,11 +610,13 @@
     <w:p>
       <w:pPr>
         <w:spacing w:before="80" w:after="0"/>
+        <w:jc w:val="left"/>
       </w:pPr>
     </w:p>
     <w:p>
       <w:pPr>
         <w:spacing w:before="0" w:after="0"/>
+        <w:jc w:val="left"/>
       </w:pPr>
       <w:r>
         <w:rPr>
@@ -587,7 +630,7 @@
     <w:p>
       <w:pPr>
         <w:spacing w:before="120" w:after="120"/>
-        <w:jc w:val="center"/>
+        <w:jc w:val="left"/>
       </w:pPr>
       <w:r>
         <w:rPr>
@@ -601,6 +644,7 @@
     <w:p>
       <w:pPr>
         <w:spacing w:before="0" w:after="80"/>
+        <w:jc w:val="left"/>
       </w:pPr>
       <w:r>
         <w:rPr>
@@ -627,6 +671,9 @@
             <w:tcW w:type="dxa" w:w="1728"/>
           </w:tcPr>
           <w:p>
+            <w:pPr>
+              <w:jc w:val="center"/>
+            </w:pPr>
             <w:r>
               <w:rPr>
                 <w:b/>
@@ -641,6 +688,9 @@
             <w:tcW w:type="dxa" w:w="7200"/>
           </w:tcPr>
           <w:p>
+            <w:pPr>
+              <w:jc w:val="center"/>
+            </w:pPr>
             <w:r>
               <w:rPr>
                 <w:sz w:val="20"/>
@@ -656,6 +706,9 @@
             <w:tcW w:type="dxa" w:w="1728"/>
           </w:tcPr>
           <w:p>
+            <w:pPr>
+              <w:jc w:val="center"/>
+            </w:pPr>
             <w:r>
               <w:rPr>
                 <w:b/>
@@ -670,6 +723,9 @@
             <w:tcW w:type="dxa" w:w="7200"/>
           </w:tcPr>
           <w:p>
+            <w:pPr>
+              <w:jc w:val="center"/>
+            </w:pPr>
             <w:r>
               <w:rPr>
                 <w:sz w:val="20"/>
@@ -683,11 +739,13 @@
     <w:p>
       <w:pPr>
         <w:spacing w:before="120" w:after="0"/>
+        <w:jc w:val="left"/>
       </w:pPr>
     </w:p>
     <w:p>
       <w:pPr>
         <w:spacing w:before="0" w:after="60"/>
+        <w:jc w:val="left"/>
       </w:pPr>
       <w:r>
         <w:rPr>
@@ -701,6 +759,7 @@
     <w:p>
       <w:pPr>
         <w:spacing w:before="0" w:after="40"/>
+        <w:jc w:val="left"/>
       </w:pPr>
       <w:r>
         <w:rPr>
@@ -714,6 +773,7 @@
     <w:p>
       <w:pPr>
         <w:spacing w:before="0" w:after="40"/>
+        <w:jc w:val="left"/>
       </w:pPr>
       <w:r>
         <w:rPr>
@@ -727,6 +787,7 @@
     <w:p>
       <w:pPr>
         <w:spacing w:before="0" w:after="40"/>
+        <w:jc w:val="left"/>
       </w:pPr>
       <w:r>
         <w:rPr>
@@ -740,6 +801,7 @@
     <w:p>
       <w:pPr>
         <w:spacing w:before="0" w:after="40"/>
+        <w:jc w:val="left"/>
       </w:pPr>
       <w:r>
         <w:rPr>
@@ -753,6 +815,7 @@
     <w:p>
       <w:pPr>
         <w:spacing w:before="0" w:after="40"/>
+        <w:jc w:val="left"/>
       </w:pPr>
       <w:r>
         <w:rPr>
@@ -766,6 +829,7 @@
     <w:p>
       <w:pPr>
         <w:spacing w:before="80" w:after="0"/>
+        <w:jc w:val="left"/>
       </w:pPr>
     </w:p>
     <w:tbl>
@@ -2023,7 +2087,7 @@
           <w:p>
             <w:pPr>
               <w:spacing w:before="20" w:after="20"/>
-              <w:jc w:val="right"/>
+              <w:jc w:val="center"/>
             </w:pPr>
             <w:r>
               <w:rPr>
@@ -2040,11 +2104,13 @@
     <w:p>
       <w:pPr>
         <w:spacing w:before="80" w:after="0"/>
+        <w:jc w:val="left"/>
       </w:pPr>
     </w:p>
     <w:p>
       <w:pPr>
         <w:spacing w:before="0" w:after="40"/>
+        <w:jc w:val="left"/>
       </w:pPr>
       <w:r>
         <w:rPr>
@@ -2066,6 +2132,7 @@
     <w:p>
       <w:pPr>
         <w:spacing w:before="0" w:after="40"/>
+        <w:jc w:val="left"/>
       </w:pPr>
       <w:r>
         <w:rPr>
@@ -2087,6 +2154,7 @@
     <w:p>
       <w:pPr>
         <w:spacing w:before="80" w:after="0"/>
+        <w:jc w:val="left"/>
       </w:pPr>
       <w:r>
         <w:rPr>
@@ -2100,11 +2168,13 @@
     <w:p>
       <w:pPr>
         <w:spacing w:before="200" w:after="0"/>
+        <w:jc w:val="left"/>
       </w:pPr>
     </w:p>
     <w:p>
       <w:pPr>
         <w:spacing w:before="0" w:after="320"/>
+        <w:jc w:val="left"/>
       </w:pPr>
       <w:r>
         <w:rPr>
@@ -2118,6 +2188,7 @@
     <w:p>
       <w:pPr>
         <w:spacing w:before="0" w:after="20"/>
+        <w:jc w:val="left"/>
       </w:pPr>
       <w:r>
         <w:rPr>
@@ -2131,6 +2202,7 @@
     <w:p>
       <w:pPr>
         <w:spacing w:before="0" w:after="20"/>
+        <w:jc w:val="left"/>
       </w:pPr>
       <w:r>
         <w:rPr>
@@ -2144,6 +2216,7 @@
     <w:p>
       <w:pPr>
         <w:spacing w:before="0" w:after="0"/>
+        <w:jc w:val="left"/>
       </w:pPr>
       <w:r>
         <w:rPr>
@@ -2155,6 +2228,9 @@
       </w:r>
     </w:p>
     <w:p>
+      <w:pPr>
+        <w:jc w:val="left"/>
+      </w:pPr>
       <w:r>
         <w:br w:type="page"/>
       </w:r>
@@ -2162,6 +2238,7 @@
     <w:p>
       <w:pPr>
         <w:spacing w:before="0" w:after="120"/>
+        <w:jc w:val="left"/>
       </w:pPr>
       <w:r>
         <w:rPr>
@@ -2175,6 +2252,7 @@
     <w:p>
       <w:pPr>
         <w:spacing w:before="0" w:after="20"/>
+        <w:jc w:val="left"/>
       </w:pPr>
       <w:r>
         <w:rPr>
@@ -2188,6 +2266,7 @@
     <w:p>
       <w:pPr>
         <w:spacing w:before="0" w:after="20"/>
+        <w:jc w:val="left"/>
       </w:pPr>
       <w:r>
         <w:rPr>
@@ -2201,6 +2280,7 @@
     <w:p>
       <w:pPr>
         <w:spacing w:before="0" w:after="20"/>
+        <w:jc w:val="left"/>
       </w:pPr>
       <w:r>
         <w:rPr>
@@ -2214,6 +2294,7 @@
     <w:p>
       <w:pPr>
         <w:spacing w:before="0" w:after="20"/>
+        <w:jc w:val="left"/>
       </w:pPr>
       <w:r>
         <w:rPr>
@@ -2227,6 +2308,7 @@
     <w:p>
       <w:pPr>
         <w:spacing w:before="0" w:after="20"/>
+        <w:jc w:val="left"/>
       </w:pPr>
       <w:r>
         <w:rPr>
@@ -2240,6 +2322,7 @@
     <w:p>
       <w:pPr>
         <w:spacing w:before="0" w:after="20"/>
+        <w:jc w:val="left"/>
       </w:pPr>
       <w:r>
         <w:rPr>
@@ -2253,6 +2336,7 @@
     <w:p>
       <w:pPr>
         <w:spacing w:before="0" w:after="20"/>
+        <w:jc w:val="left"/>
       </w:pPr>
       <w:r>
         <w:rPr>
@@ -2266,6 +2350,7 @@
     <w:p>
       <w:pPr>
         <w:spacing w:before="0" w:after="20"/>
+        <w:jc w:val="left"/>
       </w:pPr>
       <w:r>
         <w:rPr>
@@ -2279,6 +2364,7 @@
     <w:p>
       <w:pPr>
         <w:spacing w:before="0" w:after="20"/>
+        <w:jc w:val="left"/>
       </w:pPr>
       <w:r>
         <w:rPr>
@@ -2292,6 +2378,7 @@
     <w:p>
       <w:pPr>
         <w:spacing w:before="0" w:after="20"/>
+        <w:jc w:val="left"/>
       </w:pPr>
       <w:r>
         <w:rPr>
@@ -2305,6 +2392,7 @@
     <w:p>
       <w:pPr>
         <w:spacing w:before="0" w:after="20"/>
+        <w:jc w:val="left"/>
       </w:pPr>
       <w:r>
         <w:rPr>
@@ -2318,6 +2406,7 @@
     <w:p>
       <w:pPr>
         <w:spacing w:before="0" w:after="20"/>
+        <w:jc w:val="left"/>
       </w:pPr>
       <w:r>
         <w:rPr>
@@ -2331,6 +2420,7 @@
     <w:p>
       <w:pPr>
         <w:spacing w:before="0" w:after="20"/>
+        <w:jc w:val="left"/>
       </w:pPr>
       <w:r>
         <w:rPr>
@@ -2344,6 +2434,7 @@
     <w:p>
       <w:pPr>
         <w:spacing w:before="0" w:after="20"/>
+        <w:jc w:val="left"/>
       </w:pPr>
       <w:r>
         <w:rPr>
@@ -2357,6 +2448,7 @@
     <w:p>
       <w:pPr>
         <w:spacing w:before="0" w:after="20"/>
+        <w:jc w:val="left"/>
       </w:pPr>
       <w:r>
         <w:rPr>
@@ -2370,6 +2462,7 @@
     <w:p>
       <w:pPr>
         <w:spacing w:before="0" w:after="20"/>
+        <w:jc w:val="left"/>
       </w:pPr>
       <w:r>
         <w:rPr>
@@ -2383,6 +2476,7 @@
     <w:p>
       <w:pPr>
         <w:spacing w:before="0" w:after="20"/>
+        <w:jc w:val="left"/>
       </w:pPr>
       <w:r>
         <w:rPr>
@@ -2396,6 +2490,7 @@
     <w:p>
       <w:pPr>
         <w:spacing w:before="0" w:after="20"/>
+        <w:jc w:val="left"/>
       </w:pPr>
       <w:r>
         <w:rPr>
@@ -2409,6 +2504,7 @@
     <w:p>
       <w:pPr>
         <w:spacing w:before="0" w:after="20"/>
+        <w:jc w:val="left"/>
       </w:pPr>
       <w:r>
         <w:rPr>
@@ -2422,6 +2518,7 @@
     <w:p>
       <w:pPr>
         <w:spacing w:before="0" w:after="20"/>
+        <w:jc w:val="left"/>
       </w:pPr>
       <w:r>
         <w:rPr>
@@ -2435,6 +2532,7 @@
     <w:p>
       <w:pPr>
         <w:spacing w:before="0" w:after="20"/>
+        <w:jc w:val="left"/>
       </w:pPr>
       <w:r>
         <w:rPr>
@@ -2448,6 +2546,7 @@
     <w:p>
       <w:pPr>
         <w:spacing w:before="0" w:after="20"/>
+        <w:jc w:val="left"/>
       </w:pPr>
       <w:r>
         <w:rPr>
@@ -2461,6 +2560,7 @@
     <w:p>
       <w:pPr>
         <w:spacing w:before="0" w:after="20"/>
+        <w:jc w:val="left"/>
       </w:pPr>
       <w:r>
         <w:rPr>
@@ -2474,6 +2574,7 @@
     <w:p>
       <w:pPr>
         <w:spacing w:before="0" w:after="20"/>
+        <w:jc w:val="left"/>
       </w:pPr>
       <w:r>
         <w:rPr>
@@ -2487,6 +2588,7 @@
     <w:p>
       <w:pPr>
         <w:spacing w:before="0" w:after="20"/>
+        <w:jc w:val="left"/>
       </w:pPr>
       <w:r>
         <w:rPr>
@@ -2500,6 +2602,7 @@
     <w:p>
       <w:pPr>
         <w:spacing w:before="0" w:after="20"/>
+        <w:jc w:val="left"/>
       </w:pPr>
       <w:r>
         <w:rPr>
@@ -2513,6 +2616,7 @@
     <w:p>
       <w:pPr>
         <w:spacing w:before="0" w:after="20"/>
+        <w:jc w:val="left"/>
       </w:pPr>
       <w:r>
         <w:rPr>
@@ -2526,6 +2630,7 @@
     <w:p>
       <w:pPr>
         <w:spacing w:before="0" w:after="20"/>
+        <w:jc w:val="left"/>
       </w:pPr>
       <w:r>
         <w:rPr>
@@ -2539,6 +2644,7 @@
     <w:p>
       <w:pPr>
         <w:spacing w:before="0" w:after="20"/>
+        <w:jc w:val="left"/>
       </w:pPr>
       <w:r>
         <w:rPr>
@@ -2552,6 +2658,7 @@
     <w:p>
       <w:pPr>
         <w:spacing w:before="0" w:after="20"/>
+        <w:jc w:val="left"/>
       </w:pPr>
       <w:r>
         <w:rPr>
@@ -2565,6 +2672,7 @@
     <w:p>
       <w:pPr>
         <w:spacing w:before="0" w:after="20"/>
+        <w:jc w:val="left"/>
       </w:pPr>
       <w:r>
         <w:rPr>
@@ -2578,6 +2686,7 @@
     <w:p>
       <w:pPr>
         <w:spacing w:before="0" w:after="20"/>
+        <w:jc w:val="left"/>
       </w:pPr>
       <w:r>
         <w:rPr>
@@ -2589,6 +2698,9 @@
       </w:r>
     </w:p>
     <w:p>
+      <w:pPr>
+        <w:jc w:val="left"/>
+      </w:pPr>
       <w:r>
         <w:br w:type="page"/>
       </w:r>
@@ -2596,6 +2708,7 @@
     <w:p>
       <w:pPr>
         <w:spacing w:before="0" w:after="120"/>
+        <w:jc w:val="left"/>
       </w:pPr>
       <w:r>
         <w:rPr>
@@ -2609,6 +2722,7 @@
     <w:p>
       <w:pPr>
         <w:spacing w:before="0" w:after="80"/>
+        <w:jc w:val="left"/>
       </w:pPr>
       <w:r>
         <w:rPr>
@@ -2636,6 +2750,9 @@
             <w:shd w:val="clear" w:color="auto" w:fill="1F3A2E"/>
           </w:tcPr>
           <w:p>
+            <w:pPr>
+              <w:jc w:val="center"/>
+            </w:pPr>
             <w:r>
               <w:rPr>
                 <w:b/>
@@ -2652,6 +2769,9 @@
             <w:shd w:val="clear" w:color="auto" w:fill="1F3A2E"/>
           </w:tcPr>
           <w:p>
+            <w:pPr>
+              <w:jc w:val="center"/>
+            </w:pPr>
             <w:r>
               <w:rPr>
                 <w:b/>
@@ -2669,6 +2789,9 @@
             <w:tcW w:type="dxa" w:w="4536"/>
           </w:tcPr>
           <w:p>
+            <w:pPr>
+              <w:jc w:val="center"/>
+            </w:pPr>
             <w:r>
               <w:rPr>
                 <w:sz w:val="19"/>
@@ -2682,6 +2805,9 @@
             <w:tcW w:type="dxa" w:w="4536"/>
           </w:tcPr>
           <w:p>
+            <w:pPr>
+              <w:jc w:val="center"/>
+            </w:pPr>
             <w:r>
               <w:rPr>
                 <w:sz w:val="19"/>
@@ -2697,6 +2823,9 @@
             <w:tcW w:type="dxa" w:w="4536"/>
           </w:tcPr>
           <w:p>
+            <w:pPr>
+              <w:jc w:val="center"/>
+            </w:pPr>
             <w:r>
               <w:rPr>
                 <w:sz w:val="19"/>
@@ -2710,6 +2839,9 @@
             <w:tcW w:type="dxa" w:w="4536"/>
           </w:tcPr>
           <w:p>
+            <w:pPr>
+              <w:jc w:val="center"/>
+            </w:pPr>
             <w:r>
               <w:rPr>
                 <w:sz w:val="19"/>
@@ -2725,6 +2857,9 @@
             <w:tcW w:type="dxa" w:w="4536"/>
           </w:tcPr>
           <w:p>
+            <w:pPr>
+              <w:jc w:val="center"/>
+            </w:pPr>
             <w:r>
               <w:rPr>
                 <w:sz w:val="19"/>
@@ -2738,6 +2873,9 @@
             <w:tcW w:type="dxa" w:w="4536"/>
           </w:tcPr>
           <w:p>
+            <w:pPr>
+              <w:jc w:val="center"/>
+            </w:pPr>
             <w:r>
               <w:rPr>
                 <w:sz w:val="19"/>
@@ -2753,6 +2891,9 @@
             <w:tcW w:type="dxa" w:w="4536"/>
           </w:tcPr>
           <w:p>
+            <w:pPr>
+              <w:jc w:val="center"/>
+            </w:pPr>
             <w:r>
               <w:rPr>
                 <w:sz w:val="19"/>
@@ -2766,6 +2907,9 @@
             <w:tcW w:type="dxa" w:w="4536"/>
           </w:tcPr>
           <w:p>
+            <w:pPr>
+              <w:jc w:val="center"/>
+            </w:pPr>
             <w:r>
               <w:rPr>
                 <w:sz w:val="19"/>
@@ -2781,6 +2925,9 @@
             <w:tcW w:type="dxa" w:w="4536"/>
           </w:tcPr>
           <w:p>
+            <w:pPr>
+              <w:jc w:val="center"/>
+            </w:pPr>
             <w:r>
               <w:rPr>
                 <w:sz w:val="19"/>
@@ -2794,6 +2941,9 @@
             <w:tcW w:type="dxa" w:w="4536"/>
           </w:tcPr>
           <w:p>
+            <w:pPr>
+              <w:jc w:val="center"/>
+            </w:pPr>
             <w:r>
               <w:rPr>
                 <w:sz w:val="19"/>
@@ -2809,6 +2959,9 @@
             <w:tcW w:type="dxa" w:w="4536"/>
           </w:tcPr>
           <w:p>
+            <w:pPr>
+              <w:jc w:val="center"/>
+            </w:pPr>
             <w:r>
               <w:rPr>
                 <w:sz w:val="19"/>
@@ -2822,6 +2975,9 @@
             <w:tcW w:type="dxa" w:w="4536"/>
           </w:tcPr>
           <w:p>
+            <w:pPr>
+              <w:jc w:val="center"/>
+            </w:pPr>
             <w:r>
               <w:rPr>
                 <w:sz w:val="19"/>
@@ -2837,6 +2993,9 @@
             <w:tcW w:type="dxa" w:w="4536"/>
           </w:tcPr>
           <w:p>
+            <w:pPr>
+              <w:jc w:val="center"/>
+            </w:pPr>
             <w:r>
               <w:rPr>
                 <w:sz w:val="19"/>
@@ -2850,6 +3009,9 @@
             <w:tcW w:type="dxa" w:w="4536"/>
           </w:tcPr>
           <w:p>
+            <w:pPr>
+              <w:jc w:val="center"/>
+            </w:pPr>
             <w:r>
               <w:rPr>
                 <w:sz w:val="19"/>
@@ -2865,6 +3027,9 @@
             <w:tcW w:type="dxa" w:w="4536"/>
           </w:tcPr>
           <w:p>
+            <w:pPr>
+              <w:jc w:val="center"/>
+            </w:pPr>
             <w:r>
               <w:rPr>
                 <w:sz w:val="19"/>
@@ -2878,6 +3043,9 @@
             <w:tcW w:type="dxa" w:w="4536"/>
           </w:tcPr>
           <w:p>
+            <w:pPr>
+              <w:jc w:val="center"/>
+            </w:pPr>
             <w:r>
               <w:rPr>
                 <w:sz w:val="19"/>
@@ -2893,6 +3061,9 @@
             <w:tcW w:type="dxa" w:w="4536"/>
           </w:tcPr>
           <w:p>
+            <w:pPr>
+              <w:jc w:val="center"/>
+            </w:pPr>
             <w:r>
               <w:rPr>
                 <w:sz w:val="19"/>
@@ -2906,6 +3077,9 @@
             <w:tcW w:type="dxa" w:w="4536"/>
           </w:tcPr>
           <w:p>
+            <w:pPr>
+              <w:jc w:val="center"/>
+            </w:pPr>
             <w:r>
               <w:rPr>
                 <w:sz w:val="19"/>
@@ -2921,6 +3095,9 @@
             <w:tcW w:type="dxa" w:w="4536"/>
           </w:tcPr>
           <w:p>
+            <w:pPr>
+              <w:jc w:val="center"/>
+            </w:pPr>
             <w:r>
               <w:rPr>
                 <w:sz w:val="19"/>
@@ -2934,6 +3111,9 @@
             <w:tcW w:type="dxa" w:w="4536"/>
           </w:tcPr>
           <w:p>
+            <w:pPr>
+              <w:jc w:val="center"/>
+            </w:pPr>
             <w:r>
               <w:rPr>
                 <w:sz w:val="19"/>
@@ -2947,11 +3127,13 @@
     <w:p>
       <w:pPr>
         <w:spacing w:before="160" w:after="0"/>
+        <w:jc w:val="left"/>
       </w:pPr>
     </w:p>
     <w:p>
       <w:pPr>
         <w:spacing w:before="0" w:after="40"/>
+        <w:jc w:val="left"/>
       </w:pPr>
       <w:r>
         <w:rPr>
@@ -2973,11 +3155,13 @@
     <w:p>
       <w:pPr>
         <w:spacing w:before="160" w:after="0"/>
+        <w:jc w:val="left"/>
       </w:pPr>
     </w:p>
     <w:p>
       <w:pPr>
         <w:spacing w:before="0" w:after="80"/>
+        <w:jc w:val="left"/>
       </w:pPr>
       <w:r>
         <w:rPr>
@@ -2991,6 +3175,7 @@
     <w:p>
       <w:pPr>
         <w:spacing w:before="0" w:after="0"/>
+        <w:jc w:val="left"/>
       </w:pPr>
       <w:r>
         <w:rPr>
@@ -3002,6 +3187,9 @@
       </w:r>
     </w:p>
     <w:p>
+      <w:pPr>
+        <w:jc w:val="left"/>
+      </w:pPr>
       <w:r>
         <w:br w:type="page"/>
       </w:r>
@@ -3009,6 +3197,7 @@
     <w:p>
       <w:pPr>
         <w:spacing w:before="0" w:after="120"/>
+        <w:jc w:val="left"/>
       </w:pPr>
       <w:r>
         <w:rPr>
@@ -3036,6 +3225,9 @@
             <w:shd w:val="clear" w:color="auto" w:fill="1F3A2E"/>
           </w:tcPr>
           <w:p>
+            <w:pPr>
+              <w:jc w:val="center"/>
+            </w:pPr>
             <w:r>
               <w:rPr>
                 <w:b/>
@@ -3052,6 +3244,9 @@
             <w:shd w:val="clear" w:color="auto" w:fill="1F3A2E"/>
           </w:tcPr>
           <w:p>
+            <w:pPr>
+              <w:jc w:val="center"/>
+            </w:pPr>
             <w:r>
               <w:rPr>
                 <w:b/>
@@ -3069,6 +3264,9 @@
             <w:tcW w:type="dxa" w:w="4536"/>
           </w:tcPr>
           <w:p>
+            <w:pPr>
+              <w:jc w:val="center"/>
+            </w:pPr>
             <w:r>
               <w:rPr>
                 <w:sz w:val="19"/>
@@ -3082,6 +3280,9 @@
             <w:tcW w:type="dxa" w:w="4536"/>
           </w:tcPr>
           <w:p>
+            <w:pPr>
+              <w:jc w:val="center"/>
+            </w:pPr>
             <w:r>
               <w:rPr>
                 <w:sz w:val="19"/>
@@ -3097,6 +3298,9 @@
             <w:tcW w:type="dxa" w:w="4536"/>
           </w:tcPr>
           <w:p>
+            <w:pPr>
+              <w:jc w:val="center"/>
+            </w:pPr>
             <w:r>
               <w:rPr>
                 <w:sz w:val="19"/>
@@ -3110,6 +3314,9 @@
             <w:tcW w:type="dxa" w:w="4536"/>
           </w:tcPr>
           <w:p>
+            <w:pPr>
+              <w:jc w:val="center"/>
+            </w:pPr>
             <w:r>
               <w:rPr>
                 <w:sz w:val="19"/>
@@ -3125,6 +3332,9 @@
             <w:tcW w:type="dxa" w:w="4536"/>
           </w:tcPr>
           <w:p>
+            <w:pPr>
+              <w:jc w:val="center"/>
+            </w:pPr>
             <w:r>
               <w:rPr>
                 <w:sz w:val="19"/>
@@ -3138,6 +3348,9 @@
             <w:tcW w:type="dxa" w:w="4536"/>
           </w:tcPr>
           <w:p>
+            <w:pPr>
+              <w:jc w:val="center"/>
+            </w:pPr>
             <w:r>
               <w:rPr>
                 <w:sz w:val="19"/>
@@ -3153,6 +3366,9 @@
             <w:tcW w:type="dxa" w:w="4536"/>
           </w:tcPr>
           <w:p>
+            <w:pPr>
+              <w:jc w:val="center"/>
+            </w:pPr>
             <w:r>
               <w:rPr>
                 <w:sz w:val="19"/>
@@ -3166,6 +3382,9 @@
             <w:tcW w:type="dxa" w:w="4536"/>
           </w:tcPr>
           <w:p>
+            <w:pPr>
+              <w:jc w:val="center"/>
+            </w:pPr>
             <w:r>
               <w:rPr>
                 <w:sz w:val="19"/>
@@ -3181,6 +3400,9 @@
             <w:tcW w:type="dxa" w:w="4536"/>
           </w:tcPr>
           <w:p>
+            <w:pPr>
+              <w:jc w:val="center"/>
+            </w:pPr>
             <w:r>
               <w:rPr>
                 <w:sz w:val="19"/>
@@ -3194,6 +3416,9 @@
             <w:tcW w:type="dxa" w:w="4536"/>
           </w:tcPr>
           <w:p>
+            <w:pPr>
+              <w:jc w:val="center"/>
+            </w:pPr>
             <w:r>
               <w:rPr>
                 <w:sz w:val="19"/>
@@ -3209,6 +3434,9 @@
             <w:tcW w:type="dxa" w:w="4536"/>
           </w:tcPr>
           <w:p>
+            <w:pPr>
+              <w:jc w:val="center"/>
+            </w:pPr>
             <w:r>
               <w:rPr>
                 <w:sz w:val="19"/>
@@ -3222,6 +3450,9 @@
             <w:tcW w:type="dxa" w:w="4536"/>
           </w:tcPr>
           <w:p>
+            <w:pPr>
+              <w:jc w:val="center"/>
+            </w:pPr>
             <w:r>
               <w:rPr>
                 <w:sz w:val="19"/>
@@ -3237,6 +3468,9 @@
             <w:tcW w:type="dxa" w:w="4536"/>
           </w:tcPr>
           <w:p>
+            <w:pPr>
+              <w:jc w:val="center"/>
+            </w:pPr>
             <w:r>
               <w:rPr>
                 <w:sz w:val="19"/>
@@ -3250,6 +3484,9 @@
             <w:tcW w:type="dxa" w:w="4536"/>
           </w:tcPr>
           <w:p>
+            <w:pPr>
+              <w:jc w:val="center"/>
+            </w:pPr>
             <w:r>
               <w:rPr>
                 <w:sz w:val="19"/>
@@ -3265,6 +3502,9 @@
             <w:tcW w:type="dxa" w:w="4536"/>
           </w:tcPr>
           <w:p>
+            <w:pPr>
+              <w:jc w:val="center"/>
+            </w:pPr>
             <w:r>
               <w:rPr>
                 <w:sz w:val="19"/>
@@ -3278,6 +3518,9 @@
             <w:tcW w:type="dxa" w:w="4536"/>
           </w:tcPr>
           <w:p>
+            <w:pPr>
+              <w:jc w:val="center"/>
+            </w:pPr>
             <w:r>
               <w:rPr>
                 <w:sz w:val="19"/>
@@ -3293,6 +3536,9 @@
             <w:tcW w:type="dxa" w:w="4536"/>
           </w:tcPr>
           <w:p>
+            <w:pPr>
+              <w:jc w:val="center"/>
+            </w:pPr>
             <w:r>
               <w:rPr>
                 <w:sz w:val="19"/>
@@ -3306,6 +3552,9 @@
             <w:tcW w:type="dxa" w:w="4536"/>
           </w:tcPr>
           <w:p>
+            <w:pPr>
+              <w:jc w:val="center"/>
+            </w:pPr>
             <w:r>
               <w:rPr>
                 <w:sz w:val="19"/>
@@ -3321,6 +3570,9 @@
             <w:tcW w:type="dxa" w:w="4536"/>
           </w:tcPr>
           <w:p>
+            <w:pPr>
+              <w:jc w:val="center"/>
+            </w:pPr>
             <w:r>
               <w:rPr>
                 <w:sz w:val="19"/>
@@ -3334,6 +3586,9 @@
             <w:tcW w:type="dxa" w:w="4536"/>
           </w:tcPr>
           <w:p>
+            <w:pPr>
+              <w:jc w:val="center"/>
+            </w:pPr>
             <w:r>
               <w:rPr>
                 <w:sz w:val="19"/>
@@ -3349,6 +3604,9 @@
             <w:tcW w:type="dxa" w:w="4536"/>
           </w:tcPr>
           <w:p>
+            <w:pPr>
+              <w:jc w:val="center"/>
+            </w:pPr>
             <w:r>
               <w:rPr>
                 <w:sz w:val="19"/>
@@ -3362,6 +3620,9 @@
             <w:tcW w:type="dxa" w:w="4536"/>
           </w:tcPr>
           <w:p>
+            <w:pPr>
+              <w:jc w:val="center"/>
+            </w:pPr>
             <w:r>
               <w:rPr>
                 <w:sz w:val="19"/>
@@ -3375,11 +3636,13 @@
     <w:p>
       <w:pPr>
         <w:spacing w:before="160" w:after="0"/>
+        <w:jc w:val="left"/>
       </w:pPr>
     </w:p>
     <w:p>
       <w:pPr>
         <w:spacing w:before="0" w:after="80"/>
+        <w:jc w:val="left"/>
       </w:pPr>
       <w:r>
         <w:rPr>
@@ -3411,6 +3674,9 @@
             <w:shd w:val="clear" w:color="auto" w:fill="1F3A2E"/>
           </w:tcPr>
           <w:p>
+            <w:pPr>
+              <w:jc w:val="center"/>
+            </w:pPr>
             <w:r>
               <w:rPr>
                 <w:b/>
@@ -3426,6 +3692,9 @@
             <w:shd w:val="clear" w:color="auto" w:fill="1F3A2E"/>
           </w:tcPr>
           <w:p>
+            <w:pPr>
+              <w:jc w:val="center"/>
+            </w:pPr>
             <w:r>
               <w:rPr>
                 <w:b/>
@@ -3442,6 +3711,9 @@
             <w:shd w:val="clear" w:color="auto" w:fill="1F3A2E"/>
           </w:tcPr>
           <w:p>
+            <w:pPr>
+              <w:jc w:val="center"/>
+            </w:pPr>
             <w:r>
               <w:rPr>
                 <w:b/>
@@ -3458,6 +3730,9 @@
             <w:shd w:val="clear" w:color="auto" w:fill="1F3A2E"/>
           </w:tcPr>
           <w:p>
+            <w:pPr>
+              <w:jc w:val="center"/>
+            </w:pPr>
             <w:r>
               <w:rPr>
                 <w:b/>
@@ -3474,6 +3749,9 @@
             <w:shd w:val="clear" w:color="auto" w:fill="1F3A2E"/>
           </w:tcPr>
           <w:p>
+            <w:pPr>
+              <w:jc w:val="center"/>
+            </w:pPr>
             <w:r>
               <w:rPr>
                 <w:b/>
@@ -3490,6 +3768,9 @@
             <w:shd w:val="clear" w:color="auto" w:fill="1F3A2E"/>
           </w:tcPr>
           <w:p>
+            <w:pPr>
+              <w:jc w:val="center"/>
+            </w:pPr>
             <w:r>
               <w:rPr>
                 <w:b/>
@@ -3507,6 +3788,9 @@
             <w:tcW w:type="dxa" w:w="1512"/>
           </w:tcPr>
           <w:p>
+            <w:pPr>
+              <w:jc w:val="center"/>
+            </w:pPr>
             <w:r>
               <w:rPr>
                 <w:b/>
@@ -3521,6 +3805,9 @@
             <w:tcW w:type="dxa" w:w="1512"/>
           </w:tcPr>
           <w:p>
+            <w:pPr>
+              <w:jc w:val="center"/>
+            </w:pPr>
             <w:r>
               <w:rPr>
                 <w:sz w:val="19"/>
@@ -3534,6 +3821,9 @@
             <w:tcW w:type="dxa" w:w="1512"/>
           </w:tcPr>
           <w:p>
+            <w:pPr>
+              <w:jc w:val="center"/>
+            </w:pPr>
             <w:r>
               <w:rPr>
                 <w:sz w:val="19"/>
@@ -3547,6 +3837,9 @@
             <w:tcW w:type="dxa" w:w="1512"/>
           </w:tcPr>
           <w:p>
+            <w:pPr>
+              <w:jc w:val="center"/>
+            </w:pPr>
             <w:r>
               <w:rPr>
                 <w:sz w:val="19"/>
@@ -3560,6 +3853,9 @@
             <w:tcW w:type="dxa" w:w="1512"/>
           </w:tcPr>
           <w:p>
+            <w:pPr>
+              <w:jc w:val="center"/>
+            </w:pPr>
             <w:r>
               <w:rPr>
                 <w:sz w:val="19"/>
@@ -3573,6 +3869,9 @@
             <w:tcW w:type="dxa" w:w="1512"/>
           </w:tcPr>
           <w:p>
+            <w:pPr>
+              <w:jc w:val="center"/>
+            </w:pPr>
             <w:r>
               <w:rPr>
                 <w:sz w:val="19"/>
@@ -3588,6 +3887,9 @@
             <w:tcW w:type="dxa" w:w="1512"/>
           </w:tcPr>
           <w:p>
+            <w:pPr>
+              <w:jc w:val="center"/>
+            </w:pPr>
             <w:r>
               <w:rPr>
                 <w:b/>
@@ -3602,6 +3904,9 @@
             <w:tcW w:type="dxa" w:w="1512"/>
           </w:tcPr>
           <w:p>
+            <w:pPr>
+              <w:jc w:val="center"/>
+            </w:pPr>
             <w:r>
               <w:rPr>
                 <w:sz w:val="19"/>
@@ -3615,6 +3920,9 @@
             <w:tcW w:type="dxa" w:w="1512"/>
           </w:tcPr>
           <w:p>
+            <w:pPr>
+              <w:jc w:val="center"/>
+            </w:pPr>
             <w:r>
               <w:rPr>
                 <w:sz w:val="19"/>
@@ -3628,6 +3936,9 @@
             <w:tcW w:type="dxa" w:w="1512"/>
           </w:tcPr>
           <w:p>
+            <w:pPr>
+              <w:jc w:val="center"/>
+            </w:pPr>
             <w:r>
               <w:rPr>
                 <w:sz w:val="19"/>
@@ -3641,6 +3952,9 @@
             <w:tcW w:type="dxa" w:w="1512"/>
           </w:tcPr>
           <w:p>
+            <w:pPr>
+              <w:jc w:val="center"/>
+            </w:pPr>
             <w:r>
               <w:rPr>
                 <w:sz w:val="19"/>
@@ -3654,6 +3968,9 @@
             <w:tcW w:type="dxa" w:w="1512"/>
           </w:tcPr>
           <w:p>
+            <w:pPr>
+              <w:jc w:val="center"/>
+            </w:pPr>
             <w:r>
               <w:rPr>
                 <w:sz w:val="19"/>
@@ -3669,6 +3986,9 @@
             <w:tcW w:type="dxa" w:w="1512"/>
           </w:tcPr>
           <w:p>
+            <w:pPr>
+              <w:jc w:val="center"/>
+            </w:pPr>
             <w:r>
               <w:rPr>
                 <w:b/>
@@ -3683,6 +4003,9 @@
             <w:tcW w:type="dxa" w:w="1512"/>
           </w:tcPr>
           <w:p>
+            <w:pPr>
+              <w:jc w:val="center"/>
+            </w:pPr>
             <w:r>
               <w:rPr>
                 <w:sz w:val="19"/>
@@ -3696,6 +4019,9 @@
             <w:tcW w:type="dxa" w:w="1512"/>
           </w:tcPr>
           <w:p>
+            <w:pPr>
+              <w:jc w:val="center"/>
+            </w:pPr>
             <w:r>
               <w:rPr>
                 <w:sz w:val="19"/>
@@ -3709,6 +4035,9 @@
             <w:tcW w:type="dxa" w:w="1512"/>
           </w:tcPr>
           <w:p>
+            <w:pPr>
+              <w:jc w:val="center"/>
+            </w:pPr>
             <w:r>
               <w:rPr>
                 <w:sz w:val="19"/>
@@ -3722,6 +4051,9 @@
             <w:tcW w:type="dxa" w:w="1512"/>
           </w:tcPr>
           <w:p>
+            <w:pPr>
+              <w:jc w:val="center"/>
+            </w:pPr>
             <w:r>
               <w:rPr>
                 <w:sz w:val="19"/>
@@ -3735,6 +4067,9 @@
             <w:tcW w:type="dxa" w:w="1512"/>
           </w:tcPr>
           <w:p>
+            <w:pPr>
+              <w:jc w:val="center"/>
+            </w:pPr>
             <w:r>
               <w:rPr>
                 <w:sz w:val="19"/>
@@ -3750,6 +4085,9 @@
             <w:tcW w:type="dxa" w:w="1512"/>
           </w:tcPr>
           <w:p>
+            <w:pPr>
+              <w:jc w:val="center"/>
+            </w:pPr>
             <w:r>
               <w:rPr>
                 <w:b/>
@@ -3764,6 +4102,9 @@
             <w:tcW w:type="dxa" w:w="1512"/>
           </w:tcPr>
           <w:p>
+            <w:pPr>
+              <w:jc w:val="center"/>
+            </w:pPr>
             <w:r>
               <w:rPr>
                 <w:sz w:val="19"/>
@@ -3777,6 +4118,9 @@
             <w:tcW w:type="dxa" w:w="1512"/>
           </w:tcPr>
           <w:p>
+            <w:pPr>
+              <w:jc w:val="center"/>
+            </w:pPr>
             <w:r>
               <w:rPr>
                 <w:sz w:val="19"/>
@@ -3790,6 +4134,9 @@
             <w:tcW w:type="dxa" w:w="1512"/>
           </w:tcPr>
           <w:p>
+            <w:pPr>
+              <w:jc w:val="center"/>
+            </w:pPr>
             <w:r>
               <w:rPr>
                 <w:sz w:val="19"/>
@@ -3803,6 +4150,9 @@
             <w:tcW w:type="dxa" w:w="1512"/>
           </w:tcPr>
           <w:p>
+            <w:pPr>
+              <w:jc w:val="center"/>
+            </w:pPr>
             <w:r>
               <w:rPr>
                 <w:sz w:val="19"/>
@@ -3816,6 +4166,9 @@
             <w:tcW w:type="dxa" w:w="1512"/>
           </w:tcPr>
           <w:p>
+            <w:pPr>
+              <w:jc w:val="center"/>
+            </w:pPr>
             <w:r>
               <w:rPr>
                 <w:sz w:val="19"/>
@@ -3829,11 +4182,13 @@
     <w:p>
       <w:pPr>
         <w:spacing w:before="160" w:after="0"/>
+        <w:jc w:val="left"/>
       </w:pPr>
     </w:p>
     <w:p>
       <w:pPr>
         <w:spacing w:before="0" w:after="80"/>
+        <w:jc w:val="left"/>
       </w:pPr>
       <w:r>
         <w:rPr>
@@ -3847,6 +4202,7 @@
     <w:p>
       <w:pPr>
         <w:spacing w:before="0" w:after="80"/>
+        <w:jc w:val="left"/>
       </w:pPr>
       <w:r>
         <w:rPr>
@@ -3877,6 +4233,9 @@
             <w:shd w:val="clear" w:color="auto" w:fill="1F3A2E"/>
           </w:tcPr>
           <w:p>
+            <w:pPr>
+              <w:jc w:val="center"/>
+            </w:pPr>
             <w:r>
               <w:rPr>
                 <w:b/>
@@ -3893,6 +4252,9 @@
             <w:shd w:val="clear" w:color="auto" w:fill="1F3A2E"/>
           </w:tcPr>
           <w:p>
+            <w:pPr>
+              <w:jc w:val="center"/>
+            </w:pPr>
             <w:r>
               <w:rPr>
                 <w:b/>
@@ -3909,6 +4271,9 @@
             <w:shd w:val="clear" w:color="auto" w:fill="1F3A2E"/>
           </w:tcPr>
           <w:p>
+            <w:pPr>
+              <w:jc w:val="center"/>
+            </w:pPr>
             <w:r>
               <w:rPr>
                 <w:b/>
@@ -3925,6 +4290,9 @@
             <w:shd w:val="clear" w:color="auto" w:fill="1F3A2E"/>
           </w:tcPr>
           <w:p>
+            <w:pPr>
+              <w:jc w:val="center"/>
+            </w:pPr>
             <w:r>
               <w:rPr>
                 <w:b/>
@@ -3941,6 +4309,9 @@
             <w:shd w:val="clear" w:color="auto" w:fill="1F3A2E"/>
           </w:tcPr>
           <w:p>
+            <w:pPr>
+              <w:jc w:val="center"/>
+            </w:pPr>
             <w:r>
               <w:rPr>
                 <w:b/>
@@ -3958,6 +4329,9 @@
             <w:tcW w:type="dxa" w:w="1814"/>
           </w:tcPr>
           <w:p>
+            <w:pPr>
+              <w:jc w:val="center"/>
+            </w:pPr>
             <w:r>
               <w:rPr>
                 <w:sz w:val="19"/>
@@ -3971,6 +4345,9 @@
             <w:tcW w:type="dxa" w:w="1814"/>
           </w:tcPr>
           <w:p>
+            <w:pPr>
+              <w:jc w:val="center"/>
+            </w:pPr>
             <w:r>
               <w:rPr>
                 <w:sz w:val="19"/>
@@ -3984,6 +4361,9 @@
             <w:tcW w:type="dxa" w:w="1814"/>
           </w:tcPr>
           <w:p>
+            <w:pPr>
+              <w:jc w:val="center"/>
+            </w:pPr>
             <w:r>
               <w:rPr>
                 <w:sz w:val="19"/>
@@ -3997,6 +4377,9 @@
             <w:tcW w:type="dxa" w:w="1814"/>
           </w:tcPr>
           <w:p>
+            <w:pPr>
+              <w:jc w:val="center"/>
+            </w:pPr>
             <w:r>
               <w:rPr>
                 <w:sz w:val="19"/>
@@ -4010,6 +4393,9 @@
             <w:tcW w:type="dxa" w:w="1814"/>
           </w:tcPr>
           <w:p>
+            <w:pPr>
+              <w:jc w:val="center"/>
+            </w:pPr>
             <w:r>
               <w:rPr>
                 <w:sz w:val="19"/>
@@ -4021,6 +4407,9 @@
       </w:tr>
     </w:tbl>
     <w:p>
+      <w:pPr>
+        <w:jc w:val="left"/>
+      </w:pPr>
       <w:r>
         <w:br w:type="page"/>
       </w:r>
@@ -4028,6 +4417,7 @@
     <w:p>
       <w:pPr>
         <w:spacing w:before="0" w:after="120"/>
+        <w:jc w:val="left"/>
       </w:pPr>
       <w:r>
         <w:rPr>
@@ -4041,6 +4431,7 @@
     <w:p>
       <w:pPr>
         <w:spacing w:before="0" w:after="120"/>
+        <w:jc w:val="left"/>
       </w:pPr>
       <w:r>
         <w:rPr>
@@ -4054,6 +4445,7 @@
     <w:p>
       <w:pPr>
         <w:spacing w:before="80" w:after="80"/>
+        <w:jc w:val="left"/>
       </w:pPr>
       <w:r>
         <w:rPr>
@@ -4067,6 +4459,7 @@
     <w:p>
       <w:pPr>
         <w:spacing w:before="0" w:after="60"/>
+        <w:jc w:val="left"/>
       </w:pPr>
       <w:r>
         <w:rPr>
@@ -4088,6 +4481,7 @@
     <w:p>
       <w:pPr>
         <w:spacing w:before="0" w:after="60"/>
+        <w:jc w:val="left"/>
       </w:pPr>
       <w:r>
         <w:rPr>
@@ -4109,6 +4503,7 @@
     <w:p>
       <w:pPr>
         <w:spacing w:before="0" w:after="60"/>
+        <w:jc w:val="left"/>
       </w:pPr>
       <w:r>
         <w:rPr>
@@ -4130,6 +4525,7 @@
     <w:p>
       <w:pPr>
         <w:spacing w:before="0" w:after="60"/>
+        <w:jc w:val="left"/>
       </w:pPr>
       <w:r>
         <w:rPr>
@@ -4151,6 +4547,7 @@
     <w:p>
       <w:pPr>
         <w:spacing w:before="0" w:after="60"/>
+        <w:jc w:val="left"/>
       </w:pPr>
       <w:r>
         <w:rPr>
@@ -4170,6 +4567,9 @@
       </w:r>
     </w:p>
     <w:p>
+      <w:pPr>
+        <w:jc w:val="left"/>
+      </w:pPr>
       <w:r>
         <w:br w:type="page"/>
       </w:r>
@@ -4177,6 +4577,7 @@
     <w:p>
       <w:pPr>
         <w:spacing w:before="0" w:after="120"/>
+        <w:jc w:val="left"/>
       </w:pPr>
       <w:r>
         <w:rPr>
@@ -4190,6 +4591,7 @@
     <w:p>
       <w:pPr>
         <w:spacing w:before="0" w:after="80"/>
+        <w:jc w:val="left"/>
       </w:pPr>
       <w:r>
         <w:rPr>
@@ -4218,6 +4620,9 @@
             <w:shd w:val="clear" w:color="auto" w:fill="1F3A2E"/>
           </w:tcPr>
           <w:p>
+            <w:pPr>
+              <w:jc w:val="center"/>
+            </w:pPr>
             <w:r>
               <w:rPr>
                 <w:b/>
@@ -4234,6 +4639,9 @@
             <w:shd w:val="clear" w:color="auto" w:fill="1F3A2E"/>
           </w:tcPr>
           <w:p>
+            <w:pPr>
+              <w:jc w:val="center"/>
+            </w:pPr>
             <w:r>
               <w:rPr>
                 <w:b/>
@@ -4250,6 +4658,9 @@
             <w:shd w:val="clear" w:color="auto" w:fill="1F3A2E"/>
           </w:tcPr>
           <w:p>
+            <w:pPr>
+              <w:jc w:val="center"/>
+            </w:pPr>
             <w:r>
               <w:rPr>
                 <w:b/>
@@ -4267,6 +4678,9 @@
             <w:tcW w:type="dxa" w:w="3024"/>
           </w:tcPr>
           <w:p>
+            <w:pPr>
+              <w:jc w:val="center"/>
+            </w:pPr>
             <w:r>
               <w:rPr>
                 <w:sz w:val="19"/>
@@ -4280,6 +4694,9 @@
             <w:tcW w:type="dxa" w:w="3024"/>
           </w:tcPr>
           <w:p>
+            <w:pPr>
+              <w:jc w:val="center"/>
+            </w:pPr>
             <w:r>
               <w:rPr>
                 <w:sz w:val="19"/>
@@ -4293,6 +4710,9 @@
             <w:tcW w:type="dxa" w:w="3024"/>
           </w:tcPr>
           <w:p>
+            <w:pPr>
+              <w:jc w:val="center"/>
+            </w:pPr>
             <w:r>
               <w:rPr>
                 <w:sz w:val="19"/>
@@ -4308,6 +4728,9 @@
             <w:tcW w:type="dxa" w:w="3024"/>
           </w:tcPr>
           <w:p>
+            <w:pPr>
+              <w:jc w:val="center"/>
+            </w:pPr>
             <w:r>
               <w:rPr>
                 <w:sz w:val="19"/>
@@ -4321,6 +4744,9 @@
             <w:tcW w:type="dxa" w:w="3024"/>
           </w:tcPr>
           <w:p>
+            <w:pPr>
+              <w:jc w:val="center"/>
+            </w:pPr>
             <w:r>
               <w:rPr>
                 <w:sz w:val="19"/>
@@ -4334,6 +4760,9 @@
             <w:tcW w:type="dxa" w:w="3024"/>
           </w:tcPr>
           <w:p>
+            <w:pPr>
+              <w:jc w:val="center"/>
+            </w:pPr>
             <w:r>
               <w:rPr>
                 <w:sz w:val="19"/>
@@ -4349,6 +4778,9 @@
             <w:tcW w:type="dxa" w:w="3024"/>
           </w:tcPr>
           <w:p>
+            <w:pPr>
+              <w:jc w:val="center"/>
+            </w:pPr>
             <w:r>
               <w:rPr>
                 <w:sz w:val="19"/>
@@ -4362,6 +4794,9 @@
             <w:tcW w:type="dxa" w:w="3024"/>
           </w:tcPr>
           <w:p>
+            <w:pPr>
+              <w:jc w:val="center"/>
+            </w:pPr>
             <w:r>
               <w:rPr>
                 <w:sz w:val="19"/>
@@ -4375,6 +4810,9 @@
             <w:tcW w:type="dxa" w:w="3024"/>
           </w:tcPr>
           <w:p>
+            <w:pPr>
+              <w:jc w:val="center"/>
+            </w:pPr>
             <w:r>
               <w:rPr>
                 <w:sz w:val="19"/>
@@ -4390,6 +4828,9 @@
             <w:tcW w:type="dxa" w:w="3024"/>
           </w:tcPr>
           <w:p>
+            <w:pPr>
+              <w:jc w:val="center"/>
+            </w:pPr>
             <w:r>
               <w:rPr>
                 <w:sz w:val="19"/>
@@ -4403,6 +4844,9 @@
             <w:tcW w:type="dxa" w:w="3024"/>
           </w:tcPr>
           <w:p>
+            <w:pPr>
+              <w:jc w:val="center"/>
+            </w:pPr>
             <w:r>
               <w:rPr>
                 <w:sz w:val="19"/>
@@ -4416,6 +4860,9 @@
             <w:tcW w:type="dxa" w:w="3024"/>
           </w:tcPr>
           <w:p>
+            <w:pPr>
+              <w:jc w:val="center"/>
+            </w:pPr>
             <w:r>
               <w:rPr>
                 <w:sz w:val="19"/>
@@ -4431,6 +4878,9 @@
             <w:tcW w:type="dxa" w:w="3024"/>
           </w:tcPr>
           <w:p>
+            <w:pPr>
+              <w:jc w:val="center"/>
+            </w:pPr>
             <w:r>
               <w:rPr>
                 <w:sz w:val="19"/>
@@ -4444,6 +4894,9 @@
             <w:tcW w:type="dxa" w:w="3024"/>
           </w:tcPr>
           <w:p>
+            <w:pPr>
+              <w:jc w:val="center"/>
+            </w:pPr>
             <w:r>
               <w:rPr>
                 <w:sz w:val="19"/>
@@ -4457,6 +4910,9 @@
             <w:tcW w:type="dxa" w:w="3024"/>
           </w:tcPr>
           <w:p>
+            <w:pPr>
+              <w:jc w:val="center"/>
+            </w:pPr>
             <w:r>
               <w:rPr>
                 <w:sz w:val="19"/>
@@ -4472,6 +4928,9 @@
             <w:tcW w:type="dxa" w:w="3024"/>
           </w:tcPr>
           <w:p>
+            <w:pPr>
+              <w:jc w:val="center"/>
+            </w:pPr>
             <w:r>
               <w:rPr>
                 <w:sz w:val="19"/>
@@ -4485,6 +4944,9 @@
             <w:tcW w:type="dxa" w:w="3024"/>
           </w:tcPr>
           <w:p>
+            <w:pPr>
+              <w:jc w:val="center"/>
+            </w:pPr>
             <w:r>
               <w:rPr>
                 <w:sz w:val="19"/>
@@ -4498,6 +4960,9 @@
             <w:tcW w:type="dxa" w:w="3024"/>
           </w:tcPr>
           <w:p>
+            <w:pPr>
+              <w:jc w:val="center"/>
+            </w:pPr>
             <w:r>
               <w:rPr>
                 <w:sz w:val="19"/>
@@ -4513,6 +4978,9 @@
             <w:tcW w:type="dxa" w:w="3024"/>
           </w:tcPr>
           <w:p>
+            <w:pPr>
+              <w:jc w:val="center"/>
+            </w:pPr>
             <w:r>
               <w:rPr>
                 <w:sz w:val="19"/>
@@ -4526,6 +4994,9 @@
             <w:tcW w:type="dxa" w:w="3024"/>
           </w:tcPr>
           <w:p>
+            <w:pPr>
+              <w:jc w:val="center"/>
+            </w:pPr>
             <w:r>
               <w:rPr>
                 <w:sz w:val="19"/>
@@ -4539,6 +5010,9 @@
             <w:tcW w:type="dxa" w:w="3024"/>
           </w:tcPr>
           <w:p>
+            <w:pPr>
+              <w:jc w:val="center"/>
+            </w:pPr>
             <w:r>
               <w:rPr>
                 <w:sz w:val="19"/>
@@ -4554,6 +5028,9 @@
             <w:tcW w:type="dxa" w:w="3024"/>
           </w:tcPr>
           <w:p>
+            <w:pPr>
+              <w:jc w:val="center"/>
+            </w:pPr>
             <w:r>
               <w:rPr>
                 <w:sz w:val="19"/>
@@ -4567,6 +5044,9 @@
             <w:tcW w:type="dxa" w:w="3024"/>
           </w:tcPr>
           <w:p>
+            <w:pPr>
+              <w:jc w:val="center"/>
+            </w:pPr>
             <w:r>
               <w:rPr>
                 <w:sz w:val="19"/>
@@ -4580,6 +5060,9 @@
             <w:tcW w:type="dxa" w:w="3024"/>
           </w:tcPr>
           <w:p>
+            <w:pPr>
+              <w:jc w:val="center"/>
+            </w:pPr>
             <w:r>
               <w:rPr>
                 <w:sz w:val="19"/>
@@ -4595,6 +5078,9 @@
             <w:tcW w:type="dxa" w:w="3024"/>
           </w:tcPr>
           <w:p>
+            <w:pPr>
+              <w:jc w:val="center"/>
+            </w:pPr>
             <w:r>
               <w:rPr>
                 <w:sz w:val="19"/>
@@ -4608,6 +5094,9 @@
             <w:tcW w:type="dxa" w:w="3024"/>
           </w:tcPr>
           <w:p>
+            <w:pPr>
+              <w:jc w:val="center"/>
+            </w:pPr>
             <w:r>
               <w:rPr>
                 <w:sz w:val="19"/>
@@ -4621,6 +5110,9 @@
             <w:tcW w:type="dxa" w:w="3024"/>
           </w:tcPr>
           <w:p>
+            <w:pPr>
+              <w:jc w:val="center"/>
+            </w:pPr>
             <w:r>
               <w:rPr>
                 <w:sz w:val="19"/>
@@ -4636,6 +5128,9 @@
             <w:tcW w:type="dxa" w:w="3024"/>
           </w:tcPr>
           <w:p>
+            <w:pPr>
+              <w:jc w:val="center"/>
+            </w:pPr>
             <w:r>
               <w:rPr>
                 <w:sz w:val="19"/>
@@ -4649,6 +5144,9 @@
             <w:tcW w:type="dxa" w:w="3024"/>
           </w:tcPr>
           <w:p>
+            <w:pPr>
+              <w:jc w:val="center"/>
+            </w:pPr>
             <w:r>
               <w:rPr>
                 <w:sz w:val="19"/>
@@ -4662,6 +5160,9 @@
             <w:tcW w:type="dxa" w:w="3024"/>
           </w:tcPr>
           <w:p>
+            <w:pPr>
+              <w:jc w:val="center"/>
+            </w:pPr>
             <w:r>
               <w:rPr>
                 <w:sz w:val="19"/>
@@ -4677,6 +5178,9 @@
             <w:tcW w:type="dxa" w:w="3024"/>
           </w:tcPr>
           <w:p>
+            <w:pPr>
+              <w:jc w:val="center"/>
+            </w:pPr>
             <w:r>
               <w:rPr>
                 <w:sz w:val="19"/>
@@ -4690,6 +5194,9 @@
             <w:tcW w:type="dxa" w:w="3024"/>
           </w:tcPr>
           <w:p>
+            <w:pPr>
+              <w:jc w:val="center"/>
+            </w:pPr>
             <w:r>
               <w:rPr>
                 <w:sz w:val="19"/>
@@ -4703,6 +5210,9 @@
             <w:tcW w:type="dxa" w:w="3024"/>
           </w:tcPr>
           <w:p>
+            <w:pPr>
+              <w:jc w:val="center"/>
+            </w:pPr>
             <w:r>
               <w:rPr>
                 <w:sz w:val="19"/>
@@ -4718,6 +5228,9 @@
             <w:tcW w:type="dxa" w:w="3024"/>
           </w:tcPr>
           <w:p>
+            <w:pPr>
+              <w:jc w:val="center"/>
+            </w:pPr>
             <w:r>
               <w:rPr>
                 <w:sz w:val="19"/>
@@ -4731,6 +5244,9 @@
             <w:tcW w:type="dxa" w:w="3024"/>
           </w:tcPr>
           <w:p>
+            <w:pPr>
+              <w:jc w:val="center"/>
+            </w:pPr>
             <w:r>
               <w:rPr>
                 <w:sz w:val="19"/>
@@ -4744,6 +5260,9 @@
             <w:tcW w:type="dxa" w:w="3024"/>
           </w:tcPr>
           <w:p>
+            <w:pPr>
+              <w:jc w:val="center"/>
+            </w:pPr>
             <w:r>
               <w:rPr>
                 <w:sz w:val="19"/>
@@ -4759,6 +5278,9 @@
             <w:tcW w:type="dxa" w:w="3024"/>
           </w:tcPr>
           <w:p>
+            <w:pPr>
+              <w:jc w:val="center"/>
+            </w:pPr>
             <w:r>
               <w:rPr>
                 <w:sz w:val="19"/>
@@ -4772,6 +5294,9 @@
             <w:tcW w:type="dxa" w:w="3024"/>
           </w:tcPr>
           <w:p>
+            <w:pPr>
+              <w:jc w:val="center"/>
+            </w:pPr>
             <w:r>
               <w:rPr>
                 <w:sz w:val="19"/>
@@ -4785,6 +5310,9 @@
             <w:tcW w:type="dxa" w:w="3024"/>
           </w:tcPr>
           <w:p>
+            <w:pPr>
+              <w:jc w:val="center"/>
+            </w:pPr>
             <w:r>
               <w:rPr>
                 <w:sz w:val="19"/>
@@ -4800,6 +5328,9 @@
             <w:tcW w:type="dxa" w:w="3024"/>
           </w:tcPr>
           <w:p>
+            <w:pPr>
+              <w:jc w:val="center"/>
+            </w:pPr>
             <w:r>
               <w:rPr>
                 <w:sz w:val="19"/>
@@ -4813,6 +5344,9 @@
             <w:tcW w:type="dxa" w:w="3024"/>
           </w:tcPr>
           <w:p>
+            <w:pPr>
+              <w:jc w:val="center"/>
+            </w:pPr>
             <w:r>
               <w:rPr>
                 <w:sz w:val="19"/>
@@ -4826,6 +5360,9 @@
             <w:tcW w:type="dxa" w:w="3024"/>
           </w:tcPr>
           <w:p>
+            <w:pPr>
+              <w:jc w:val="center"/>
+            </w:pPr>
             <w:r>
               <w:rPr>
                 <w:sz w:val="19"/>
@@ -4841,6 +5378,9 @@
             <w:tcW w:type="dxa" w:w="3024"/>
           </w:tcPr>
           <w:p>
+            <w:pPr>
+              <w:jc w:val="center"/>
+            </w:pPr>
             <w:r>
               <w:rPr>
                 <w:sz w:val="19"/>
@@ -4854,6 +5394,9 @@
             <w:tcW w:type="dxa" w:w="3024"/>
           </w:tcPr>
           <w:p>
+            <w:pPr>
+              <w:jc w:val="center"/>
+            </w:pPr>
             <w:r>
               <w:rPr>
                 <w:sz w:val="19"/>
@@ -4867,6 +5410,9 @@
             <w:tcW w:type="dxa" w:w="3024"/>
           </w:tcPr>
           <w:p>
+            <w:pPr>
+              <w:jc w:val="center"/>
+            </w:pPr>
             <w:r>
               <w:rPr>
                 <w:sz w:val="19"/>
@@ -4882,6 +5428,9 @@
             <w:tcW w:type="dxa" w:w="3024"/>
           </w:tcPr>
           <w:p>
+            <w:pPr>
+              <w:jc w:val="center"/>
+            </w:pPr>
             <w:r>
               <w:rPr>
                 <w:sz w:val="19"/>
@@ -4895,6 +5444,9 @@
             <w:tcW w:type="dxa" w:w="3024"/>
           </w:tcPr>
           <w:p>
+            <w:pPr>
+              <w:jc w:val="center"/>
+            </w:pPr>
             <w:r>
               <w:rPr>
                 <w:sz w:val="19"/>
@@ -4908,6 +5460,9 @@
             <w:tcW w:type="dxa" w:w="3024"/>
           </w:tcPr>
           <w:p>
+            <w:pPr>
+              <w:jc w:val="center"/>
+            </w:pPr>
             <w:r>
               <w:rPr>
                 <w:sz w:val="19"/>
@@ -4923,6 +5478,9 @@
             <w:tcW w:type="dxa" w:w="3024"/>
           </w:tcPr>
           <w:p>
+            <w:pPr>
+              <w:jc w:val="center"/>
+            </w:pPr>
             <w:r>
               <w:rPr>
                 <w:sz w:val="19"/>
@@ -4936,6 +5494,9 @@
             <w:tcW w:type="dxa" w:w="3024"/>
           </w:tcPr>
           <w:p>
+            <w:pPr>
+              <w:jc w:val="center"/>
+            </w:pPr>
             <w:r>
               <w:rPr>
                 <w:sz w:val="19"/>
@@ -4949,6 +5510,9 @@
             <w:tcW w:type="dxa" w:w="3024"/>
           </w:tcPr>
           <w:p>
+            <w:pPr>
+              <w:jc w:val="center"/>
+            </w:pPr>
             <w:r>
               <w:rPr>
                 <w:sz w:val="19"/>
@@ -4964,6 +5528,9 @@
             <w:tcW w:type="dxa" w:w="3024"/>
           </w:tcPr>
           <w:p>
+            <w:pPr>
+              <w:jc w:val="center"/>
+            </w:pPr>
             <w:r>
               <w:rPr>
                 <w:sz w:val="19"/>
@@ -4977,6 +5544,9 @@
             <w:tcW w:type="dxa" w:w="3024"/>
           </w:tcPr>
           <w:p>
+            <w:pPr>
+              <w:jc w:val="center"/>
+            </w:pPr>
             <w:r>
               <w:rPr>
                 <w:sz w:val="19"/>
@@ -4990,6 +5560,9 @@
             <w:tcW w:type="dxa" w:w="3024"/>
           </w:tcPr>
           <w:p>
+            <w:pPr>
+              <w:jc w:val="center"/>
+            </w:pPr>
             <w:r>
               <w:rPr>
                 <w:sz w:val="19"/>
@@ -5005,6 +5578,9 @@
             <w:tcW w:type="dxa" w:w="3024"/>
           </w:tcPr>
           <w:p>
+            <w:pPr>
+              <w:jc w:val="center"/>
+            </w:pPr>
             <w:r>
               <w:rPr>
                 <w:sz w:val="19"/>
@@ -5018,6 +5594,9 @@
             <w:tcW w:type="dxa" w:w="3024"/>
           </w:tcPr>
           <w:p>
+            <w:pPr>
+              <w:jc w:val="center"/>
+            </w:pPr>
             <w:r>
               <w:rPr>
                 <w:sz w:val="19"/>
@@ -5031,6 +5610,9 @@
             <w:tcW w:type="dxa" w:w="3024"/>
           </w:tcPr>
           <w:p>
+            <w:pPr>
+              <w:jc w:val="center"/>
+            </w:pPr>
             <w:r>
               <w:rPr>
                 <w:sz w:val="19"/>
@@ -5042,6 +5624,9 @@
       </w:tr>
     </w:tbl>
     <w:p>
+      <w:pPr>
+        <w:jc w:val="left"/>
+      </w:pPr>
       <w:r>
         <w:br w:type="page"/>
       </w:r>
@@ -5049,6 +5634,7 @@
     <w:p>
       <w:pPr>
         <w:spacing w:before="0" w:after="80"/>
+        <w:jc w:val="left"/>
       </w:pPr>
       <w:r>
         <w:rPr>
@@ -5062,6 +5648,7 @@
     <w:p>
       <w:pPr>
         <w:spacing w:before="0" w:after="120"/>
+        <w:jc w:val="left"/>
       </w:pPr>
       <w:r>
         <w:rPr>
@@ -5075,6 +5662,7 @@
     <w:p>
       <w:pPr>
         <w:spacing w:before="120" w:after="60"/>
+        <w:jc w:val="left"/>
       </w:pPr>
       <w:r>
         <w:rPr>
@@ -5102,6 +5690,9 @@
             <w:shd w:val="clear" w:color="auto" w:fill="1F3A2E"/>
           </w:tcPr>
           <w:p>
+            <w:pPr>
+              <w:jc w:val="center"/>
+            </w:pPr>
             <w:r>
               <w:rPr>
                 <w:b/>
@@ -5118,6 +5709,9 @@
             <w:shd w:val="clear" w:color="auto" w:fill="1F3A2E"/>
           </w:tcPr>
           <w:p>
+            <w:pPr>
+              <w:jc w:val="center"/>
+            </w:pPr>
             <w:r>
               <w:rPr>
                 <w:b/>
@@ -5135,6 +5729,9 @@
             <w:tcW w:type="dxa" w:w="4536"/>
           </w:tcPr>
           <w:p>
+            <w:pPr>
+              <w:jc w:val="center"/>
+            </w:pPr>
             <w:r>
               <w:rPr>
                 <w:sz w:val="19"/>
@@ -5148,6 +5745,9 @@
             <w:tcW w:type="dxa" w:w="4536"/>
           </w:tcPr>
           <w:p>
+            <w:pPr>
+              <w:jc w:val="center"/>
+            </w:pPr>
             <w:r>
               <w:rPr>
                 <w:sz w:val="19"/>
@@ -5163,6 +5763,9 @@
             <w:tcW w:type="dxa" w:w="4536"/>
           </w:tcPr>
           <w:p>
+            <w:pPr>
+              <w:jc w:val="center"/>
+            </w:pPr>
             <w:r>
               <w:rPr>
                 <w:sz w:val="19"/>
@@ -5176,6 +5779,9 @@
             <w:tcW w:type="dxa" w:w="4536"/>
           </w:tcPr>
           <w:p>
+            <w:pPr>
+              <w:jc w:val="center"/>
+            </w:pPr>
             <w:r>
               <w:rPr>
                 <w:sz w:val="19"/>
@@ -5191,6 +5797,9 @@
             <w:tcW w:type="dxa" w:w="4536"/>
           </w:tcPr>
           <w:p>
+            <w:pPr>
+              <w:jc w:val="center"/>
+            </w:pPr>
             <w:r>
               <w:rPr>
                 <w:sz w:val="19"/>
@@ -5204,6 +5813,9 @@
             <w:tcW w:type="dxa" w:w="4536"/>
           </w:tcPr>
           <w:p>
+            <w:pPr>
+              <w:jc w:val="center"/>
+            </w:pPr>
             <w:r>
               <w:rPr>
                 <w:sz w:val="19"/>
@@ -5219,6 +5831,9 @@
             <w:tcW w:type="dxa" w:w="4536"/>
           </w:tcPr>
           <w:p>
+            <w:pPr>
+              <w:jc w:val="center"/>
+            </w:pPr>
             <w:r>
               <w:rPr>
                 <w:sz w:val="19"/>
@@ -5232,6 +5847,9 @@
             <w:tcW w:type="dxa" w:w="4536"/>
           </w:tcPr>
           <w:p>
+            <w:pPr>
+              <w:jc w:val="center"/>
+            </w:pPr>
             <w:r>
               <w:rPr>
                 <w:sz w:val="19"/>
@@ -5245,6 +5863,7 @@
     <w:p>
       <w:pPr>
         <w:spacing w:before="120" w:after="60"/>
+        <w:jc w:val="left"/>
       </w:pPr>
       <w:r>
         <w:rPr>
@@ -5272,6 +5891,9 @@
             <w:shd w:val="clear" w:color="auto" w:fill="1F3A2E"/>
           </w:tcPr>
           <w:p>
+            <w:pPr>
+              <w:jc w:val="center"/>
+            </w:pPr>
             <w:r>
               <w:rPr>
                 <w:b/>
@@ -5288,6 +5910,9 @@
             <w:shd w:val="clear" w:color="auto" w:fill="1F3A2E"/>
           </w:tcPr>
           <w:p>
+            <w:pPr>
+              <w:jc w:val="center"/>
+            </w:pPr>
             <w:r>
               <w:rPr>
                 <w:b/>
@@ -5305,6 +5930,9 @@
             <w:tcW w:type="dxa" w:w="4536"/>
           </w:tcPr>
           <w:p>
+            <w:pPr>
+              <w:jc w:val="center"/>
+            </w:pPr>
             <w:r>
               <w:rPr>
                 <w:sz w:val="19"/>
@@ -5318,6 +5946,9 @@
             <w:tcW w:type="dxa" w:w="4536"/>
           </w:tcPr>
           <w:p>
+            <w:pPr>
+              <w:jc w:val="center"/>
+            </w:pPr>
             <w:r>
               <w:rPr>
                 <w:sz w:val="19"/>
@@ -5333,6 +5964,9 @@
             <w:tcW w:type="dxa" w:w="4536"/>
           </w:tcPr>
           <w:p>
+            <w:pPr>
+              <w:jc w:val="center"/>
+            </w:pPr>
             <w:r>
               <w:rPr>
                 <w:sz w:val="19"/>
@@ -5346,6 +5980,9 @@
             <w:tcW w:type="dxa" w:w="4536"/>
           </w:tcPr>
           <w:p>
+            <w:pPr>
+              <w:jc w:val="center"/>
+            </w:pPr>
             <w:r>
               <w:rPr>
                 <w:sz w:val="19"/>
@@ -5361,6 +5998,9 @@
             <w:tcW w:type="dxa" w:w="4536"/>
           </w:tcPr>
           <w:p>
+            <w:pPr>
+              <w:jc w:val="center"/>
+            </w:pPr>
             <w:r>
               <w:rPr>
                 <w:sz w:val="19"/>
@@ -5374,6 +6014,9 @@
             <w:tcW w:type="dxa" w:w="4536"/>
           </w:tcPr>
           <w:p>
+            <w:pPr>
+              <w:jc w:val="center"/>
+            </w:pPr>
             <w:r>
               <w:rPr>
                 <w:sz w:val="19"/>
@@ -5387,6 +6030,7 @@
     <w:p>
       <w:pPr>
         <w:spacing w:before="120" w:after="60"/>
+        <w:jc w:val="left"/>
       </w:pPr>
       <w:r>
         <w:rPr>
@@ -5414,6 +6058,9 @@
             <w:shd w:val="clear" w:color="auto" w:fill="1F3A2E"/>
           </w:tcPr>
           <w:p>
+            <w:pPr>
+              <w:jc w:val="center"/>
+            </w:pPr>
             <w:r>
               <w:rPr>
                 <w:b/>
@@ -5430,6 +6077,9 @@
             <w:shd w:val="clear" w:color="auto" w:fill="1F3A2E"/>
           </w:tcPr>
           <w:p>
+            <w:pPr>
+              <w:jc w:val="center"/>
+            </w:pPr>
             <w:r>
               <w:rPr>
                 <w:b/>
@@ -5447,6 +6097,9 @@
             <w:tcW w:type="dxa" w:w="4536"/>
           </w:tcPr>
           <w:p>
+            <w:pPr>
+              <w:jc w:val="center"/>
+            </w:pPr>
             <w:r>
               <w:rPr>
                 <w:sz w:val="19"/>
@@ -5460,6 +6113,9 @@
             <w:tcW w:type="dxa" w:w="4536"/>
           </w:tcPr>
           <w:p>
+            <w:pPr>
+              <w:jc w:val="center"/>
+            </w:pPr>
             <w:r>
               <w:rPr>
                 <w:sz w:val="19"/>
@@ -5475,6 +6131,9 @@
             <w:tcW w:type="dxa" w:w="4536"/>
           </w:tcPr>
           <w:p>
+            <w:pPr>
+              <w:jc w:val="center"/>
+            </w:pPr>
             <w:r>
               <w:rPr>
                 <w:sz w:val="19"/>
@@ -5488,6 +6147,9 @@
             <w:tcW w:type="dxa" w:w="4536"/>
           </w:tcPr>
           <w:p>
+            <w:pPr>
+              <w:jc w:val="center"/>
+            </w:pPr>
             <w:r>
               <w:rPr>
                 <w:sz w:val="19"/>
@@ -5503,6 +6165,9 @@
             <w:tcW w:type="dxa" w:w="4536"/>
           </w:tcPr>
           <w:p>
+            <w:pPr>
+              <w:jc w:val="center"/>
+            </w:pPr>
             <w:r>
               <w:rPr>
                 <w:sz w:val="19"/>
@@ -5516,6 +6181,9 @@
             <w:tcW w:type="dxa" w:w="4536"/>
           </w:tcPr>
           <w:p>
+            <w:pPr>
+              <w:jc w:val="center"/>
+            </w:pPr>
             <w:r>
               <w:rPr>
                 <w:sz w:val="19"/>
@@ -5531,6 +6199,9 @@
             <w:tcW w:type="dxa" w:w="4536"/>
           </w:tcPr>
           <w:p>
+            <w:pPr>
+              <w:jc w:val="center"/>
+            </w:pPr>
             <w:r>
               <w:rPr>
                 <w:sz w:val="19"/>
@@ -5544,6 +6215,9 @@
             <w:tcW w:type="dxa" w:w="4536"/>
           </w:tcPr>
           <w:p>
+            <w:pPr>
+              <w:jc w:val="center"/>
+            </w:pPr>
             <w:r>
               <w:rPr>
                 <w:sz w:val="19"/>
@@ -5557,6 +6231,7 @@
     <w:p>
       <w:pPr>
         <w:spacing w:before="120" w:after="60"/>
+        <w:jc w:val="left"/>
       </w:pPr>
       <w:r>
         <w:rPr>
@@ -5584,6 +6259,9 @@
             <w:shd w:val="clear" w:color="auto" w:fill="1F3A2E"/>
           </w:tcPr>
           <w:p>
+            <w:pPr>
+              <w:jc w:val="center"/>
+            </w:pPr>
             <w:r>
               <w:rPr>
                 <w:b/>
@@ -5600,6 +6278,9 @@
             <w:shd w:val="clear" w:color="auto" w:fill="1F3A2E"/>
           </w:tcPr>
           <w:p>
+            <w:pPr>
+              <w:jc w:val="center"/>
+            </w:pPr>
             <w:r>
               <w:rPr>
                 <w:b/>
@@ -5617,6 +6298,9 @@
             <w:tcW w:type="dxa" w:w="4536"/>
           </w:tcPr>
           <w:p>
+            <w:pPr>
+              <w:jc w:val="center"/>
+            </w:pPr>
             <w:r>
               <w:rPr>
                 <w:sz w:val="19"/>
@@ -5630,6 +6314,9 @@
             <w:tcW w:type="dxa" w:w="4536"/>
           </w:tcPr>
           <w:p>
+            <w:pPr>
+              <w:jc w:val="center"/>
+            </w:pPr>
             <w:r>
               <w:rPr>
                 <w:sz w:val="19"/>
@@ -5645,6 +6332,9 @@
             <w:tcW w:type="dxa" w:w="4536"/>
           </w:tcPr>
           <w:p>
+            <w:pPr>
+              <w:jc w:val="center"/>
+            </w:pPr>
             <w:r>
               <w:rPr>
                 <w:sz w:val="19"/>
@@ -5658,6 +6348,9 @@
             <w:tcW w:type="dxa" w:w="4536"/>
           </w:tcPr>
           <w:p>
+            <w:pPr>
+              <w:jc w:val="center"/>
+            </w:pPr>
             <w:r>
               <w:rPr>
                 <w:sz w:val="19"/>
@@ -5673,6 +6366,9 @@
             <w:tcW w:type="dxa" w:w="4536"/>
           </w:tcPr>
           <w:p>
+            <w:pPr>
+              <w:jc w:val="center"/>
+            </w:pPr>
             <w:r>
               <w:rPr>
                 <w:sz w:val="19"/>
@@ -5686,6 +6382,9 @@
             <w:tcW w:type="dxa" w:w="4536"/>
           </w:tcPr>
           <w:p>
+            <w:pPr>
+              <w:jc w:val="center"/>
+            </w:pPr>
             <w:r>
               <w:rPr>
                 <w:sz w:val="19"/>
@@ -5701,6 +6400,9 @@
             <w:tcW w:type="dxa" w:w="4536"/>
           </w:tcPr>
           <w:p>
+            <w:pPr>
+              <w:jc w:val="center"/>
+            </w:pPr>
             <w:r>
               <w:rPr>
                 <w:sz w:val="19"/>
@@ -5714,6 +6416,9 @@
             <w:tcW w:type="dxa" w:w="4536"/>
           </w:tcPr>
           <w:p>
+            <w:pPr>
+              <w:jc w:val="center"/>
+            </w:pPr>
             <w:r>
               <w:rPr>
                 <w:sz w:val="19"/>
@@ -5729,6 +6434,9 @@
             <w:tcW w:type="dxa" w:w="4536"/>
           </w:tcPr>
           <w:p>
+            <w:pPr>
+              <w:jc w:val="center"/>
+            </w:pPr>
             <w:r>
               <w:rPr>
                 <w:sz w:val="19"/>
@@ -5742,6 +6450,9 @@
             <w:tcW w:type="dxa" w:w="4536"/>
           </w:tcPr>
           <w:p>
+            <w:pPr>
+              <w:jc w:val="center"/>
+            </w:pPr>
             <w:r>
               <w:rPr>
                 <w:sz w:val="19"/>
@@ -5757,6 +6468,9 @@
             <w:tcW w:type="dxa" w:w="4536"/>
           </w:tcPr>
           <w:p>
+            <w:pPr>
+              <w:jc w:val="center"/>
+            </w:pPr>
             <w:r>
               <w:rPr>
                 <w:sz w:val="19"/>
@@ -5770,6 +6484,9 @@
             <w:tcW w:type="dxa" w:w="4536"/>
           </w:tcPr>
           <w:p>
+            <w:pPr>
+              <w:jc w:val="center"/>
+            </w:pPr>
             <w:r>
               <w:rPr>
                 <w:sz w:val="19"/>
@@ -5783,6 +6500,7 @@
     <w:p>
       <w:pPr>
         <w:spacing w:before="120" w:after="60"/>
+        <w:jc w:val="left"/>
       </w:pPr>
       <w:r>
         <w:rPr>
@@ -5810,6 +6528,9 @@
             <w:shd w:val="clear" w:color="auto" w:fill="1F3A2E"/>
           </w:tcPr>
           <w:p>
+            <w:pPr>
+              <w:jc w:val="center"/>
+            </w:pPr>
             <w:r>
               <w:rPr>
                 <w:b/>
@@ -5826,6 +6547,9 @@
             <w:shd w:val="clear" w:color="auto" w:fill="1F3A2E"/>
           </w:tcPr>
           <w:p>
+            <w:pPr>
+              <w:jc w:val="center"/>
+            </w:pPr>
             <w:r>
               <w:rPr>
                 <w:b/>
@@ -5843,6 +6567,9 @@
             <w:tcW w:type="dxa" w:w="4536"/>
           </w:tcPr>
           <w:p>
+            <w:pPr>
+              <w:jc w:val="center"/>
+            </w:pPr>
             <w:r>
               <w:rPr>
                 <w:sz w:val="19"/>
@@ -5856,6 +6583,9 @@
             <w:tcW w:type="dxa" w:w="4536"/>
           </w:tcPr>
           <w:p>
+            <w:pPr>
+              <w:jc w:val="center"/>
+            </w:pPr>
             <w:r>
               <w:rPr>
                 <w:sz w:val="19"/>
@@ -5871,6 +6601,9 @@
             <w:tcW w:type="dxa" w:w="4536"/>
           </w:tcPr>
           <w:p>
+            <w:pPr>
+              <w:jc w:val="center"/>
+            </w:pPr>
             <w:r>
               <w:rPr>
                 <w:sz w:val="19"/>
@@ -5884,6 +6617,9 @@
             <w:tcW w:type="dxa" w:w="4536"/>
           </w:tcPr>
           <w:p>
+            <w:pPr>
+              <w:jc w:val="center"/>
+            </w:pPr>
             <w:r>
               <w:rPr>
                 <w:sz w:val="19"/>
@@ -5899,6 +6635,9 @@
             <w:tcW w:type="dxa" w:w="4536"/>
           </w:tcPr>
           <w:p>
+            <w:pPr>
+              <w:jc w:val="center"/>
+            </w:pPr>
             <w:r>
               <w:rPr>
                 <w:sz w:val="19"/>
@@ -5912,6 +6651,9 @@
             <w:tcW w:type="dxa" w:w="4536"/>
           </w:tcPr>
           <w:p>
+            <w:pPr>
+              <w:jc w:val="center"/>
+            </w:pPr>
             <w:r>
               <w:rPr>
                 <w:sz w:val="19"/>
@@ -5925,6 +6667,7 @@
     <w:p>
       <w:pPr>
         <w:spacing w:before="120" w:after="60"/>
+        <w:jc w:val="left"/>
       </w:pPr>
       <w:r>
         <w:rPr>
@@ -5952,6 +6695,9 @@
             <w:shd w:val="clear" w:color="auto" w:fill="1F3A2E"/>
           </w:tcPr>
           <w:p>
+            <w:pPr>
+              <w:jc w:val="center"/>
+            </w:pPr>
             <w:r>
               <w:rPr>
                 <w:b/>
@@ -5968,6 +6714,9 @@
             <w:shd w:val="clear" w:color="auto" w:fill="1F3A2E"/>
           </w:tcPr>
           <w:p>
+            <w:pPr>
+              <w:jc w:val="center"/>
+            </w:pPr>
             <w:r>
               <w:rPr>
                 <w:b/>
@@ -5985,6 +6734,9 @@
             <w:tcW w:type="dxa" w:w="4536"/>
           </w:tcPr>
           <w:p>
+            <w:pPr>
+              <w:jc w:val="center"/>
+            </w:pPr>
             <w:r>
               <w:rPr>
                 <w:sz w:val="19"/>
@@ -5998,6 +6750,9 @@
             <w:tcW w:type="dxa" w:w="4536"/>
           </w:tcPr>
           <w:p>
+            <w:pPr>
+              <w:jc w:val="center"/>
+            </w:pPr>
             <w:r>
               <w:rPr>
                 <w:sz w:val="19"/>
@@ -6013,6 +6768,9 @@
             <w:tcW w:type="dxa" w:w="4536"/>
           </w:tcPr>
           <w:p>
+            <w:pPr>
+              <w:jc w:val="center"/>
+            </w:pPr>
             <w:r>
               <w:rPr>
                 <w:sz w:val="19"/>
@@ -6026,6 +6784,9 @@
             <w:tcW w:type="dxa" w:w="4536"/>
           </w:tcPr>
           <w:p>
+            <w:pPr>
+              <w:jc w:val="center"/>
+            </w:pPr>
             <w:r>
               <w:rPr>
                 <w:sz w:val="19"/>
@@ -6041,6 +6802,9 @@
             <w:tcW w:type="dxa" w:w="4536"/>
           </w:tcPr>
           <w:p>
+            <w:pPr>
+              <w:jc w:val="center"/>
+            </w:pPr>
             <w:r>
               <w:rPr>
                 <w:sz w:val="19"/>
@@ -6054,6 +6818,9 @@
             <w:tcW w:type="dxa" w:w="4536"/>
           </w:tcPr>
           <w:p>
+            <w:pPr>
+              <w:jc w:val="center"/>
+            </w:pPr>
             <w:r>
               <w:rPr>
                 <w:sz w:val="19"/>
@@ -6069,6 +6836,9 @@
             <w:tcW w:type="dxa" w:w="4536"/>
           </w:tcPr>
           <w:p>
+            <w:pPr>
+              <w:jc w:val="center"/>
+            </w:pPr>
             <w:r>
               <w:rPr>
                 <w:sz w:val="19"/>
@@ -6082,6 +6852,9 @@
             <w:tcW w:type="dxa" w:w="4536"/>
           </w:tcPr>
           <w:p>
+            <w:pPr>
+              <w:jc w:val="center"/>
+            </w:pPr>
             <w:r>
               <w:rPr>
                 <w:sz w:val="19"/>
@@ -6093,6 +6866,9 @@
       </w:tr>
     </w:tbl>
     <w:p>
+      <w:pPr>
+        <w:jc w:val="left"/>
+      </w:pPr>
       <w:r>
         <w:br w:type="page"/>
       </w:r>
@@ -6100,6 +6876,7 @@
     <w:p>
       <w:pPr>
         <w:spacing w:before="0" w:after="120"/>
+        <w:jc w:val="left"/>
       </w:pPr>
       <w:r>
         <w:rPr>
@@ -6127,6 +6904,9 @@
             <w:shd w:val="clear" w:color="auto" w:fill="1F3A2E"/>
           </w:tcPr>
           <w:p>
+            <w:pPr>
+              <w:jc w:val="center"/>
+            </w:pPr>
             <w:r>
               <w:rPr>
                 <w:b/>
@@ -6143,6 +6923,9 @@
             <w:shd w:val="clear" w:color="auto" w:fill="1F3A2E"/>
           </w:tcPr>
           <w:p>
+            <w:pPr>
+              <w:jc w:val="center"/>
+            </w:pPr>
             <w:r>
               <w:rPr>
                 <w:b/>
@@ -6160,6 +6943,9 @@
             <w:tcW w:type="dxa" w:w="4536"/>
           </w:tcPr>
           <w:p>
+            <w:pPr>
+              <w:jc w:val="center"/>
+            </w:pPr>
             <w:r>
               <w:rPr>
                 <w:sz w:val="19"/>
@@ -6173,6 +6959,9 @@
             <w:tcW w:type="dxa" w:w="4536"/>
           </w:tcPr>
           <w:p>
+            <w:pPr>
+              <w:jc w:val="center"/>
+            </w:pPr>
             <w:r>
               <w:rPr>
                 <w:sz w:val="19"/>
@@ -6188,6 +6977,9 @@
             <w:tcW w:type="dxa" w:w="4536"/>
           </w:tcPr>
           <w:p>
+            <w:pPr>
+              <w:jc w:val="center"/>
+            </w:pPr>
             <w:r>
               <w:rPr>
                 <w:sz w:val="19"/>
@@ -6201,6 +6993,9 @@
             <w:tcW w:type="dxa" w:w="4536"/>
           </w:tcPr>
           <w:p>
+            <w:pPr>
+              <w:jc w:val="center"/>
+            </w:pPr>
             <w:r>
               <w:rPr>
                 <w:sz w:val="19"/>
@@ -6216,6 +7011,9 @@
             <w:tcW w:type="dxa" w:w="4536"/>
           </w:tcPr>
           <w:p>
+            <w:pPr>
+              <w:jc w:val="center"/>
+            </w:pPr>
             <w:r>
               <w:rPr>
                 <w:sz w:val="19"/>
@@ -6229,6 +7027,9 @@
             <w:tcW w:type="dxa" w:w="4536"/>
           </w:tcPr>
           <w:p>
+            <w:pPr>
+              <w:jc w:val="center"/>
+            </w:pPr>
             <w:r>
               <w:rPr>
                 <w:sz w:val="19"/>
@@ -6244,6 +7045,9 @@
             <w:tcW w:type="dxa" w:w="4536"/>
           </w:tcPr>
           <w:p>
+            <w:pPr>
+              <w:jc w:val="center"/>
+            </w:pPr>
             <w:r>
               <w:rPr>
                 <w:sz w:val="19"/>
@@ -6257,6 +7061,9 @@
             <w:tcW w:type="dxa" w:w="4536"/>
           </w:tcPr>
           <w:p>
+            <w:pPr>
+              <w:jc w:val="center"/>
+            </w:pPr>
             <w:r>
               <w:rPr>
                 <w:sz w:val="19"/>
@@ -6272,6 +7079,9 @@
             <w:tcW w:type="dxa" w:w="4536"/>
           </w:tcPr>
           <w:p>
+            <w:pPr>
+              <w:jc w:val="center"/>
+            </w:pPr>
             <w:r>
               <w:rPr>
                 <w:sz w:val="19"/>
@@ -6285,6 +7095,9 @@
             <w:tcW w:type="dxa" w:w="4536"/>
           </w:tcPr>
           <w:p>
+            <w:pPr>
+              <w:jc w:val="center"/>
+            </w:pPr>
             <w:r>
               <w:rPr>
                 <w:sz w:val="19"/>
@@ -6300,6 +7113,9 @@
             <w:tcW w:type="dxa" w:w="4536"/>
           </w:tcPr>
           <w:p>
+            <w:pPr>
+              <w:jc w:val="center"/>
+            </w:pPr>
             <w:r>
               <w:rPr>
                 <w:sz w:val="19"/>
@@ -6313,6 +7129,9 @@
             <w:tcW w:type="dxa" w:w="4536"/>
           </w:tcPr>
           <w:p>
+            <w:pPr>
+              <w:jc w:val="center"/>
+            </w:pPr>
             <w:r>
               <w:rPr>
                 <w:sz w:val="19"/>
@@ -6328,6 +7147,9 @@
             <w:tcW w:type="dxa" w:w="4536"/>
           </w:tcPr>
           <w:p>
+            <w:pPr>
+              <w:jc w:val="center"/>
+            </w:pPr>
             <w:r>
               <w:rPr>
                 <w:sz w:val="19"/>
@@ -6341,6 +7163,9 @@
             <w:tcW w:type="dxa" w:w="4536"/>
           </w:tcPr>
           <w:p>
+            <w:pPr>
+              <w:jc w:val="center"/>
+            </w:pPr>
             <w:r>
               <w:rPr>
                 <w:sz w:val="19"/>
@@ -6356,6 +7181,9 @@
             <w:tcW w:type="dxa" w:w="4536"/>
           </w:tcPr>
           <w:p>
+            <w:pPr>
+              <w:jc w:val="center"/>
+            </w:pPr>
             <w:r>
               <w:rPr>
                 <w:sz w:val="19"/>
@@ -6369,6 +7197,9 @@
             <w:tcW w:type="dxa" w:w="4536"/>
           </w:tcPr>
           <w:p>
+            <w:pPr>
+              <w:jc w:val="center"/>
+            </w:pPr>
             <w:r>
               <w:rPr>
                 <w:sz w:val="19"/>
@@ -6384,6 +7215,9 @@
             <w:tcW w:type="dxa" w:w="4536"/>
           </w:tcPr>
           <w:p>
+            <w:pPr>
+              <w:jc w:val="center"/>
+            </w:pPr>
             <w:r>
               <w:rPr>
                 <w:sz w:val="19"/>
@@ -6397,6 +7231,9 @@
             <w:tcW w:type="dxa" w:w="4536"/>
           </w:tcPr>
           <w:p>
+            <w:pPr>
+              <w:jc w:val="center"/>
+            </w:pPr>
             <w:r>
               <w:rPr>
                 <w:sz w:val="19"/>
@@ -6412,6 +7249,9 @@
             <w:tcW w:type="dxa" w:w="4536"/>
           </w:tcPr>
           <w:p>
+            <w:pPr>
+              <w:jc w:val="center"/>
+            </w:pPr>
             <w:r>
               <w:rPr>
                 <w:sz w:val="19"/>
@@ -6425,6 +7265,9 @@
             <w:tcW w:type="dxa" w:w="4536"/>
           </w:tcPr>
           <w:p>
+            <w:pPr>
+              <w:jc w:val="center"/>
+            </w:pPr>
             <w:r>
               <w:rPr>
                 <w:sz w:val="19"/>
@@ -6440,6 +7283,9 @@
             <w:tcW w:type="dxa" w:w="4536"/>
           </w:tcPr>
           <w:p>
+            <w:pPr>
+              <w:jc w:val="center"/>
+            </w:pPr>
             <w:r>
               <w:rPr>
                 <w:sz w:val="19"/>
@@ -6453,6 +7299,9 @@
             <w:tcW w:type="dxa" w:w="4536"/>
           </w:tcPr>
           <w:p>
+            <w:pPr>
+              <w:jc w:val="center"/>
+            </w:pPr>
             <w:r>
               <w:rPr>
                 <w:sz w:val="19"/>
@@ -6468,6 +7317,9 @@
             <w:tcW w:type="dxa" w:w="4536"/>
           </w:tcPr>
           <w:p>
+            <w:pPr>
+              <w:jc w:val="center"/>
+            </w:pPr>
             <w:r>
               <w:rPr>
                 <w:sz w:val="19"/>
@@ -6481,6 +7333,9 @@
             <w:tcW w:type="dxa" w:w="4536"/>
           </w:tcPr>
           <w:p>
+            <w:pPr>
+              <w:jc w:val="center"/>
+            </w:pPr>
             <w:r>
               <w:rPr>
                 <w:sz w:val="19"/>
@@ -6496,6 +7351,9 @@
             <w:tcW w:type="dxa" w:w="4536"/>
           </w:tcPr>
           <w:p>
+            <w:pPr>
+              <w:jc w:val="center"/>
+            </w:pPr>
             <w:r>
               <w:rPr>
                 <w:sz w:val="19"/>
@@ -6509,6 +7367,9 @@
             <w:tcW w:type="dxa" w:w="4536"/>
           </w:tcPr>
           <w:p>
+            <w:pPr>
+              <w:jc w:val="center"/>
+            </w:pPr>
             <w:r>
               <w:rPr>
                 <w:sz w:val="19"/>
@@ -6524,6 +7385,9 @@
             <w:tcW w:type="dxa" w:w="4536"/>
           </w:tcPr>
           <w:p>
+            <w:pPr>
+              <w:jc w:val="center"/>
+            </w:pPr>
             <w:r>
               <w:rPr>
                 <w:sz w:val="19"/>
@@ -6537,6 +7401,9 @@
             <w:tcW w:type="dxa" w:w="4536"/>
           </w:tcPr>
           <w:p>
+            <w:pPr>
+              <w:jc w:val="center"/>
+            </w:pPr>
             <w:r>
               <w:rPr>
                 <w:sz w:val="19"/>
@@ -6552,6 +7419,9 @@
             <w:tcW w:type="dxa" w:w="4536"/>
           </w:tcPr>
           <w:p>
+            <w:pPr>
+              <w:jc w:val="center"/>
+            </w:pPr>
             <w:r>
               <w:rPr>
                 <w:sz w:val="19"/>
@@ -6565,6 +7435,9 @@
             <w:tcW w:type="dxa" w:w="4536"/>
           </w:tcPr>
           <w:p>
+            <w:pPr>
+              <w:jc w:val="center"/>
+            </w:pPr>
             <w:r>
               <w:rPr>
                 <w:sz w:val="19"/>
@@ -6580,6 +7453,9 @@
             <w:tcW w:type="dxa" w:w="4536"/>
           </w:tcPr>
           <w:p>
+            <w:pPr>
+              <w:jc w:val="center"/>
+            </w:pPr>
             <w:r>
               <w:rPr>
                 <w:sz w:val="19"/>
@@ -6593,6 +7469,9 @@
             <w:tcW w:type="dxa" w:w="4536"/>
           </w:tcPr>
           <w:p>
+            <w:pPr>
+              <w:jc w:val="center"/>
+            </w:pPr>
             <w:r>
               <w:rPr>
                 <w:sz w:val="19"/>
@@ -6606,6 +7485,7 @@
     <w:p>
       <w:pPr>
         <w:spacing w:before="120" w:after="0"/>
+        <w:jc w:val="left"/>
       </w:pPr>
     </w:p>
     <w:tbl>
@@ -6625,6 +7505,9 @@
             <w:shd w:val="clear" w:color="auto" w:fill="1F3A2E"/>
           </w:tcPr>
           <w:p>
+            <w:pPr>
+              <w:jc w:val="center"/>
+            </w:pPr>
             <w:r>
               <w:rPr>
                 <w:b/>
@@ -6641,6 +7524,9 @@
             <w:shd w:val="clear" w:color="auto" w:fill="1F3A2E"/>
           </w:tcPr>
           <w:p>
+            <w:pPr>
+              <w:jc w:val="center"/>
+            </w:pPr>
             <w:r>
               <w:rPr>
                 <w:b/>
@@ -6658,6 +7544,9 @@
             <w:tcW w:type="dxa" w:w="4536"/>
           </w:tcPr>
           <w:p>
+            <w:pPr>
+              <w:jc w:val="center"/>
+            </w:pPr>
             <w:r>
               <w:rPr>
                 <w:sz w:val="19"/>
@@ -6671,6 +7560,9 @@
             <w:tcW w:type="dxa" w:w="4536"/>
           </w:tcPr>
           <w:p>
+            <w:pPr>
+              <w:jc w:val="center"/>
+            </w:pPr>
             <w:r>
               <w:rPr>
                 <w:sz w:val="19"/>
@@ -6686,6 +7578,9 @@
             <w:tcW w:type="dxa" w:w="4536"/>
           </w:tcPr>
           <w:p>
+            <w:pPr>
+              <w:jc w:val="center"/>
+            </w:pPr>
             <w:r>
               <w:rPr>
                 <w:sz w:val="19"/>
@@ -6699,6 +7594,9 @@
             <w:tcW w:type="dxa" w:w="4536"/>
           </w:tcPr>
           <w:p>
+            <w:pPr>
+              <w:jc w:val="center"/>
+            </w:pPr>
             <w:r>
               <w:rPr>
                 <w:sz w:val="19"/>
@@ -6714,6 +7612,9 @@
             <w:tcW w:type="dxa" w:w="4536"/>
           </w:tcPr>
           <w:p>
+            <w:pPr>
+              <w:jc w:val="center"/>
+            </w:pPr>
             <w:r>
               <w:rPr>
                 <w:sz w:val="19"/>
@@ -6727,6 +7628,9 @@
             <w:tcW w:type="dxa" w:w="4536"/>
           </w:tcPr>
           <w:p>
+            <w:pPr>
+              <w:jc w:val="center"/>
+            </w:pPr>
             <w:r>
               <w:rPr>
                 <w:sz w:val="19"/>
@@ -6740,11 +7644,13 @@
     <w:p>
       <w:pPr>
         <w:spacing w:before="120" w:after="0"/>
+        <w:jc w:val="left"/>
       </w:pPr>
     </w:p>
     <w:p>
       <w:pPr>
         <w:spacing w:before="0" w:after="80"/>
+        <w:jc w:val="left"/>
       </w:pPr>
       <w:r>
         <w:rPr>
@@ -6772,6 +7678,9 @@
             <w:shd w:val="clear" w:color="auto" w:fill="1F3A2E"/>
           </w:tcPr>
           <w:p>
+            <w:pPr>
+              <w:jc w:val="center"/>
+            </w:pPr>
             <w:r>
               <w:rPr>
                 <w:b/>
@@ -6788,6 +7697,9 @@
             <w:shd w:val="clear" w:color="auto" w:fill="1F3A2E"/>
           </w:tcPr>
           <w:p>
+            <w:pPr>
+              <w:jc w:val="center"/>
+            </w:pPr>
             <w:r>
               <w:rPr>
                 <w:b/>
@@ -6805,6 +7717,9 @@
             <w:tcW w:type="dxa" w:w="4536"/>
           </w:tcPr>
           <w:p>
+            <w:pPr>
+              <w:jc w:val="center"/>
+            </w:pPr>
             <w:r>
               <w:rPr>
                 <w:sz w:val="19"/>
@@ -6818,6 +7733,9 @@
             <w:tcW w:type="dxa" w:w="4536"/>
           </w:tcPr>
           <w:p>
+            <w:pPr>
+              <w:jc w:val="center"/>
+            </w:pPr>
             <w:r>
               <w:rPr>
                 <w:sz w:val="19"/>
@@ -6833,6 +7751,9 @@
             <w:tcW w:type="dxa" w:w="4536"/>
           </w:tcPr>
           <w:p>
+            <w:pPr>
+              <w:jc w:val="center"/>
+            </w:pPr>
             <w:r>
               <w:rPr>
                 <w:sz w:val="19"/>
@@ -6846,6 +7767,9 @@
             <w:tcW w:type="dxa" w:w="4536"/>
           </w:tcPr>
           <w:p>
+            <w:pPr>
+              <w:jc w:val="center"/>
+            </w:pPr>
             <w:r>
               <w:rPr>
                 <w:sz w:val="19"/>
@@ -6861,6 +7785,9 @@
             <w:tcW w:type="dxa" w:w="4536"/>
           </w:tcPr>
           <w:p>
+            <w:pPr>
+              <w:jc w:val="center"/>
+            </w:pPr>
             <w:r>
               <w:rPr>
                 <w:sz w:val="19"/>
@@ -6874,6 +7801,9 @@
             <w:tcW w:type="dxa" w:w="4536"/>
           </w:tcPr>
           <w:p>
+            <w:pPr>
+              <w:jc w:val="center"/>
+            </w:pPr>
             <w:r>
               <w:rPr>
                 <w:sz w:val="19"/>
@@ -6889,6 +7819,9 @@
             <w:tcW w:type="dxa" w:w="4536"/>
           </w:tcPr>
           <w:p>
+            <w:pPr>
+              <w:jc w:val="center"/>
+            </w:pPr>
             <w:r>
               <w:rPr>
                 <w:sz w:val="19"/>
@@ -6902,6 +7835,9 @@
             <w:tcW w:type="dxa" w:w="4536"/>
           </w:tcPr>
           <w:p>
+            <w:pPr>
+              <w:jc w:val="center"/>
+            </w:pPr>
             <w:r>
               <w:rPr>
                 <w:sz w:val="19"/>
@@ -6917,6 +7853,9 @@
             <w:tcW w:type="dxa" w:w="4536"/>
           </w:tcPr>
           <w:p>
+            <w:pPr>
+              <w:jc w:val="center"/>
+            </w:pPr>
             <w:r>
               <w:rPr>
                 <w:sz w:val="19"/>
@@ -6930,6 +7869,9 @@
             <w:tcW w:type="dxa" w:w="4536"/>
           </w:tcPr>
           <w:p>
+            <w:pPr>
+              <w:jc w:val="center"/>
+            </w:pPr>
             <w:r>
               <w:rPr>
                 <w:sz w:val="19"/>
@@ -6945,6 +7887,9 @@
             <w:tcW w:type="dxa" w:w="4536"/>
           </w:tcPr>
           <w:p>
+            <w:pPr>
+              <w:jc w:val="center"/>
+            </w:pPr>
             <w:r>
               <w:rPr>
                 <w:sz w:val="19"/>
@@ -6958,6 +7903,9 @@
             <w:tcW w:type="dxa" w:w="4536"/>
           </w:tcPr>
           <w:p>
+            <w:pPr>
+              <w:jc w:val="center"/>
+            </w:pPr>
             <w:r>
               <w:rPr>
                 <w:sz w:val="19"/>
@@ -6973,6 +7921,9 @@
             <w:tcW w:type="dxa" w:w="4536"/>
           </w:tcPr>
           <w:p>
+            <w:pPr>
+              <w:jc w:val="center"/>
+            </w:pPr>
             <w:r>
               <w:rPr>
                 <w:sz w:val="19"/>
@@ -6986,6 +7937,9 @@
             <w:tcW w:type="dxa" w:w="4536"/>
           </w:tcPr>
           <w:p>
+            <w:pPr>
+              <w:jc w:val="center"/>
+            </w:pPr>
             <w:r>
               <w:rPr>
                 <w:sz w:val="19"/>
@@ -6997,6 +7951,9 @@
       </w:tr>
     </w:tbl>
     <w:p>
+      <w:pPr>
+        <w:jc w:val="left"/>
+      </w:pPr>
       <w:r>
         <w:br w:type="page"/>
       </w:r>
@@ -7004,6 +7961,7 @@
     <w:p>
       <w:pPr>
         <w:spacing w:before="0" w:after="80"/>
+        <w:jc w:val="left"/>
       </w:pPr>
       <w:r>
         <w:rPr>
@@ -7017,6 +7975,7 @@
     <w:p>
       <w:pPr>
         <w:spacing w:before="0" w:after="40"/>
+        <w:jc w:val="left"/>
       </w:pPr>
       <w:r>
         <w:rPr>
@@ -7028,6 +7987,7 @@
     <w:p>
       <w:pPr>
         <w:spacing w:before="0" w:after="40"/>
+        <w:jc w:val="left"/>
       </w:pPr>
       <w:r>
         <w:rPr>
@@ -7039,6 +7999,7 @@
     <w:p>
       <w:pPr>
         <w:spacing w:before="0" w:after="40"/>
+        <w:jc w:val="left"/>
       </w:pPr>
       <w:r>
         <w:rPr>
@@ -7060,6 +8021,7 @@
     <w:p>
       <w:pPr>
         <w:spacing w:before="0" w:after="40"/>
+        <w:jc w:val="left"/>
       </w:pPr>
       <w:r>
         <w:rPr>
@@ -7081,6 +8043,7 @@
     <w:p>
       <w:pPr>
         <w:spacing w:before="0" w:after="40"/>
+        <w:jc w:val="left"/>
       </w:pPr>
       <w:r>
         <w:rPr>
@@ -7102,6 +8065,7 @@
     <w:p>
       <w:pPr>
         <w:spacing w:before="0" w:after="40"/>
+        <w:jc w:val="left"/>
       </w:pPr>
       <w:r>
         <w:rPr>
@@ -7123,6 +8087,7 @@
     <w:p>
       <w:pPr>
         <w:spacing w:before="0" w:after="40"/>
+        <w:jc w:val="left"/>
       </w:pPr>
       <w:r>
         <w:rPr>
@@ -7144,11 +8109,13 @@
     <w:p>
       <w:pPr>
         <w:spacing w:before="120" w:after="0"/>
+        <w:jc w:val="left"/>
       </w:pPr>
     </w:p>
     <w:p>
       <w:pPr>
         <w:spacing w:before="0" w:after="80"/>
+        <w:jc w:val="left"/>
       </w:pPr>
       <w:r>
         <w:rPr>
@@ -7180,6 +8147,9 @@
             <w:shd w:val="clear" w:color="auto" w:fill="1F3A2E"/>
           </w:tcPr>
           <w:p>
+            <w:pPr>
+              <w:jc w:val="center"/>
+            </w:pPr>
             <w:r>
               <w:rPr>
                 <w:b/>
@@ -7195,6 +8165,9 @@
             <w:shd w:val="clear" w:color="auto" w:fill="1F3A2E"/>
           </w:tcPr>
           <w:p>
+            <w:pPr>
+              <w:jc w:val="center"/>
+            </w:pPr>
             <w:r>
               <w:rPr>
                 <w:b/>
@@ -7211,6 +8184,9 @@
             <w:shd w:val="clear" w:color="auto" w:fill="1F3A2E"/>
           </w:tcPr>
           <w:p>
+            <w:pPr>
+              <w:jc w:val="center"/>
+            </w:pPr>
             <w:r>
               <w:rPr>
                 <w:b/>
@@ -7227,6 +8203,9 @@
             <w:shd w:val="clear" w:color="auto" w:fill="1F3A2E"/>
           </w:tcPr>
           <w:p>
+            <w:pPr>
+              <w:jc w:val="center"/>
+            </w:pPr>
             <w:r>
               <w:rPr>
                 <w:b/>
@@ -7243,6 +8222,9 @@
             <w:shd w:val="clear" w:color="auto" w:fill="1F3A2E"/>
           </w:tcPr>
           <w:p>
+            <w:pPr>
+              <w:jc w:val="center"/>
+            </w:pPr>
             <w:r>
               <w:rPr>
                 <w:b/>
@@ -7259,6 +8241,9 @@
             <w:shd w:val="clear" w:color="auto" w:fill="1F3A2E"/>
           </w:tcPr>
           <w:p>
+            <w:pPr>
+              <w:jc w:val="center"/>
+            </w:pPr>
             <w:r>
               <w:rPr>
                 <w:b/>
@@ -7276,6 +8261,9 @@
             <w:tcW w:type="dxa" w:w="1512"/>
           </w:tcPr>
           <w:p>
+            <w:pPr>
+              <w:jc w:val="center"/>
+            </w:pPr>
             <w:r>
               <w:rPr>
                 <w:b/>
@@ -7290,6 +8278,9 @@
             <w:tcW w:type="dxa" w:w="1512"/>
           </w:tcPr>
           <w:p>
+            <w:pPr>
+              <w:jc w:val="center"/>
+            </w:pPr>
             <w:r>
               <w:rPr>
                 <w:sz w:val="19"/>
@@ -7303,6 +8294,9 @@
             <w:tcW w:type="dxa" w:w="1512"/>
           </w:tcPr>
           <w:p>
+            <w:pPr>
+              <w:jc w:val="center"/>
+            </w:pPr>
             <w:r>
               <w:rPr>
                 <w:sz w:val="19"/>
@@ -7316,6 +8310,9 @@
             <w:tcW w:type="dxa" w:w="1512"/>
           </w:tcPr>
           <w:p>
+            <w:pPr>
+              <w:jc w:val="center"/>
+            </w:pPr>
             <w:r>
               <w:rPr>
                 <w:sz w:val="19"/>
@@ -7329,6 +8326,9 @@
             <w:tcW w:type="dxa" w:w="1512"/>
           </w:tcPr>
           <w:p>
+            <w:pPr>
+              <w:jc w:val="center"/>
+            </w:pPr>
             <w:r>
               <w:rPr>
                 <w:sz w:val="19"/>
@@ -7342,6 +8342,9 @@
             <w:tcW w:type="dxa" w:w="1512"/>
           </w:tcPr>
           <w:p>
+            <w:pPr>
+              <w:jc w:val="center"/>
+            </w:pPr>
             <w:r>
               <w:rPr>
                 <w:sz w:val="19"/>
@@ -7357,6 +8360,9 @@
             <w:tcW w:type="dxa" w:w="1512"/>
           </w:tcPr>
           <w:p>
+            <w:pPr>
+              <w:jc w:val="center"/>
+            </w:pPr>
             <w:r>
               <w:rPr>
                 <w:b/>
@@ -7371,6 +8377,9 @@
             <w:tcW w:type="dxa" w:w="1512"/>
           </w:tcPr>
           <w:p>
+            <w:pPr>
+              <w:jc w:val="center"/>
+            </w:pPr>
             <w:r>
               <w:rPr>
                 <w:sz w:val="19"/>
@@ -7384,6 +8393,9 @@
             <w:tcW w:type="dxa" w:w="1512"/>
           </w:tcPr>
           <w:p>
+            <w:pPr>
+              <w:jc w:val="center"/>
+            </w:pPr>
             <w:r>
               <w:rPr>
                 <w:sz w:val="19"/>
@@ -7397,6 +8409,9 @@
             <w:tcW w:type="dxa" w:w="1512"/>
           </w:tcPr>
           <w:p>
+            <w:pPr>
+              <w:jc w:val="center"/>
+            </w:pPr>
             <w:r>
               <w:rPr>
                 <w:sz w:val="19"/>
@@ -7410,6 +8425,9 @@
             <w:tcW w:type="dxa" w:w="1512"/>
           </w:tcPr>
           <w:p>
+            <w:pPr>
+              <w:jc w:val="center"/>
+            </w:pPr>
             <w:r>
               <w:rPr>
                 <w:sz w:val="19"/>
@@ -7423,6 +8441,9 @@
             <w:tcW w:type="dxa" w:w="1512"/>
           </w:tcPr>
           <w:p>
+            <w:pPr>
+              <w:jc w:val="center"/>
+            </w:pPr>
             <w:r>
               <w:rPr>
                 <w:sz w:val="19"/>
@@ -7438,6 +8459,9 @@
             <w:tcW w:type="dxa" w:w="1512"/>
           </w:tcPr>
           <w:p>
+            <w:pPr>
+              <w:jc w:val="center"/>
+            </w:pPr>
             <w:r>
               <w:rPr>
                 <w:b/>
@@ -7452,6 +8476,9 @@
             <w:tcW w:type="dxa" w:w="1512"/>
           </w:tcPr>
           <w:p>
+            <w:pPr>
+              <w:jc w:val="center"/>
+            </w:pPr>
             <w:r>
               <w:rPr>
                 <w:sz w:val="19"/>
@@ -7465,6 +8492,9 @@
             <w:tcW w:type="dxa" w:w="1512"/>
           </w:tcPr>
           <w:p>
+            <w:pPr>
+              <w:jc w:val="center"/>
+            </w:pPr>
             <w:r>
               <w:rPr>
                 <w:sz w:val="19"/>
@@ -7478,6 +8508,9 @@
             <w:tcW w:type="dxa" w:w="1512"/>
           </w:tcPr>
           <w:p>
+            <w:pPr>
+              <w:jc w:val="center"/>
+            </w:pPr>
             <w:r>
               <w:rPr>
                 <w:sz w:val="19"/>
@@ -7491,6 +8524,9 @@
             <w:tcW w:type="dxa" w:w="1512"/>
           </w:tcPr>
           <w:p>
+            <w:pPr>
+              <w:jc w:val="center"/>
+            </w:pPr>
             <w:r>
               <w:rPr>
                 <w:sz w:val="19"/>
@@ -7504,6 +8540,9 @@
             <w:tcW w:type="dxa" w:w="1512"/>
           </w:tcPr>
           <w:p>
+            <w:pPr>
+              <w:jc w:val="center"/>
+            </w:pPr>
             <w:r>
               <w:rPr>
                 <w:sz w:val="19"/>
@@ -7519,6 +8558,9 @@
             <w:tcW w:type="dxa" w:w="1512"/>
           </w:tcPr>
           <w:p>
+            <w:pPr>
+              <w:jc w:val="center"/>
+            </w:pPr>
             <w:r>
               <w:rPr>
                 <w:b/>
@@ -7533,6 +8575,9 @@
             <w:tcW w:type="dxa" w:w="1512"/>
           </w:tcPr>
           <w:p>
+            <w:pPr>
+              <w:jc w:val="center"/>
+            </w:pPr>
             <w:r>
               <w:rPr>
                 <w:sz w:val="19"/>
@@ -7546,6 +8591,9 @@
             <w:tcW w:type="dxa" w:w="1512"/>
           </w:tcPr>
           <w:p>
+            <w:pPr>
+              <w:jc w:val="center"/>
+            </w:pPr>
             <w:r>
               <w:rPr>
                 <w:sz w:val="19"/>
@@ -7559,6 +8607,9 @@
             <w:tcW w:type="dxa" w:w="1512"/>
           </w:tcPr>
           <w:p>
+            <w:pPr>
+              <w:jc w:val="center"/>
+            </w:pPr>
             <w:r>
               <w:rPr>
                 <w:sz w:val="19"/>
@@ -7572,6 +8623,9 @@
             <w:tcW w:type="dxa" w:w="1512"/>
           </w:tcPr>
           <w:p>
+            <w:pPr>
+              <w:jc w:val="center"/>
+            </w:pPr>
             <w:r>
               <w:rPr>
                 <w:sz w:val="19"/>
@@ -7585,6 +8639,9 @@
             <w:tcW w:type="dxa" w:w="1512"/>
           </w:tcPr>
           <w:p>
+            <w:pPr>
+              <w:jc w:val="center"/>
+            </w:pPr>
             <w:r>
               <w:rPr>
                 <w:sz w:val="19"/>
@@ -7598,11 +8655,13 @@
     <w:p>
       <w:pPr>
         <w:spacing w:before="120" w:after="0"/>
+        <w:jc w:val="left"/>
       </w:pPr>
     </w:p>
     <w:p>
       <w:pPr>
         <w:spacing w:before="0" w:after="80"/>
+        <w:jc w:val="left"/>
       </w:pPr>
       <w:r>
         <w:rPr>
@@ -7634,6 +8693,9 @@
             <w:shd w:val="clear" w:color="auto" w:fill="1F3A2E"/>
           </w:tcPr>
           <w:p>
+            <w:pPr>
+              <w:jc w:val="center"/>
+            </w:pPr>
             <w:r>
               <w:rPr>
                 <w:b/>
@@ -7650,6 +8712,9 @@
             <w:shd w:val="clear" w:color="auto" w:fill="1F3A2E"/>
           </w:tcPr>
           <w:p>
+            <w:pPr>
+              <w:jc w:val="center"/>
+            </w:pPr>
             <w:r>
               <w:rPr>
                 <w:b/>
@@ -7666,6 +8731,9 @@
             <w:shd w:val="clear" w:color="auto" w:fill="1F3A2E"/>
           </w:tcPr>
           <w:p>
+            <w:pPr>
+              <w:jc w:val="center"/>
+            </w:pPr>
             <w:r>
               <w:rPr>
                 <w:b/>
@@ -7682,6 +8750,9 @@
             <w:shd w:val="clear" w:color="auto" w:fill="1F3A2E"/>
           </w:tcPr>
           <w:p>
+            <w:pPr>
+              <w:jc w:val="center"/>
+            </w:pPr>
             <w:r>
               <w:rPr>
                 <w:b/>
@@ -7698,6 +8769,9 @@
             <w:shd w:val="clear" w:color="auto" w:fill="1F3A2E"/>
           </w:tcPr>
           <w:p>
+            <w:pPr>
+              <w:jc w:val="center"/>
+            </w:pPr>
             <w:r>
               <w:rPr>
                 <w:b/>
@@ -7714,6 +8788,9 @@
             <w:shd w:val="clear" w:color="auto" w:fill="1F3A2E"/>
           </w:tcPr>
           <w:p>
+            <w:pPr>
+              <w:jc w:val="center"/>
+            </w:pPr>
             <w:r>
               <w:rPr>
                 <w:b/>
@@ -7731,6 +8808,9 @@
             <w:tcW w:type="dxa" w:w="792"/>
           </w:tcPr>
           <w:p>
+            <w:pPr>
+              <w:jc w:val="center"/>
+            </w:pPr>
             <w:r>
               <w:rPr>
                 <w:sz w:val="18"/>
@@ -7744,6 +8824,9 @@
             <w:tcW w:type="dxa" w:w="1440"/>
           </w:tcPr>
           <w:p>
+            <w:pPr>
+              <w:jc w:val="center"/>
+            </w:pPr>
             <w:r>
               <w:rPr>
                 <w:sz w:val="18"/>
@@ -7757,6 +8840,9 @@
             <w:tcW w:type="dxa" w:w="1440"/>
           </w:tcPr>
           <w:p>
+            <w:pPr>
+              <w:jc w:val="center"/>
+            </w:pPr>
             <w:r>
               <w:rPr>
                 <w:sz w:val="18"/>
@@ -7770,6 +8856,9 @@
             <w:tcW w:type="dxa" w:w="1440"/>
           </w:tcPr>
           <w:p>
+            <w:pPr>
+              <w:jc w:val="center"/>
+            </w:pPr>
             <w:r>
               <w:rPr>
                 <w:sz w:val="18"/>
@@ -7783,6 +8872,9 @@
             <w:tcW w:type="dxa" w:w="1440"/>
           </w:tcPr>
           <w:p>
+            <w:pPr>
+              <w:jc w:val="center"/>
+            </w:pPr>
             <w:r>
               <w:rPr>
                 <w:sz w:val="18"/>
@@ -7796,6 +8888,9 @@
             <w:tcW w:type="dxa" w:w="2376"/>
           </w:tcPr>
           <w:p>
+            <w:pPr>
+              <w:jc w:val="center"/>
+            </w:pPr>
             <w:r>
               <w:rPr>
                 <w:sz w:val="18"/>
@@ -7809,11 +8904,13 @@
     <w:p>
       <w:pPr>
         <w:spacing w:before="120" w:after="0"/>
+        <w:jc w:val="left"/>
       </w:pPr>
     </w:p>
     <w:p>
       <w:pPr>
         <w:spacing w:before="0" w:after="80"/>
+        <w:jc w:val="left"/>
       </w:pPr>
       <w:r>
         <w:rPr>
@@ -7843,6 +8940,9 @@
             <w:shd w:val="clear" w:color="auto" w:fill="1F3A2E"/>
           </w:tcPr>
           <w:p>
+            <w:pPr>
+              <w:jc w:val="center"/>
+            </w:pPr>
             <w:r>
               <w:rPr>
                 <w:b/>
@@ -7859,6 +8959,9 @@
             <w:shd w:val="clear" w:color="auto" w:fill="1F3A2E"/>
           </w:tcPr>
           <w:p>
+            <w:pPr>
+              <w:jc w:val="center"/>
+            </w:pPr>
             <w:r>
               <w:rPr>
                 <w:b/>
@@ -7875,6 +8978,9 @@
             <w:shd w:val="clear" w:color="auto" w:fill="1F3A2E"/>
           </w:tcPr>
           <w:p>
+            <w:pPr>
+              <w:jc w:val="center"/>
+            </w:pPr>
             <w:r>
               <w:rPr>
                 <w:b/>
@@ -7891,6 +8997,9 @@
             <w:shd w:val="clear" w:color="auto" w:fill="1F3A2E"/>
           </w:tcPr>
           <w:p>
+            <w:pPr>
+              <w:jc w:val="center"/>
+            </w:pPr>
             <w:r>
               <w:rPr>
                 <w:b/>
@@ -7908,6 +9017,9 @@
             <w:tcW w:type="dxa" w:w="2268"/>
           </w:tcPr>
           <w:p>
+            <w:pPr>
+              <w:jc w:val="center"/>
+            </w:pPr>
             <w:r>
               <w:rPr>
                 <w:sz w:val="19"/>
@@ -7921,6 +9033,9 @@
             <w:tcW w:type="dxa" w:w="2268"/>
           </w:tcPr>
           <w:p>
+            <w:pPr>
+              <w:jc w:val="center"/>
+            </w:pPr>
             <w:r>
               <w:rPr>
                 <w:sz w:val="19"/>
@@ -7934,6 +9049,9 @@
             <w:tcW w:type="dxa" w:w="2268"/>
           </w:tcPr>
           <w:p>
+            <w:pPr>
+              <w:jc w:val="center"/>
+            </w:pPr>
             <w:r>
               <w:rPr>
                 <w:sz w:val="19"/>
@@ -7947,6 +9065,9 @@
             <w:tcW w:type="dxa" w:w="2268"/>
           </w:tcPr>
           <w:p>
+            <w:pPr>
+              <w:jc w:val="center"/>
+            </w:pPr>
             <w:r>
               <w:rPr>
                 <w:sz w:val="19"/>
@@ -7962,6 +9083,9 @@
             <w:tcW w:type="dxa" w:w="2268"/>
           </w:tcPr>
           <w:p>
+            <w:pPr>
+              <w:jc w:val="center"/>
+            </w:pPr>
             <w:r>
               <w:rPr>
                 <w:sz w:val="19"/>
@@ -7975,6 +9099,9 @@
             <w:tcW w:type="dxa" w:w="2268"/>
           </w:tcPr>
           <w:p>
+            <w:pPr>
+              <w:jc w:val="center"/>
+            </w:pPr>
             <w:r>
               <w:rPr>
                 <w:sz w:val="19"/>
@@ -8005,6 +9132,9 @@
             <w:tcW w:type="dxa" w:w="2268"/>
           </w:tcPr>
           <w:p>
+            <w:pPr>
+              <w:jc w:val="center"/>
+            </w:pPr>
             <w:r>
               <w:rPr>
                 <w:sz w:val="19"/>
@@ -8020,6 +9150,9 @@
             <w:tcW w:type="dxa" w:w="2268"/>
           </w:tcPr>
           <w:p>
+            <w:pPr>
+              <w:jc w:val="center"/>
+            </w:pPr>
             <w:r>
               <w:rPr>
                 <w:sz w:val="19"/>
@@ -8032,6 +9165,9 @@
             <w:tcW w:type="dxa" w:w="2268"/>
           </w:tcPr>
           <w:p>
+            <w:pPr>
+              <w:jc w:val="center"/>
+            </w:pPr>
             <w:r>
               <w:rPr>
                 <w:sz w:val="19"/>
@@ -8062,6 +9198,9 @@
             <w:tcW w:type="dxa" w:w="2268"/>
           </w:tcPr>
           <w:p>
+            <w:pPr>
+              <w:jc w:val="center"/>
+            </w:pPr>
             <w:r>
               <w:rPr>
                 <w:sz w:val="19"/>
@@ -8075,11 +9214,13 @@
     <w:p>
       <w:pPr>
         <w:spacing w:before="120" w:after="0"/>
+        <w:jc w:val="left"/>
       </w:pPr>
     </w:p>
     <w:p>
       <w:pPr>
         <w:spacing w:before="0" w:after="60"/>
+        <w:jc w:val="left"/>
       </w:pPr>
       <w:r>
         <w:rPr>
@@ -8122,7 +9263,7 @@
           </w:tcPr>
           <w:p>
             <w:pPr>
-              <w:jc w:val="left"/>
+              <w:jc w:val="center"/>
               <w:spacing w:before="20" w:after="20"/>
             </w:pPr>
             <w:r>
@@ -8145,7 +9286,7 @@
           </w:tcPr>
           <w:p>
             <w:pPr>
-              <w:jc w:val="left"/>
+              <w:jc w:val="center"/>
               <w:spacing w:before="20" w:after="20"/>
             </w:pPr>
             <w:r>
@@ -8168,7 +9309,7 @@
           </w:tcPr>
           <w:p>
             <w:pPr>
-              <w:jc w:val="left"/>
+              <w:jc w:val="center"/>
               <w:spacing w:before="20" w:after="20"/>
             </w:pPr>
             <w:r>
@@ -8191,7 +9332,7 @@
           </w:tcPr>
           <w:p>
             <w:pPr>
-              <w:jc w:val="left"/>
+              <w:jc w:val="center"/>
               <w:spacing w:before="20" w:after="20"/>
             </w:pPr>
             <w:r>
@@ -8216,7 +9357,7 @@
           </w:tcPr>
           <w:p>
             <w:pPr>
-              <w:jc w:val="left"/>
+              <w:jc w:val="center"/>
               <w:spacing w:before="20" w:after="20"/>
             </w:pPr>
             <w:r>
@@ -8239,7 +9380,7 @@
           </w:tcPr>
           <w:p>
             <w:pPr>
-              <w:jc w:val="left"/>
+              <w:jc w:val="center"/>
               <w:spacing w:before="20" w:after="20"/>
             </w:pPr>
             <w:r>
@@ -8262,7 +9403,7 @@
           </w:tcPr>
           <w:p>
             <w:pPr>
-              <w:jc w:val="left"/>
+              <w:jc w:val="center"/>
               <w:spacing w:before="20" w:after="20"/>
             </w:pPr>
             <w:r>
@@ -8285,7 +9426,7 @@
           </w:tcPr>
           <w:p>
             <w:pPr>
-              <w:jc w:val="left"/>
+              <w:jc w:val="center"/>
               <w:spacing w:before="20" w:after="20"/>
             </w:pPr>
           </w:p>
@@ -8295,6 +9436,7 @@
     <w:p>
       <w:pPr>
         <w:spacing w:before="80" w:after="40"/>
+        <w:jc w:val="left"/>
       </w:pPr>
       <w:r>
         <w:rPr>
@@ -8316,11 +9458,13 @@
     <w:p>
       <w:pPr>
         <w:spacing w:before="120" w:after="0"/>
+        <w:jc w:val="left"/>
       </w:pPr>
     </w:p>
     <w:p>
       <w:pPr>
         <w:spacing w:before="0" w:after="60"/>
+        <w:jc w:val="left"/>
       </w:pPr>
       <w:r>
         <w:rPr>
@@ -8334,6 +9478,7 @@
     <w:p>
       <w:pPr>
         <w:spacing w:before="0" w:after="40"/>
+        <w:jc w:val="left"/>
       </w:pPr>
       <w:r>
         <w:rPr>
@@ -8347,6 +9492,7 @@
     <w:p>
       <w:pPr>
         <w:spacing w:before="0" w:after="40"/>
+        <w:jc w:val="left"/>
       </w:pPr>
       <w:r>
         <w:rPr>
@@ -8360,6 +9506,7 @@
     <w:p>
       <w:pPr>
         <w:spacing w:before="0" w:after="40"/>
+        <w:jc w:val="left"/>
       </w:pPr>
       <w:r>
         <w:rPr>
@@ -8373,6 +9520,7 @@
     <w:p>
       <w:pPr>
         <w:spacing w:before="0" w:after="40"/>
+        <w:jc w:val="left"/>
       </w:pPr>
       <w:r>
         <w:rPr>
@@ -8386,6 +9534,7 @@
     <w:p>
       <w:pPr>
         <w:spacing w:before="0" w:after="40"/>
+        <w:jc w:val="left"/>
       </w:pPr>
       <w:r>
         <w:rPr>
@@ -8399,6 +9548,7 @@
     <w:p>
       <w:pPr>
         <w:spacing w:before="120" w:after="40"/>
+        <w:jc w:val="left"/>
       </w:pPr>
       <w:r>
         <w:rPr>
@@ -8420,6 +9570,7 @@
     <w:p>
       <w:pPr>
         <w:spacing w:before="0" w:after="40"/>
+        <w:jc w:val="left"/>
       </w:pPr>
       <w:r>
         <w:rPr>
@@ -8439,6 +9590,9 @@
       </w:r>
     </w:p>
     <w:p>
+      <w:pPr>
+        <w:jc w:val="left"/>
+      </w:pPr>
       <w:r>
         <w:br w:type="page"/>
       </w:r>
@@ -8446,6 +9600,7 @@
     <w:p>
       <w:pPr>
         <w:spacing w:before="0" w:after="80"/>
+        <w:jc w:val="left"/>
       </w:pPr>
       <w:r>
         <w:rPr>
@@ -8459,6 +9614,7 @@
     <w:p>
       <w:pPr>
         <w:spacing w:before="0" w:after="40"/>
+        <w:jc w:val="left"/>
       </w:pPr>
       <w:r>
         <w:rPr>
@@ -8470,6 +9626,7 @@
     <w:p>
       <w:pPr>
         <w:spacing w:before="0" w:after="40"/>
+        <w:jc w:val="left"/>
       </w:pPr>
       <w:r>
         <w:rPr>
@@ -8481,6 +9638,7 @@
     <w:p>
       <w:pPr>
         <w:spacing w:before="0" w:after="40"/>
+        <w:jc w:val="left"/>
       </w:pPr>
       <w:r>
         <w:rPr>
@@ -8502,6 +9660,7 @@
     <w:p>
       <w:pPr>
         <w:spacing w:before="0" w:after="40"/>
+        <w:jc w:val="left"/>
       </w:pPr>
       <w:r>
         <w:rPr>
@@ -8523,6 +9682,7 @@
     <w:p>
       <w:pPr>
         <w:spacing w:before="0" w:after="40"/>
+        <w:jc w:val="left"/>
       </w:pPr>
       <w:r>
         <w:rPr>
@@ -8544,6 +9704,7 @@
     <w:p>
       <w:pPr>
         <w:spacing w:before="0" w:after="40"/>
+        <w:jc w:val="left"/>
       </w:pPr>
       <w:r>
         <w:rPr>
@@ -8565,6 +9726,7 @@
     <w:p>
       <w:pPr>
         <w:spacing w:before="0" w:after="40"/>
+        <w:jc w:val="left"/>
       </w:pPr>
       <w:r>
         <w:rPr>
@@ -8586,11 +9748,13 @@
     <w:p>
       <w:pPr>
         <w:spacing w:before="120" w:after="0"/>
+        <w:jc w:val="left"/>
       </w:pPr>
     </w:p>
     <w:p>
       <w:pPr>
         <w:spacing w:before="0" w:after="80"/>
+        <w:jc w:val="left"/>
       </w:pPr>
       <w:r>
         <w:rPr>
@@ -8622,6 +9786,9 @@
             <w:shd w:val="clear" w:color="auto" w:fill="1F3A2E"/>
           </w:tcPr>
           <w:p>
+            <w:pPr>
+              <w:jc w:val="center"/>
+            </w:pPr>
             <w:r>
               <w:rPr>
                 <w:b/>
@@ -8638,6 +9805,9 @@
             <w:shd w:val="clear" w:color="auto" w:fill="1F3A2E"/>
           </w:tcPr>
           <w:p>
+            <w:pPr>
+              <w:jc w:val="center"/>
+            </w:pPr>
             <w:r>
               <w:rPr>
                 <w:b/>
@@ -8654,6 +9824,9 @@
             <w:shd w:val="clear" w:color="auto" w:fill="1F3A2E"/>
           </w:tcPr>
           <w:p>
+            <w:pPr>
+              <w:jc w:val="center"/>
+            </w:pPr>
             <w:r>
               <w:rPr>
                 <w:b/>
@@ -8670,6 +9843,9 @@
             <w:shd w:val="clear" w:color="auto" w:fill="1F3A2E"/>
           </w:tcPr>
           <w:p>
+            <w:pPr>
+              <w:jc w:val="center"/>
+            </w:pPr>
             <w:r>
               <w:rPr>
                 <w:b/>
@@ -8686,6 +9862,9 @@
             <w:shd w:val="clear" w:color="auto" w:fill="1F3A2E"/>
           </w:tcPr>
           <w:p>
+            <w:pPr>
+              <w:jc w:val="center"/>
+            </w:pPr>
             <w:r>
               <w:rPr>
                 <w:b/>
@@ -8702,6 +9881,9 @@
             <w:shd w:val="clear" w:color="auto" w:fill="1F3A2E"/>
           </w:tcPr>
           <w:p>
+            <w:pPr>
+              <w:jc w:val="center"/>
+            </w:pPr>
             <w:r>
               <w:rPr>
                 <w:b/>
@@ -8738,6 +9920,9 @@
             <w:tcW w:type="dxa" w:w="1512"/>
           </w:tcPr>
           <w:p>
+            <w:pPr>
+              <w:jc w:val="center"/>
+            </w:pPr>
             <w:r>
               <w:rPr>
                 <w:sz w:val="19"/>
@@ -8751,6 +9936,9 @@
             <w:tcW w:type="dxa" w:w="1512"/>
           </w:tcPr>
           <w:p>
+            <w:pPr>
+              <w:jc w:val="center"/>
+            </w:pPr>
             <w:r>
               <w:rPr>
                 <w:sz w:val="19"/>
@@ -8764,6 +9952,9 @@
             <w:tcW w:type="dxa" w:w="1512"/>
           </w:tcPr>
           <w:p>
+            <w:pPr>
+              <w:jc w:val="center"/>
+            </w:pPr>
             <w:r>
               <w:rPr>
                 <w:sz w:val="19"/>
@@ -8777,6 +9968,9 @@
             <w:tcW w:type="dxa" w:w="1512"/>
           </w:tcPr>
           <w:p>
+            <w:pPr>
+              <w:jc w:val="center"/>
+            </w:pPr>
             <w:r>
               <w:rPr>
                 <w:sz w:val="19"/>
@@ -8790,6 +9984,9 @@
             <w:tcW w:type="dxa" w:w="1512"/>
           </w:tcPr>
           <w:p>
+            <w:pPr>
+              <w:jc w:val="center"/>
+            </w:pPr>
             <w:r>
               <w:rPr>
                 <w:sz w:val="19"/>
@@ -8803,6 +10000,9 @@
             <w:tcW w:type="dxa" w:w="1512"/>
           </w:tcPr>
           <w:p>
+            <w:pPr>
+              <w:jc w:val="center"/>
+            </w:pPr>
             <w:r>
               <w:rPr>
                 <w:sz w:val="19"/>
@@ -8836,6 +10036,9 @@
             <w:tcW w:type="dxa" w:w="1512"/>
           </w:tcPr>
           <w:p>
+            <w:pPr>
+              <w:jc w:val="center"/>
+            </w:pPr>
             <w:r>
               <w:rPr>
                 <w:sz w:val="19"/>
@@ -8849,6 +10052,9 @@
             <w:tcW w:type="dxa" w:w="1512"/>
           </w:tcPr>
           <w:p>
+            <w:pPr>
+              <w:jc w:val="center"/>
+            </w:pPr>
             <w:r>
               <w:rPr>
                 <w:sz w:val="19"/>
@@ -8862,6 +10068,9 @@
             <w:tcW w:type="dxa" w:w="1512"/>
           </w:tcPr>
           <w:p>
+            <w:pPr>
+              <w:jc w:val="center"/>
+            </w:pPr>
             <w:r>
               <w:rPr>
                 <w:sz w:val="19"/>
@@ -8874,6 +10083,9 @@
             <w:tcW w:type="dxa" w:w="1512"/>
           </w:tcPr>
           <w:p>
+            <w:pPr>
+              <w:jc w:val="center"/>
+            </w:pPr>
             <w:r>
               <w:rPr>
                 <w:sz w:val="19"/>
@@ -8887,6 +10099,9 @@
             <w:tcW w:type="dxa" w:w="1512"/>
           </w:tcPr>
           <w:p>
+            <w:pPr>
+              <w:jc w:val="center"/>
+            </w:pPr>
             <w:r>
               <w:rPr>
                 <w:sz w:val="19"/>
@@ -8900,6 +10115,9 @@
             <w:tcW w:type="dxa" w:w="1512"/>
           </w:tcPr>
           <w:p>
+            <w:pPr>
+              <w:jc w:val="center"/>
+            </w:pPr>
             <w:r>
               <w:rPr>
                 <w:sz w:val="19"/>
@@ -8933,6 +10151,9 @@
             <w:tcW w:type="dxa" w:w="1512"/>
           </w:tcPr>
           <w:p>
+            <w:pPr>
+              <w:jc w:val="center"/>
+            </w:pPr>
             <w:r>
               <w:rPr>
                 <w:sz w:val="19"/>
@@ -8945,6 +10166,9 @@
             <w:tcW w:type="dxa" w:w="1512"/>
           </w:tcPr>
           <w:p>
+            <w:pPr>
+              <w:jc w:val="center"/>
+            </w:pPr>
             <w:r>
               <w:rPr>
                 <w:sz w:val="19"/>
@@ -8958,6 +10182,9 @@
             <w:tcW w:type="dxa" w:w="1512"/>
           </w:tcPr>
           <w:p>
+            <w:pPr>
+              <w:jc w:val="center"/>
+            </w:pPr>
             <w:r>
               <w:rPr>
                 <w:sz w:val="19"/>
@@ -8970,6 +10197,9 @@
             <w:tcW w:type="dxa" w:w="1512"/>
           </w:tcPr>
           <w:p>
+            <w:pPr>
+              <w:jc w:val="center"/>
+            </w:pPr>
             <w:r>
               <w:rPr>
                 <w:sz w:val="19"/>
@@ -8982,6 +10212,9 @@
             <w:tcW w:type="dxa" w:w="1512"/>
           </w:tcPr>
           <w:p>
+            <w:pPr>
+              <w:jc w:val="center"/>
+            </w:pPr>
             <w:r>
               <w:rPr>
                 <w:sz w:val="19"/>
@@ -8995,6 +10228,9 @@
             <w:tcW w:type="dxa" w:w="1512"/>
           </w:tcPr>
           <w:p>
+            <w:pPr>
+              <w:jc w:val="center"/>
+            </w:pPr>
             <w:r>
               <w:rPr>
                 <w:sz w:val="19"/>
@@ -9028,6 +10264,9 @@
             <w:tcW w:type="dxa" w:w="1512"/>
           </w:tcPr>
           <w:p>
+            <w:pPr>
+              <w:jc w:val="center"/>
+            </w:pPr>
             <w:r>
               <w:rPr>
                 <w:sz w:val="19"/>
@@ -9040,6 +10279,9 @@
             <w:tcW w:type="dxa" w:w="1512"/>
           </w:tcPr>
           <w:p>
+            <w:pPr>
+              <w:jc w:val="center"/>
+            </w:pPr>
             <w:r>
               <w:rPr>
                 <w:sz w:val="19"/>
@@ -9053,6 +10295,9 @@
             <w:tcW w:type="dxa" w:w="1512"/>
           </w:tcPr>
           <w:p>
+            <w:pPr>
+              <w:jc w:val="center"/>
+            </w:pPr>
             <w:r>
               <w:rPr>
                 <w:sz w:val="19"/>
@@ -9065,6 +10310,9 @@
             <w:tcW w:type="dxa" w:w="1512"/>
           </w:tcPr>
           <w:p>
+            <w:pPr>
+              <w:jc w:val="center"/>
+            </w:pPr>
             <w:r>
               <w:rPr>
                 <w:sz w:val="19"/>
@@ -9151,7 +10399,7 @@
           <w:p>
             <w:pPr>
               <w:spacing w:before="20" w:after="20"/>
-              <w:jc w:val="left"/>
+              <w:jc w:val="center"/>
             </w:pPr>
             <w:r>
               <w:rPr>
@@ -9274,7 +10522,7 @@
           <w:p>
             <w:pPr>
               <w:spacing w:before="20" w:after="20"/>
-              <w:jc w:val="left"/>
+              <w:jc w:val="center"/>
             </w:pPr>
             <w:r>
               <w:rPr>
@@ -9397,7 +10645,7 @@
           <w:p>
             <w:pPr>
               <w:spacing w:before="20" w:after="20"/>
-              <w:jc w:val="left"/>
+              <w:jc w:val="center"/>
             </w:pPr>
             <w:r>
               <w:rPr>
@@ -9499,11 +10747,13 @@
     <w:p>
       <w:pPr>
         <w:spacing w:before="80" w:after="0"/>
+        <w:jc w:val="left"/>
       </w:pPr>
     </w:p>
     <w:p>
       <w:pPr>
         <w:spacing w:before="0" w:after="0"/>
+        <w:jc w:val="left"/>
       </w:pPr>
       <w:r>
         <w:rPr>
@@ -9517,6 +10767,7 @@
     <w:p>
       <w:pPr>
         <w:spacing w:before="0" w:after="0"/>
+        <w:jc w:val="left"/>
       </w:pPr>
       <w:r>
         <w:rPr>
@@ -9530,6 +10781,7 @@
     <w:p>
       <w:pPr>
         <w:spacing w:before="0" w:after="40"/>
+        <w:jc w:val="left"/>
       </w:pPr>
       <w:r>
         <w:rPr>
@@ -9551,12 +10803,13 @@
     <w:p>
       <w:pPr>
         <w:spacing w:before="120" w:after="0"/>
+        <w:jc w:val="left"/>
       </w:pPr>
     </w:p>
     <w:p>
       <w:pPr>
         <w:spacing w:before="0" w:after="80"/>
-        <w:jc w:val="center"/>
+        <w:jc w:val="left"/>
       </w:pPr>
       <w:r>
         <w:rPr>
@@ -9587,6 +10840,9 @@
             <w:shd w:val="clear" w:color="auto" w:fill="1F3A2E"/>
           </w:tcPr>
           <w:p>
+            <w:pPr>
+              <w:jc w:val="center"/>
+            </w:pPr>
             <w:r>
               <w:rPr>
                 <w:b/>
@@ -9603,6 +10859,9 @@
             <w:shd w:val="clear" w:color="auto" w:fill="1F3A2E"/>
           </w:tcPr>
           <w:p>
+            <w:pPr>
+              <w:jc w:val="center"/>
+            </w:pPr>
             <w:r>
               <w:rPr>
                 <w:b/>
@@ -9619,6 +10878,9 @@
             <w:shd w:val="clear" w:color="auto" w:fill="1F3A2E"/>
           </w:tcPr>
           <w:p>
+            <w:pPr>
+              <w:jc w:val="center"/>
+            </w:pPr>
             <w:r>
               <w:rPr>
                 <w:b/>
@@ -9635,6 +10897,9 @@
             <w:shd w:val="clear" w:color="auto" w:fill="1F3A2E"/>
           </w:tcPr>
           <w:p>
+            <w:pPr>
+              <w:jc w:val="center"/>
+            </w:pPr>
             <w:r>
               <w:rPr>
                 <w:b/>
@@ -9651,6 +10916,9 @@
             <w:shd w:val="clear" w:color="auto" w:fill="1F3A2E"/>
           </w:tcPr>
           <w:p>
+            <w:pPr>
+              <w:jc w:val="center"/>
+            </w:pPr>
             <w:r>
               <w:rPr>
                 <w:b/>
@@ -9668,6 +10936,9 @@
             <w:tcW w:type="dxa" w:w="1814"/>
           </w:tcPr>
           <w:p>
+            <w:pPr>
+              <w:jc w:val="center"/>
+            </w:pPr>
             <w:r>
               <w:rPr>
                 <w:sz w:val="19"/>
@@ -9681,6 +10952,9 @@
             <w:tcW w:type="dxa" w:w="1814"/>
           </w:tcPr>
           <w:p>
+            <w:pPr>
+              <w:jc w:val="center"/>
+            </w:pPr>
             <w:r>
               <w:rPr>
                 <w:sz w:val="19"/>
@@ -9694,6 +10968,9 @@
             <w:tcW w:type="dxa" w:w="1814"/>
           </w:tcPr>
           <w:p>
+            <w:pPr>
+              <w:jc w:val="center"/>
+            </w:pPr>
             <w:r>
               <w:rPr>
                 <w:sz w:val="19"/>
@@ -9707,6 +10984,9 @@
             <w:tcW w:type="dxa" w:w="1814"/>
           </w:tcPr>
           <w:p>
+            <w:pPr>
+              <w:jc w:val="center"/>
+            </w:pPr>
             <w:r>
               <w:rPr>
                 <w:sz w:val="19"/>
@@ -9720,6 +11000,9 @@
             <w:tcW w:type="dxa" w:w="1814"/>
           </w:tcPr>
           <w:p>
+            <w:pPr>
+              <w:jc w:val="center"/>
+            </w:pPr>
             <w:r>
               <w:rPr>
                 <w:sz w:val="19"/>
@@ -9735,6 +11018,9 @@
             <w:tcW w:type="dxa" w:w="1814"/>
           </w:tcPr>
           <w:p>
+            <w:pPr>
+              <w:jc w:val="center"/>
+            </w:pPr>
             <w:r>
               <w:rPr>
                 <w:sz w:val="19"/>
@@ -9748,6 +11034,9 @@
             <w:tcW w:type="dxa" w:w="1814"/>
           </w:tcPr>
           <w:p>
+            <w:pPr>
+              <w:jc w:val="center"/>
+            </w:pPr>
             <w:r>
               <w:rPr>
                 <w:sz w:val="19"/>
@@ -9779,6 +11068,9 @@
             <w:tcW w:type="dxa" w:w="1814"/>
           </w:tcPr>
           <w:p>
+            <w:pPr>
+              <w:jc w:val="center"/>
+            </w:pPr>
             <w:r>
               <w:rPr>
                 <w:sz w:val="19"/>
@@ -9792,6 +11084,9 @@
             <w:tcW w:type="dxa" w:w="1814"/>
           </w:tcPr>
           <w:p>
+            <w:pPr>
+              <w:jc w:val="center"/>
+            </w:pPr>
             <w:r>
               <w:rPr>
                 <w:sz w:val="19"/>
@@ -9807,6 +11102,9 @@
             <w:tcW w:type="dxa" w:w="1814"/>
           </w:tcPr>
           <w:p>
+            <w:pPr>
+              <w:jc w:val="center"/>
+            </w:pPr>
             <w:r>
               <w:rPr>
                 <w:sz w:val="19"/>
@@ -9819,6 +11117,9 @@
             <w:tcW w:type="dxa" w:w="1814"/>
           </w:tcPr>
           <w:p>
+            <w:pPr>
+              <w:jc w:val="center"/>
+            </w:pPr>
             <w:r>
               <w:rPr>
                 <w:sz w:val="19"/>
@@ -9850,6 +11151,9 @@
             <w:tcW w:type="dxa" w:w="1814"/>
           </w:tcPr>
           <w:p>
+            <w:pPr>
+              <w:jc w:val="center"/>
+            </w:pPr>
             <w:r>
               <w:rPr>
                 <w:sz w:val="19"/>
@@ -9863,6 +11167,9 @@
             <w:tcW w:type="dxa" w:w="1814"/>
           </w:tcPr>
           <w:p>
+            <w:pPr>
+              <w:jc w:val="center"/>
+            </w:pPr>
             <w:r>
               <w:rPr>
                 <w:sz w:val="19"/>
@@ -9876,6 +11183,7 @@
     <w:p>
       <w:pPr>
         <w:spacing w:before="120" w:after="40"/>
+        <w:jc w:val="left"/>
       </w:pPr>
       <w:r>
         <w:rPr>
@@ -9897,6 +11205,7 @@
     <w:p>
       <w:pPr>
         <w:spacing w:before="0" w:after="40"/>
+        <w:jc w:val="left"/>
       </w:pPr>
       <w:r>
         <w:rPr>
@@ -9916,6 +11225,9 @@
       </w:r>
     </w:p>
     <w:p>
+      <w:pPr>
+        <w:jc w:val="left"/>
+      </w:pPr>
       <w:r>
         <w:br w:type="page"/>
       </w:r>
@@ -9923,6 +11235,7 @@
     <w:p>
       <w:pPr>
         <w:spacing w:before="0" w:after="80"/>
+        <w:jc w:val="left"/>
       </w:pPr>
       <w:r>
         <w:rPr>
@@ -9936,6 +11249,7 @@
     <w:p>
       <w:pPr>
         <w:spacing w:before="0" w:after="80"/>
+        <w:jc w:val="left"/>
       </w:pPr>
       <w:r>
         <w:rPr>
@@ -9949,6 +11263,7 @@
     <w:p>
       <w:pPr>
         <w:spacing w:before="0" w:after="80"/>
+        <w:jc w:val="left"/>
       </w:pPr>
       <w:r>
         <w:rPr>
@@ -9962,6 +11277,7 @@
     <w:p>
       <w:pPr>
         <w:spacing w:before="120" w:after="80"/>
+        <w:jc w:val="left"/>
       </w:pPr>
       <w:r>
         <w:rPr>
@@ -9975,6 +11291,7 @@
     <w:p>
       <w:pPr>
         <w:spacing w:before="0" w:after="60"/>
+        <w:jc w:val="left"/>
       </w:pPr>
       <w:r>
         <w:rPr>
@@ -9988,6 +11305,7 @@
     <w:p>
       <w:pPr>
         <w:spacing w:before="0" w:after="60"/>
+        <w:jc w:val="left"/>
       </w:pPr>
       <w:r>
         <w:rPr>
@@ -10001,6 +11319,7 @@
     <w:p>
       <w:pPr>
         <w:spacing w:before="0" w:after="60"/>
+        <w:jc w:val="left"/>
       </w:pPr>
       <w:r>
         <w:rPr>
@@ -10013,6 +11332,7 @@
     <w:p>
       <w:pPr>
         <w:spacing w:before="0" w:after="60"/>
+        <w:jc w:val="left"/>
       </w:pPr>
       <w:r>
         <w:rPr>
@@ -10025,6 +11345,7 @@
     <w:p>
       <w:pPr>
         <w:spacing w:before="0" w:after="60"/>
+        <w:jc w:val="left"/>
       </w:pPr>
       <w:r>
         <w:rPr>
@@ -10038,6 +11359,7 @@
     <w:p>
       <w:pPr>
         <w:spacing w:before="0" w:after="60"/>
+        <w:jc w:val="left"/>
       </w:pPr>
       <w:r>
         <w:rPr>
@@ -10049,6 +11371,7 @@
     <w:p>
       <w:pPr>
         <w:spacing w:before="120" w:after="80"/>
+        <w:jc w:val="left"/>
       </w:pPr>
       <w:r>
         <w:rPr>
@@ -10062,6 +11385,7 @@
     <w:p>
       <w:pPr>
         <w:spacing w:before="0" w:after="0"/>
+        <w:jc w:val="left"/>
       </w:pPr>
       <w:r>
         <w:rPr>
@@ -10078,6 +11402,7 @@
     <w:p>
       <w:pPr>
         <w:spacing w:before="120" w:after="80"/>
+        <w:jc w:val="left"/>
       </w:pPr>
       <w:r>
         <w:rPr>
@@ -10091,6 +11416,7 @@
     <w:p>
       <w:pPr>
         <w:spacing w:before="0" w:after="0"/>
+        <w:jc w:val="left"/>
       </w:pPr>
       <w:r>
         <w:rPr>
@@ -10103,6 +11429,7 @@
     <w:p>
       <w:pPr>
         <w:spacing w:before="120" w:after="80"/>
+        <w:jc w:val="left"/>
       </w:pPr>
       <w:r>
         <w:rPr>
@@ -10116,6 +11443,7 @@
     <w:p>
       <w:pPr>
         <w:spacing w:before="0" w:after="0"/>
+        <w:jc w:val="left"/>
       </w:pPr>
       <w:r>
         <w:rPr>
@@ -10129,6 +11457,7 @@
     <w:p>
       <w:pPr>
         <w:spacing w:before="200" w:after="0"/>
+        <w:jc w:val="left"/>
       </w:pPr>
     </w:p>
     <w:tbl>
@@ -10148,6 +11477,9 @@
             <w:tcW w:type="dxa" w:w="3168"/>
           </w:tcPr>
           <w:p>
+            <w:pPr>
+              <w:jc w:val="center"/>
+            </w:pPr>
             <w:r>
               <w:rPr>
                 <w:sz w:val="20"/>
@@ -10177,6 +11509,9 @@
             <w:tcW w:type="dxa" w:w="3168"/>
           </w:tcPr>
           <w:p>
+            <w:pPr>
+              <w:jc w:val="center"/>
+            </w:pPr>
             <w:r>
               <w:rPr>
                 <w:sz w:val="20"/>
@@ -10192,6 +11527,9 @@
             <w:tcW w:type="dxa" w:w="3168"/>
           </w:tcPr>
           <w:p>
+            <w:pPr>
+              <w:jc w:val="center"/>
+            </w:pPr>
             <w:r>
               <w:rPr>
                 <w:sz w:val="20"/>
@@ -10221,6 +11559,9 @@
             <w:tcW w:type="dxa" w:w="3168"/>
           </w:tcPr>
           <w:p>
+            <w:pPr>
+              <w:jc w:val="center"/>
+            </w:pPr>
             <w:r>
               <w:rPr>
                 <w:sz w:val="20"/>
@@ -10236,6 +11577,9 @@
             <w:tcW w:type="dxa" w:w="3168"/>
           </w:tcPr>
           <w:p>
+            <w:pPr>
+              <w:jc w:val="center"/>
+            </w:pPr>
             <w:r>
               <w:rPr>
                 <w:sz w:val="20"/>
@@ -10265,6 +11609,9 @@
             <w:tcW w:type="dxa" w:w="3168"/>
           </w:tcPr>
           <w:p>
+            <w:pPr>
+              <w:jc w:val="center"/>
+            </w:pPr>
             <w:r>
               <w:rPr>
                 <w:sz w:val="20"/>
@@ -10481,6 +11828,7 @@
     <w:p>
       <w:pPr>
         <w:spacing w:before="120" w:after="80"/>
+        <w:jc w:val="left"/>
       </w:pPr>
       <w:r>
         <w:rPr>
@@ -10494,6 +11842,7 @@
     <w:p>
       <w:pPr>
         <w:spacing w:before="0" w:after="0"/>
+        <w:jc w:val="left"/>
       </w:pPr>
       <w:r>
         <w:rPr>
@@ -10507,6 +11856,7 @@
     <w:p>
       <w:pPr>
         <w:spacing w:before="240" w:after="0"/>
+        <w:jc w:val="left"/>
       </w:pPr>
     </w:p>
     <w:tbl>
@@ -10525,6 +11875,9 @@
             <w:tcW w:type="dxa" w:w="4464"/>
           </w:tcPr>
           <w:p>
+            <w:pPr>
+              <w:jc w:val="center"/>
+            </w:pPr>
             <w:r>
               <w:rPr>
                 <w:b/>
@@ -10539,6 +11892,9 @@
             <w:tcW w:type="dxa" w:w="4464"/>
           </w:tcPr>
           <w:p>
+            <w:pPr>
+              <w:jc w:val="center"/>
+            </w:pPr>
             <w:r>
               <w:rPr>
                 <w:b/>
@@ -10555,6 +11911,9 @@
             <w:tcW w:type="dxa" w:w="4464"/>
           </w:tcPr>
           <w:p>
+            <w:pPr>
+              <w:jc w:val="center"/>
+            </w:pPr>
             <w:r>
               <w:rPr>
                 <w:sz w:val="20"/>
@@ -10568,6 +11927,9 @@
             <w:tcW w:type="dxa" w:w="4464"/>
           </w:tcPr>
           <w:p>
+            <w:pPr>
+              <w:jc w:val="center"/>
+            </w:pPr>
             <w:r>
               <w:rPr>
                 <w:sz w:val="20"/>
@@ -10583,6 +11945,9 @@
             <w:tcW w:type="dxa" w:w="4464"/>
           </w:tcPr>
           <w:p>
+            <w:pPr>
+              <w:jc w:val="center"/>
+            </w:pPr>
             <w:r>
               <w:rPr>
                 <w:sz w:val="20"/>
@@ -10596,6 +11961,9 @@
             <w:tcW w:type="dxa" w:w="4464"/>
           </w:tcPr>
           <w:p>
+            <w:pPr>
+              <w:jc w:val="center"/>
+            </w:pPr>
             <w:r>
               <w:rPr>
                 <w:sz w:val="19"/>
@@ -10607,6 +11975,9 @@
       </w:tr>
     </w:tbl>
     <w:p>
+      <w:pPr>
+        <w:jc w:val="left"/>
+      </w:pPr>
       <w:r>
         <w:br w:type="page"/>
       </w:r>
@@ -10614,6 +11985,7 @@
     <w:p>
       <w:pPr>
         <w:spacing w:before="0" w:after="120"/>
+        <w:jc w:val="left"/>
       </w:pPr>
       <w:r>
         <w:rPr>
@@ -10627,6 +11999,7 @@
     <w:p>
       <w:pPr>
         <w:spacing w:before="0" w:after="80"/>
+        <w:jc w:val="left"/>
       </w:pPr>
       <w:r>
         <w:rPr>
@@ -10659,6 +12032,9 @@
             <w:shd w:val="clear" w:color="auto" w:fill="1F3A2E"/>
           </w:tcPr>
           <w:p>
+            <w:pPr>
+              <w:jc w:val="center"/>
+            </w:pPr>
             <w:r>
               <w:rPr>
                 <w:b/>
@@ -10675,6 +12051,9 @@
             <w:shd w:val="clear" w:color="auto" w:fill="1F3A2E"/>
           </w:tcPr>
           <w:p>
+            <w:pPr>
+              <w:jc w:val="center"/>
+            </w:pPr>
             <w:r>
               <w:rPr>
                 <w:b/>
@@ -10691,6 +12070,9 @@
             <w:shd w:val="clear" w:color="auto" w:fill="1F3A2E"/>
           </w:tcPr>
           <w:p>
+            <w:pPr>
+              <w:jc w:val="center"/>
+            </w:pPr>
             <w:r>
               <w:rPr>
                 <w:b/>
@@ -10707,6 +12089,9 @@
             <w:shd w:val="clear" w:color="auto" w:fill="1F3A2E"/>
           </w:tcPr>
           <w:p>
+            <w:pPr>
+              <w:jc w:val="center"/>
+            </w:pPr>
             <w:r>
               <w:rPr>
                 <w:b/>
@@ -10723,6 +12108,9 @@
             <w:shd w:val="clear" w:color="auto" w:fill="1F3A2E"/>
           </w:tcPr>
           <w:p>
+            <w:pPr>
+              <w:jc w:val="center"/>
+            </w:pPr>
             <w:r>
               <w:rPr>
                 <w:b/>
@@ -10739,6 +12127,9 @@
             <w:shd w:val="clear" w:color="auto" w:fill="1F3A2E"/>
           </w:tcPr>
           <w:p>
+            <w:pPr>
+              <w:jc w:val="center"/>
+            </w:pPr>
             <w:r>
               <w:rPr>
                 <w:b/>
@@ -10755,6 +12146,9 @@
             <w:shd w:val="clear" w:color="auto" w:fill="1F3A2E"/>
           </w:tcPr>
           <w:p>
+            <w:pPr>
+              <w:jc w:val="center"/>
+            </w:pPr>
             <w:r>
               <w:rPr>
                 <w:b/>
@@ -10773,6 +12167,9 @@
             <w:shd w:val="clear" w:color="auto" w:fill="1F3A2E"/>
           </w:tcPr>
           <w:p>
+            <w:pPr>
+              <w:jc w:val="center"/>
+            </w:pPr>
             <w:r>
               <w:rPr>
                 <w:b/>
@@ -10789,6 +12186,9 @@
             <w:shd w:val="clear" w:color="auto" w:fill="1F3A2E"/>
           </w:tcPr>
           <w:p>
+            <w:pPr>
+              <w:jc w:val="center"/>
+            </w:pPr>
             <w:r>
               <w:rPr>
                 <w:b/>
@@ -10805,6 +12205,9 @@
             <w:shd w:val="clear" w:color="auto" w:fill="1F3A2E"/>
           </w:tcPr>
           <w:p>
+            <w:pPr>
+              <w:jc w:val="center"/>
+            </w:pPr>
             <w:r>
               <w:rPr>
                 <w:b/>
@@ -10820,6 +12223,9 @@
             <w:shd w:val="clear" w:color="auto" w:fill="1F3A2E"/>
           </w:tcPr>
           <w:p>
+            <w:pPr>
+              <w:jc w:val="center"/>
+            </w:pPr>
             <w:r>
               <w:rPr>
                 <w:b/>
@@ -10835,6 +12241,9 @@
             <w:shd w:val="clear" w:color="auto" w:fill="1F3A2E"/>
           </w:tcPr>
           <w:p>
+            <w:pPr>
+              <w:jc w:val="center"/>
+            </w:pPr>
             <w:r>
               <w:rPr>
                 <w:b/>
@@ -10850,6 +12259,9 @@
             <w:shd w:val="clear" w:color="auto" w:fill="1F3A2E"/>
           </w:tcPr>
           <w:p>
+            <w:pPr>
+              <w:jc w:val="center"/>
+            </w:pPr>
             <w:r>
               <w:rPr>
                 <w:b/>
@@ -10865,6 +12277,9 @@
             <w:shd w:val="clear" w:color="auto" w:fill="1F3A2E"/>
           </w:tcPr>
           <w:p>
+            <w:pPr>
+              <w:jc w:val="center"/>
+            </w:pPr>
             <w:r>
               <w:rPr>
                 <w:b/>
@@ -10881,6 +12296,9 @@
             <w:tcW w:type="dxa" w:w="1296"/>
           </w:tcPr>
           <w:p>
+            <w:pPr>
+              <w:jc w:val="center"/>
+            </w:pPr>
             <w:r>
               <w:rPr>
                 <w:sz w:val="19"/>
@@ -10894,6 +12312,9 @@
             <w:tcW w:type="dxa" w:w="1296"/>
           </w:tcPr>
           <w:p>
+            <w:pPr>
+              <w:jc w:val="center"/>
+            </w:pPr>
             <w:r>
               <w:rPr>
                 <w:sz w:val="19"/>
@@ -10907,6 +12328,9 @@
             <w:tcW w:type="dxa" w:w="1296"/>
           </w:tcPr>
           <w:p>
+            <w:pPr>
+              <w:jc w:val="center"/>
+            </w:pPr>
             <w:r>
               <w:rPr>
                 <w:sz w:val="19"/>
@@ -10920,6 +12344,9 @@
             <w:tcW w:type="dxa" w:w="1296"/>
           </w:tcPr>
           <w:p>
+            <w:pPr>
+              <w:jc w:val="center"/>
+            </w:pPr>
             <w:r>
               <w:rPr>
                 <w:sz w:val="19"/>
@@ -10933,6 +12360,9 @@
             <w:tcW w:type="dxa" w:w="1296"/>
           </w:tcPr>
           <w:p>
+            <w:pPr>
+              <w:jc w:val="center"/>
+            </w:pPr>
             <w:r>
               <w:rPr>
                 <w:sz w:val="19"/>
@@ -10946,6 +12376,9 @@
             <w:tcW w:type="dxa" w:w="1296"/>
           </w:tcPr>
           <w:p>
+            <w:pPr>
+              <w:jc w:val="center"/>
+            </w:pPr>
             <w:r>
               <w:rPr>
                 <w:sz w:val="19"/>
@@ -10959,6 +12392,9 @@
             <w:tcW w:type="dxa" w:w="1296"/>
           </w:tcPr>
           <w:p>
+            <w:pPr>
+              <w:jc w:val="center"/>
+            </w:pPr>
             <w:r>
               <w:rPr>
                 <w:sz w:val="19"/>
@@ -10974,6 +12410,9 @@
             <w:tcW w:type="dxa" w:w="1296"/>
           </w:tcPr>
           <w:p>
+            <w:pPr>
+              <w:jc w:val="center"/>
+            </w:pPr>
             <w:r>
               <w:rPr>
                 <w:sz w:val="19"/>
@@ -10987,6 +12426,9 @@
             <w:tcW w:type="dxa" w:w="1296"/>
           </w:tcPr>
           <w:p>
+            <w:pPr>
+              <w:jc w:val="center"/>
+            </w:pPr>
             <w:r>
               <w:rPr>
                 <w:sz w:val="19"/>
@@ -11000,6 +12442,9 @@
             <w:tcW w:type="dxa" w:w="1296"/>
           </w:tcPr>
           <w:p>
+            <w:pPr>
+              <w:jc w:val="center"/>
+            </w:pPr>
             <w:r>
               <w:rPr>
                 <w:sz w:val="19"/>
@@ -11013,6 +12458,9 @@
             <w:tcW w:type="dxa" w:w="1296"/>
           </w:tcPr>
           <w:p>
+            <w:pPr>
+              <w:jc w:val="center"/>
+            </w:pPr>
             <w:r>
               <w:rPr>
                 <w:sz w:val="19"/>
@@ -11026,6 +12474,9 @@
             <w:tcW w:type="dxa" w:w="1296"/>
           </w:tcPr>
           <w:p>
+            <w:pPr>
+              <w:jc w:val="center"/>
+            </w:pPr>
             <w:r>
               <w:rPr>
                 <w:sz w:val="19"/>
@@ -11039,6 +12490,9 @@
             <w:tcW w:type="dxa" w:w="1296"/>
           </w:tcPr>
           <w:p>
+            <w:pPr>
+              <w:jc w:val="center"/>
+            </w:pPr>
             <w:r>
               <w:rPr>
                 <w:sz w:val="19"/>
@@ -11052,6 +12506,9 @@
             <w:tcW w:type="dxa" w:w="1296"/>
           </w:tcPr>
           <w:p>
+            <w:pPr>
+              <w:jc w:val="center"/>
+            </w:pPr>
             <w:r>
               <w:rPr>
                 <w:sz w:val="19"/>
@@ -11067,6 +12524,9 @@
             <w:tcW w:type="dxa" w:w="1296"/>
           </w:tcPr>
           <w:p>
+            <w:pPr>
+              <w:jc w:val="center"/>
+            </w:pPr>
             <w:r>
               <w:rPr>
                 <w:b/>
@@ -11080,6 +12540,9 @@
             <w:tcW w:type="dxa" w:w="1296"/>
           </w:tcPr>
           <w:p>
+            <w:pPr>
+              <w:jc w:val="center"/>
+            </w:pPr>
             <w:r/>
           </w:p>
         </w:tc>
@@ -11088,6 +12551,9 @@
             <w:tcW w:type="dxa" w:w="1296"/>
           </w:tcPr>
           <w:p>
+            <w:pPr>
+              <w:jc w:val="center"/>
+            </w:pPr>
             <w:r/>
           </w:p>
         </w:tc>
@@ -11096,6 +12562,9 @@
             <w:tcW w:type="dxa" w:w="1296"/>
           </w:tcPr>
           <w:p>
+            <w:pPr>
+              <w:jc w:val="center"/>
+            </w:pPr>
             <w:r/>
           </w:p>
         </w:tc>
@@ -11104,6 +12573,9 @@
             <w:tcW w:type="dxa" w:w="1296"/>
           </w:tcPr>
           <w:p>
+            <w:pPr>
+              <w:jc w:val="center"/>
+            </w:pPr>
             <w:r>
               <w:t>Total =</w:t>
             </w:r>
@@ -11114,6 +12586,9 @@
             <w:tcW w:type="dxa" w:w="1296"/>
           </w:tcPr>
           <w:p>
+            <w:pPr>
+              <w:jc w:val="center"/>
+            </w:pPr>
             <w:r>
               <w:rPr>
                 <w:b/>
@@ -11128,6 +12603,9 @@
             <w:tcW w:type="dxa" w:w="1296"/>
           </w:tcPr>
           <w:p>
+            <w:pPr>
+              <w:jc w:val="center"/>
+            </w:pPr>
             <w:r>
               <w:rPr>
                 <w:b/>
@@ -11143,6 +12621,9 @@
             <w:tcW w:type="dxa" w:w="1296"/>
           </w:tcPr>
           <w:p>
+            <w:pPr>
+              <w:jc w:val="center"/>
+            </w:pPr>
             <w:r>
               <w:rPr>
                 <w:b/>
@@ -11156,6 +12637,9 @@
             <w:tcW w:type="dxa" w:w="1296"/>
           </w:tcPr>
           <w:p>
+            <w:pPr>
+              <w:jc w:val="center"/>
+            </w:pPr>
             <w:r/>
           </w:p>
         </w:tc>
@@ -11164,6 +12648,9 @@
             <w:tcW w:type="dxa" w:w="1296"/>
           </w:tcPr>
           <w:p>
+            <w:pPr>
+              <w:jc w:val="center"/>
+            </w:pPr>
             <w:r/>
           </w:p>
         </w:tc>
@@ -11172,6 +12659,9 @@
             <w:tcW w:type="dxa" w:w="1296"/>
           </w:tcPr>
           <w:p>
+            <w:pPr>
+              <w:jc w:val="center"/>
+            </w:pPr>
             <w:r/>
           </w:p>
         </w:tc>
@@ -11180,6 +12670,9 @@
             <w:tcW w:type="dxa" w:w="1296"/>
           </w:tcPr>
           <w:p>
+            <w:pPr>
+              <w:jc w:val="center"/>
+            </w:pPr>
             <w:r>
               <w:t>TOTAL =</w:t>
             </w:r>
@@ -11190,6 +12683,9 @@
             <w:tcW w:type="dxa" w:w="1296"/>
           </w:tcPr>
           <w:p>
+            <w:pPr>
+              <w:jc w:val="center"/>
+            </w:pPr>
             <w:r>
               <w:rPr>
                 <w:b/>
@@ -11204,6 +12700,9 @@
             <w:tcW w:type="dxa" w:w="1296"/>
           </w:tcPr>
           <w:p>
+            <w:pPr>
+              <w:jc w:val="center"/>
+            </w:pPr>
             <w:r>
               <w:rPr>
                 <w:b/>
@@ -11219,6 +12718,9 @@
             <w:tcW w:type="dxa" w:w="1296"/>
           </w:tcPr>
           <w:p>
+            <w:pPr>
+              <w:jc w:val="center"/>
+            </w:pPr>
             <w:r>
               <w:rPr>
                 <w:b/>
@@ -11232,6 +12734,9 @@
             <w:tcW w:type="dxa" w:w="1296"/>
           </w:tcPr>
           <w:p>
+            <w:pPr>
+              <w:jc w:val="center"/>
+            </w:pPr>
             <w:r/>
           </w:p>
         </w:tc>
@@ -11240,6 +12745,9 @@
             <w:tcW w:type="dxa" w:w="1296"/>
           </w:tcPr>
           <w:p>
+            <w:pPr>
+              <w:jc w:val="center"/>
+            </w:pPr>
             <w:r/>
           </w:p>
         </w:tc>
@@ -11248,6 +12756,9 @@
             <w:tcW w:type="dxa" w:w="1296"/>
           </w:tcPr>
           <w:p>
+            <w:pPr>
+              <w:jc w:val="center"/>
+            </w:pPr>
             <w:r/>
           </w:p>
         </w:tc>
@@ -11256,6 +12767,9 @@
             <w:tcW w:type="dxa" w:w="1296"/>
           </w:tcPr>
           <w:p>
+            <w:pPr>
+              <w:jc w:val="center"/>
+            </w:pPr>
             <w:r>
               <w:t>Area in Sqm.</w:t>
             </w:r>
@@ -11266,6 +12780,9 @@
             <w:tcW w:type="dxa" w:w="1296"/>
           </w:tcPr>
           <w:p>
+            <w:pPr>
+              <w:jc w:val="center"/>
+            </w:pPr>
             <w:r>
               <w:rPr>
                 <w:b/>
@@ -11280,6 +12797,9 @@
             <w:tcW w:type="dxa" w:w="1296"/>
           </w:tcPr>
           <w:p>
+            <w:pPr>
+              <w:jc w:val="center"/>
+            </w:pPr>
             <w:r>
               <w:rPr>
                 <w:b/>
@@ -11293,11 +12813,13 @@
     <w:p>
       <w:pPr>
         <w:spacing w:before="160" w:after="0"/>
+        <w:jc w:val="left"/>
       </w:pPr>
     </w:p>
     <w:p>
       <w:pPr>
         <w:spacing w:before="0" w:after="80"/>
+        <w:jc w:val="left"/>
       </w:pPr>
       <w:r>
         <w:rPr>
@@ -11330,6 +12852,9 @@
             <w:shd w:val="clear" w:color="auto" w:fill="1F3A2E"/>
           </w:tcPr>
           <w:p>
+            <w:pPr>
+              <w:jc w:val="center"/>
+            </w:pPr>
             <w:r>
               <w:rPr>
                 <w:b/>
@@ -11346,6 +12871,9 @@
             <w:shd w:val="clear" w:color="auto" w:fill="1F3A2E"/>
           </w:tcPr>
           <w:p>
+            <w:pPr>
+              <w:jc w:val="center"/>
+            </w:pPr>
             <w:r>
               <w:rPr>
                 <w:b/>
@@ -11362,6 +12890,9 @@
             <w:shd w:val="clear" w:color="auto" w:fill="1F3A2E"/>
           </w:tcPr>
           <w:p>
+            <w:pPr>
+              <w:jc w:val="center"/>
+            </w:pPr>
             <w:r>
               <w:rPr>
                 <w:b/>
@@ -11378,6 +12909,9 @@
             <w:shd w:val="clear" w:color="auto" w:fill="1F3A2E"/>
           </w:tcPr>
           <w:p>
+            <w:pPr>
+              <w:jc w:val="center"/>
+            </w:pPr>
             <w:r>
               <w:rPr>
                 <w:b/>
@@ -11394,6 +12928,9 @@
             <w:shd w:val="clear" w:color="auto" w:fill="1F3A2E"/>
           </w:tcPr>
           <w:p>
+            <w:pPr>
+              <w:jc w:val="center"/>
+            </w:pPr>
             <w:r>
               <w:rPr>
                 <w:b/>
@@ -11410,6 +12947,9 @@
             <w:shd w:val="clear" w:color="auto" w:fill="1F3A2E"/>
           </w:tcPr>
           <w:p>
+            <w:pPr>
+              <w:jc w:val="center"/>
+            </w:pPr>
             <w:r>
               <w:rPr>
                 <w:b/>
@@ -11426,6 +12966,9 @@
             <w:shd w:val="clear" w:color="auto" w:fill="1F3A2E"/>
           </w:tcPr>
           <w:p>
+            <w:pPr>
+              <w:jc w:val="center"/>
+            </w:pPr>
             <w:r>
               <w:rPr>
                 <w:b/>
@@ -11444,6 +12987,9 @@
             <w:shd w:val="clear" w:color="auto" w:fill="1F3A2E"/>
           </w:tcPr>
           <w:p>
+            <w:pPr>
+              <w:jc w:val="center"/>
+            </w:pPr>
             <w:r>
               <w:rPr>
                 <w:b/>
@@ -11460,6 +13006,9 @@
             <w:shd w:val="clear" w:color="auto" w:fill="1F3A2E"/>
           </w:tcPr>
           <w:p>
+            <w:pPr>
+              <w:jc w:val="center"/>
+            </w:pPr>
             <w:r>
               <w:rPr>
                 <w:b/>
@@ -11476,6 +13025,9 @@
             <w:shd w:val="clear" w:color="auto" w:fill="1F3A2E"/>
           </w:tcPr>
           <w:p>
+            <w:pPr>
+              <w:jc w:val="center"/>
+            </w:pPr>
             <w:r>
               <w:rPr>
                 <w:b/>
@@ -11491,6 +13043,9 @@
             <w:shd w:val="clear" w:color="auto" w:fill="1F3A2E"/>
           </w:tcPr>
           <w:p>
+            <w:pPr>
+              <w:jc w:val="center"/>
+            </w:pPr>
             <w:r>
               <w:rPr>
                 <w:b/>
@@ -11506,6 +13061,9 @@
             <w:shd w:val="clear" w:color="auto" w:fill="1F3A2E"/>
           </w:tcPr>
           <w:p>
+            <w:pPr>
+              <w:jc w:val="center"/>
+            </w:pPr>
             <w:r>
               <w:rPr>
                 <w:b/>
@@ -11521,6 +13079,9 @@
             <w:shd w:val="clear" w:color="auto" w:fill="1F3A2E"/>
           </w:tcPr>
           <w:p>
+            <w:pPr>
+              <w:jc w:val="center"/>
+            </w:pPr>
             <w:r>
               <w:rPr>
                 <w:b/>
@@ -11536,6 +13097,9 @@
             <w:shd w:val="clear" w:color="auto" w:fill="1F3A2E"/>
           </w:tcPr>
           <w:p>
+            <w:pPr>
+              <w:jc w:val="center"/>
+            </w:pPr>
             <w:r>
               <w:rPr>
                 <w:b/>
@@ -11552,6 +13116,9 @@
             <w:tcW w:type="dxa" w:w="1296"/>
           </w:tcPr>
           <w:p>
+            <w:pPr>
+              <w:jc w:val="center"/>
+            </w:pPr>
             <w:r>
               <w:rPr>
                 <w:sz w:val="19"/>
@@ -11565,6 +13132,9 @@
             <w:tcW w:type="dxa" w:w="1296"/>
           </w:tcPr>
           <w:p>
+            <w:pPr>
+              <w:jc w:val="center"/>
+            </w:pPr>
             <w:r>
               <w:rPr>
                 <w:sz w:val="19"/>
@@ -11578,6 +13148,9 @@
             <w:tcW w:type="dxa" w:w="1296"/>
           </w:tcPr>
           <w:p>
+            <w:pPr>
+              <w:jc w:val="center"/>
+            </w:pPr>
             <w:r>
               <w:rPr>
                 <w:sz w:val="19"/>
@@ -11591,6 +13164,9 @@
             <w:tcW w:type="dxa" w:w="1296"/>
           </w:tcPr>
           <w:p>
+            <w:pPr>
+              <w:jc w:val="center"/>
+            </w:pPr>
             <w:r>
               <w:rPr>
                 <w:sz w:val="19"/>
@@ -11604,6 +13180,9 @@
             <w:tcW w:type="dxa" w:w="1296"/>
           </w:tcPr>
           <w:p>
+            <w:pPr>
+              <w:jc w:val="center"/>
+            </w:pPr>
             <w:r>
               <w:rPr>
                 <w:sz w:val="19"/>
@@ -11617,6 +13196,9 @@
             <w:tcW w:type="dxa" w:w="1296"/>
           </w:tcPr>
           <w:p>
+            <w:pPr>
+              <w:jc w:val="center"/>
+            </w:pPr>
             <w:r>
               <w:rPr>
                 <w:sz w:val="19"/>
@@ -11630,6 +13212,9 @@
             <w:tcW w:type="dxa" w:w="1296"/>
           </w:tcPr>
           <w:p>
+            <w:pPr>
+              <w:jc w:val="center"/>
+            </w:pPr>
             <w:r>
               <w:rPr>
                 <w:sz w:val="19"/>
@@ -11645,6 +13230,9 @@
             <w:tcW w:type="dxa" w:w="1296"/>
           </w:tcPr>
           <w:p>
+            <w:pPr>
+              <w:jc w:val="center"/>
+            </w:pPr>
             <w:r>
               <w:rPr>
                 <w:sz w:val="19"/>
@@ -11658,6 +13246,9 @@
             <w:tcW w:type="dxa" w:w="1296"/>
           </w:tcPr>
           <w:p>
+            <w:pPr>
+              <w:jc w:val="center"/>
+            </w:pPr>
             <w:r>
               <w:rPr>
                 <w:sz w:val="19"/>
@@ -11671,6 +13262,9 @@
             <w:tcW w:type="dxa" w:w="1296"/>
           </w:tcPr>
           <w:p>
+            <w:pPr>
+              <w:jc w:val="center"/>
+            </w:pPr>
             <w:r>
               <w:rPr>
                 <w:sz w:val="19"/>
@@ -11684,6 +13278,9 @@
             <w:tcW w:type="dxa" w:w="1296"/>
           </w:tcPr>
           <w:p>
+            <w:pPr>
+              <w:jc w:val="center"/>
+            </w:pPr>
             <w:r>
               <w:rPr>
                 <w:sz w:val="19"/>
@@ -11697,6 +13294,9 @@
             <w:tcW w:type="dxa" w:w="1296"/>
           </w:tcPr>
           <w:p>
+            <w:pPr>
+              <w:jc w:val="center"/>
+            </w:pPr>
             <w:r>
               <w:rPr>
                 <w:sz w:val="19"/>
@@ -11710,6 +13310,9 @@
             <w:tcW w:type="dxa" w:w="1296"/>
           </w:tcPr>
           <w:p>
+            <w:pPr>
+              <w:jc w:val="center"/>
+            </w:pPr>
             <w:r>
               <w:rPr>
                 <w:sz w:val="19"/>
@@ -11723,6 +13326,9 @@
             <w:tcW w:type="dxa" w:w="1296"/>
           </w:tcPr>
           <w:p>
+            <w:pPr>
+              <w:jc w:val="center"/>
+            </w:pPr>
             <w:r>
               <w:rPr>
                 <w:sz w:val="19"/>
@@ -11738,6 +13344,9 @@
             <w:tcW w:type="dxa" w:w="1296"/>
           </w:tcPr>
           <w:p>
+            <w:pPr>
+              <w:jc w:val="center"/>
+            </w:pPr>
             <w:r>
               <w:rPr>
                 <w:b/>
@@ -11751,6 +13360,9 @@
             <w:tcW w:type="dxa" w:w="1296"/>
           </w:tcPr>
           <w:p>
+            <w:pPr>
+              <w:jc w:val="center"/>
+            </w:pPr>
             <w:r/>
           </w:p>
         </w:tc>
@@ -11759,6 +13371,9 @@
             <w:tcW w:type="dxa" w:w="1296"/>
           </w:tcPr>
           <w:p>
+            <w:pPr>
+              <w:jc w:val="center"/>
+            </w:pPr>
             <w:r/>
           </w:p>
         </w:tc>
@@ -11767,6 +13382,9 @@
             <w:tcW w:type="dxa" w:w="1296"/>
           </w:tcPr>
           <w:p>
+            <w:pPr>
+              <w:jc w:val="center"/>
+            </w:pPr>
             <w:r/>
           </w:p>
         </w:tc>
@@ -11775,6 +13393,9 @@
             <w:tcW w:type="dxa" w:w="1296"/>
           </w:tcPr>
           <w:p>
+            <w:pPr>
+              <w:jc w:val="center"/>
+            </w:pPr>
             <w:r>
               <w:t>Total =</w:t>
             </w:r>
@@ -11785,6 +13406,9 @@
             <w:tcW w:type="dxa" w:w="1296"/>
           </w:tcPr>
           <w:p>
+            <w:pPr>
+              <w:jc w:val="center"/>
+            </w:pPr>
             <w:r>
               <w:rPr>
                 <w:b/>
@@ -11799,6 +13423,9 @@
             <w:tcW w:type="dxa" w:w="1296"/>
           </w:tcPr>
           <w:p>
+            <w:pPr>
+              <w:jc w:val="center"/>
+            </w:pPr>
             <w:r>
               <w:rPr>
                 <w:b/>
@@ -11814,6 +13441,9 @@
             <w:tcW w:type="dxa" w:w="1296"/>
           </w:tcPr>
           <w:p>
+            <w:pPr>
+              <w:jc w:val="center"/>
+            </w:pPr>
             <w:r>
               <w:rPr>
                 <w:b/>
@@ -11827,6 +13457,9 @@
             <w:tcW w:type="dxa" w:w="1296"/>
           </w:tcPr>
           <w:p>
+            <w:pPr>
+              <w:jc w:val="center"/>
+            </w:pPr>
             <w:r/>
           </w:p>
         </w:tc>
@@ -11835,6 +13468,9 @@
             <w:tcW w:type="dxa" w:w="1296"/>
           </w:tcPr>
           <w:p>
+            <w:pPr>
+              <w:jc w:val="center"/>
+            </w:pPr>
             <w:r/>
           </w:p>
         </w:tc>
@@ -11843,6 +13479,9 @@
             <w:tcW w:type="dxa" w:w="1296"/>
           </w:tcPr>
           <w:p>
+            <w:pPr>
+              <w:jc w:val="center"/>
+            </w:pPr>
             <w:r/>
           </w:p>
         </w:tc>
@@ -11851,6 +13490,9 @@
             <w:tcW w:type="dxa" w:w="1296"/>
           </w:tcPr>
           <w:p>
+            <w:pPr>
+              <w:jc w:val="center"/>
+            </w:pPr>
             <w:r>
               <w:t>TOTAL =</w:t>
             </w:r>
@@ -11861,6 +13503,9 @@
             <w:tcW w:type="dxa" w:w="1296"/>
           </w:tcPr>
           <w:p>
+            <w:pPr>
+              <w:jc w:val="center"/>
+            </w:pPr>
             <w:r>
               <w:rPr>
                 <w:b/>
@@ -11875,6 +13520,9 @@
             <w:tcW w:type="dxa" w:w="1296"/>
           </w:tcPr>
           <w:p>
+            <w:pPr>
+              <w:jc w:val="center"/>
+            </w:pPr>
             <w:r>
               <w:rPr>
                 <w:b/>
@@ -11890,6 +13538,9 @@
             <w:tcW w:type="dxa" w:w="1296"/>
           </w:tcPr>
           <w:p>
+            <w:pPr>
+              <w:jc w:val="center"/>
+            </w:pPr>
             <w:r>
               <w:rPr>
                 <w:b/>
@@ -11903,6 +13554,9 @@
             <w:tcW w:type="dxa" w:w="1296"/>
           </w:tcPr>
           <w:p>
+            <w:pPr>
+              <w:jc w:val="center"/>
+            </w:pPr>
             <w:r/>
           </w:p>
         </w:tc>
@@ -11911,6 +13565,9 @@
             <w:tcW w:type="dxa" w:w="1296"/>
           </w:tcPr>
           <w:p>
+            <w:pPr>
+              <w:jc w:val="center"/>
+            </w:pPr>
             <w:r/>
           </w:p>
         </w:tc>
@@ -11919,6 +13576,9 @@
             <w:tcW w:type="dxa" w:w="1296"/>
           </w:tcPr>
           <w:p>
+            <w:pPr>
+              <w:jc w:val="center"/>
+            </w:pPr>
             <w:r/>
           </w:p>
         </w:tc>
@@ -11927,6 +13587,9 @@
             <w:tcW w:type="dxa" w:w="1296"/>
           </w:tcPr>
           <w:p>
+            <w:pPr>
+              <w:jc w:val="center"/>
+            </w:pPr>
             <w:r>
               <w:t>Area in Sqm.</w:t>
             </w:r>
@@ -11937,6 +13600,9 @@
             <w:tcW w:type="dxa" w:w="1296"/>
           </w:tcPr>
           <w:p>
+            <w:pPr>
+              <w:jc w:val="center"/>
+            </w:pPr>
             <w:r>
               <w:rPr>
                 <w:b/>
@@ -11951,6 +13617,9 @@
             <w:tcW w:type="dxa" w:w="1296"/>
           </w:tcPr>
           <w:p>
+            <w:pPr>
+              <w:jc w:val="center"/>
+            </w:pPr>
             <w:r>
               <w:rPr>
                 <w:b/>
@@ -11964,11 +13633,13 @@
     <w:p>
       <w:pPr>
         <w:spacing w:before="160" w:after="0"/>
+        <w:jc w:val="left"/>
       </w:pPr>
     </w:p>
     <w:p>
       <w:pPr>
         <w:spacing w:before="0" w:after="80"/>
+        <w:jc w:val="left"/>
       </w:pPr>
       <w:r>
         <w:rPr>
@@ -12001,6 +13672,9 @@
             <w:shd w:val="clear" w:color="auto" w:fill="1F3A2E"/>
           </w:tcPr>
           <w:p>
+            <w:pPr>
+              <w:jc w:val="center"/>
+            </w:pPr>
             <w:r>
               <w:rPr>
                 <w:b/>
@@ -12017,6 +13691,9 @@
             <w:shd w:val="clear" w:color="auto" w:fill="1F3A2E"/>
           </w:tcPr>
           <w:p>
+            <w:pPr>
+              <w:jc w:val="center"/>
+            </w:pPr>
             <w:r>
               <w:rPr>
                 <w:b/>
@@ -12033,6 +13710,9 @@
             <w:shd w:val="clear" w:color="auto" w:fill="1F3A2E"/>
           </w:tcPr>
           <w:p>
+            <w:pPr>
+              <w:jc w:val="center"/>
+            </w:pPr>
             <w:r>
               <w:rPr>
                 <w:b/>
@@ -12049,6 +13729,9 @@
             <w:shd w:val="clear" w:color="auto" w:fill="1F3A2E"/>
           </w:tcPr>
           <w:p>
+            <w:pPr>
+              <w:jc w:val="center"/>
+            </w:pPr>
             <w:r>
               <w:rPr>
                 <w:b/>
@@ -12065,6 +13748,9 @@
             <w:shd w:val="clear" w:color="auto" w:fill="1F3A2E"/>
           </w:tcPr>
           <w:p>
+            <w:pPr>
+              <w:jc w:val="center"/>
+            </w:pPr>
             <w:r>
               <w:rPr>
                 <w:b/>
@@ -12081,6 +13767,9 @@
             <w:shd w:val="clear" w:color="auto" w:fill="1F3A2E"/>
           </w:tcPr>
           <w:p>
+            <w:pPr>
+              <w:jc w:val="center"/>
+            </w:pPr>
             <w:r>
               <w:rPr>
                 <w:b/>
@@ -12097,6 +13786,9 @@
             <w:shd w:val="clear" w:color="auto" w:fill="1F3A2E"/>
           </w:tcPr>
           <w:p>
+            <w:pPr>
+              <w:jc w:val="center"/>
+            </w:pPr>
             <w:r>
               <w:rPr>
                 <w:b/>
@@ -12114,6 +13806,9 @@
             <w:tcW w:type="dxa" w:w="1296"/>
           </w:tcPr>
           <w:p>
+            <w:pPr>
+              <w:jc w:val="center"/>
+            </w:pPr>
             <w:r>
               <w:rPr>
                 <w:sz w:val="19"/>
@@ -12127,6 +13822,9 @@
             <w:tcW w:type="dxa" w:w="1296"/>
           </w:tcPr>
           <w:p>
+            <w:pPr>
+              <w:jc w:val="center"/>
+            </w:pPr>
             <w:r>
               <w:rPr>
                 <w:sz w:val="19"/>
@@ -12140,6 +13838,9 @@
             <w:tcW w:type="dxa" w:w="1296"/>
           </w:tcPr>
           <w:p>
+            <w:pPr>
+              <w:jc w:val="center"/>
+            </w:pPr>
             <w:r>
               <w:rPr>
                 <w:sz w:val="19"/>
@@ -12153,6 +13854,9 @@
             <w:tcW w:type="dxa" w:w="1296"/>
           </w:tcPr>
           <w:p>
+            <w:pPr>
+              <w:jc w:val="center"/>
+            </w:pPr>
             <w:r>
               <w:rPr>
                 <w:sz w:val="19"/>
@@ -12166,6 +13870,9 @@
             <w:tcW w:type="dxa" w:w="1296"/>
           </w:tcPr>
           <w:p>
+            <w:pPr>
+              <w:jc w:val="center"/>
+            </w:pPr>
             <w:r>
               <w:rPr>
                 <w:sz w:val="19"/>
@@ -12179,6 +13886,9 @@
             <w:tcW w:type="dxa" w:w="1296"/>
           </w:tcPr>
           <w:p>
+            <w:pPr>
+              <w:jc w:val="center"/>
+            </w:pPr>
             <w:r>
               <w:rPr>
                 <w:sz w:val="19"/>
@@ -12192,6 +13902,9 @@
             <w:tcW w:type="dxa" w:w="1296"/>
           </w:tcPr>
           <w:p>
+            <w:pPr>
+              <w:jc w:val="center"/>
+            </w:pPr>
             <w:r>
               <w:rPr>
                 <w:sz w:val="19"/>
@@ -12207,6 +13920,9 @@
             <w:tcW w:type="dxa" w:w="1296"/>
           </w:tcPr>
           <w:p>
+            <w:pPr>
+              <w:jc w:val="center"/>
+            </w:pPr>
             <w:r>
               <w:rPr>
                 <w:b/>
@@ -12220,6 +13936,9 @@
             <w:tcW w:type="dxa" w:w="1296"/>
           </w:tcPr>
           <w:p>
+            <w:pPr>
+              <w:jc w:val="center"/>
+            </w:pPr>
             <w:r/>
           </w:p>
         </w:tc>
@@ -12228,6 +13947,9 @@
             <w:tcW w:type="dxa" w:w="1296"/>
           </w:tcPr>
           <w:p>
+            <w:pPr>
+              <w:jc w:val="center"/>
+            </w:pPr>
             <w:r/>
           </w:p>
         </w:tc>
@@ -12236,6 +13958,9 @@
             <w:tcW w:type="dxa" w:w="1296"/>
           </w:tcPr>
           <w:p>
+            <w:pPr>
+              <w:jc w:val="center"/>
+            </w:pPr>
             <w:r/>
           </w:p>
         </w:tc>
@@ -12244,6 +13969,9 @@
             <w:tcW w:type="dxa" w:w="1296"/>
           </w:tcPr>
           <w:p>
+            <w:pPr>
+              <w:jc w:val="center"/>
+            </w:pPr>
             <w:r/>
           </w:p>
         </w:tc>
@@ -12252,6 +13980,9 @@
             <w:tcW w:type="dxa" w:w="1296"/>
           </w:tcPr>
           <w:p>
+            <w:pPr>
+              <w:jc w:val="center"/>
+            </w:pPr>
             <w:r>
               <w:t>Total Area in Sq.ft. =</w:t>
             </w:r>
@@ -12262,6 +13993,9 @@
             <w:tcW w:type="dxa" w:w="1296"/>
           </w:tcPr>
           <w:p>
+            <w:pPr>
+              <w:jc w:val="center"/>
+            </w:pPr>
             <w:r>
               <w:rPr>
                 <w:b/>
@@ -12278,6 +14012,9 @@
             <w:tcW w:type="dxa" w:w="1296"/>
           </w:tcPr>
           <w:p>
+            <w:pPr>
+              <w:jc w:val="center"/>
+            </w:pPr>
             <w:r>
               <w:rPr>
                 <w:b/>
@@ -12291,6 +14028,9 @@
             <w:tcW w:type="dxa" w:w="1296"/>
           </w:tcPr>
           <w:p>
+            <w:pPr>
+              <w:jc w:val="center"/>
+            </w:pPr>
             <w:r/>
           </w:p>
         </w:tc>
@@ -12299,6 +14039,9 @@
             <w:tcW w:type="dxa" w:w="1296"/>
           </w:tcPr>
           <w:p>
+            <w:pPr>
+              <w:jc w:val="center"/>
+            </w:pPr>
             <w:r/>
           </w:p>
         </w:tc>
@@ -12307,6 +14050,9 @@
             <w:tcW w:type="dxa" w:w="1296"/>
           </w:tcPr>
           <w:p>
+            <w:pPr>
+              <w:jc w:val="center"/>
+            </w:pPr>
             <w:r/>
           </w:p>
         </w:tc>
@@ -12315,6 +14061,9 @@
             <w:tcW w:type="dxa" w:w="1296"/>
           </w:tcPr>
           <w:p>
+            <w:pPr>
+              <w:jc w:val="center"/>
+            </w:pPr>
             <w:r/>
           </w:p>
         </w:tc>
@@ -12323,6 +14072,9 @@
             <w:tcW w:type="dxa" w:w="1296"/>
           </w:tcPr>
           <w:p>
+            <w:pPr>
+              <w:jc w:val="center"/>
+            </w:pPr>
             <w:r>
               <w:t>Total Area in Sq.m. =</w:t>
             </w:r>
@@ -12333,6 +14085,9 @@
             <w:tcW w:type="dxa" w:w="1296"/>
           </w:tcPr>
           <w:p>
+            <w:pPr>
+              <w:jc w:val="center"/>
+            </w:pPr>
             <w:r>
               <w:rPr>
                 <w:b/>
@@ -12349,6 +14104,9 @@
             <w:tcW w:type="dxa" w:w="1296"/>
           </w:tcPr>
           <w:p>
+            <w:pPr>
+              <w:jc w:val="center"/>
+            </w:pPr>
             <w:r>
               <w:rPr>
                 <w:b/>
@@ -12362,6 +14120,9 @@
             <w:tcW w:type="dxa" w:w="1296"/>
           </w:tcPr>
           <w:p>
+            <w:pPr>
+              <w:jc w:val="center"/>
+            </w:pPr>
             <w:r/>
           </w:p>
         </w:tc>
@@ -12370,6 +14131,9 @@
             <w:tcW w:type="dxa" w:w="1296"/>
           </w:tcPr>
           <w:p>
+            <w:pPr>
+              <w:jc w:val="center"/>
+            </w:pPr>
             <w:r/>
           </w:p>
         </w:tc>
@@ -12378,6 +14142,9 @@
             <w:tcW w:type="dxa" w:w="1296"/>
           </w:tcPr>
           <w:p>
+            <w:pPr>
+              <w:jc w:val="center"/>
+            </w:pPr>
             <w:r/>
           </w:p>
         </w:tc>
@@ -12386,6 +14153,9 @@
             <w:tcW w:type="dxa" w:w="1296"/>
           </w:tcPr>
           <w:p>
+            <w:pPr>
+              <w:jc w:val="center"/>
+            </w:pPr>
             <w:r/>
           </w:p>
         </w:tc>
@@ -12394,6 +14164,9 @@
             <w:tcW w:type="dxa" w:w="1296"/>
           </w:tcPr>
           <w:p>
+            <w:pPr>
+              <w:jc w:val="center"/>
+            </w:pPr>
             <w:r>
               <w:t>Total Area in Aana =</w:t>
             </w:r>
@@ -12404,6 +14177,9 @@
             <w:tcW w:type="dxa" w:w="1296"/>
           </w:tcPr>
           <w:p>
+            <w:pPr>
+              <w:jc w:val="center"/>
+            </w:pPr>
             <w:r>
               <w:rPr>
                 <w:b/>
@@ -12418,11 +14194,13 @@
     <w:p>
       <w:pPr>
         <w:spacing w:before="160" w:after="0"/>
+        <w:jc w:val="left"/>
       </w:pPr>
     </w:p>
     <w:p>
       <w:pPr>
         <w:spacing w:before="0" w:after="80"/>
+        <w:jc w:val="left"/>
       </w:pPr>
       <w:r>
         <w:rPr>
@@ -12450,6 +14228,9 @@
             <w:shd w:val="clear" w:color="auto" w:fill="1F3A2E"/>
           </w:tcPr>
           <w:p>
+            <w:pPr>
+              <w:jc w:val="center"/>
+            </w:pPr>
             <w:r>
               <w:rPr>
                 <w:b/>
@@ -12466,6 +14247,9 @@
             <w:shd w:val="clear" w:color="auto" w:fill="1F3A2E"/>
           </w:tcPr>
           <w:p>
+            <w:pPr>
+              <w:jc w:val="center"/>
+            </w:pPr>
             <w:r>
               <w:rPr>
                 <w:b/>
@@ -12483,6 +14267,9 @@
             <w:tcW w:type="dxa" w:w="4536"/>
           </w:tcPr>
           <w:p>
+            <w:pPr>
+              <w:jc w:val="center"/>
+            </w:pPr>
             <w:r>
               <w:rPr>
                 <w:sz w:val="19"/>
@@ -12496,6 +14283,9 @@
             <w:tcW w:type="dxa" w:w="4536"/>
           </w:tcPr>
           <w:p>
+            <w:pPr>
+              <w:jc w:val="center"/>
+            </w:pPr>
             <w:r>
               <w:rPr>
                 <w:sz w:val="19"/>
@@ -12511,6 +14301,9 @@
             <w:tcW w:type="dxa" w:w="4536"/>
           </w:tcPr>
           <w:p>
+            <w:pPr>
+              <w:jc w:val="center"/>
+            </w:pPr>
             <w:r>
               <w:rPr>
                 <w:sz w:val="19"/>
@@ -12524,6 +14317,9 @@
             <w:tcW w:type="dxa" w:w="4536"/>
           </w:tcPr>
           <w:p>
+            <w:pPr>
+              <w:jc w:val="center"/>
+            </w:pPr>
             <w:r>
               <w:rPr>
                 <w:sz w:val="19"/>
@@ -12539,6 +14335,9 @@
             <w:tcW w:type="dxa" w:w="4536"/>
           </w:tcPr>
           <w:p>
+            <w:pPr>
+              <w:jc w:val="center"/>
+            </w:pPr>
             <w:r>
               <w:rPr>
                 <w:sz w:val="19"/>
@@ -12571,6 +14370,9 @@
             <w:tcW w:type="dxa" w:w="4536"/>
           </w:tcPr>
           <w:p>
+            <w:pPr>
+              <w:jc w:val="center"/>
+            </w:pPr>
             <w:r>
               <w:rPr>
                 <w:sz w:val="19"/>

--- a/backend/templates/proposal_template.docx
+++ b/backend/templates/proposal_template.docx
@@ -190,18 +190,6 @@
     </w:p>
     <w:p>
       <w:pPr>
-        <w:spacing w:after="0" w:before="160" w:lineRule="auto"/>
-        <w:jc w:val="center"/>
-        <w:rPr/>
-      </w:pPr>
-      <w:r>
-        <w:rPr>
-          <w:rtl w:val="0"/>
-        </w:rPr>
-      </w:r>
-    </w:p>
-    <w:p>
-      <w:pPr>
         <w:spacing w:after="0" w:before="0" w:lineRule="auto"/>
         <w:jc w:val="center"/>
         <w:rPr>
@@ -336,18 +324,6 @@
     </w:p>
     <w:p>
       <w:pPr>
-        <w:spacing w:after="0" w:before="160" w:lineRule="auto"/>
-        <w:jc w:val="center"/>
-        <w:rPr/>
-      </w:pPr>
-      <w:r>
-        <w:rPr>
-          <w:rtl w:val="0"/>
-        </w:rPr>
-      </w:r>
-    </w:p>
-    <w:p>
-      <w:pPr>
         <w:spacing w:after="0" w:before="0" w:lineRule="auto"/>
         <w:jc w:val="center"/>
         <w:rPr/>
@@ -364,18 +340,6 @@
         </w:rPr>
         <w:t xml:space="preserve">{{ owners_block }}</w:t>
       </w:r>
-      <w:r>
-        <w:rPr>
-          <w:rtl w:val="0"/>
-        </w:rPr>
-      </w:r>
-    </w:p>
-    <w:p>
-      <w:pPr>
-        <w:spacing w:after="0" w:before="200" w:lineRule="auto"/>
-        <w:jc w:val="center"/>
-        <w:rPr/>
-      </w:pPr>
       <w:r>
         <w:rPr>
           <w:rtl w:val="0"/>
@@ -519,18 +483,6 @@
     </w:p>
     <w:p>
       <w:pPr>
-        <w:spacing w:after="80" w:before="160" w:lineRule="auto"/>
-        <w:jc w:val="center"/>
-        <w:rPr/>
-      </w:pPr>
-      <w:r>
-        <w:rPr>
-          <w:rtl w:val="0"/>
-        </w:rPr>
-      </w:r>
-    </w:p>
-    <w:p>
-      <w:pPr>
         <w:spacing w:after="0" w:before="160" w:lineRule="auto"/>
         <w:jc w:val="center"/>
         <w:rPr>
@@ -571,7 +523,7 @@
         </w:rPr>
         <w:drawing>
           <wp:inline distB="114300" distT="114300" distL="114300" distR="114300">
-            <wp:extent cx="1476375" cy="1198348"/>
+            <wp:extent cx="937260" cy="763079"/>
             <wp:effectExtent b="0" l="0" r="0" t="0"/>
             <wp:docPr id="1" name="image1.png"/>
             <a:graphic>
@@ -591,7 +543,7 @@
                   <pic:spPr>
                     <a:xfrm>
                       <a:off x="0" y="0"/>
-                      <a:ext cx="1476375" cy="1198348"/>
+                      <a:ext cx="937260" cy="763079"/>
                     </a:xfrm>
                     <a:prstGeom prst="rect"/>
                     <a:ln/>
@@ -3488,20 +3440,6 @@
     </w:p>
     <w:p>
       <w:pPr>
-        <w:jc w:val="left"/>
-        <w:rPr/>
-      </w:pPr>
-      <w:r>
-        <w:br w:type="page"/>
-      </w:r>
-      <w:r>
-        <w:rPr>
-          <w:rtl w:val="0"/>
-        </w:rPr>
-      </w:r>
-    </w:p>
-    <w:p>
-      <w:pPr>
         <w:spacing w:after="120" w:before="0" w:lineRule="auto"/>
         <w:jc w:val="left"/>
         <w:rPr/>
@@ -4456,7 +4394,7 @@
     <w:tbl>
       <w:tblPr>
         <w:tblStyle w:val="Table2"/>
-        <w:tblW w:w="9072.0" w:type="dxa"/>
+        <w:tblW w:w="9060.0" w:type="dxa"/>
         <w:jc w:val="left"/>
         <w:tblInd w:w="-108.0" w:type="dxa"/>
         <w:tblBorders>
@@ -4471,12 +4409,12 @@
         <w:tblLook w:val="0400"/>
       </w:tblPr>
       <w:tblGrid>
-        <w:gridCol w:w="4536"/>
-        <w:gridCol w:w="4536"/>
+        <w:gridCol w:w="3780"/>
+        <w:gridCol w:w="5280"/>
         <w:tblGridChange w:id="0">
           <w:tblGrid>
-            <w:gridCol w:w="4536"/>
-            <w:gridCol w:w="4536"/>
+            <w:gridCol w:w="3780"/>
+            <w:gridCol w:w="5280"/>
           </w:tblGrid>
         </w:tblGridChange>
       </w:tblGrid>
@@ -4549,7 +4487,6 @@
           <w:tcPr/>
           <w:p>
             <w:pPr>
-              <w:jc w:val="center"/>
               <w:rPr/>
             </w:pPr>
             <w:r>
@@ -4599,7 +4536,6 @@
           <w:tcPr/>
           <w:p>
             <w:pPr>
-              <w:jc w:val="center"/>
               <w:rPr/>
             </w:pPr>
             <w:r>
@@ -4649,7 +4585,6 @@
           <w:tcPr/>
           <w:p>
             <w:pPr>
-              <w:jc w:val="center"/>
               <w:rPr/>
             </w:pPr>
             <w:r>
@@ -4699,7 +4634,6 @@
           <w:tcPr/>
           <w:p>
             <w:pPr>
-              <w:jc w:val="center"/>
               <w:rPr/>
             </w:pPr>
             <w:r>
@@ -4749,7 +4683,6 @@
           <w:tcPr/>
           <w:p>
             <w:pPr>
-              <w:jc w:val="center"/>
               <w:rPr/>
             </w:pPr>
             <w:r>
@@ -4799,7 +4732,6 @@
           <w:tcPr/>
           <w:p>
             <w:pPr>
-              <w:jc w:val="center"/>
               <w:rPr/>
             </w:pPr>
             <w:r>
@@ -4849,7 +4781,6 @@
           <w:tcPr/>
           <w:p>
             <w:pPr>
-              <w:jc w:val="center"/>
               <w:rPr/>
             </w:pPr>
             <w:r>
@@ -4899,7 +4830,6 @@
           <w:tcPr/>
           <w:p>
             <w:pPr>
-              <w:jc w:val="center"/>
               <w:rPr/>
             </w:pPr>
             <w:r>
@@ -4949,7 +4879,6 @@
           <w:tcPr/>
           <w:p>
             <w:pPr>
-              <w:jc w:val="center"/>
               <w:rPr/>
             </w:pPr>
             <w:r>
@@ -4999,7 +4928,6 @@
           <w:tcPr/>
           <w:p>
             <w:pPr>
-              <w:jc w:val="center"/>
               <w:rPr/>
             </w:pPr>
             <w:r>
@@ -5339,8 +5267,8 @@
               <w:rPr>
                 <w:b w:val="1"/>
                 <w:bCs w:val="1"/>
-                <w:sz w:val="19"/>
-                <w:szCs w:val="19"/>
+                <w:sz w:val="23"/>
+                <w:szCs w:val="23"/>
                 <w:u w:val="single"/>
               </w:rPr>
             </w:pPr>
@@ -5348,8 +5276,8 @@
               <w:rPr>
                 <w:b w:val="1"/>
                 <w:bCs w:val="1"/>
-                <w:sz w:val="19"/>
-                <w:szCs w:val="19"/>
+                <w:sz w:val="23"/>
+                <w:szCs w:val="23"/>
                 <w:u w:val="single"/>
                 <w:rtl w:val="0"/>
               </w:rPr>
@@ -5367,7 +5295,6 @@
           <w:tcPr/>
           <w:p>
             <w:pPr>
-              <w:jc w:val="center"/>
               <w:rPr/>
             </w:pPr>
             <w:r>
@@ -5417,7 +5344,6 @@
           <w:tcPr/>
           <w:p>
             <w:pPr>
-              <w:jc w:val="center"/>
               <w:rPr/>
             </w:pPr>
             <w:r>
@@ -5467,7 +5393,6 @@
           <w:tcPr/>
           <w:p>
             <w:pPr>
-              <w:jc w:val="center"/>
               <w:rPr/>
             </w:pPr>
             <w:r>
@@ -5517,7 +5442,6 @@
           <w:tcPr/>
           <w:p>
             <w:pPr>
-              <w:jc w:val="center"/>
               <w:rPr/>
             </w:pPr>
             <w:r>
@@ -5567,7 +5491,6 @@
           <w:tcPr/>
           <w:p>
             <w:pPr>
-              <w:jc w:val="center"/>
               <w:rPr/>
             </w:pPr>
             <w:r>
@@ -5617,7 +5540,6 @@
           <w:tcPr/>
           <w:p>
             <w:pPr>
-              <w:jc w:val="center"/>
               <w:rPr/>
             </w:pPr>
             <w:r>
@@ -5667,7 +5589,6 @@
           <w:tcPr/>
           <w:p>
             <w:pPr>
-              <w:jc w:val="center"/>
               <w:rPr/>
             </w:pPr>
             <w:r>
@@ -5717,7 +5638,6 @@
           <w:tcPr/>
           <w:p>
             <w:pPr>
-              <w:jc w:val="center"/>
               <w:rPr/>
             </w:pPr>
             <w:r>
@@ -5767,7 +5687,6 @@
           <w:tcPr/>
           <w:p>
             <w:pPr>
-              <w:jc w:val="center"/>
               <w:rPr/>
             </w:pPr>
             <w:r>
@@ -5817,7 +5736,6 @@
           <w:tcPr/>
           <w:p>
             <w:pPr>
-              <w:jc w:val="center"/>
               <w:rPr/>
             </w:pPr>
             <w:r>
@@ -6096,7 +6014,6 @@
           <w:tcPr/>
           <w:p>
             <w:pPr>
-              <w:jc w:val="center"/>
               <w:rPr/>
             </w:pPr>
             <w:r>
@@ -6236,7 +6153,6 @@
           <w:tcPr/>
           <w:p>
             <w:pPr>
-              <w:jc w:val="center"/>
               <w:rPr/>
             </w:pPr>
             <w:r>
@@ -6376,7 +6292,6 @@
           <w:tcPr/>
           <w:p>
             <w:pPr>
-              <w:jc w:val="center"/>
               <w:rPr/>
             </w:pPr>
             <w:r>
@@ -6516,7 +6431,6 @@
           <w:tcPr/>
           <w:p>
             <w:pPr>
-              <w:jc w:val="center"/>
               <w:rPr/>
             </w:pPr>
             <w:r>
@@ -7285,14 +7199,14 @@
         <w:tblLook w:val="0400"/>
       </w:tblPr>
       <w:tblGrid>
-        <w:gridCol w:w="1410"/>
-        <w:gridCol w:w="4650"/>
-        <w:gridCol w:w="3030"/>
+        <w:gridCol w:w="720"/>
+        <w:gridCol w:w="4590"/>
+        <w:gridCol w:w="3780"/>
         <w:tblGridChange w:id="0">
           <w:tblGrid>
-            <w:gridCol w:w="1410"/>
-            <w:gridCol w:w="4650"/>
-            <w:gridCol w:w="3030"/>
+            <w:gridCol w:w="720"/>
+            <w:gridCol w:w="4590"/>
+            <w:gridCol w:w="3780"/>
           </w:tblGrid>
         </w:tblGridChange>
       </w:tblGrid>
@@ -7392,7 +7306,6 @@
           <w:tcPr/>
           <w:p>
             <w:pPr>
-              <w:jc w:val="center"/>
               <w:rPr/>
             </w:pPr>
             <w:r>
@@ -7464,7 +7377,6 @@
           <w:tcPr/>
           <w:p>
             <w:pPr>
-              <w:jc w:val="center"/>
               <w:rPr/>
             </w:pPr>
             <w:r>
@@ -7536,7 +7448,6 @@
           <w:tcPr/>
           <w:p>
             <w:pPr>
-              <w:jc w:val="center"/>
               <w:rPr/>
             </w:pPr>
             <w:r>
@@ -7608,7 +7519,6 @@
           <w:tcPr/>
           <w:p>
             <w:pPr>
-              <w:jc w:val="center"/>
               <w:rPr/>
             </w:pPr>
             <w:r>
@@ -7680,7 +7590,6 @@
           <w:tcPr/>
           <w:p>
             <w:pPr>
-              <w:jc w:val="center"/>
               <w:rPr/>
             </w:pPr>
             <w:r>
@@ -7752,7 +7661,6 @@
           <w:tcPr/>
           <w:p>
             <w:pPr>
-              <w:jc w:val="center"/>
               <w:rPr/>
             </w:pPr>
             <w:r>
@@ -7824,7 +7732,6 @@
           <w:tcPr/>
           <w:p>
             <w:pPr>
-              <w:jc w:val="center"/>
               <w:rPr/>
             </w:pPr>
             <w:r>
@@ -7896,7 +7803,6 @@
           <w:tcPr/>
           <w:p>
             <w:pPr>
-              <w:jc w:val="center"/>
               <w:rPr/>
             </w:pPr>
             <w:r>
@@ -7968,7 +7874,6 @@
           <w:tcPr/>
           <w:p>
             <w:pPr>
-              <w:jc w:val="center"/>
               <w:rPr/>
             </w:pPr>
             <w:r>
@@ -8040,7 +7945,6 @@
           <w:tcPr/>
           <w:p>
             <w:pPr>
-              <w:jc w:val="center"/>
               <w:rPr/>
             </w:pPr>
             <w:r>
@@ -8112,7 +8016,6 @@
           <w:tcPr/>
           <w:p>
             <w:pPr>
-              <w:jc w:val="center"/>
               <w:rPr/>
             </w:pPr>
             <w:r>
@@ -8184,7 +8087,6 @@
           <w:tcPr/>
           <w:p>
             <w:pPr>
-              <w:jc w:val="center"/>
               <w:rPr/>
             </w:pPr>
             <w:r>
@@ -8256,7 +8158,6 @@
           <w:tcPr/>
           <w:p>
             <w:pPr>
-              <w:jc w:val="center"/>
               <w:rPr/>
             </w:pPr>
             <w:r>
@@ -8328,7 +8229,6 @@
           <w:tcPr/>
           <w:p>
             <w:pPr>
-              <w:jc w:val="center"/>
               <w:rPr/>
             </w:pPr>
             <w:r>
@@ -8400,7 +8300,6 @@
           <w:tcPr/>
           <w:p>
             <w:pPr>
-              <w:jc w:val="center"/>
               <w:rPr/>
             </w:pPr>
             <w:r>
@@ -8472,7 +8371,6 @@
           <w:tcPr/>
           <w:p>
             <w:pPr>
-              <w:jc w:val="center"/>
               <w:rPr/>
             </w:pPr>
             <w:r>
@@ -8544,7 +8442,6 @@
           <w:tcPr/>
           <w:p>
             <w:pPr>
-              <w:jc w:val="center"/>
               <w:rPr/>
             </w:pPr>
             <w:r>
@@ -8616,7 +8513,6 @@
           <w:tcPr/>
           <w:p>
             <w:pPr>
-              <w:jc w:val="center"/>
               <w:rPr/>
             </w:pPr>
             <w:r>
@@ -8688,7 +8584,6 @@
           <w:tcPr/>
           <w:p>
             <w:pPr>
-              <w:jc w:val="center"/>
               <w:rPr/>
             </w:pPr>
             <w:r>
@@ -8856,14 +8751,14 @@
         <w:tblLook w:val="0400"/>
       </w:tblPr>
       <w:tblGrid>
-        <w:gridCol w:w="1140"/>
-        <w:gridCol w:w="3225"/>
-        <w:gridCol w:w="4815"/>
+        <w:gridCol w:w="615"/>
+        <w:gridCol w:w="3495"/>
+        <w:gridCol w:w="5070"/>
         <w:tblGridChange w:id="0">
           <w:tblGrid>
-            <w:gridCol w:w="1140"/>
-            <w:gridCol w:w="3225"/>
-            <w:gridCol w:w="4815"/>
+            <w:gridCol w:w="615"/>
+            <w:gridCol w:w="3495"/>
+            <w:gridCol w:w="5070"/>
           </w:tblGrid>
         </w:tblGridChange>
       </w:tblGrid>
@@ -8958,7 +8853,6 @@
           <w:tcPr/>
           <w:p>
             <w:pPr>
-              <w:jc w:val="center"/>
               <w:rPr>
                 <w:sz w:val="19"/>
                 <w:szCs w:val="19"/>
@@ -9027,7 +8921,6 @@
           <w:tcPr/>
           <w:p>
             <w:pPr>
-              <w:jc w:val="center"/>
               <w:rPr>
                 <w:sz w:val="19"/>
                 <w:szCs w:val="19"/>
@@ -9096,7 +8989,6 @@
           <w:tcPr/>
           <w:p>
             <w:pPr>
-              <w:jc w:val="center"/>
               <w:rPr>
                 <w:sz w:val="19"/>
                 <w:szCs w:val="19"/>
@@ -9165,7 +9057,6 @@
           <w:tcPr/>
           <w:p>
             <w:pPr>
-              <w:jc w:val="center"/>
               <w:rPr>
                 <w:sz w:val="19"/>
                 <w:szCs w:val="19"/>
@@ -9268,14 +9159,14 @@
         <w:tblLook w:val="0400"/>
       </w:tblPr>
       <w:tblGrid>
-        <w:gridCol w:w="1140"/>
-        <w:gridCol w:w="4980"/>
-        <w:gridCol w:w="3060"/>
+        <w:gridCol w:w="600"/>
+        <w:gridCol w:w="4095"/>
+        <w:gridCol w:w="4485"/>
         <w:tblGridChange w:id="0">
           <w:tblGrid>
-            <w:gridCol w:w="1140"/>
-            <w:gridCol w:w="4980"/>
-            <w:gridCol w:w="3060"/>
+            <w:gridCol w:w="600"/>
+            <w:gridCol w:w="4095"/>
+            <w:gridCol w:w="4485"/>
           </w:tblGrid>
         </w:tblGridChange>
       </w:tblGrid>
@@ -9370,7 +9261,6 @@
           <w:tcPr/>
           <w:p>
             <w:pPr>
-              <w:jc w:val="center"/>
               <w:rPr>
                 <w:sz w:val="19"/>
                 <w:szCs w:val="19"/>
@@ -9439,7 +9329,6 @@
           <w:tcPr/>
           <w:p>
             <w:pPr>
-              <w:jc w:val="center"/>
               <w:rPr>
                 <w:sz w:val="19"/>
                 <w:szCs w:val="19"/>
@@ -9508,7 +9397,6 @@
           <w:tcPr/>
           <w:p>
             <w:pPr>
-              <w:jc w:val="center"/>
               <w:rPr>
                 <w:sz w:val="19"/>
                 <w:szCs w:val="19"/>
@@ -9611,13 +9499,13 @@
         <w:tblLook w:val="0400"/>
       </w:tblPr>
       <w:tblGrid>
-        <w:gridCol w:w="1155"/>
-        <w:gridCol w:w="4305"/>
+        <w:gridCol w:w="570"/>
+        <w:gridCol w:w="4890"/>
         <w:gridCol w:w="3720"/>
         <w:tblGridChange w:id="0">
           <w:tblGrid>
-            <w:gridCol w:w="1155"/>
-            <w:gridCol w:w="4305"/>
+            <w:gridCol w:w="570"/>
+            <w:gridCol w:w="4890"/>
             <w:gridCol w:w="3720"/>
           </w:tblGrid>
         </w:tblGridChange>
@@ -9713,7 +9601,6 @@
           <w:tcPr/>
           <w:p>
             <w:pPr>
-              <w:jc w:val="center"/>
               <w:rPr>
                 <w:sz w:val="19"/>
                 <w:szCs w:val="19"/>
@@ -9782,7 +9669,6 @@
           <w:tcPr/>
           <w:p>
             <w:pPr>
-              <w:jc w:val="center"/>
               <w:rPr>
                 <w:sz w:val="19"/>
                 <w:szCs w:val="19"/>
@@ -9851,7 +9737,6 @@
           <w:tcPr/>
           <w:p>
             <w:pPr>
-              <w:jc w:val="center"/>
               <w:rPr>
                 <w:sz w:val="19"/>
                 <w:szCs w:val="19"/>
@@ -9920,7 +9805,6 @@
           <w:tcPr/>
           <w:p>
             <w:pPr>
-              <w:jc w:val="center"/>
               <w:rPr>
                 <w:sz w:val="19"/>
                 <w:szCs w:val="19"/>
@@ -10023,13 +9907,13 @@
         <w:tblLook w:val="0400"/>
       </w:tblPr>
       <w:tblGrid>
-        <w:gridCol w:w="1170"/>
-        <w:gridCol w:w="5265"/>
+        <w:gridCol w:w="600"/>
+        <w:gridCol w:w="5835"/>
         <w:gridCol w:w="2745"/>
         <w:tblGridChange w:id="0">
           <w:tblGrid>
-            <w:gridCol w:w="1170"/>
-            <w:gridCol w:w="5265"/>
+            <w:gridCol w:w="600"/>
+            <w:gridCol w:w="5835"/>
             <w:gridCol w:w="2745"/>
           </w:tblGrid>
         </w:tblGridChange>
@@ -10125,7 +10009,6 @@
           <w:tcPr/>
           <w:p>
             <w:pPr>
-              <w:jc w:val="center"/>
               <w:rPr>
                 <w:sz w:val="19"/>
                 <w:szCs w:val="19"/>
@@ -10194,7 +10077,6 @@
           <w:tcPr/>
           <w:p>
             <w:pPr>
-              <w:jc w:val="center"/>
               <w:rPr>
                 <w:sz w:val="19"/>
                 <w:szCs w:val="19"/>
@@ -10263,7 +10145,6 @@
           <w:tcPr/>
           <w:p>
             <w:pPr>
-              <w:jc w:val="center"/>
               <w:rPr>
                 <w:sz w:val="19"/>
                 <w:szCs w:val="19"/>
@@ -10332,7 +10213,6 @@
           <w:tcPr/>
           <w:p>
             <w:pPr>
-              <w:jc w:val="center"/>
               <w:rPr>
                 <w:sz w:val="19"/>
                 <w:szCs w:val="19"/>
@@ -10401,7 +10281,6 @@
           <w:tcPr/>
           <w:p>
             <w:pPr>
-              <w:jc w:val="center"/>
               <w:rPr>
                 <w:sz w:val="19"/>
                 <w:szCs w:val="19"/>
@@ -10470,7 +10349,6 @@
           <w:tcPr/>
           <w:p>
             <w:pPr>
-              <w:jc w:val="center"/>
               <w:rPr>
                 <w:sz w:val="19"/>
                 <w:szCs w:val="19"/>
@@ -10573,13 +10451,13 @@
         <w:tblLook w:val="0400"/>
       </w:tblPr>
       <w:tblGrid>
-        <w:gridCol w:w="1170"/>
-        <w:gridCol w:w="3750"/>
+        <w:gridCol w:w="645"/>
+        <w:gridCol w:w="4275"/>
         <w:gridCol w:w="4260"/>
         <w:tblGridChange w:id="0">
           <w:tblGrid>
-            <w:gridCol w:w="1170"/>
-            <w:gridCol w:w="3750"/>
+            <w:gridCol w:w="645"/>
+            <w:gridCol w:w="4275"/>
             <w:gridCol w:w="4260"/>
           </w:tblGrid>
         </w:tblGridChange>
@@ -10675,7 +10553,6 @@
           <w:tcPr/>
           <w:p>
             <w:pPr>
-              <w:jc w:val="center"/>
               <w:rPr>
                 <w:sz w:val="19"/>
                 <w:szCs w:val="19"/>
@@ -10744,7 +10621,6 @@
           <w:tcPr/>
           <w:p>
             <w:pPr>
-              <w:jc w:val="center"/>
               <w:rPr>
                 <w:sz w:val="19"/>
                 <w:szCs w:val="19"/>
@@ -10813,7 +10689,6 @@
           <w:tcPr/>
           <w:p>
             <w:pPr>
-              <w:jc w:val="center"/>
               <w:rPr>
                 <w:sz w:val="19"/>
                 <w:szCs w:val="19"/>
@@ -10916,13 +10791,13 @@
         <w:tblLook w:val="0400"/>
       </w:tblPr>
       <w:tblGrid>
-        <w:gridCol w:w="1170"/>
-        <w:gridCol w:w="4515"/>
+        <w:gridCol w:w="615"/>
+        <w:gridCol w:w="5070"/>
         <w:gridCol w:w="3495"/>
         <w:tblGridChange w:id="0">
           <w:tblGrid>
-            <w:gridCol w:w="1170"/>
-            <w:gridCol w:w="4515"/>
+            <w:gridCol w:w="615"/>
+            <w:gridCol w:w="5070"/>
             <w:gridCol w:w="3495"/>
           </w:tblGrid>
         </w:tblGridChange>
@@ -11018,7 +10893,6 @@
           <w:tcPr/>
           <w:p>
             <w:pPr>
-              <w:jc w:val="center"/>
               <w:rPr>
                 <w:sz w:val="19"/>
                 <w:szCs w:val="19"/>
@@ -11088,7 +10962,6 @@
           <w:tcPr/>
           <w:p>
             <w:pPr>
-              <w:jc w:val="center"/>
               <w:rPr>
                 <w:sz w:val="19"/>
                 <w:szCs w:val="19"/>
@@ -11157,7 +11030,6 @@
           <w:tcPr/>
           <w:p>
             <w:pPr>
-              <w:jc w:val="center"/>
               <w:rPr>
                 <w:sz w:val="19"/>
                 <w:szCs w:val="19"/>
@@ -11226,7 +11098,6 @@
           <w:tcPr/>
           <w:p>
             <w:pPr>
-              <w:jc w:val="center"/>
               <w:rPr>
                 <w:sz w:val="19"/>
                 <w:szCs w:val="19"/>
@@ -11328,7 +11199,7 @@
     <w:tbl>
       <w:tblPr>
         <w:tblStyle w:val="Table13"/>
-        <w:tblW w:w="9072.0" w:type="dxa"/>
+        <w:tblW w:w="9060.0" w:type="dxa"/>
         <w:jc w:val="left"/>
         <w:tblInd w:w="-108.0" w:type="dxa"/>
         <w:tblBorders>
@@ -11343,12 +11214,12 @@
         <w:tblLook w:val="0400"/>
       </w:tblPr>
       <w:tblGrid>
-        <w:gridCol w:w="4536"/>
-        <w:gridCol w:w="4536"/>
+        <w:gridCol w:w="3795"/>
+        <w:gridCol w:w="5265"/>
         <w:tblGridChange w:id="0">
           <w:tblGrid>
-            <w:gridCol w:w="4536"/>
-            <w:gridCol w:w="4536"/>
+            <w:gridCol w:w="3795"/>
+            <w:gridCol w:w="5265"/>
           </w:tblGrid>
         </w:tblGridChange>
       </w:tblGrid>
@@ -12212,7 +12083,7 @@
     <w:tbl>
       <w:tblPr>
         <w:tblStyle w:val="Table14"/>
-        <w:tblW w:w="9072.0" w:type="dxa"/>
+        <w:tblW w:w="9060.0" w:type="dxa"/>
         <w:jc w:val="left"/>
         <w:tblInd w:w="-108.0" w:type="dxa"/>
         <w:tblBorders>
@@ -12227,12 +12098,12 @@
         <w:tblLook w:val="0400"/>
       </w:tblPr>
       <w:tblGrid>
-        <w:gridCol w:w="4536"/>
-        <w:gridCol w:w="4536"/>
+        <w:gridCol w:w="3840"/>
+        <w:gridCol w:w="5220"/>
         <w:tblGridChange w:id="0">
           <w:tblGrid>
-            <w:gridCol w:w="4536"/>
-            <w:gridCol w:w="4536"/>
+            <w:gridCol w:w="3840"/>
+            <w:gridCol w:w="5220"/>
           </w:tblGrid>
         </w:tblGridChange>
       </w:tblGrid>
@@ -12483,7 +12354,7 @@
     <w:tbl>
       <w:tblPr>
         <w:tblStyle w:val="Table15"/>
-        <w:tblW w:w="9072.0" w:type="dxa"/>
+        <w:tblW w:w="9060.0" w:type="dxa"/>
         <w:jc w:val="left"/>
         <w:tblInd w:w="-108.0" w:type="dxa"/>
         <w:tblBorders>
@@ -12498,12 +12369,12 @@
         <w:tblLook w:val="0400"/>
       </w:tblPr>
       <w:tblGrid>
-        <w:gridCol w:w="4536"/>
-        <w:gridCol w:w="4536"/>
+        <w:gridCol w:w="3930"/>
+        <w:gridCol w:w="5130"/>
         <w:tblGridChange w:id="0">
           <w:tblGrid>
-            <w:gridCol w:w="4536"/>
-            <w:gridCol w:w="4536"/>
+            <w:gridCol w:w="3930"/>
+            <w:gridCol w:w="5130"/>
           </w:tblGrid>
         </w:tblGridChange>
       </w:tblGrid>
@@ -13406,7 +13277,6 @@
           <w:tcPr/>
           <w:p>
             <w:pPr>
-              <w:jc w:val="center"/>
               <w:rPr/>
             </w:pPr>
             <w:r>
@@ -13546,7 +13416,6 @@
           <w:tcPr/>
           <w:p>
             <w:pPr>
-              <w:jc w:val="center"/>
               <w:rPr/>
             </w:pPr>
             <w:r>
@@ -13686,7 +13555,6 @@
           <w:tcPr/>
           <w:p>
             <w:pPr>
-              <w:jc w:val="center"/>
               <w:rPr/>
             </w:pPr>
             <w:r>
@@ -13826,7 +13694,6 @@
           <w:tcPr/>
           <w:p>
             <w:pPr>
-              <w:jc w:val="center"/>
               <w:rPr/>
             </w:pPr>
             <w:r>
@@ -14731,10 +14598,15 @@
           <w:p>
             <w:pPr>
               <w:jc w:val="center"/>
-              <w:rPr/>
-            </w:pPr>
-            <w:r>
-              <w:rPr>
+              <w:rPr>
+                <w:b w:val="1"/>
+                <w:bCs w:val="1"/>
+              </w:rPr>
+            </w:pPr>
+            <w:r>
+              <w:rPr>
+                <w:b w:val="1"/>
+                <w:bCs w:val="1"/>
                 <w:sz w:val="19"/>
                 <w:szCs w:val="19"/>
                 <w:rtl w:val="0"/>
@@ -18026,14 +17898,13 @@
           <w:szCs w:val="20"/>
           <w:rtl w:val="0"/>
         </w:rPr>
-        <w:t xml:space="preserve">—-----------------------------------</w:t>
+        <w:t xml:space="preserve">—---------------------------------------</w:t>
         <w:tab/>
         <w:tab/>
         <w:tab/>
         <w:tab/>
         <w:tab/>
-        <w:tab/>
-        <w:t xml:space="preserve">—-------------------------------</w:t>
+        <w:t xml:space="preserve">         —---------------------------------------</w:t>
       </w:r>
       <w:r>
         <w:rPr>
@@ -18277,14 +18148,23 @@
           <w:tcPr/>
           <w:p>
             <w:pPr>
-              <w:jc w:val="center"/>
-              <w:rPr/>
-            </w:pPr>
-            <w:r>
-              <w:rPr>
-                <w:rtl w:val="0"/>
-              </w:rPr>
-              <w:t xml:space="preserve">—-------------------------------</w:t>
+              <w:spacing w:before="200" w:line="276" w:lineRule="auto"/>
+              <w:jc w:val="left"/>
+              <w:rPr/>
+            </w:pPr>
+            <w:r>
+              <w:rPr>
+                <w:sz w:val="20"/>
+                <w:szCs w:val="20"/>
+                <w:rtl w:val="0"/>
+              </w:rPr>
+              <w:t xml:space="preserve">    —---------------------------------------</w:t>
+              <w:tab/>
+            </w:r>
+            <w:r>
+              <w:rPr>
+                <w:rtl w:val="0"/>
+              </w:rPr>
             </w:r>
           </w:p>
         </w:tc>
@@ -18548,10 +18428,35 @@
         <w:rPr>
           <w:rtl w:val="0"/>
         </w:rPr>
+      </w:r>
+    </w:p>
+    <w:p>
+      <w:pPr>
+        <w:spacing w:after="0" w:before="240" w:lineRule="auto"/>
+        <w:jc w:val="left"/>
+        <w:rPr/>
+      </w:pPr>
+      <w:r>
+        <w:rPr>
+          <w:rtl w:val="0"/>
+        </w:rPr>
         <w:tab/>
-        <w:t xml:space="preserve">—------------------------------------</w:t>
+        <w:t xml:space="preserve">   </w:t>
+      </w:r>
+      <w:r>
+        <w:rPr>
+          <w:sz w:val="20"/>
+          <w:szCs w:val="20"/>
+          <w:rtl w:val="0"/>
+        </w:rPr>
+        <w:t xml:space="preserve">—---------------------------------------</w:t>
+      </w:r>
+      <w:r>
+        <w:rPr>
+          <w:rtl w:val="0"/>
+        </w:rPr>
         <w:tab/>
-        <w:tab/>
+        <w:t xml:space="preserve">  </w:t>
         <w:tab/>
         <w:t xml:space="preserve">      —-----------------------------------</w:t>
       </w:r>

--- a/backend/templates/proposal_template.docx
+++ b/backend/templates/proposal_template.docx
@@ -19187,139 +19187,133 @@
                 <w:szCs w:val="19"/>
                 <w:rtl w:val="0"/>
               </w:rPr>
-              <w:t xml:space="preserve">A</w:t>
-            </w:r>
-            <w:r>
-              <w:rPr>
-                <w:rtl w:val="0"/>
-              </w:rPr>
-            </w:r>
-          </w:p>
-        </w:tc>
-        <w:tc>
-          <w:tcPr/>
-          <w:p>
-            <w:pPr>
-              <w:jc w:val="center"/>
-              <w:rPr/>
-            </w:pPr>
-            <w:r>
-              <w:rPr>
-                <w:sz w:val="19"/>
-                <w:szCs w:val="19"/>
-                <w:rtl w:val="0"/>
-              </w:rPr>
-              <w:t xml:space="preserve">{{ lm_tri_a_a }}</w:t>
-            </w:r>
-            <w:r>
-              <w:rPr>
-                <w:rtl w:val="0"/>
-              </w:rPr>
-            </w:r>
-          </w:p>
-        </w:tc>
-        <w:tc>
-          <w:tcPr/>
-          <w:p>
-            <w:pPr>
-              <w:jc w:val="center"/>
-              <w:rPr/>
-            </w:pPr>
-            <w:r>
-              <w:rPr>
-                <w:sz w:val="19"/>
-                <w:szCs w:val="19"/>
-                <w:rtl w:val="0"/>
-              </w:rPr>
-              <w:t xml:space="preserve">{{ lm_tri_a_b }}</w:t>
-            </w:r>
-            <w:r>
-              <w:rPr>
-                <w:rtl w:val="0"/>
-              </w:rPr>
-            </w:r>
-          </w:p>
-        </w:tc>
-        <w:tc>
-          <w:tcPr/>
-          <w:p>
-            <w:pPr>
-              <w:jc w:val="center"/>
-              <w:rPr/>
-            </w:pPr>
-            <w:r>
-              <w:rPr>
-                <w:sz w:val="19"/>
-                <w:szCs w:val="19"/>
-                <w:rtl w:val="0"/>
-              </w:rPr>
-              <w:t xml:space="preserve">{{ lm_tri_a_c }}</w:t>
-            </w:r>
-            <w:r>
-              <w:rPr>
-                <w:rtl w:val="0"/>
-              </w:rPr>
-            </w:r>
-          </w:p>
-        </w:tc>
-        <w:tc>
-          <w:tcPr/>
-          <w:p>
-            <w:pPr>
-              <w:jc w:val="center"/>
-              <w:rPr/>
-            </w:pPr>
-            <w:r>
-              <w:rPr>
-                <w:sz w:val="19"/>
-                <w:szCs w:val="19"/>
-                <w:rtl w:val="0"/>
-              </w:rPr>
-              <w:t xml:space="preserve">{{ lm_tri_a_s }}</w:t>
-            </w:r>
-            <w:r>
-              <w:rPr>
-                <w:rtl w:val="0"/>
-              </w:rPr>
-            </w:r>
-          </w:p>
-        </w:tc>
-        <w:tc>
-          <w:tcPr/>
-          <w:p>
-            <w:pPr>
-              <w:jc w:val="center"/>
-              <w:rPr/>
-            </w:pPr>
-            <w:r>
-              <w:rPr>
-                <w:sz w:val="19"/>
-                <w:szCs w:val="19"/>
-                <w:rtl w:val="0"/>
-              </w:rPr>
-              <w:t xml:space="preserve">{{ lm_tri_a_sqft }}</w:t>
-            </w:r>
-            <w:r>
-              <w:rPr>
-                <w:rtl w:val="0"/>
-              </w:rPr>
-            </w:r>
-          </w:p>
-        </w:tc>
-        <w:tc>
-          <w:tcPr/>
-          <w:p>
-            <w:pPr>
-              <w:jc w:val="center"/>
-              <w:rPr/>
-            </w:pPr>
-            <w:r>
-              <w:rPr>
-                <w:sz w:val="19"/>
-                <w:szCs w:val="19"/>
-                <w:rtl w:val="0"/>
-              </w:rPr>
-              <w:t xml:space="preserve">{{ lm_tri_a_aana }}</w:t>
+              <w:t>{%tr for t in lm_triangles %}</w:t>
+            </w:r>
+            <w:r>
+              <w:rPr>
+                <w:rtl w:val="0"/>
+              </w:rPr>
+            </w:r>
+          </w:p>
+        </w:tc>
+        <w:tc>
+          <w:tcPr/>
+          <w:p>
+            <w:pPr>
+              <w:jc w:val="center"/>
+              <w:rPr/>
+            </w:pPr>
+            <w:r>
+              <w:rPr>
+                <w:sz w:val="19"/>
+                <w:szCs w:val="19"/>
+                <w:rtl w:val="0"/>
+              </w:rPr>
+            </w:r>
+            <w:r>
+              <w:rPr>
+                <w:rtl w:val="0"/>
+              </w:rPr>
+            </w:r>
+          </w:p>
+        </w:tc>
+        <w:tc>
+          <w:tcPr/>
+          <w:p>
+            <w:pPr>
+              <w:jc w:val="center"/>
+              <w:rPr/>
+            </w:pPr>
+            <w:r>
+              <w:rPr>
+                <w:sz w:val="19"/>
+                <w:szCs w:val="19"/>
+                <w:rtl w:val="0"/>
+              </w:rPr>
+            </w:r>
+            <w:r>
+              <w:rPr>
+                <w:rtl w:val="0"/>
+              </w:rPr>
+            </w:r>
+          </w:p>
+        </w:tc>
+        <w:tc>
+          <w:tcPr/>
+          <w:p>
+            <w:pPr>
+              <w:jc w:val="center"/>
+              <w:rPr/>
+            </w:pPr>
+            <w:r>
+              <w:rPr>
+                <w:sz w:val="19"/>
+                <w:szCs w:val="19"/>
+                <w:rtl w:val="0"/>
+              </w:rPr>
+            </w:r>
+            <w:r>
+              <w:rPr>
+                <w:rtl w:val="0"/>
+              </w:rPr>
+            </w:r>
+          </w:p>
+        </w:tc>
+        <w:tc>
+          <w:tcPr/>
+          <w:p>
+            <w:pPr>
+              <w:jc w:val="center"/>
+              <w:rPr/>
+            </w:pPr>
+            <w:r>
+              <w:rPr>
+                <w:sz w:val="19"/>
+                <w:szCs w:val="19"/>
+                <w:rtl w:val="0"/>
+              </w:rPr>
+            </w:r>
+            <w:r>
+              <w:rPr>
+                <w:rtl w:val="0"/>
+              </w:rPr>
+            </w:r>
+          </w:p>
+        </w:tc>
+        <w:tc>
+          <w:tcPr/>
+          <w:p>
+            <w:pPr>
+              <w:jc w:val="center"/>
+              <w:rPr/>
+            </w:pPr>
+            <w:r>
+              <w:rPr>
+                <w:sz w:val="19"/>
+                <w:szCs w:val="19"/>
+                <w:rtl w:val="0"/>
+              </w:rPr>
+            </w:r>
+            <w:r>
+              <w:rPr>
+                <w:rtl w:val="0"/>
+              </w:rPr>
+            </w:r>
+          </w:p>
+        </w:tc>
+        <w:tc>
+          <w:tcPr/>
+          <w:p>
+            <w:pPr>
+              <w:jc w:val="center"/>
+              <w:rPr/>
+            </w:pPr>
+            <w:r>
+              <w:rPr>
+                <w:sz w:val="19"/>
+                <w:szCs w:val="19"/>
+                <w:rtl w:val="0"/>
+              </w:rPr>
             </w:r>
             <w:r>
               <w:rPr>
@@ -19347,139 +19341,293 @@
                 <w:szCs w:val="19"/>
                 <w:rtl w:val="0"/>
               </w:rPr>
-              <w:t xml:space="preserve">B</w:t>
-            </w:r>
-            <w:r>
-              <w:rPr>
-                <w:rtl w:val="0"/>
-              </w:rPr>
-            </w:r>
-          </w:p>
-        </w:tc>
-        <w:tc>
-          <w:tcPr/>
-          <w:p>
-            <w:pPr>
-              <w:jc w:val="center"/>
-              <w:rPr/>
-            </w:pPr>
-            <w:r>
-              <w:rPr>
-                <w:sz w:val="19"/>
-                <w:szCs w:val="19"/>
-                <w:rtl w:val="0"/>
-              </w:rPr>
-              <w:t xml:space="preserve">{{ lm_tri_b_a }}</w:t>
-            </w:r>
-            <w:r>
-              <w:rPr>
-                <w:rtl w:val="0"/>
-              </w:rPr>
-            </w:r>
-          </w:p>
-        </w:tc>
-        <w:tc>
-          <w:tcPr/>
-          <w:p>
-            <w:pPr>
-              <w:jc w:val="center"/>
-              <w:rPr/>
-            </w:pPr>
-            <w:r>
-              <w:rPr>
-                <w:sz w:val="19"/>
-                <w:szCs w:val="19"/>
-                <w:rtl w:val="0"/>
-              </w:rPr>
-              <w:t xml:space="preserve">{{ lm_tri_b_b }}</w:t>
-            </w:r>
-            <w:r>
-              <w:rPr>
-                <w:rtl w:val="0"/>
-              </w:rPr>
-            </w:r>
-          </w:p>
-        </w:tc>
-        <w:tc>
-          <w:tcPr/>
-          <w:p>
-            <w:pPr>
-              <w:jc w:val="center"/>
-              <w:rPr/>
-            </w:pPr>
-            <w:r>
-              <w:rPr>
-                <w:sz w:val="19"/>
-                <w:szCs w:val="19"/>
-                <w:rtl w:val="0"/>
-              </w:rPr>
-              <w:t xml:space="preserve">{{ lm_tri_b_c }}</w:t>
-            </w:r>
-            <w:r>
-              <w:rPr>
-                <w:rtl w:val="0"/>
-              </w:rPr>
-            </w:r>
-          </w:p>
-        </w:tc>
-        <w:tc>
-          <w:tcPr/>
-          <w:p>
-            <w:pPr>
-              <w:jc w:val="center"/>
-              <w:rPr/>
-            </w:pPr>
-            <w:r>
-              <w:rPr>
-                <w:sz w:val="19"/>
-                <w:szCs w:val="19"/>
-                <w:rtl w:val="0"/>
-              </w:rPr>
-              <w:t xml:space="preserve">{{ lm_tri_b_s }}</w:t>
-            </w:r>
-            <w:r>
-              <w:rPr>
-                <w:rtl w:val="0"/>
-              </w:rPr>
-            </w:r>
-          </w:p>
-        </w:tc>
-        <w:tc>
-          <w:tcPr/>
-          <w:p>
-            <w:pPr>
-              <w:jc w:val="center"/>
-              <w:rPr/>
-            </w:pPr>
-            <w:r>
-              <w:rPr>
-                <w:sz w:val="19"/>
-                <w:szCs w:val="19"/>
-                <w:rtl w:val="0"/>
-              </w:rPr>
-              <w:t xml:space="preserve">{{ lm_tri_b_sqft }}</w:t>
-            </w:r>
-            <w:r>
-              <w:rPr>
-                <w:rtl w:val="0"/>
-              </w:rPr>
-            </w:r>
-          </w:p>
-        </w:tc>
-        <w:tc>
-          <w:tcPr/>
-          <w:p>
-            <w:pPr>
-              <w:jc w:val="center"/>
-              <w:rPr/>
-            </w:pPr>
-            <w:r>
-              <w:rPr>
-                <w:sz w:val="19"/>
-                <w:szCs w:val="19"/>
-                <w:rtl w:val="0"/>
-              </w:rPr>
-              <w:t xml:space="preserve">{{ lm_tri_b_aana }}</w:t>
+              <w:t>{{ t.label }}</w:t>
+            </w:r>
+            <w:r>
+              <w:rPr>
+                <w:rtl w:val="0"/>
+              </w:rPr>
+            </w:r>
+          </w:p>
+        </w:tc>
+        <w:tc>
+          <w:tcPr/>
+          <w:p>
+            <w:pPr>
+              <w:jc w:val="center"/>
+              <w:rPr/>
+            </w:pPr>
+            <w:r>
+              <w:rPr>
+                <w:sz w:val="19"/>
+                <w:szCs w:val="19"/>
+                <w:rtl w:val="0"/>
+              </w:rPr>
+              <w:t>{{ t.side_a }}</w:t>
+            </w:r>
+            <w:r>
+              <w:rPr>
+                <w:rtl w:val="0"/>
+              </w:rPr>
+            </w:r>
+          </w:p>
+        </w:tc>
+        <w:tc>
+          <w:tcPr/>
+          <w:p>
+            <w:pPr>
+              <w:jc w:val="center"/>
+              <w:rPr/>
+            </w:pPr>
+            <w:r>
+              <w:rPr>
+                <w:sz w:val="19"/>
+                <w:szCs w:val="19"/>
+                <w:rtl w:val="0"/>
+              </w:rPr>
+              <w:t>{{ t.side_b }}</w:t>
+            </w:r>
+            <w:r>
+              <w:rPr>
+                <w:rtl w:val="0"/>
+              </w:rPr>
+            </w:r>
+          </w:p>
+        </w:tc>
+        <w:tc>
+          <w:tcPr/>
+          <w:p>
+            <w:pPr>
+              <w:jc w:val="center"/>
+              <w:rPr/>
+            </w:pPr>
+            <w:r>
+              <w:rPr>
+                <w:sz w:val="19"/>
+                <w:szCs w:val="19"/>
+                <w:rtl w:val="0"/>
+              </w:rPr>
+              <w:t>{{ t.side_c }}</w:t>
+            </w:r>
+            <w:r>
+              <w:rPr>
+                <w:rtl w:val="0"/>
+              </w:rPr>
+            </w:r>
+          </w:p>
+        </w:tc>
+        <w:tc>
+          <w:tcPr/>
+          <w:p>
+            <w:pPr>
+              <w:jc w:val="center"/>
+              <w:rPr/>
+            </w:pPr>
+            <w:r>
+              <w:rPr>
+                <w:sz w:val="19"/>
+                <w:szCs w:val="19"/>
+                <w:rtl w:val="0"/>
+              </w:rPr>
+              <w:t>{{ t.semi_perimeter }}</w:t>
+            </w:r>
+            <w:r>
+              <w:rPr>
+                <w:rtl w:val="0"/>
+              </w:rPr>
+            </w:r>
+          </w:p>
+        </w:tc>
+        <w:tc>
+          <w:tcPr/>
+          <w:p>
+            <w:pPr>
+              <w:jc w:val="center"/>
+              <w:rPr/>
+            </w:pPr>
+            <w:r>
+              <w:rPr>
+                <w:sz w:val="19"/>
+                <w:szCs w:val="19"/>
+                <w:rtl w:val="0"/>
+              </w:rPr>
+              <w:t>{{ t.area_sqft }}</w:t>
+            </w:r>
+            <w:r>
+              <w:rPr>
+                <w:rtl w:val="0"/>
+              </w:rPr>
+            </w:r>
+          </w:p>
+        </w:tc>
+        <w:tc>
+          <w:tcPr/>
+          <w:p>
+            <w:pPr>
+              <w:jc w:val="center"/>
+              <w:rPr/>
+            </w:pPr>
+            <w:r>
+              <w:rPr>
+                <w:sz w:val="19"/>
+                <w:szCs w:val="19"/>
+                <w:rtl w:val="0"/>
+              </w:rPr>
+              <w:t>{{ t.aana }}</w:t>
+            </w:r>
+            <w:r>
+              <w:rPr>
+                <w:rtl w:val="0"/>
+              </w:rPr>
+            </w:r>
+          </w:p>
+        </w:tc>
+      </w:tr>
+      <w:tr>
+        <w:trPr>
+          <w:cantSplit w:val="0"/>
+          <w:tblHeader w:val="0"/>
+        </w:trPr>
+        <w:tc>
+          <w:tcPr/>
+          <w:p>
+            <w:pPr>
+              <w:jc w:val="center"/>
+              <w:rPr/>
+            </w:pPr>
+            <w:r>
+              <w:rPr>
+                <w:sz w:val="19"/>
+                <w:szCs w:val="19"/>
+                <w:rtl w:val="0"/>
+              </w:rPr>
+              <w:t>{%tr endfor %}</w:t>
+            </w:r>
+            <w:r>
+              <w:rPr>
+                <w:rtl w:val="0"/>
+              </w:rPr>
+            </w:r>
+          </w:p>
+        </w:tc>
+        <w:tc>
+          <w:tcPr/>
+          <w:p>
+            <w:pPr>
+              <w:jc w:val="center"/>
+              <w:rPr/>
+            </w:pPr>
+            <w:r>
+              <w:rPr>
+                <w:sz w:val="19"/>
+                <w:szCs w:val="19"/>
+                <w:rtl w:val="0"/>
+              </w:rPr>
+            </w:r>
+            <w:r>
+              <w:rPr>
+                <w:rtl w:val="0"/>
+              </w:rPr>
+            </w:r>
+          </w:p>
+        </w:tc>
+        <w:tc>
+          <w:tcPr/>
+          <w:p>
+            <w:pPr>
+              <w:jc w:val="center"/>
+              <w:rPr/>
+            </w:pPr>
+            <w:r>
+              <w:rPr>
+                <w:sz w:val="19"/>
+                <w:szCs w:val="19"/>
+                <w:rtl w:val="0"/>
+              </w:rPr>
+            </w:r>
+            <w:r>
+              <w:rPr>
+                <w:rtl w:val="0"/>
+              </w:rPr>
+            </w:r>
+          </w:p>
+        </w:tc>
+        <w:tc>
+          <w:tcPr/>
+          <w:p>
+            <w:pPr>
+              <w:jc w:val="center"/>
+              <w:rPr/>
+            </w:pPr>
+            <w:r>
+              <w:rPr>
+                <w:sz w:val="19"/>
+                <w:szCs w:val="19"/>
+                <w:rtl w:val="0"/>
+              </w:rPr>
+            </w:r>
+            <w:r>
+              <w:rPr>
+                <w:rtl w:val="0"/>
+              </w:rPr>
+            </w:r>
+          </w:p>
+        </w:tc>
+        <w:tc>
+          <w:tcPr/>
+          <w:p>
+            <w:pPr>
+              <w:jc w:val="center"/>
+              <w:rPr/>
+            </w:pPr>
+            <w:r>
+              <w:rPr>
+                <w:sz w:val="19"/>
+                <w:szCs w:val="19"/>
+                <w:rtl w:val="0"/>
+              </w:rPr>
+            </w:r>
+            <w:r>
+              <w:rPr>
+                <w:rtl w:val="0"/>
+              </w:rPr>
+            </w:r>
+          </w:p>
+        </w:tc>
+        <w:tc>
+          <w:tcPr/>
+          <w:p>
+            <w:pPr>
+              <w:jc w:val="center"/>
+              <w:rPr/>
+            </w:pPr>
+            <w:r>
+              <w:rPr>
+                <w:sz w:val="19"/>
+                <w:szCs w:val="19"/>
+                <w:rtl w:val="0"/>
+              </w:rPr>
+            </w:r>
+            <w:r>
+              <w:rPr>
+                <w:rtl w:val="0"/>
+              </w:rPr>
+            </w:r>
+          </w:p>
+        </w:tc>
+        <w:tc>
+          <w:tcPr/>
+          <w:p>
+            <w:pPr>
+              <w:jc w:val="center"/>
+              <w:rPr/>
+            </w:pPr>
+            <w:r>
+              <w:rPr>
+                <w:sz w:val="19"/>
+                <w:szCs w:val="19"/>
+                <w:rtl w:val="0"/>
+              </w:rPr>
             </w:r>
             <w:r>
               <w:rPr>
@@ -20261,139 +20409,133 @@
                 <w:szCs w:val="19"/>
                 <w:rtl w:val="0"/>
               </w:rPr>
-              <w:t xml:space="preserve">A</w:t>
-            </w:r>
-            <w:r>
-              <w:rPr>
-                <w:rtl w:val="0"/>
-              </w:rPr>
-            </w:r>
-          </w:p>
-        </w:tc>
-        <w:tc>
-          <w:tcPr/>
-          <w:p>
-            <w:pPr>
-              <w:jc w:val="center"/>
-              <w:rPr/>
-            </w:pPr>
-            <w:r>
-              <w:rPr>
-                <w:sz w:val="19"/>
-                <w:szCs w:val="19"/>
-                <w:rtl w:val="0"/>
-              </w:rPr>
-              <w:t xml:space="preserve">{{ ded_tri_a_a }}</w:t>
-            </w:r>
-            <w:r>
-              <w:rPr>
-                <w:rtl w:val="0"/>
-              </w:rPr>
-            </w:r>
-          </w:p>
-        </w:tc>
-        <w:tc>
-          <w:tcPr/>
-          <w:p>
-            <w:pPr>
-              <w:jc w:val="center"/>
-              <w:rPr/>
-            </w:pPr>
-            <w:r>
-              <w:rPr>
-                <w:sz w:val="19"/>
-                <w:szCs w:val="19"/>
-                <w:rtl w:val="0"/>
-              </w:rPr>
-              <w:t xml:space="preserve">{{ ded_tri_a_b }}</w:t>
-            </w:r>
-            <w:r>
-              <w:rPr>
-                <w:rtl w:val="0"/>
-              </w:rPr>
-            </w:r>
-          </w:p>
-        </w:tc>
-        <w:tc>
-          <w:tcPr/>
-          <w:p>
-            <w:pPr>
-              <w:jc w:val="center"/>
-              <w:rPr/>
-            </w:pPr>
-            <w:r>
-              <w:rPr>
-                <w:sz w:val="19"/>
-                <w:szCs w:val="19"/>
-                <w:rtl w:val="0"/>
-              </w:rPr>
-              <w:t xml:space="preserve">{{ ded_tri_a_c }}</w:t>
-            </w:r>
-            <w:r>
-              <w:rPr>
-                <w:rtl w:val="0"/>
-              </w:rPr>
-            </w:r>
-          </w:p>
-        </w:tc>
-        <w:tc>
-          <w:tcPr/>
-          <w:p>
-            <w:pPr>
-              <w:jc w:val="center"/>
-              <w:rPr/>
-            </w:pPr>
-            <w:r>
-              <w:rPr>
-                <w:sz w:val="19"/>
-                <w:szCs w:val="19"/>
-                <w:rtl w:val="0"/>
-              </w:rPr>
-              <w:t xml:space="preserve">{{ ded_tri_a_s }}</w:t>
-            </w:r>
-            <w:r>
-              <w:rPr>
-                <w:rtl w:val="0"/>
-              </w:rPr>
-            </w:r>
-          </w:p>
-        </w:tc>
-        <w:tc>
-          <w:tcPr/>
-          <w:p>
-            <w:pPr>
-              <w:jc w:val="center"/>
-              <w:rPr/>
-            </w:pPr>
-            <w:r>
-              <w:rPr>
-                <w:sz w:val="19"/>
-                <w:szCs w:val="19"/>
-                <w:rtl w:val="0"/>
-              </w:rPr>
-              <w:t xml:space="preserve">{{ ded_tri_a_sqft }}</w:t>
-            </w:r>
-            <w:r>
-              <w:rPr>
-                <w:rtl w:val="0"/>
-              </w:rPr>
-            </w:r>
-          </w:p>
-        </w:tc>
-        <w:tc>
-          <w:tcPr/>
-          <w:p>
-            <w:pPr>
-              <w:jc w:val="center"/>
-              <w:rPr/>
-            </w:pPr>
-            <w:r>
-              <w:rPr>
-                <w:sz w:val="19"/>
-                <w:szCs w:val="19"/>
-                <w:rtl w:val="0"/>
-              </w:rPr>
-              <w:t xml:space="preserve">{{ ded_tri_a_aana }}</w:t>
+              <w:t>{%tr for t in ded_triangles %}</w:t>
+            </w:r>
+            <w:r>
+              <w:rPr>
+                <w:rtl w:val="0"/>
+              </w:rPr>
+            </w:r>
+          </w:p>
+        </w:tc>
+        <w:tc>
+          <w:tcPr/>
+          <w:p>
+            <w:pPr>
+              <w:jc w:val="center"/>
+              <w:rPr/>
+            </w:pPr>
+            <w:r>
+              <w:rPr>
+                <w:sz w:val="19"/>
+                <w:szCs w:val="19"/>
+                <w:rtl w:val="0"/>
+              </w:rPr>
+            </w:r>
+            <w:r>
+              <w:rPr>
+                <w:rtl w:val="0"/>
+              </w:rPr>
+            </w:r>
+          </w:p>
+        </w:tc>
+        <w:tc>
+          <w:tcPr/>
+          <w:p>
+            <w:pPr>
+              <w:jc w:val="center"/>
+              <w:rPr/>
+            </w:pPr>
+            <w:r>
+              <w:rPr>
+                <w:sz w:val="19"/>
+                <w:szCs w:val="19"/>
+                <w:rtl w:val="0"/>
+              </w:rPr>
+            </w:r>
+            <w:r>
+              <w:rPr>
+                <w:rtl w:val="0"/>
+              </w:rPr>
+            </w:r>
+          </w:p>
+        </w:tc>
+        <w:tc>
+          <w:tcPr/>
+          <w:p>
+            <w:pPr>
+              <w:jc w:val="center"/>
+              <w:rPr/>
+            </w:pPr>
+            <w:r>
+              <w:rPr>
+                <w:sz w:val="19"/>
+                <w:szCs w:val="19"/>
+                <w:rtl w:val="0"/>
+              </w:rPr>
+            </w:r>
+            <w:r>
+              <w:rPr>
+                <w:rtl w:val="0"/>
+              </w:rPr>
+            </w:r>
+          </w:p>
+        </w:tc>
+        <w:tc>
+          <w:tcPr/>
+          <w:p>
+            <w:pPr>
+              <w:jc w:val="center"/>
+              <w:rPr/>
+            </w:pPr>
+            <w:r>
+              <w:rPr>
+                <w:sz w:val="19"/>
+                <w:szCs w:val="19"/>
+                <w:rtl w:val="0"/>
+              </w:rPr>
+            </w:r>
+            <w:r>
+              <w:rPr>
+                <w:rtl w:val="0"/>
+              </w:rPr>
+            </w:r>
+          </w:p>
+        </w:tc>
+        <w:tc>
+          <w:tcPr/>
+          <w:p>
+            <w:pPr>
+              <w:jc w:val="center"/>
+              <w:rPr/>
+            </w:pPr>
+            <w:r>
+              <w:rPr>
+                <w:sz w:val="19"/>
+                <w:szCs w:val="19"/>
+                <w:rtl w:val="0"/>
+              </w:rPr>
+            </w:r>
+            <w:r>
+              <w:rPr>
+                <w:rtl w:val="0"/>
+              </w:rPr>
+            </w:r>
+          </w:p>
+        </w:tc>
+        <w:tc>
+          <w:tcPr/>
+          <w:p>
+            <w:pPr>
+              <w:jc w:val="center"/>
+              <w:rPr/>
+            </w:pPr>
+            <w:r>
+              <w:rPr>
+                <w:sz w:val="19"/>
+                <w:szCs w:val="19"/>
+                <w:rtl w:val="0"/>
+              </w:rPr>
             </w:r>
             <w:r>
               <w:rPr>
@@ -20421,139 +20563,139 @@
                 <w:szCs w:val="19"/>
                 <w:rtl w:val="0"/>
               </w:rPr>
-              <w:t xml:space="preserve">B</w:t>
-            </w:r>
-            <w:r>
-              <w:rPr>
-                <w:rtl w:val="0"/>
-              </w:rPr>
-            </w:r>
-          </w:p>
-        </w:tc>
-        <w:tc>
-          <w:tcPr/>
-          <w:p>
-            <w:pPr>
-              <w:jc w:val="center"/>
-              <w:rPr/>
-            </w:pPr>
-            <w:r>
-              <w:rPr>
-                <w:sz w:val="19"/>
-                <w:szCs w:val="19"/>
-                <w:rtl w:val="0"/>
-              </w:rPr>
-              <w:t xml:space="preserve">{{ ded_tri_b_a }}</w:t>
-            </w:r>
-            <w:r>
-              <w:rPr>
-                <w:rtl w:val="0"/>
-              </w:rPr>
-            </w:r>
-          </w:p>
-        </w:tc>
-        <w:tc>
-          <w:tcPr/>
-          <w:p>
-            <w:pPr>
-              <w:jc w:val="center"/>
-              <w:rPr/>
-            </w:pPr>
-            <w:r>
-              <w:rPr>
-                <w:sz w:val="19"/>
-                <w:szCs w:val="19"/>
-                <w:rtl w:val="0"/>
-              </w:rPr>
-              <w:t xml:space="preserve">{{ ded_tri_b_b }}</w:t>
-            </w:r>
-            <w:r>
-              <w:rPr>
-                <w:rtl w:val="0"/>
-              </w:rPr>
-            </w:r>
-          </w:p>
-        </w:tc>
-        <w:tc>
-          <w:tcPr/>
-          <w:p>
-            <w:pPr>
-              <w:jc w:val="center"/>
-              <w:rPr/>
-            </w:pPr>
-            <w:r>
-              <w:rPr>
-                <w:sz w:val="19"/>
-                <w:szCs w:val="19"/>
-                <w:rtl w:val="0"/>
-              </w:rPr>
-              <w:t xml:space="preserve">{{ ded_tri_b_c }}</w:t>
-            </w:r>
-            <w:r>
-              <w:rPr>
-                <w:rtl w:val="0"/>
-              </w:rPr>
-            </w:r>
-          </w:p>
-        </w:tc>
-        <w:tc>
-          <w:tcPr/>
-          <w:p>
-            <w:pPr>
-              <w:jc w:val="center"/>
-              <w:rPr/>
-            </w:pPr>
-            <w:r>
-              <w:rPr>
-                <w:sz w:val="19"/>
-                <w:szCs w:val="19"/>
-                <w:rtl w:val="0"/>
-              </w:rPr>
-              <w:t xml:space="preserve">{{ ded_tri_b_s }}</w:t>
-            </w:r>
-            <w:r>
-              <w:rPr>
-                <w:rtl w:val="0"/>
-              </w:rPr>
-            </w:r>
-          </w:p>
-        </w:tc>
-        <w:tc>
-          <w:tcPr/>
-          <w:p>
-            <w:pPr>
-              <w:jc w:val="center"/>
-              <w:rPr/>
-            </w:pPr>
-            <w:r>
-              <w:rPr>
-                <w:sz w:val="19"/>
-                <w:szCs w:val="19"/>
-                <w:rtl w:val="0"/>
-              </w:rPr>
-              <w:t xml:space="preserve">{{ ded_tri_b_sqft }}</w:t>
-            </w:r>
-            <w:r>
-              <w:rPr>
-                <w:rtl w:val="0"/>
-              </w:rPr>
-            </w:r>
-          </w:p>
-        </w:tc>
-        <w:tc>
-          <w:tcPr/>
-          <w:p>
-            <w:pPr>
-              <w:jc w:val="center"/>
-              <w:rPr/>
-            </w:pPr>
-            <w:r>
-              <w:rPr>
-                <w:sz w:val="19"/>
-                <w:szCs w:val="19"/>
-                <w:rtl w:val="0"/>
-              </w:rPr>
-              <w:t xml:space="preserve">{{ ded_tri_b_aana }}</w:t>
+              <w:t>{{ t.label }}</w:t>
+            </w:r>
+            <w:r>
+              <w:rPr>
+                <w:rtl w:val="0"/>
+              </w:rPr>
+            </w:r>
+          </w:p>
+        </w:tc>
+        <w:tc>
+          <w:tcPr/>
+          <w:p>
+            <w:pPr>
+              <w:jc w:val="center"/>
+              <w:rPr/>
+            </w:pPr>
+            <w:r>
+              <w:rPr>
+                <w:sz w:val="19"/>
+                <w:szCs w:val="19"/>
+                <w:rtl w:val="0"/>
+              </w:rPr>
+              <w:t>{{ t.side_a }}</w:t>
+            </w:r>
+            <w:r>
+              <w:rPr>
+                <w:rtl w:val="0"/>
+              </w:rPr>
+            </w:r>
+          </w:p>
+        </w:tc>
+        <w:tc>
+          <w:tcPr/>
+          <w:p>
+            <w:pPr>
+              <w:jc w:val="center"/>
+              <w:rPr/>
+            </w:pPr>
+            <w:r>
+              <w:rPr>
+                <w:sz w:val="19"/>
+                <w:szCs w:val="19"/>
+                <w:rtl w:val="0"/>
+              </w:rPr>
+              <w:t>{{ t.side_b }}</w:t>
+            </w:r>
+            <w:r>
+              <w:rPr>
+                <w:rtl w:val="0"/>
+              </w:rPr>
+            </w:r>
+          </w:p>
+        </w:tc>
+        <w:tc>
+          <w:tcPr/>
+          <w:p>
+            <w:pPr>
+              <w:jc w:val="center"/>
+              <w:rPr/>
+            </w:pPr>
+            <w:r>
+              <w:rPr>
+                <w:sz w:val="19"/>
+                <w:szCs w:val="19"/>
+                <w:rtl w:val="0"/>
+              </w:rPr>
+              <w:t>{{ t.side_c }}</w:t>
+            </w:r>
+            <w:r>
+              <w:rPr>
+                <w:rtl w:val="0"/>
+              </w:rPr>
+            </w:r>
+          </w:p>
+        </w:tc>
+        <w:tc>
+          <w:tcPr/>
+          <w:p>
+            <w:pPr>
+              <w:jc w:val="center"/>
+              <w:rPr/>
+            </w:pPr>
+            <w:r>
+              <w:rPr>
+                <w:sz w:val="19"/>
+                <w:szCs w:val="19"/>
+                <w:rtl w:val="0"/>
+              </w:rPr>
+              <w:t>{{ t.semi_perimeter }}</w:t>
+            </w:r>
+            <w:r>
+              <w:rPr>
+                <w:rtl w:val="0"/>
+              </w:rPr>
+            </w:r>
+          </w:p>
+        </w:tc>
+        <w:tc>
+          <w:tcPr/>
+          <w:p>
+            <w:pPr>
+              <w:jc w:val="center"/>
+              <w:rPr/>
+            </w:pPr>
+            <w:r>
+              <w:rPr>
+                <w:sz w:val="19"/>
+                <w:szCs w:val="19"/>
+                <w:rtl w:val="0"/>
+              </w:rPr>
+              <w:t>{{ t.area_sqft }}</w:t>
+            </w:r>
+            <w:r>
+              <w:rPr>
+                <w:rtl w:val="0"/>
+              </w:rPr>
+            </w:r>
+          </w:p>
+        </w:tc>
+        <w:tc>
+          <w:tcPr/>
+          <w:p>
+            <w:pPr>
+              <w:jc w:val="center"/>
+              <w:rPr/>
+            </w:pPr>
+            <w:r>
+              <w:rPr>
+                <w:sz w:val="19"/>
+                <w:szCs w:val="19"/>
+                <w:rtl w:val="0"/>
+              </w:rPr>
+              <w:t>{{ t.aana }}</w:t>
             </w:r>
             <w:r>
               <w:rPr>
@@ -20577,99 +20719,138 @@
             </w:pPr>
             <w:r>
               <w:rPr>
-                <w:rtl w:val="0"/>
-              </w:rPr>
-            </w:r>
-          </w:p>
-        </w:tc>
-        <w:tc>
-          <w:tcPr/>
-          <w:p>
-            <w:pPr>
-              <w:jc w:val="center"/>
-              <w:rPr/>
-            </w:pPr>
-            <w:r>
-              <w:rPr>
-                <w:rtl w:val="0"/>
-              </w:rPr>
-            </w:r>
-          </w:p>
-        </w:tc>
-        <w:tc>
-          <w:tcPr/>
-          <w:p>
-            <w:pPr>
-              <w:jc w:val="center"/>
-              <w:rPr/>
-            </w:pPr>
-            <w:r>
-              <w:rPr>
-                <w:rtl w:val="0"/>
-              </w:rPr>
-            </w:r>
-          </w:p>
-        </w:tc>
-        <w:tc>
-          <w:tcPr/>
-          <w:p>
-            <w:pPr>
-              <w:jc w:val="center"/>
-              <w:rPr/>
-            </w:pPr>
-            <w:r>
-              <w:rPr>
-                <w:rtl w:val="0"/>
-              </w:rPr>
-            </w:r>
-          </w:p>
-        </w:tc>
-        <w:tc>
-          <w:tcPr/>
-          <w:p>
-            <w:pPr>
-              <w:jc w:val="center"/>
-              <w:rPr/>
-            </w:pPr>
-            <w:r>
-              <w:rPr>
-                <w:rtl w:val="0"/>
-              </w:rPr>
-              <w:t xml:space="preserve">Total =</w:t>
-            </w:r>
-          </w:p>
-        </w:tc>
-        <w:tc>
-          <w:tcPr/>
-          <w:p>
-            <w:pPr>
-              <w:jc w:val="center"/>
-              <w:rPr/>
-            </w:pPr>
-            <w:r>
-              <w:rPr>
-                <w:b w:val="1"/>
-                <w:bCs w:val="1"/>
-                <w:sz w:val="19"/>
-                <w:szCs w:val="19"/>
-                <w:rtl w:val="0"/>
-              </w:rPr>
-              <w:t xml:space="preserve">{{ ded_total_sqft }}</w:t>
-            </w:r>
-            <w:r>
-              <w:rPr>
-                <w:rtl w:val="0"/>
-              </w:rPr>
-            </w:r>
-          </w:p>
-        </w:tc>
-        <w:tc>
-          <w:tcPr/>
-          <w:p>
-            <w:pPr>
-              <w:jc w:val="center"/>
-              <w:rPr/>
-            </w:pPr>
+                <w:sz w:val="19"/>
+                <w:szCs w:val="19"/>
+                <w:rtl w:val="0"/>
+              </w:rPr>
+              <w:t>{%tr endfor %}</w:t>
+            </w:r>
+            <w:r>
+              <w:rPr>
+                <w:rtl w:val="0"/>
+              </w:rPr>
+            </w:r>
+          </w:p>
+        </w:tc>
+        <w:tc>
+          <w:tcPr/>
+          <w:p>
+            <w:pPr>
+              <w:jc w:val="center"/>
+              <w:rPr/>
+            </w:pPr>
+            <w:r>
+              <w:rPr>
+                <w:sz w:val="19"/>
+                <w:szCs w:val="19"/>
+                <w:rtl w:val="0"/>
+              </w:rPr>
+            </w:r>
+            <w:r>
+              <w:rPr>
+                <w:rtl w:val="0"/>
+              </w:rPr>
+            </w:r>
+          </w:p>
+        </w:tc>
+        <w:tc>
+          <w:tcPr/>
+          <w:p>
+            <w:pPr>
+              <w:jc w:val="center"/>
+              <w:rPr/>
+            </w:pPr>
+            <w:r>
+              <w:rPr>
+                <w:sz w:val="19"/>
+                <w:szCs w:val="19"/>
+                <w:rtl w:val="0"/>
+              </w:rPr>
+            </w:r>
+            <w:r>
+              <w:rPr>
+                <w:rtl w:val="0"/>
+              </w:rPr>
+            </w:r>
+          </w:p>
+        </w:tc>
+        <w:tc>
+          <w:tcPr/>
+          <w:p>
+            <w:pPr>
+              <w:jc w:val="center"/>
+              <w:rPr/>
+            </w:pPr>
+            <w:r>
+              <w:rPr>
+                <w:sz w:val="19"/>
+                <w:szCs w:val="19"/>
+                <w:rtl w:val="0"/>
+              </w:rPr>
+            </w:r>
+            <w:r>
+              <w:rPr>
+                <w:rtl w:val="0"/>
+              </w:rPr>
+            </w:r>
+          </w:p>
+        </w:tc>
+        <w:tc>
+          <w:tcPr/>
+          <w:p>
+            <w:pPr>
+              <w:jc w:val="center"/>
+              <w:rPr/>
+            </w:pPr>
+            <w:r>
+              <w:rPr>
+                <w:sz w:val="19"/>
+                <w:szCs w:val="19"/>
+                <w:rtl w:val="0"/>
+              </w:rPr>
+            </w:r>
+            <w:r>
+              <w:rPr>
+                <w:rtl w:val="0"/>
+              </w:rPr>
+            </w:r>
+          </w:p>
+        </w:tc>
+        <w:tc>
+          <w:tcPr/>
+          <w:p>
+            <w:pPr>
+              <w:jc w:val="center"/>
+              <w:rPr/>
+            </w:pPr>
+            <w:r>
+              <w:rPr>
+                <w:sz w:val="19"/>
+                <w:szCs w:val="19"/>
+                <w:rtl w:val="0"/>
+              </w:rPr>
+            </w:r>
+            <w:r>
+              <w:rPr>
+                <w:rtl w:val="0"/>
+              </w:rPr>
+            </w:r>
+          </w:p>
+        </w:tc>
+        <w:tc>
+          <w:tcPr/>
+          <w:p>
+            <w:pPr>
+              <w:jc w:val="center"/>
+              <w:rPr/>
+            </w:pPr>
+            <w:r>
+              <w:rPr>
+                <w:sz w:val="19"/>
+                <w:szCs w:val="19"/>
+                <w:rtl w:val="0"/>
+              </w:rPr>
+            </w:r>
             <w:r>
               <w:rPr>
                 <w:rtl w:val="0"/>
@@ -20750,7 +20931,7 @@
               <w:rPr>
                 <w:rtl w:val="0"/>
               </w:rPr>
-              <w:t xml:space="preserve">TOTAL =</w:t>
+              <w:t xml:space="preserve">Total =</w:t>
             </w:r>
           </w:p>
         </w:tc>
@@ -20809,63 +20990,63 @@
               <w:rPr>
                 <w:rtl w:val="0"/>
               </w:rPr>
-            </w:r>
-          </w:p>
-        </w:tc>
-        <w:tc>
-          <w:tcPr/>
-          <w:p>
-            <w:pPr>
-              <w:jc w:val="center"/>
-              <w:rPr/>
-            </w:pPr>
-            <w:r>
-              <w:rPr>
-                <w:rtl w:val="0"/>
-              </w:rPr>
-            </w:r>
-          </w:p>
-        </w:tc>
-        <w:tc>
-          <w:tcPr/>
-          <w:p>
-            <w:pPr>
-              <w:jc w:val="center"/>
-              <w:rPr/>
-            </w:pPr>
-            <w:r>
-              <w:rPr>
-                <w:rtl w:val="0"/>
-              </w:rPr>
-            </w:r>
-          </w:p>
-        </w:tc>
-        <w:tc>
-          <w:tcPr/>
-          <w:p>
-            <w:pPr>
-              <w:jc w:val="center"/>
-              <w:rPr/>
-            </w:pPr>
-            <w:r>
-              <w:rPr>
-                <w:rtl w:val="0"/>
-              </w:rPr>
-            </w:r>
-          </w:p>
-        </w:tc>
-        <w:tc>
-          <w:tcPr/>
-          <w:p>
-            <w:pPr>
-              <w:jc w:val="center"/>
-              <w:rPr/>
-            </w:pPr>
-            <w:r>
-              <w:rPr>
-                <w:rtl w:val="0"/>
-              </w:rPr>
-              <w:t xml:space="preserve">Area in Sqm.</w:t>
+              <w:t>{{ ded_deduct_pct }}% Area Deducted For Land Development</w:t>
+            </w:r>
+          </w:p>
+        </w:tc>
+        <w:tc>
+          <w:tcPr/>
+          <w:p>
+            <w:pPr>
+              <w:jc w:val="center"/>
+              <w:rPr/>
+            </w:pPr>
+            <w:r>
+              <w:rPr>
+                <w:rtl w:val="0"/>
+              </w:rPr>
+            </w:r>
+          </w:p>
+        </w:tc>
+        <w:tc>
+          <w:tcPr/>
+          <w:p>
+            <w:pPr>
+              <w:jc w:val="center"/>
+              <w:rPr/>
+            </w:pPr>
+            <w:r>
+              <w:rPr>
+                <w:rtl w:val="0"/>
+              </w:rPr>
+            </w:r>
+          </w:p>
+        </w:tc>
+        <w:tc>
+          <w:tcPr/>
+          <w:p>
+            <w:pPr>
+              <w:jc w:val="center"/>
+              <w:rPr/>
+            </w:pPr>
+            <w:r>
+              <w:rPr>
+                <w:rtl w:val="0"/>
+              </w:rPr>
+            </w:r>
+          </w:p>
+        </w:tc>
+        <w:tc>
+          <w:tcPr/>
+          <w:p>
+            <w:pPr>
+              <w:jc w:val="center"/>
+              <w:rPr/>
+            </w:pPr>
+            <w:r>
+              <w:rPr>
+                <w:rtl w:val="0"/>
+              </w:rPr>
             </w:r>
           </w:p>
         </w:tc>
@@ -20884,7 +21065,237 @@
                 <w:szCs w:val="19"/>
                 <w:rtl w:val="0"/>
               </w:rPr>
-              <w:t xml:space="preserve">{{ ded_total_sqm }}</w:t>
+              <w:t>{{ ded_deduct_sqft }}</w:t>
+            </w:r>
+            <w:r>
+              <w:rPr>
+                <w:rtl w:val="0"/>
+              </w:rPr>
+            </w:r>
+          </w:p>
+        </w:tc>
+        <w:tc>
+          <w:tcPr/>
+          <w:p>
+            <w:pPr>
+              <w:jc w:val="center"/>
+              <w:rPr/>
+            </w:pPr>
+            <w:r>
+              <w:rPr>
+                <w:rtl w:val="0"/>
+              </w:rPr>
+            </w:r>
+          </w:p>
+        </w:tc>
+      </w:tr>
+      <w:tr>
+        <w:trPr>
+          <w:cantSplit w:val="0"/>
+          <w:tblHeader w:val="0"/>
+        </w:trPr>
+        <w:tc>
+          <w:tcPr/>
+          <w:p>
+            <w:pPr>
+              <w:jc w:val="center"/>
+              <w:rPr/>
+            </w:pPr>
+            <w:r>
+              <w:rPr>
+                <w:rtl w:val="0"/>
+              </w:rPr>
+            </w:r>
+          </w:p>
+        </w:tc>
+        <w:tc>
+          <w:tcPr/>
+          <w:p>
+            <w:pPr>
+              <w:jc w:val="center"/>
+              <w:rPr/>
+            </w:pPr>
+            <w:r>
+              <w:rPr>
+                <w:rtl w:val="0"/>
+              </w:rPr>
+            </w:r>
+          </w:p>
+        </w:tc>
+        <w:tc>
+          <w:tcPr/>
+          <w:p>
+            <w:pPr>
+              <w:jc w:val="center"/>
+              <w:rPr/>
+            </w:pPr>
+            <w:r>
+              <w:rPr>
+                <w:rtl w:val="0"/>
+              </w:rPr>
+            </w:r>
+          </w:p>
+        </w:tc>
+        <w:tc>
+          <w:tcPr/>
+          <w:p>
+            <w:pPr>
+              <w:jc w:val="center"/>
+              <w:rPr/>
+            </w:pPr>
+            <w:r>
+              <w:rPr>
+                <w:rtl w:val="0"/>
+              </w:rPr>
+            </w:r>
+          </w:p>
+        </w:tc>
+        <w:tc>
+          <w:tcPr/>
+          <w:p>
+            <w:pPr>
+              <w:jc w:val="center"/>
+              <w:rPr/>
+            </w:pPr>
+            <w:r>
+              <w:rPr>
+                <w:rtl w:val="0"/>
+              </w:rPr>
+              <w:t>TOTAL =</w:t>
+            </w:r>
+          </w:p>
+        </w:tc>
+        <w:tc>
+          <w:tcPr/>
+          <w:p>
+            <w:pPr>
+              <w:jc w:val="center"/>
+              <w:rPr/>
+            </w:pPr>
+            <w:r>
+              <w:rPr>
+                <w:b w:val="1"/>
+                <w:bCs w:val="1"/>
+                <w:sz w:val="19"/>
+                <w:szCs w:val="19"/>
+                <w:rtl w:val="0"/>
+              </w:rPr>
+              <w:t>{{ ded_after_sqft }}</w:t>
+            </w:r>
+            <w:r>
+              <w:rPr>
+                <w:rtl w:val="0"/>
+              </w:rPr>
+            </w:r>
+          </w:p>
+        </w:tc>
+        <w:tc>
+          <w:tcPr/>
+          <w:p>
+            <w:pPr>
+              <w:jc w:val="center"/>
+              <w:rPr/>
+            </w:pPr>
+            <w:r>
+              <w:rPr>
+                <w:rtl w:val="0"/>
+              </w:rPr>
+            </w:r>
+          </w:p>
+        </w:tc>
+      </w:tr>
+      <w:tr>
+        <w:trPr>
+          <w:cantSplit w:val="0"/>
+          <w:tblHeader w:val="0"/>
+        </w:trPr>
+        <w:tc>
+          <w:tcPr/>
+          <w:p>
+            <w:pPr>
+              <w:jc w:val="center"/>
+              <w:rPr/>
+            </w:pPr>
+            <w:r>
+              <w:rPr>
+                <w:rtl w:val="0"/>
+              </w:rPr>
+            </w:r>
+          </w:p>
+        </w:tc>
+        <w:tc>
+          <w:tcPr/>
+          <w:p>
+            <w:pPr>
+              <w:jc w:val="center"/>
+              <w:rPr/>
+            </w:pPr>
+            <w:r>
+              <w:rPr>
+                <w:rtl w:val="0"/>
+              </w:rPr>
+            </w:r>
+          </w:p>
+        </w:tc>
+        <w:tc>
+          <w:tcPr/>
+          <w:p>
+            <w:pPr>
+              <w:jc w:val="center"/>
+              <w:rPr/>
+            </w:pPr>
+            <w:r>
+              <w:rPr>
+                <w:rtl w:val="0"/>
+              </w:rPr>
+            </w:r>
+          </w:p>
+        </w:tc>
+        <w:tc>
+          <w:tcPr/>
+          <w:p>
+            <w:pPr>
+              <w:jc w:val="center"/>
+              <w:rPr/>
+            </w:pPr>
+            <w:r>
+              <w:rPr>
+                <w:rtl w:val="0"/>
+              </w:rPr>
+            </w:r>
+          </w:p>
+        </w:tc>
+        <w:tc>
+          <w:tcPr/>
+          <w:p>
+            <w:pPr>
+              <w:jc w:val="center"/>
+              <w:rPr/>
+            </w:pPr>
+            <w:r>
+              <w:rPr>
+                <w:rtl w:val="0"/>
+              </w:rPr>
+              <w:t>Area in Sqm.</w:t>
+            </w:r>
+          </w:p>
+        </w:tc>
+        <w:tc>
+          <w:tcPr/>
+          <w:p>
+            <w:pPr>
+              <w:jc w:val="center"/>
+              <w:rPr/>
+            </w:pPr>
+            <w:r>
+              <w:rPr>
+                <w:b w:val="1"/>
+                <w:bCs w:val="1"/>
+                <w:sz w:val="19"/>
+                <w:szCs w:val="19"/>
+                <w:rtl w:val="0"/>
+              </w:rPr>
+              <w:t>{{ ded_after_sqm }}</w:t>
             </w:r>
             <w:r>
               <w:rPr>
@@ -21005,7 +21416,7 @@
                 <w:szCs w:val="19"/>
                 <w:rtl w:val="0"/>
               </w:rPr>
-              <w:t xml:space="preserve">Location</w:t>
+              <w:t>Triangle</w:t>
             </w:r>
             <w:r>
               <w:rPr>
@@ -21032,7 +21443,7 @@
                 <w:szCs w:val="19"/>
                 <w:rtl w:val="0"/>
               </w:rPr>
-              <w:t xml:space="preserve">Plot No.</w:t>
+              <w:t>Side a</w:t>
             </w:r>
             <w:r>
               <w:rPr>
@@ -21059,7 +21470,7 @@
                 <w:szCs w:val="19"/>
                 <w:rtl w:val="0"/>
               </w:rPr>
-              <w:t xml:space="preserve">Ropani</w:t>
+              <w:t>Side b</w:t>
             </w:r>
             <w:r>
               <w:rPr>
@@ -21086,7 +21497,7 @@
                 <w:szCs w:val="19"/>
                 <w:rtl w:val="0"/>
               </w:rPr>
-              <w:t xml:space="preserve">Anna</w:t>
+              <w:t>Side c</w:t>
             </w:r>
             <w:r>
               <w:rPr>
@@ -21113,7 +21524,7 @@
                 <w:szCs w:val="19"/>
                 <w:rtl w:val="0"/>
               </w:rPr>
-              <w:t xml:space="preserve">Paisa</w:t>
+              <w:t>S=(a+b+c)/2</w:t>
             </w:r>
             <w:r>
               <w:rPr>
@@ -21140,7 +21551,7 @@
                 <w:szCs w:val="19"/>
                 <w:rtl w:val="0"/>
               </w:rPr>
-              <w:t xml:space="preserve">Dam</w:t>
+              <w:t>Total area in Sqft.</w:t>
             </w:r>
             <w:r>
               <w:rPr>
@@ -21167,7 +21578,7 @@
                 <w:szCs w:val="19"/>
                 <w:rtl w:val="0"/>
               </w:rPr>
-              <w:t xml:space="preserve">Area in Sq.ft.</w:t>
+              <w:t>Land in Aana</w:t>
             </w:r>
             <w:r>
               <w:rPr>
@@ -21183,151 +21594,649 @@
           <w:tblHeader w:val="0"/>
         </w:trPr>
         <w:tc>
-          <w:tcPr/>
-          <w:p>
-            <w:pPr>
-              <w:jc w:val="center"/>
-              <w:rPr/>
-            </w:pPr>
-            <w:r>
-              <w:rPr>
-                <w:sz w:val="19"/>
-                <w:szCs w:val="19"/>
-                <w:rtl w:val="0"/>
-              </w:rPr>
-              <w:t xml:space="preserve">{{ property_location_full }}</w:t>
-            </w:r>
-            <w:r>
-              <w:rPr>
-                <w:rtl w:val="0"/>
-              </w:rPr>
-            </w:r>
-          </w:p>
-        </w:tc>
-        <w:tc>
-          <w:tcPr/>
-          <w:p>
-            <w:pPr>
-              <w:jc w:val="center"/>
-              <w:rPr/>
-            </w:pPr>
-            <w:r>
-              <w:rPr>
-                <w:sz w:val="19"/>
-                <w:szCs w:val="19"/>
-                <w:rtl w:val="0"/>
-              </w:rPr>
-              <w:t xml:space="preserve">{{ plot_no }}</w:t>
-            </w:r>
-            <w:r>
-              <w:rPr>
-                <w:rtl w:val="0"/>
-              </w:rPr>
-            </w:r>
-          </w:p>
-        </w:tc>
-        <w:tc>
-          <w:tcPr/>
-          <w:p>
-            <w:pPr>
-              <w:jc w:val="center"/>
-              <w:rPr/>
-            </w:pPr>
-            <w:r>
-              <w:rPr>
-                <w:sz w:val="19"/>
-                <w:szCs w:val="19"/>
-                <w:rtl w:val="0"/>
-              </w:rPr>
-              <w:t xml:space="preserve">{{ lorc_r }}</w:t>
-            </w:r>
-            <w:r>
-              <w:rPr>
-                <w:rtl w:val="0"/>
-              </w:rPr>
-            </w:r>
-          </w:p>
-        </w:tc>
-        <w:tc>
-          <w:tcPr/>
-          <w:p>
-            <w:pPr>
-              <w:jc w:val="center"/>
-              <w:rPr/>
-            </w:pPr>
-            <w:r>
-              <w:rPr>
-                <w:sz w:val="19"/>
-                <w:szCs w:val="19"/>
-                <w:rtl w:val="0"/>
-              </w:rPr>
-              <w:t xml:space="preserve">{{ lorc_a }}</w:t>
-            </w:r>
-            <w:r>
-              <w:rPr>
-                <w:rtl w:val="0"/>
-              </w:rPr>
-            </w:r>
-          </w:p>
-        </w:tc>
-        <w:tc>
-          <w:tcPr/>
-          <w:p>
-            <w:pPr>
-              <w:jc w:val="center"/>
-              <w:rPr/>
-            </w:pPr>
-            <w:r>
-              <w:rPr>
-                <w:sz w:val="19"/>
-                <w:szCs w:val="19"/>
-                <w:rtl w:val="0"/>
-              </w:rPr>
-              <w:t xml:space="preserve">{{ lorc_p }}</w:t>
-            </w:r>
-            <w:r>
-              <w:rPr>
-                <w:rtl w:val="0"/>
-              </w:rPr>
-            </w:r>
-          </w:p>
-        </w:tc>
-        <w:tc>
-          <w:tcPr/>
-          <w:p>
-            <w:pPr>
-              <w:jc w:val="center"/>
-              <w:rPr/>
-            </w:pPr>
-            <w:r>
-              <w:rPr>
-                <w:sz w:val="19"/>
-                <w:szCs w:val="19"/>
-                <w:rtl w:val="0"/>
-              </w:rPr>
-              <w:t xml:space="preserve">{{ lorc_d }}</w:t>
-            </w:r>
-            <w:r>
-              <w:rPr>
-                <w:rtl w:val="0"/>
-              </w:rPr>
-            </w:r>
-          </w:p>
-        </w:tc>
-        <w:tc>
-          <w:tcPr/>
-          <w:p>
-            <w:pPr>
-              <w:jc w:val="center"/>
-              <w:rPr/>
-            </w:pPr>
-            <w:r>
-              <w:rPr>
-                <w:sz w:val="19"/>
-                <w:szCs w:val="19"/>
-                <w:rtl w:val="0"/>
-              </w:rPr>
-              <w:t xml:space="preserve">{{ land_area_lorc_sqft }}</w:t>
+          <w:tcPr>
+            <w:shd w:fill="1f3a2e" w:val="clear"/>
+          </w:tcPr>
+          <w:p>
+            <w:pPr>
+              <w:jc w:val="center"/>
+              <w:rPr/>
+            </w:pPr>
+            <w:r>
+              <w:rPr>
+                <w:b w:val="1"/>
+                <w:bCs w:val="1"/>
+                <w:color w:val="ffffff"/>
+                <w:sz w:val="19"/>
+                <w:szCs w:val="19"/>
+                <w:rtl w:val="0"/>
+              </w:rPr>
+              <w:t>Plot No.</w:t>
+            </w:r>
+            <w:r>
+              <w:rPr>
+                <w:rtl w:val="0"/>
+              </w:rPr>
+            </w:r>
+          </w:p>
+        </w:tc>
+        <w:tc>
+          <w:tcPr>
+            <w:shd w:fill="1f3a2e" w:val="clear"/>
+          </w:tcPr>
+          <w:p>
+            <w:pPr>
+              <w:jc w:val="center"/>
+              <w:rPr/>
+            </w:pPr>
+            <w:r>
+              <w:rPr>
+                <w:b w:val="1"/>
+                <w:bCs w:val="1"/>
+                <w:color w:val="ffffff"/>
+                <w:sz w:val="19"/>
+                <w:szCs w:val="19"/>
+                <w:rtl w:val="0"/>
+              </w:rPr>
+              <w:t>{{ plot_no }}</w:t>
+            </w:r>
+            <w:r>
+              <w:rPr>
+                <w:rtl w:val="0"/>
+              </w:rPr>
+            </w:r>
+          </w:p>
+        </w:tc>
+        <w:tc>
+          <w:tcPr>
+            <w:shd w:fill="1f3a2e" w:val="clear"/>
+          </w:tcPr>
+          <w:p>
+            <w:pPr>
+              <w:jc w:val="center"/>
+              <w:rPr/>
+            </w:pPr>
+            <w:r>
+              <w:rPr>
+                <w:b w:val="1"/>
+                <w:bCs w:val="1"/>
+                <w:color w:val="ffffff"/>
+                <w:sz w:val="19"/>
+                <w:szCs w:val="19"/>
+                <w:rtl w:val="0"/>
+              </w:rPr>
+            </w:r>
+            <w:r>
+              <w:rPr>
+                <w:rtl w:val="0"/>
+              </w:rPr>
+            </w:r>
+          </w:p>
+        </w:tc>
+        <w:tc>
+          <w:tcPr>
+            <w:shd w:fill="1f3a2e" w:val="clear"/>
+          </w:tcPr>
+          <w:p>
+            <w:pPr>
+              <w:jc w:val="center"/>
+              <w:rPr/>
+            </w:pPr>
+            <w:r>
+              <w:rPr>
+                <w:b w:val="1"/>
+                <w:bCs w:val="1"/>
+                <w:color w:val="ffffff"/>
+                <w:sz w:val="19"/>
+                <w:szCs w:val="19"/>
+                <w:rtl w:val="0"/>
+              </w:rPr>
+            </w:r>
+            <w:r>
+              <w:rPr>
+                <w:rtl w:val="0"/>
+              </w:rPr>
+            </w:r>
+          </w:p>
+        </w:tc>
+        <w:tc>
+          <w:tcPr>
+            <w:shd w:fill="1f3a2e" w:val="clear"/>
+          </w:tcPr>
+          <w:p>
+            <w:pPr>
+              <w:jc w:val="center"/>
+              <w:rPr/>
+            </w:pPr>
+            <w:r>
+              <w:rPr>
+                <w:b w:val="1"/>
+                <w:bCs w:val="1"/>
+                <w:color w:val="ffffff"/>
+                <w:sz w:val="19"/>
+                <w:szCs w:val="19"/>
+                <w:rtl w:val="0"/>
+              </w:rPr>
+            </w:r>
+            <w:r>
+              <w:rPr>
+                <w:rtl w:val="0"/>
+              </w:rPr>
+            </w:r>
+          </w:p>
+        </w:tc>
+        <w:tc>
+          <w:tcPr>
+            <w:shd w:fill="1f3a2e" w:val="clear"/>
+          </w:tcPr>
+          <w:p>
+            <w:pPr>
+              <w:jc w:val="center"/>
+              <w:rPr/>
+            </w:pPr>
+            <w:r>
+              <w:rPr>
+                <w:b w:val="1"/>
+                <w:bCs w:val="1"/>
+                <w:color w:val="ffffff"/>
+                <w:sz w:val="19"/>
+                <w:szCs w:val="19"/>
+                <w:rtl w:val="0"/>
+              </w:rPr>
+            </w:r>
+            <w:r>
+              <w:rPr>
+                <w:rtl w:val="0"/>
+              </w:rPr>
+            </w:r>
+          </w:p>
+        </w:tc>
+        <w:tc>
+          <w:tcPr>
+            <w:shd w:fill="1f3a2e" w:val="clear"/>
+          </w:tcPr>
+          <w:p>
+            <w:pPr>
+              <w:jc w:val="center"/>
+              <w:rPr/>
+            </w:pPr>
+            <w:r>
+              <w:rPr>
+                <w:b w:val="1"/>
+                <w:bCs w:val="1"/>
+                <w:color w:val="ffffff"/>
+                <w:sz w:val="19"/>
+                <w:szCs w:val="19"/>
+                <w:rtl w:val="0"/>
+              </w:rPr>
+            </w:r>
+            <w:r>
+              <w:rPr>
+                <w:rtl w:val="0"/>
+              </w:rPr>
+            </w:r>
+          </w:p>
+        </w:tc>
+      </w:tr>
+      <w:tr>
+        <w:trPr>
+          <w:cantSplit w:val="0"/>
+          <w:tblHeader w:val="0"/>
+        </w:trPr>
+        <w:tc>
+          <w:tcPr/>
+          <w:p>
+            <w:pPr>
+              <w:jc w:val="center"/>
+              <w:rPr/>
+            </w:pPr>
+            <w:r>
+              <w:rPr>
+                <w:sz w:val="19"/>
+                <w:szCs w:val="19"/>
+                <w:rtl w:val="0"/>
+              </w:rPr>
+              <w:t>{%tr for t in lorc_triangles %}</w:t>
+            </w:r>
+            <w:r>
+              <w:rPr>
+                <w:rtl w:val="0"/>
+              </w:rPr>
+            </w:r>
+          </w:p>
+        </w:tc>
+        <w:tc>
+          <w:tcPr/>
+          <w:p>
+            <w:pPr>
+              <w:jc w:val="center"/>
+              <w:rPr/>
+            </w:pPr>
+            <w:r>
+              <w:rPr>
+                <w:sz w:val="19"/>
+                <w:szCs w:val="19"/>
+                <w:rtl w:val="0"/>
+              </w:rPr>
+            </w:r>
+            <w:r>
+              <w:rPr>
+                <w:rtl w:val="0"/>
+              </w:rPr>
+            </w:r>
+          </w:p>
+        </w:tc>
+        <w:tc>
+          <w:tcPr/>
+          <w:p>
+            <w:pPr>
+              <w:jc w:val="center"/>
+              <w:rPr/>
+            </w:pPr>
+            <w:r>
+              <w:rPr>
+                <w:sz w:val="19"/>
+                <w:szCs w:val="19"/>
+                <w:rtl w:val="0"/>
+              </w:rPr>
+            </w:r>
+            <w:r>
+              <w:rPr>
+                <w:rtl w:val="0"/>
+              </w:rPr>
+            </w:r>
+          </w:p>
+        </w:tc>
+        <w:tc>
+          <w:tcPr/>
+          <w:p>
+            <w:pPr>
+              <w:jc w:val="center"/>
+              <w:rPr/>
+            </w:pPr>
+            <w:r>
+              <w:rPr>
+                <w:sz w:val="19"/>
+                <w:szCs w:val="19"/>
+                <w:rtl w:val="0"/>
+              </w:rPr>
+            </w:r>
+            <w:r>
+              <w:rPr>
+                <w:rtl w:val="0"/>
+              </w:rPr>
+            </w:r>
+          </w:p>
+        </w:tc>
+        <w:tc>
+          <w:tcPr/>
+          <w:p>
+            <w:pPr>
+              <w:jc w:val="center"/>
+              <w:rPr/>
+            </w:pPr>
+            <w:r>
+              <w:rPr>
+                <w:sz w:val="19"/>
+                <w:szCs w:val="19"/>
+                <w:rtl w:val="0"/>
+              </w:rPr>
+            </w:r>
+            <w:r>
+              <w:rPr>
+                <w:rtl w:val="0"/>
+              </w:rPr>
+            </w:r>
+          </w:p>
+        </w:tc>
+        <w:tc>
+          <w:tcPr/>
+          <w:p>
+            <w:pPr>
+              <w:jc w:val="center"/>
+              <w:rPr/>
+            </w:pPr>
+            <w:r>
+              <w:rPr>
+                <w:sz w:val="19"/>
+                <w:szCs w:val="19"/>
+                <w:rtl w:val="0"/>
+              </w:rPr>
+            </w:r>
+            <w:r>
+              <w:rPr>
+                <w:rtl w:val="0"/>
+              </w:rPr>
+            </w:r>
+          </w:p>
+        </w:tc>
+        <w:tc>
+          <w:tcPr/>
+          <w:p>
+            <w:pPr>
+              <w:jc w:val="center"/>
+              <w:rPr/>
+            </w:pPr>
+            <w:r>
+              <w:rPr>
+                <w:sz w:val="19"/>
+                <w:szCs w:val="19"/>
+                <w:rtl w:val="0"/>
+              </w:rPr>
+            </w:r>
+            <w:r>
+              <w:rPr>
+                <w:rtl w:val="0"/>
+              </w:rPr>
+            </w:r>
+          </w:p>
+        </w:tc>
+      </w:tr>
+      <w:tr>
+        <w:trPr>
+          <w:cantSplit w:val="0"/>
+          <w:tblHeader w:val="0"/>
+        </w:trPr>
+        <w:tc>
+          <w:tcPr/>
+          <w:p>
+            <w:pPr>
+              <w:jc w:val="center"/>
+              <w:rPr/>
+            </w:pPr>
+            <w:r>
+              <w:rPr>
+                <w:sz w:val="19"/>
+                <w:szCs w:val="19"/>
+                <w:rtl w:val="0"/>
+              </w:rPr>
+              <w:t>{{ t.label }}</w:t>
+            </w:r>
+            <w:r>
+              <w:rPr>
+                <w:rtl w:val="0"/>
+              </w:rPr>
+            </w:r>
+          </w:p>
+        </w:tc>
+        <w:tc>
+          <w:tcPr/>
+          <w:p>
+            <w:pPr>
+              <w:jc w:val="center"/>
+              <w:rPr/>
+            </w:pPr>
+            <w:r>
+              <w:rPr>
+                <w:sz w:val="19"/>
+                <w:szCs w:val="19"/>
+                <w:rtl w:val="0"/>
+              </w:rPr>
+              <w:t>{{ t.side_a }}</w:t>
+            </w:r>
+            <w:r>
+              <w:rPr>
+                <w:rtl w:val="0"/>
+              </w:rPr>
+            </w:r>
+          </w:p>
+        </w:tc>
+        <w:tc>
+          <w:tcPr/>
+          <w:p>
+            <w:pPr>
+              <w:jc w:val="center"/>
+              <w:rPr/>
+            </w:pPr>
+            <w:r>
+              <w:rPr>
+                <w:sz w:val="19"/>
+                <w:szCs w:val="19"/>
+                <w:rtl w:val="0"/>
+              </w:rPr>
+              <w:t>{{ t.side_b }}</w:t>
+            </w:r>
+            <w:r>
+              <w:rPr>
+                <w:rtl w:val="0"/>
+              </w:rPr>
+            </w:r>
+          </w:p>
+        </w:tc>
+        <w:tc>
+          <w:tcPr/>
+          <w:p>
+            <w:pPr>
+              <w:jc w:val="center"/>
+              <w:rPr/>
+            </w:pPr>
+            <w:r>
+              <w:rPr>
+                <w:sz w:val="19"/>
+                <w:szCs w:val="19"/>
+                <w:rtl w:val="0"/>
+              </w:rPr>
+              <w:t>{{ t.side_c }}</w:t>
+            </w:r>
+            <w:r>
+              <w:rPr>
+                <w:rtl w:val="0"/>
+              </w:rPr>
+            </w:r>
+          </w:p>
+        </w:tc>
+        <w:tc>
+          <w:tcPr/>
+          <w:p>
+            <w:pPr>
+              <w:jc w:val="center"/>
+              <w:rPr/>
+            </w:pPr>
+            <w:r>
+              <w:rPr>
+                <w:sz w:val="19"/>
+                <w:szCs w:val="19"/>
+                <w:rtl w:val="0"/>
+              </w:rPr>
+              <w:t>{{ t.semi_perimeter }}</w:t>
+            </w:r>
+            <w:r>
+              <w:rPr>
+                <w:rtl w:val="0"/>
+              </w:rPr>
+            </w:r>
+          </w:p>
+        </w:tc>
+        <w:tc>
+          <w:tcPr/>
+          <w:p>
+            <w:pPr>
+              <w:jc w:val="center"/>
+              <w:rPr/>
+            </w:pPr>
+            <w:r>
+              <w:rPr>
+                <w:sz w:val="19"/>
+                <w:szCs w:val="19"/>
+                <w:rtl w:val="0"/>
+              </w:rPr>
+              <w:t>{{ t.area_sqft }}</w:t>
+            </w:r>
+            <w:r>
+              <w:rPr>
+                <w:rtl w:val="0"/>
+              </w:rPr>
+            </w:r>
+          </w:p>
+        </w:tc>
+        <w:tc>
+          <w:tcPr/>
+          <w:p>
+            <w:pPr>
+              <w:jc w:val="center"/>
+              <w:rPr/>
+            </w:pPr>
+            <w:r>
+              <w:rPr>
+                <w:sz w:val="19"/>
+                <w:szCs w:val="19"/>
+                <w:rtl w:val="0"/>
+              </w:rPr>
+              <w:t>{{ t.aana }}</w:t>
+            </w:r>
+            <w:r>
+              <w:rPr>
+                <w:rtl w:val="0"/>
+              </w:rPr>
+            </w:r>
+          </w:p>
+        </w:tc>
+      </w:tr>
+      <w:tr>
+        <w:trPr>
+          <w:cantSplit w:val="0"/>
+          <w:tblHeader w:val="0"/>
+        </w:trPr>
+        <w:tc>
+          <w:tcPr/>
+          <w:p>
+            <w:pPr>
+              <w:jc w:val="center"/>
+              <w:rPr/>
+            </w:pPr>
+            <w:r>
+              <w:rPr>
+                <w:sz w:val="19"/>
+                <w:szCs w:val="19"/>
+                <w:rtl w:val="0"/>
+              </w:rPr>
+              <w:t>{%tr endfor %}</w:t>
+            </w:r>
+            <w:r>
+              <w:rPr>
+                <w:rtl w:val="0"/>
+              </w:rPr>
+            </w:r>
+          </w:p>
+        </w:tc>
+        <w:tc>
+          <w:tcPr/>
+          <w:p>
+            <w:pPr>
+              <w:jc w:val="center"/>
+              <w:rPr/>
+            </w:pPr>
+            <w:r>
+              <w:rPr>
+                <w:sz w:val="19"/>
+                <w:szCs w:val="19"/>
+                <w:rtl w:val="0"/>
+              </w:rPr>
+            </w:r>
+            <w:r>
+              <w:rPr>
+                <w:rtl w:val="0"/>
+              </w:rPr>
+            </w:r>
+          </w:p>
+        </w:tc>
+        <w:tc>
+          <w:tcPr/>
+          <w:p>
+            <w:pPr>
+              <w:jc w:val="center"/>
+              <w:rPr/>
+            </w:pPr>
+            <w:r>
+              <w:rPr>
+                <w:sz w:val="19"/>
+                <w:szCs w:val="19"/>
+                <w:rtl w:val="0"/>
+              </w:rPr>
+            </w:r>
+            <w:r>
+              <w:rPr>
+                <w:rtl w:val="0"/>
+              </w:rPr>
+            </w:r>
+          </w:p>
+        </w:tc>
+        <w:tc>
+          <w:tcPr/>
+          <w:p>
+            <w:pPr>
+              <w:jc w:val="center"/>
+              <w:rPr/>
+            </w:pPr>
+            <w:r>
+              <w:rPr>
+                <w:sz w:val="19"/>
+                <w:szCs w:val="19"/>
+                <w:rtl w:val="0"/>
+              </w:rPr>
+            </w:r>
+            <w:r>
+              <w:rPr>
+                <w:rtl w:val="0"/>
+              </w:rPr>
+            </w:r>
+          </w:p>
+        </w:tc>
+        <w:tc>
+          <w:tcPr/>
+          <w:p>
+            <w:pPr>
+              <w:jc w:val="center"/>
+              <w:rPr/>
+            </w:pPr>
+            <w:r>
+              <w:rPr>
+                <w:sz w:val="19"/>
+                <w:szCs w:val="19"/>
+                <w:rtl w:val="0"/>
+              </w:rPr>
+            </w:r>
+            <w:r>
+              <w:rPr>
+                <w:rtl w:val="0"/>
+              </w:rPr>
+            </w:r>
+          </w:p>
+        </w:tc>
+        <w:tc>
+          <w:tcPr/>
+          <w:p>
+            <w:pPr>
+              <w:jc w:val="center"/>
+              <w:rPr/>
+            </w:pPr>
+            <w:r>
+              <w:rPr>
+                <w:sz w:val="19"/>
+                <w:szCs w:val="19"/>
+                <w:rtl w:val="0"/>
+              </w:rPr>
+            </w:r>
+            <w:r>
+              <w:rPr>
+                <w:rtl w:val="0"/>
+              </w:rPr>
+            </w:r>
+          </w:p>
+        </w:tc>
+        <w:tc>
+          <w:tcPr/>
+          <w:p>
+            <w:pPr>
+              <w:jc w:val="center"/>
+              <w:rPr/>
+            </w:pPr>
+            <w:r>
+              <w:rPr>
+                <w:sz w:val="19"/>
+                <w:szCs w:val="19"/>
+                <w:rtl w:val="0"/>
+              </w:rPr>
             </w:r>
             <w:r>
               <w:rPr>

--- a/backend/templates/proposal_template.docx
+++ b/backend/templates/proposal_template.docx
@@ -955,10 +955,7 @@
       <w:pPr>
         <w:spacing w:after="0" w:line="240" w:lineRule="auto"/>
         <w:jc w:val="center"/>
-        <w:rPr>
-          <w:sz w:val="20"/>
-          <w:szCs w:val="20"/>
-        </w:rPr>
+        <w:rPr/>
       </w:pPr>
       <w:r>
         <w:rPr>
@@ -976,15 +973,8 @@
           <w:szCs w:val="20"/>
           <w:rtl w:val="0"/>
         </w:rPr>
-        <w:t xml:space="preserve">{{ client_full_name }}</w:t>
-      </w:r>
-    </w:p>
-    <w:p>
-      <w:pPr>
-        <w:spacing w:after="0" w:line="240" w:lineRule="auto"/>
-        <w:jc w:val="center"/>
-        <w:rPr/>
-      </w:pPr>
+        <w:t xml:space="preserve">{{ client_full_name }} | </w:t>
+      </w:r>
       <w:r>
         <w:rPr>
           <w:b w:val="1"/>
@@ -1168,7 +1158,7 @@
     <w:tbl>
       <w:tblPr>
         <w:tblStyle w:val="Table1"/>
-        <w:tblW w:w="10210.000000000002" w:type="dxa"/>
+        <w:tblW w:w="10200.0" w:type="dxa"/>
         <w:jc w:val="left"/>
         <w:tblInd w:w="-108.0" w:type="dxa"/>
         <w:tblBorders>
@@ -1183,28 +1173,28 @@
         <w:tblLook w:val="0400"/>
       </w:tblPr>
       <w:tblGrid>
-        <w:gridCol w:w="1021"/>
-        <w:gridCol w:w="1021"/>
-        <w:gridCol w:w="1021"/>
-        <w:gridCol w:w="1021"/>
-        <w:gridCol w:w="1021"/>
-        <w:gridCol w:w="1021"/>
-        <w:gridCol w:w="1021"/>
-        <w:gridCol w:w="1021"/>
-        <w:gridCol w:w="1021"/>
-        <w:gridCol w:w="1021"/>
+        <w:gridCol w:w="600"/>
+        <w:gridCol w:w="1440"/>
+        <w:gridCol w:w="1020"/>
+        <w:gridCol w:w="1020"/>
+        <w:gridCol w:w="1020"/>
+        <w:gridCol w:w="1020"/>
+        <w:gridCol w:w="1020"/>
+        <w:gridCol w:w="1020"/>
+        <w:gridCol w:w="1020"/>
+        <w:gridCol w:w="1020"/>
         <w:tblGridChange w:id="0">
           <w:tblGrid>
-            <w:gridCol w:w="1021"/>
-            <w:gridCol w:w="1021"/>
-            <w:gridCol w:w="1021"/>
-            <w:gridCol w:w="1021"/>
-            <w:gridCol w:w="1021"/>
-            <w:gridCol w:w="1021"/>
-            <w:gridCol w:w="1021"/>
-            <w:gridCol w:w="1021"/>
-            <w:gridCol w:w="1021"/>
-            <w:gridCol w:w="1021"/>
+            <w:gridCol w:w="600"/>
+            <w:gridCol w:w="1440"/>
+            <w:gridCol w:w="1020"/>
+            <w:gridCol w:w="1020"/>
+            <w:gridCol w:w="1020"/>
+            <w:gridCol w:w="1020"/>
+            <w:gridCol w:w="1020"/>
+            <w:gridCol w:w="1020"/>
+            <w:gridCol w:w="1020"/>
+            <w:gridCol w:w="1020"/>
           </w:tblGrid>
         </w:tblGridChange>
       </w:tblGrid>
@@ -3332,7 +3322,7 @@
     </w:p>
     <w:p>
       <w:pPr>
-        <w:spacing w:after="0" w:before="200" w:lineRule="auto"/>
+        <w:spacing w:after="0" w:before="80" w:lineRule="auto"/>
         <w:jc w:val="left"/>
         <w:rPr/>
       </w:pPr>
@@ -3346,9 +3336,6 @@
       <w:pPr>
         <w:spacing w:after="320" w:before="0" w:lineRule="auto"/>
         <w:jc w:val="left"/>
-        <w:rPr/>
-      </w:pPr>
-      <w:r>
         <w:rPr>
           <w:b w:val="0"/>
           <w:bCs w:val="0"/>
@@ -3356,14 +3343,36 @@
           <w:iCs w:val="0"/>
           <w:sz w:val="20"/>
           <w:szCs w:val="20"/>
+        </w:rPr>
+      </w:pPr>
+      <w:r>
+        <w:rPr>
+          <w:b w:val="0"/>
+          <w:bCs w:val="0"/>
+          <w:i w:val="0"/>
+          <w:iCs w:val="0"/>
+          <w:sz w:val="20"/>
+          <w:szCs w:val="20"/>
           <w:rtl w:val="0"/>
         </w:rPr>
         <w:t xml:space="preserve">Yours faithfully,</w:t>
       </w:r>
-      <w:r>
-        <w:rPr>
-          <w:rtl w:val="0"/>
-        </w:rPr>
+    </w:p>
+    <w:p>
+      <w:pPr>
+        <w:spacing w:after="0" w:before="240" w:lineRule="auto"/>
+        <w:rPr>
+          <w:sz w:val="20"/>
+          <w:szCs w:val="20"/>
+        </w:rPr>
+      </w:pPr>
+      <w:r>
+        <w:rPr>
+          <w:sz w:val="20"/>
+          <w:szCs w:val="20"/>
+          <w:rtl w:val="0"/>
+        </w:rPr>
+        <w:t xml:space="preserve">—---------------------------------------</w:t>
       </w:r>
     </w:p>
     <w:p>
@@ -3418,9 +3427,6 @@
       <w:pPr>
         <w:spacing w:after="0" w:before="0" w:lineRule="auto"/>
         <w:jc w:val="left"/>
-        <w:rPr/>
-      </w:pPr>
-      <w:r>
         <w:rPr>
           <w:b w:val="0"/>
           <w:bCs w:val="0"/>
@@ -3428,10 +3434,38 @@
           <w:iCs w:val="0"/>
           <w:sz w:val="20"/>
           <w:szCs w:val="20"/>
+        </w:rPr>
+      </w:pPr>
+      <w:r>
+        <w:rPr>
+          <w:b w:val="0"/>
+          <w:bCs w:val="0"/>
+          <w:i w:val="0"/>
+          <w:iCs w:val="0"/>
+          <w:sz w:val="20"/>
+          <w:szCs w:val="20"/>
           <w:rtl w:val="0"/>
         </w:rPr>
         <w:t xml:space="preserve">For {{ firm_name }}</w:t>
       </w:r>
+      <w:r>
+        <w:br w:type="page"/>
+      </w:r>
+      <w:r>
+        <w:rPr>
+          <w:rtl w:val="0"/>
+        </w:rPr>
+      </w:r>
+    </w:p>
+    <w:p>
+      <w:pPr>
+        <w:spacing w:after="0" w:before="0" w:lineRule="auto"/>
+        <w:jc w:val="left"/>
+        <w:rPr>
+          <w:sz w:val="20"/>
+          <w:szCs w:val="20"/>
+        </w:rPr>
+      </w:pPr>
       <w:r>
         <w:rPr>
           <w:rtl w:val="0"/>
@@ -15032,6 +15066,40 @@
       <w:pPr>
         <w:spacing w:after="60" w:before="0" w:lineRule="auto"/>
         <w:jc w:val="left"/>
+        <w:rPr>
+          <w:b w:val="1"/>
+          <w:bCs w:val="1"/>
+          <w:sz w:val="20"/>
+          <w:szCs w:val="20"/>
+        </w:rPr>
+      </w:pPr>
+      <w:r>
+        <w:rPr>
+          <w:rtl w:val="0"/>
+        </w:rPr>
+      </w:r>
+    </w:p>
+    <w:p>
+      <w:pPr>
+        <w:spacing w:after="60" w:before="0" w:lineRule="auto"/>
+        <w:jc w:val="left"/>
+        <w:rPr>
+          <w:b w:val="1"/>
+          <w:bCs w:val="1"/>
+          <w:sz w:val="20"/>
+          <w:szCs w:val="20"/>
+        </w:rPr>
+      </w:pPr>
+      <w:r>
+        <w:rPr>
+          <w:rtl w:val="0"/>
+        </w:rPr>
+      </w:r>
+    </w:p>
+    <w:p>
+      <w:pPr>
+        <w:spacing w:after="60" w:before="0" w:lineRule="auto"/>
+        <w:jc w:val="left"/>
         <w:rPr/>
       </w:pPr>
       <w:r>
@@ -15432,7 +15500,7 @@
     </w:p>
     <w:p>
       <w:pPr>
-        <w:spacing w:after="0" w:before="120" w:lineRule="auto"/>
+        <w:spacing w:after="40" w:before="0" w:lineRule="auto"/>
         <w:jc w:val="left"/>
         <w:rPr/>
       </w:pPr>
@@ -18716,57 +18784,31 @@
         <w:tab/>
         <w:tab/>
         <w:tab/>
-        <w:tab/>
-        <w:tab/>
       </w:r>
     </w:p>
     <w:p>
       <w:pPr>
         <w:spacing w:after="120" w:lineRule="auto"/>
         <w:rPr>
+          <w:sz w:val="24"/>
+          <w:szCs w:val="24"/>
+        </w:rPr>
+      </w:pPr>
+      <w:r>
+        <w:rPr>
           <w:sz w:val="18"/>
           <w:szCs w:val="18"/>
-        </w:rPr>
-      </w:pPr>
-      <w:r>
-        <w:rPr>
-          <w:sz w:val="18"/>
-          <w:szCs w:val="18"/>
-          <w:rtl w:val="0"/>
-        </w:rPr>
-        <w:t xml:space="preserve">Mathematically, the area A of a triangle is given by,</w:t>
+          <w:rtl w:val="0"/>
+        </w:rPr>
+        <w:t xml:space="preserve">Mathematically, the area A of a triangle is given by: A= ` √s(s-a)(s-b)(s-c)</w:t>
         <w:tab/>
-        <w:tab/>
-        <w:tab/>
-        <w:tab/>
-        <w:tab/>
-        <w:tab/>
-      </w:r>
-    </w:p>
-    <w:p>
-      <w:pPr>
-        <w:spacing w:after="120" w:lineRule="auto"/>
+      </w:r>
+      <w:r>
         <w:rPr>
           <w:sz w:val="24"/>
           <w:szCs w:val="24"/>
-        </w:rPr>
-      </w:pPr>
-      <w:r>
-        <w:rPr>
-          <w:sz w:val="18"/>
-          <w:szCs w:val="18"/>
-          <w:rtl w:val="0"/>
-        </w:rPr>
-        <w:t xml:space="preserve">A= ` √s(s-a)(s-b)(s-c)</w:t>
-        <w:tab/>
-      </w:r>
-      <w:r>
-        <w:rPr>
-          <w:sz w:val="24"/>
-          <w:szCs w:val="24"/>
-          <w:rtl w:val="0"/>
-        </w:rPr>
-        <w:tab/>
+          <w:rtl w:val="0"/>
+        </w:rPr>
         <w:tab/>
         <w:tab/>
         <w:tab/>
@@ -19187,133 +19229,139 @@
                 <w:szCs w:val="19"/>
                 <w:rtl w:val="0"/>
               </w:rPr>
-              <w:t>{%tr for t in lm_triangles %}</w:t>
-            </w:r>
-            <w:r>
-              <w:rPr>
-                <w:rtl w:val="0"/>
-              </w:rPr>
-            </w:r>
-          </w:p>
-        </w:tc>
-        <w:tc>
-          <w:tcPr/>
-          <w:p>
-            <w:pPr>
-              <w:jc w:val="center"/>
-              <w:rPr/>
-            </w:pPr>
-            <w:r>
-              <w:rPr>
-                <w:sz w:val="19"/>
-                <w:szCs w:val="19"/>
-                <w:rtl w:val="0"/>
-              </w:rPr>
-            </w:r>
-            <w:r>
-              <w:rPr>
-                <w:rtl w:val="0"/>
-              </w:rPr>
-            </w:r>
-          </w:p>
-        </w:tc>
-        <w:tc>
-          <w:tcPr/>
-          <w:p>
-            <w:pPr>
-              <w:jc w:val="center"/>
-              <w:rPr/>
-            </w:pPr>
-            <w:r>
-              <w:rPr>
-                <w:sz w:val="19"/>
-                <w:szCs w:val="19"/>
-                <w:rtl w:val="0"/>
-              </w:rPr>
-            </w:r>
-            <w:r>
-              <w:rPr>
-                <w:rtl w:val="0"/>
-              </w:rPr>
-            </w:r>
-          </w:p>
-        </w:tc>
-        <w:tc>
-          <w:tcPr/>
-          <w:p>
-            <w:pPr>
-              <w:jc w:val="center"/>
-              <w:rPr/>
-            </w:pPr>
-            <w:r>
-              <w:rPr>
-                <w:sz w:val="19"/>
-                <w:szCs w:val="19"/>
-                <w:rtl w:val="0"/>
-              </w:rPr>
-            </w:r>
-            <w:r>
-              <w:rPr>
-                <w:rtl w:val="0"/>
-              </w:rPr>
-            </w:r>
-          </w:p>
-        </w:tc>
-        <w:tc>
-          <w:tcPr/>
-          <w:p>
-            <w:pPr>
-              <w:jc w:val="center"/>
-              <w:rPr/>
-            </w:pPr>
-            <w:r>
-              <w:rPr>
-                <w:sz w:val="19"/>
-                <w:szCs w:val="19"/>
-                <w:rtl w:val="0"/>
-              </w:rPr>
-            </w:r>
-            <w:r>
-              <w:rPr>
-                <w:rtl w:val="0"/>
-              </w:rPr>
-            </w:r>
-          </w:p>
-        </w:tc>
-        <w:tc>
-          <w:tcPr/>
-          <w:p>
-            <w:pPr>
-              <w:jc w:val="center"/>
-              <w:rPr/>
-            </w:pPr>
-            <w:r>
-              <w:rPr>
-                <w:sz w:val="19"/>
-                <w:szCs w:val="19"/>
-                <w:rtl w:val="0"/>
-              </w:rPr>
-            </w:r>
-            <w:r>
-              <w:rPr>
-                <w:rtl w:val="0"/>
-              </w:rPr>
-            </w:r>
-          </w:p>
-        </w:tc>
-        <w:tc>
-          <w:tcPr/>
-          <w:p>
-            <w:pPr>
-              <w:jc w:val="center"/>
-              <w:rPr/>
-            </w:pPr>
-            <w:r>
-              <w:rPr>
-                <w:sz w:val="19"/>
-                <w:szCs w:val="19"/>
-                <w:rtl w:val="0"/>
-              </w:rPr>
+              <w:t xml:space="preserve">A</w:t>
+            </w:r>
+            <w:r>
+              <w:rPr>
+                <w:rtl w:val="0"/>
+              </w:rPr>
+            </w:r>
+          </w:p>
+        </w:tc>
+        <w:tc>
+          <w:tcPr/>
+          <w:p>
+            <w:pPr>
+              <w:jc w:val="center"/>
+              <w:rPr/>
+            </w:pPr>
+            <w:r>
+              <w:rPr>
+                <w:sz w:val="19"/>
+                <w:szCs w:val="19"/>
+                <w:rtl w:val="0"/>
+              </w:rPr>
+              <w:t xml:space="preserve">{{ lm_tri_a_a }}</w:t>
+            </w:r>
+            <w:r>
+              <w:rPr>
+                <w:rtl w:val="0"/>
+              </w:rPr>
+            </w:r>
+          </w:p>
+        </w:tc>
+        <w:tc>
+          <w:tcPr/>
+          <w:p>
+            <w:pPr>
+              <w:jc w:val="center"/>
+              <w:rPr/>
+            </w:pPr>
+            <w:r>
+              <w:rPr>
+                <w:sz w:val="19"/>
+                <w:szCs w:val="19"/>
+                <w:rtl w:val="0"/>
+              </w:rPr>
+              <w:t xml:space="preserve">{{ lm_tri_a_b }}</w:t>
+            </w:r>
+            <w:r>
+              <w:rPr>
+                <w:rtl w:val="0"/>
+              </w:rPr>
+            </w:r>
+          </w:p>
+        </w:tc>
+        <w:tc>
+          <w:tcPr/>
+          <w:p>
+            <w:pPr>
+              <w:jc w:val="center"/>
+              <w:rPr/>
+            </w:pPr>
+            <w:r>
+              <w:rPr>
+                <w:sz w:val="19"/>
+                <w:szCs w:val="19"/>
+                <w:rtl w:val="0"/>
+              </w:rPr>
+              <w:t xml:space="preserve">{{ lm_tri_a_c }}</w:t>
+            </w:r>
+            <w:r>
+              <w:rPr>
+                <w:rtl w:val="0"/>
+              </w:rPr>
+            </w:r>
+          </w:p>
+        </w:tc>
+        <w:tc>
+          <w:tcPr/>
+          <w:p>
+            <w:pPr>
+              <w:jc w:val="center"/>
+              <w:rPr/>
+            </w:pPr>
+            <w:r>
+              <w:rPr>
+                <w:sz w:val="19"/>
+                <w:szCs w:val="19"/>
+                <w:rtl w:val="0"/>
+              </w:rPr>
+              <w:t xml:space="preserve">{{ lm_tri_a_s }}</w:t>
+            </w:r>
+            <w:r>
+              <w:rPr>
+                <w:rtl w:val="0"/>
+              </w:rPr>
+            </w:r>
+          </w:p>
+        </w:tc>
+        <w:tc>
+          <w:tcPr/>
+          <w:p>
+            <w:pPr>
+              <w:jc w:val="center"/>
+              <w:rPr/>
+            </w:pPr>
+            <w:r>
+              <w:rPr>
+                <w:sz w:val="19"/>
+                <w:szCs w:val="19"/>
+                <w:rtl w:val="0"/>
+              </w:rPr>
+              <w:t xml:space="preserve">{{ lm_tri_a_sqft }}</w:t>
+            </w:r>
+            <w:r>
+              <w:rPr>
+                <w:rtl w:val="0"/>
+              </w:rPr>
+            </w:r>
+          </w:p>
+        </w:tc>
+        <w:tc>
+          <w:tcPr/>
+          <w:p>
+            <w:pPr>
+              <w:jc w:val="center"/>
+              <w:rPr/>
+            </w:pPr>
+            <w:r>
+              <w:rPr>
+                <w:sz w:val="19"/>
+                <w:szCs w:val="19"/>
+                <w:rtl w:val="0"/>
+              </w:rPr>
+              <w:t xml:space="preserve">{{ lm_tri_a_aana }}</w:t>
             </w:r>
             <w:r>
               <w:rPr>
@@ -19341,293 +19389,139 @@
                 <w:szCs w:val="19"/>
                 <w:rtl w:val="0"/>
               </w:rPr>
-              <w:t>{{ t.label }}</w:t>
-            </w:r>
-            <w:r>
-              <w:rPr>
-                <w:rtl w:val="0"/>
-              </w:rPr>
-            </w:r>
-          </w:p>
-        </w:tc>
-        <w:tc>
-          <w:tcPr/>
-          <w:p>
-            <w:pPr>
-              <w:jc w:val="center"/>
-              <w:rPr/>
-            </w:pPr>
-            <w:r>
-              <w:rPr>
-                <w:sz w:val="19"/>
-                <w:szCs w:val="19"/>
-                <w:rtl w:val="0"/>
-              </w:rPr>
-              <w:t>{{ t.side_a }}</w:t>
-            </w:r>
-            <w:r>
-              <w:rPr>
-                <w:rtl w:val="0"/>
-              </w:rPr>
-            </w:r>
-          </w:p>
-        </w:tc>
-        <w:tc>
-          <w:tcPr/>
-          <w:p>
-            <w:pPr>
-              <w:jc w:val="center"/>
-              <w:rPr/>
-            </w:pPr>
-            <w:r>
-              <w:rPr>
-                <w:sz w:val="19"/>
-                <w:szCs w:val="19"/>
-                <w:rtl w:val="0"/>
-              </w:rPr>
-              <w:t>{{ t.side_b }}</w:t>
-            </w:r>
-            <w:r>
-              <w:rPr>
-                <w:rtl w:val="0"/>
-              </w:rPr>
-            </w:r>
-          </w:p>
-        </w:tc>
-        <w:tc>
-          <w:tcPr/>
-          <w:p>
-            <w:pPr>
-              <w:jc w:val="center"/>
-              <w:rPr/>
-            </w:pPr>
-            <w:r>
-              <w:rPr>
-                <w:sz w:val="19"/>
-                <w:szCs w:val="19"/>
-                <w:rtl w:val="0"/>
-              </w:rPr>
-              <w:t>{{ t.side_c }}</w:t>
-            </w:r>
-            <w:r>
-              <w:rPr>
-                <w:rtl w:val="0"/>
-              </w:rPr>
-            </w:r>
-          </w:p>
-        </w:tc>
-        <w:tc>
-          <w:tcPr/>
-          <w:p>
-            <w:pPr>
-              <w:jc w:val="center"/>
-              <w:rPr/>
-            </w:pPr>
-            <w:r>
-              <w:rPr>
-                <w:sz w:val="19"/>
-                <w:szCs w:val="19"/>
-                <w:rtl w:val="0"/>
-              </w:rPr>
-              <w:t>{{ t.semi_perimeter }}</w:t>
-            </w:r>
-            <w:r>
-              <w:rPr>
-                <w:rtl w:val="0"/>
-              </w:rPr>
-            </w:r>
-          </w:p>
-        </w:tc>
-        <w:tc>
-          <w:tcPr/>
-          <w:p>
-            <w:pPr>
-              <w:jc w:val="center"/>
-              <w:rPr/>
-            </w:pPr>
-            <w:r>
-              <w:rPr>
-                <w:sz w:val="19"/>
-                <w:szCs w:val="19"/>
-                <w:rtl w:val="0"/>
-              </w:rPr>
-              <w:t>{{ t.area_sqft }}</w:t>
-            </w:r>
-            <w:r>
-              <w:rPr>
-                <w:rtl w:val="0"/>
-              </w:rPr>
-            </w:r>
-          </w:p>
-        </w:tc>
-        <w:tc>
-          <w:tcPr/>
-          <w:p>
-            <w:pPr>
-              <w:jc w:val="center"/>
-              <w:rPr/>
-            </w:pPr>
-            <w:r>
-              <w:rPr>
-                <w:sz w:val="19"/>
-                <w:szCs w:val="19"/>
-                <w:rtl w:val="0"/>
-              </w:rPr>
-              <w:t>{{ t.aana }}</w:t>
-            </w:r>
-            <w:r>
-              <w:rPr>
-                <w:rtl w:val="0"/>
-              </w:rPr>
-            </w:r>
-          </w:p>
-        </w:tc>
-      </w:tr>
-      <w:tr>
-        <w:trPr>
-          <w:cantSplit w:val="0"/>
-          <w:tblHeader w:val="0"/>
-        </w:trPr>
-        <w:tc>
-          <w:tcPr/>
-          <w:p>
-            <w:pPr>
-              <w:jc w:val="center"/>
-              <w:rPr/>
-            </w:pPr>
-            <w:r>
-              <w:rPr>
-                <w:sz w:val="19"/>
-                <w:szCs w:val="19"/>
-                <w:rtl w:val="0"/>
-              </w:rPr>
-              <w:t>{%tr endfor %}</w:t>
-            </w:r>
-            <w:r>
-              <w:rPr>
-                <w:rtl w:val="0"/>
-              </w:rPr>
-            </w:r>
-          </w:p>
-        </w:tc>
-        <w:tc>
-          <w:tcPr/>
-          <w:p>
-            <w:pPr>
-              <w:jc w:val="center"/>
-              <w:rPr/>
-            </w:pPr>
-            <w:r>
-              <w:rPr>
-                <w:sz w:val="19"/>
-                <w:szCs w:val="19"/>
-                <w:rtl w:val="0"/>
-              </w:rPr>
-            </w:r>
-            <w:r>
-              <w:rPr>
-                <w:rtl w:val="0"/>
-              </w:rPr>
-            </w:r>
-          </w:p>
-        </w:tc>
-        <w:tc>
-          <w:tcPr/>
-          <w:p>
-            <w:pPr>
-              <w:jc w:val="center"/>
-              <w:rPr/>
-            </w:pPr>
-            <w:r>
-              <w:rPr>
-                <w:sz w:val="19"/>
-                <w:szCs w:val="19"/>
-                <w:rtl w:val="0"/>
-              </w:rPr>
-            </w:r>
-            <w:r>
-              <w:rPr>
-                <w:rtl w:val="0"/>
-              </w:rPr>
-            </w:r>
-          </w:p>
-        </w:tc>
-        <w:tc>
-          <w:tcPr/>
-          <w:p>
-            <w:pPr>
-              <w:jc w:val="center"/>
-              <w:rPr/>
-            </w:pPr>
-            <w:r>
-              <w:rPr>
-                <w:sz w:val="19"/>
-                <w:szCs w:val="19"/>
-                <w:rtl w:val="0"/>
-              </w:rPr>
-            </w:r>
-            <w:r>
-              <w:rPr>
-                <w:rtl w:val="0"/>
-              </w:rPr>
-            </w:r>
-          </w:p>
-        </w:tc>
-        <w:tc>
-          <w:tcPr/>
-          <w:p>
-            <w:pPr>
-              <w:jc w:val="center"/>
-              <w:rPr/>
-            </w:pPr>
-            <w:r>
-              <w:rPr>
-                <w:sz w:val="19"/>
-                <w:szCs w:val="19"/>
-                <w:rtl w:val="0"/>
-              </w:rPr>
-            </w:r>
-            <w:r>
-              <w:rPr>
-                <w:rtl w:val="0"/>
-              </w:rPr>
-            </w:r>
-          </w:p>
-        </w:tc>
-        <w:tc>
-          <w:tcPr/>
-          <w:p>
-            <w:pPr>
-              <w:jc w:val="center"/>
-              <w:rPr/>
-            </w:pPr>
-            <w:r>
-              <w:rPr>
-                <w:sz w:val="19"/>
-                <w:szCs w:val="19"/>
-                <w:rtl w:val="0"/>
-              </w:rPr>
-            </w:r>
-            <w:r>
-              <w:rPr>
-                <w:rtl w:val="0"/>
-              </w:rPr>
-            </w:r>
-          </w:p>
-        </w:tc>
-        <w:tc>
-          <w:tcPr/>
-          <w:p>
-            <w:pPr>
-              <w:jc w:val="center"/>
-              <w:rPr/>
-            </w:pPr>
-            <w:r>
-              <w:rPr>
-                <w:sz w:val="19"/>
-                <w:szCs w:val="19"/>
-                <w:rtl w:val="0"/>
-              </w:rPr>
+              <w:t xml:space="preserve">B</w:t>
+            </w:r>
+            <w:r>
+              <w:rPr>
+                <w:rtl w:val="0"/>
+              </w:rPr>
+            </w:r>
+          </w:p>
+        </w:tc>
+        <w:tc>
+          <w:tcPr/>
+          <w:p>
+            <w:pPr>
+              <w:jc w:val="center"/>
+              <w:rPr/>
+            </w:pPr>
+            <w:r>
+              <w:rPr>
+                <w:sz w:val="19"/>
+                <w:szCs w:val="19"/>
+                <w:rtl w:val="0"/>
+              </w:rPr>
+              <w:t xml:space="preserve">{{ lm_tri_b_a }}</w:t>
+            </w:r>
+            <w:r>
+              <w:rPr>
+                <w:rtl w:val="0"/>
+              </w:rPr>
+            </w:r>
+          </w:p>
+        </w:tc>
+        <w:tc>
+          <w:tcPr/>
+          <w:p>
+            <w:pPr>
+              <w:jc w:val="center"/>
+              <w:rPr/>
+            </w:pPr>
+            <w:r>
+              <w:rPr>
+                <w:sz w:val="19"/>
+                <w:szCs w:val="19"/>
+                <w:rtl w:val="0"/>
+              </w:rPr>
+              <w:t xml:space="preserve">{{ lm_tri_b_b }}</w:t>
+            </w:r>
+            <w:r>
+              <w:rPr>
+                <w:rtl w:val="0"/>
+              </w:rPr>
+            </w:r>
+          </w:p>
+        </w:tc>
+        <w:tc>
+          <w:tcPr/>
+          <w:p>
+            <w:pPr>
+              <w:jc w:val="center"/>
+              <w:rPr/>
+            </w:pPr>
+            <w:r>
+              <w:rPr>
+                <w:sz w:val="19"/>
+                <w:szCs w:val="19"/>
+                <w:rtl w:val="0"/>
+              </w:rPr>
+              <w:t xml:space="preserve">{{ lm_tri_b_c }}</w:t>
+            </w:r>
+            <w:r>
+              <w:rPr>
+                <w:rtl w:val="0"/>
+              </w:rPr>
+            </w:r>
+          </w:p>
+        </w:tc>
+        <w:tc>
+          <w:tcPr/>
+          <w:p>
+            <w:pPr>
+              <w:jc w:val="center"/>
+              <w:rPr/>
+            </w:pPr>
+            <w:r>
+              <w:rPr>
+                <w:sz w:val="19"/>
+                <w:szCs w:val="19"/>
+                <w:rtl w:val="0"/>
+              </w:rPr>
+              <w:t xml:space="preserve">{{ lm_tri_b_s }}</w:t>
+            </w:r>
+            <w:r>
+              <w:rPr>
+                <w:rtl w:val="0"/>
+              </w:rPr>
+            </w:r>
+          </w:p>
+        </w:tc>
+        <w:tc>
+          <w:tcPr/>
+          <w:p>
+            <w:pPr>
+              <w:jc w:val="center"/>
+              <w:rPr/>
+            </w:pPr>
+            <w:r>
+              <w:rPr>
+                <w:sz w:val="19"/>
+                <w:szCs w:val="19"/>
+                <w:rtl w:val="0"/>
+              </w:rPr>
+              <w:t xml:space="preserve">{{ lm_tri_b_sqft }}</w:t>
+            </w:r>
+            <w:r>
+              <w:rPr>
+                <w:rtl w:val="0"/>
+              </w:rPr>
+            </w:r>
+          </w:p>
+        </w:tc>
+        <w:tc>
+          <w:tcPr/>
+          <w:p>
+            <w:pPr>
+              <w:jc w:val="center"/>
+              <w:rPr/>
+            </w:pPr>
+            <w:r>
+              <w:rPr>
+                <w:sz w:val="19"/>
+                <w:szCs w:val="19"/>
+                <w:rtl w:val="0"/>
+              </w:rPr>
+              <w:t xml:space="preserve">{{ lm_tri_b_aana }}</w:t>
             </w:r>
             <w:r>
               <w:rPr>
@@ -20409,133 +20303,139 @@
                 <w:szCs w:val="19"/>
                 <w:rtl w:val="0"/>
               </w:rPr>
-              <w:t>{%tr for t in ded_triangles %}</w:t>
-            </w:r>
-            <w:r>
-              <w:rPr>
-                <w:rtl w:val="0"/>
-              </w:rPr>
-            </w:r>
-          </w:p>
-        </w:tc>
-        <w:tc>
-          <w:tcPr/>
-          <w:p>
-            <w:pPr>
-              <w:jc w:val="center"/>
-              <w:rPr/>
-            </w:pPr>
-            <w:r>
-              <w:rPr>
-                <w:sz w:val="19"/>
-                <w:szCs w:val="19"/>
-                <w:rtl w:val="0"/>
-              </w:rPr>
-            </w:r>
-            <w:r>
-              <w:rPr>
-                <w:rtl w:val="0"/>
-              </w:rPr>
-            </w:r>
-          </w:p>
-        </w:tc>
-        <w:tc>
-          <w:tcPr/>
-          <w:p>
-            <w:pPr>
-              <w:jc w:val="center"/>
-              <w:rPr/>
-            </w:pPr>
-            <w:r>
-              <w:rPr>
-                <w:sz w:val="19"/>
-                <w:szCs w:val="19"/>
-                <w:rtl w:val="0"/>
-              </w:rPr>
-            </w:r>
-            <w:r>
-              <w:rPr>
-                <w:rtl w:val="0"/>
-              </w:rPr>
-            </w:r>
-          </w:p>
-        </w:tc>
-        <w:tc>
-          <w:tcPr/>
-          <w:p>
-            <w:pPr>
-              <w:jc w:val="center"/>
-              <w:rPr/>
-            </w:pPr>
-            <w:r>
-              <w:rPr>
-                <w:sz w:val="19"/>
-                <w:szCs w:val="19"/>
-                <w:rtl w:val="0"/>
-              </w:rPr>
-            </w:r>
-            <w:r>
-              <w:rPr>
-                <w:rtl w:val="0"/>
-              </w:rPr>
-            </w:r>
-          </w:p>
-        </w:tc>
-        <w:tc>
-          <w:tcPr/>
-          <w:p>
-            <w:pPr>
-              <w:jc w:val="center"/>
-              <w:rPr/>
-            </w:pPr>
-            <w:r>
-              <w:rPr>
-                <w:sz w:val="19"/>
-                <w:szCs w:val="19"/>
-                <w:rtl w:val="0"/>
-              </w:rPr>
-            </w:r>
-            <w:r>
-              <w:rPr>
-                <w:rtl w:val="0"/>
-              </w:rPr>
-            </w:r>
-          </w:p>
-        </w:tc>
-        <w:tc>
-          <w:tcPr/>
-          <w:p>
-            <w:pPr>
-              <w:jc w:val="center"/>
-              <w:rPr/>
-            </w:pPr>
-            <w:r>
-              <w:rPr>
-                <w:sz w:val="19"/>
-                <w:szCs w:val="19"/>
-                <w:rtl w:val="0"/>
-              </w:rPr>
-            </w:r>
-            <w:r>
-              <w:rPr>
-                <w:rtl w:val="0"/>
-              </w:rPr>
-            </w:r>
-          </w:p>
-        </w:tc>
-        <w:tc>
-          <w:tcPr/>
-          <w:p>
-            <w:pPr>
-              <w:jc w:val="center"/>
-              <w:rPr/>
-            </w:pPr>
-            <w:r>
-              <w:rPr>
-                <w:sz w:val="19"/>
-                <w:szCs w:val="19"/>
-                <w:rtl w:val="0"/>
-              </w:rPr>
+              <w:t xml:space="preserve">A</w:t>
+            </w:r>
+            <w:r>
+              <w:rPr>
+                <w:rtl w:val="0"/>
+              </w:rPr>
+            </w:r>
+          </w:p>
+        </w:tc>
+        <w:tc>
+          <w:tcPr/>
+          <w:p>
+            <w:pPr>
+              <w:jc w:val="center"/>
+              <w:rPr/>
+            </w:pPr>
+            <w:r>
+              <w:rPr>
+                <w:sz w:val="19"/>
+                <w:szCs w:val="19"/>
+                <w:rtl w:val="0"/>
+              </w:rPr>
+              <w:t xml:space="preserve">{{ ded_tri_a_a }}</w:t>
+            </w:r>
+            <w:r>
+              <w:rPr>
+                <w:rtl w:val="0"/>
+              </w:rPr>
+            </w:r>
+          </w:p>
+        </w:tc>
+        <w:tc>
+          <w:tcPr/>
+          <w:p>
+            <w:pPr>
+              <w:jc w:val="center"/>
+              <w:rPr/>
+            </w:pPr>
+            <w:r>
+              <w:rPr>
+                <w:sz w:val="19"/>
+                <w:szCs w:val="19"/>
+                <w:rtl w:val="0"/>
+              </w:rPr>
+              <w:t xml:space="preserve">{{ ded_tri_a_b }}</w:t>
+            </w:r>
+            <w:r>
+              <w:rPr>
+                <w:rtl w:val="0"/>
+              </w:rPr>
+            </w:r>
+          </w:p>
+        </w:tc>
+        <w:tc>
+          <w:tcPr/>
+          <w:p>
+            <w:pPr>
+              <w:jc w:val="center"/>
+              <w:rPr/>
+            </w:pPr>
+            <w:r>
+              <w:rPr>
+                <w:sz w:val="19"/>
+                <w:szCs w:val="19"/>
+                <w:rtl w:val="0"/>
+              </w:rPr>
+              <w:t xml:space="preserve">{{ ded_tri_a_c }}</w:t>
+            </w:r>
+            <w:r>
+              <w:rPr>
+                <w:rtl w:val="0"/>
+              </w:rPr>
+            </w:r>
+          </w:p>
+        </w:tc>
+        <w:tc>
+          <w:tcPr/>
+          <w:p>
+            <w:pPr>
+              <w:jc w:val="center"/>
+              <w:rPr/>
+            </w:pPr>
+            <w:r>
+              <w:rPr>
+                <w:sz w:val="19"/>
+                <w:szCs w:val="19"/>
+                <w:rtl w:val="0"/>
+              </w:rPr>
+              <w:t xml:space="preserve">{{ ded_tri_a_s }}</w:t>
+            </w:r>
+            <w:r>
+              <w:rPr>
+                <w:rtl w:val="0"/>
+              </w:rPr>
+            </w:r>
+          </w:p>
+        </w:tc>
+        <w:tc>
+          <w:tcPr/>
+          <w:p>
+            <w:pPr>
+              <w:jc w:val="center"/>
+              <w:rPr/>
+            </w:pPr>
+            <w:r>
+              <w:rPr>
+                <w:sz w:val="19"/>
+                <w:szCs w:val="19"/>
+                <w:rtl w:val="0"/>
+              </w:rPr>
+              <w:t xml:space="preserve">{{ ded_tri_a_sqft }}</w:t>
+            </w:r>
+            <w:r>
+              <w:rPr>
+                <w:rtl w:val="0"/>
+              </w:rPr>
+            </w:r>
+          </w:p>
+        </w:tc>
+        <w:tc>
+          <w:tcPr/>
+          <w:p>
+            <w:pPr>
+              <w:jc w:val="center"/>
+              <w:rPr/>
+            </w:pPr>
+            <w:r>
+              <w:rPr>
+                <w:sz w:val="19"/>
+                <w:szCs w:val="19"/>
+                <w:rtl w:val="0"/>
+              </w:rPr>
+              <w:t xml:space="preserve">{{ ded_tri_a_aana }}</w:t>
             </w:r>
             <w:r>
               <w:rPr>
@@ -20563,139 +20463,139 @@
                 <w:szCs w:val="19"/>
                 <w:rtl w:val="0"/>
               </w:rPr>
-              <w:t>{{ t.label }}</w:t>
-            </w:r>
-            <w:r>
-              <w:rPr>
-                <w:rtl w:val="0"/>
-              </w:rPr>
-            </w:r>
-          </w:p>
-        </w:tc>
-        <w:tc>
-          <w:tcPr/>
-          <w:p>
-            <w:pPr>
-              <w:jc w:val="center"/>
-              <w:rPr/>
-            </w:pPr>
-            <w:r>
-              <w:rPr>
-                <w:sz w:val="19"/>
-                <w:szCs w:val="19"/>
-                <w:rtl w:val="0"/>
-              </w:rPr>
-              <w:t>{{ t.side_a }}</w:t>
-            </w:r>
-            <w:r>
-              <w:rPr>
-                <w:rtl w:val="0"/>
-              </w:rPr>
-            </w:r>
-          </w:p>
-        </w:tc>
-        <w:tc>
-          <w:tcPr/>
-          <w:p>
-            <w:pPr>
-              <w:jc w:val="center"/>
-              <w:rPr/>
-            </w:pPr>
-            <w:r>
-              <w:rPr>
-                <w:sz w:val="19"/>
-                <w:szCs w:val="19"/>
-                <w:rtl w:val="0"/>
-              </w:rPr>
-              <w:t>{{ t.side_b }}</w:t>
-            </w:r>
-            <w:r>
-              <w:rPr>
-                <w:rtl w:val="0"/>
-              </w:rPr>
-            </w:r>
-          </w:p>
-        </w:tc>
-        <w:tc>
-          <w:tcPr/>
-          <w:p>
-            <w:pPr>
-              <w:jc w:val="center"/>
-              <w:rPr/>
-            </w:pPr>
-            <w:r>
-              <w:rPr>
-                <w:sz w:val="19"/>
-                <w:szCs w:val="19"/>
-                <w:rtl w:val="0"/>
-              </w:rPr>
-              <w:t>{{ t.side_c }}</w:t>
-            </w:r>
-            <w:r>
-              <w:rPr>
-                <w:rtl w:val="0"/>
-              </w:rPr>
-            </w:r>
-          </w:p>
-        </w:tc>
-        <w:tc>
-          <w:tcPr/>
-          <w:p>
-            <w:pPr>
-              <w:jc w:val="center"/>
-              <w:rPr/>
-            </w:pPr>
-            <w:r>
-              <w:rPr>
-                <w:sz w:val="19"/>
-                <w:szCs w:val="19"/>
-                <w:rtl w:val="0"/>
-              </w:rPr>
-              <w:t>{{ t.semi_perimeter }}</w:t>
-            </w:r>
-            <w:r>
-              <w:rPr>
-                <w:rtl w:val="0"/>
-              </w:rPr>
-            </w:r>
-          </w:p>
-        </w:tc>
-        <w:tc>
-          <w:tcPr/>
-          <w:p>
-            <w:pPr>
-              <w:jc w:val="center"/>
-              <w:rPr/>
-            </w:pPr>
-            <w:r>
-              <w:rPr>
-                <w:sz w:val="19"/>
-                <w:szCs w:val="19"/>
-                <w:rtl w:val="0"/>
-              </w:rPr>
-              <w:t>{{ t.area_sqft }}</w:t>
-            </w:r>
-            <w:r>
-              <w:rPr>
-                <w:rtl w:val="0"/>
-              </w:rPr>
-            </w:r>
-          </w:p>
-        </w:tc>
-        <w:tc>
-          <w:tcPr/>
-          <w:p>
-            <w:pPr>
-              <w:jc w:val="center"/>
-              <w:rPr/>
-            </w:pPr>
-            <w:r>
-              <w:rPr>
-                <w:sz w:val="19"/>
-                <w:szCs w:val="19"/>
-                <w:rtl w:val="0"/>
-              </w:rPr>
-              <w:t>{{ t.aana }}</w:t>
+              <w:t xml:space="preserve">B</w:t>
+            </w:r>
+            <w:r>
+              <w:rPr>
+                <w:rtl w:val="0"/>
+              </w:rPr>
+            </w:r>
+          </w:p>
+        </w:tc>
+        <w:tc>
+          <w:tcPr/>
+          <w:p>
+            <w:pPr>
+              <w:jc w:val="center"/>
+              <w:rPr/>
+            </w:pPr>
+            <w:r>
+              <w:rPr>
+                <w:sz w:val="19"/>
+                <w:szCs w:val="19"/>
+                <w:rtl w:val="0"/>
+              </w:rPr>
+              <w:t xml:space="preserve">{{ ded_tri_b_a }}</w:t>
+            </w:r>
+            <w:r>
+              <w:rPr>
+                <w:rtl w:val="0"/>
+              </w:rPr>
+            </w:r>
+          </w:p>
+        </w:tc>
+        <w:tc>
+          <w:tcPr/>
+          <w:p>
+            <w:pPr>
+              <w:jc w:val="center"/>
+              <w:rPr/>
+            </w:pPr>
+            <w:r>
+              <w:rPr>
+                <w:sz w:val="19"/>
+                <w:szCs w:val="19"/>
+                <w:rtl w:val="0"/>
+              </w:rPr>
+              <w:t xml:space="preserve">{{ ded_tri_b_b }}</w:t>
+            </w:r>
+            <w:r>
+              <w:rPr>
+                <w:rtl w:val="0"/>
+              </w:rPr>
+            </w:r>
+          </w:p>
+        </w:tc>
+        <w:tc>
+          <w:tcPr/>
+          <w:p>
+            <w:pPr>
+              <w:jc w:val="center"/>
+              <w:rPr/>
+            </w:pPr>
+            <w:r>
+              <w:rPr>
+                <w:sz w:val="19"/>
+                <w:szCs w:val="19"/>
+                <w:rtl w:val="0"/>
+              </w:rPr>
+              <w:t xml:space="preserve">{{ ded_tri_b_c }}</w:t>
+            </w:r>
+            <w:r>
+              <w:rPr>
+                <w:rtl w:val="0"/>
+              </w:rPr>
+            </w:r>
+          </w:p>
+        </w:tc>
+        <w:tc>
+          <w:tcPr/>
+          <w:p>
+            <w:pPr>
+              <w:jc w:val="center"/>
+              <w:rPr/>
+            </w:pPr>
+            <w:r>
+              <w:rPr>
+                <w:sz w:val="19"/>
+                <w:szCs w:val="19"/>
+                <w:rtl w:val="0"/>
+              </w:rPr>
+              <w:t xml:space="preserve">{{ ded_tri_b_s }}</w:t>
+            </w:r>
+            <w:r>
+              <w:rPr>
+                <w:rtl w:val="0"/>
+              </w:rPr>
+            </w:r>
+          </w:p>
+        </w:tc>
+        <w:tc>
+          <w:tcPr/>
+          <w:p>
+            <w:pPr>
+              <w:jc w:val="center"/>
+              <w:rPr/>
+            </w:pPr>
+            <w:r>
+              <w:rPr>
+                <w:sz w:val="19"/>
+                <w:szCs w:val="19"/>
+                <w:rtl w:val="0"/>
+              </w:rPr>
+              <w:t xml:space="preserve">{{ ded_tri_b_sqft }}</w:t>
+            </w:r>
+            <w:r>
+              <w:rPr>
+                <w:rtl w:val="0"/>
+              </w:rPr>
+            </w:r>
+          </w:p>
+        </w:tc>
+        <w:tc>
+          <w:tcPr/>
+          <w:p>
+            <w:pPr>
+              <w:jc w:val="center"/>
+              <w:rPr/>
+            </w:pPr>
+            <w:r>
+              <w:rPr>
+                <w:sz w:val="19"/>
+                <w:szCs w:val="19"/>
+                <w:rtl w:val="0"/>
+              </w:rPr>
+              <w:t xml:space="preserve">{{ ded_tri_b_aana }}</w:t>
             </w:r>
             <w:r>
               <w:rPr>
@@ -20719,138 +20619,99 @@
             </w:pPr>
             <w:r>
               <w:rPr>
-                <w:sz w:val="19"/>
-                <w:szCs w:val="19"/>
-                <w:rtl w:val="0"/>
-              </w:rPr>
-              <w:t>{%tr endfor %}</w:t>
-            </w:r>
-            <w:r>
-              <w:rPr>
-                <w:rtl w:val="0"/>
-              </w:rPr>
-            </w:r>
-          </w:p>
-        </w:tc>
-        <w:tc>
-          <w:tcPr/>
-          <w:p>
-            <w:pPr>
-              <w:jc w:val="center"/>
-              <w:rPr/>
-            </w:pPr>
-            <w:r>
-              <w:rPr>
-                <w:sz w:val="19"/>
-                <w:szCs w:val="19"/>
-                <w:rtl w:val="0"/>
-              </w:rPr>
-            </w:r>
-            <w:r>
-              <w:rPr>
-                <w:rtl w:val="0"/>
-              </w:rPr>
-            </w:r>
-          </w:p>
-        </w:tc>
-        <w:tc>
-          <w:tcPr/>
-          <w:p>
-            <w:pPr>
-              <w:jc w:val="center"/>
-              <w:rPr/>
-            </w:pPr>
-            <w:r>
-              <w:rPr>
-                <w:sz w:val="19"/>
-                <w:szCs w:val="19"/>
-                <w:rtl w:val="0"/>
-              </w:rPr>
-            </w:r>
-            <w:r>
-              <w:rPr>
-                <w:rtl w:val="0"/>
-              </w:rPr>
-            </w:r>
-          </w:p>
-        </w:tc>
-        <w:tc>
-          <w:tcPr/>
-          <w:p>
-            <w:pPr>
-              <w:jc w:val="center"/>
-              <w:rPr/>
-            </w:pPr>
-            <w:r>
-              <w:rPr>
-                <w:sz w:val="19"/>
-                <w:szCs w:val="19"/>
-                <w:rtl w:val="0"/>
-              </w:rPr>
-            </w:r>
-            <w:r>
-              <w:rPr>
-                <w:rtl w:val="0"/>
-              </w:rPr>
-            </w:r>
-          </w:p>
-        </w:tc>
-        <w:tc>
-          <w:tcPr/>
-          <w:p>
-            <w:pPr>
-              <w:jc w:val="center"/>
-              <w:rPr/>
-            </w:pPr>
-            <w:r>
-              <w:rPr>
-                <w:sz w:val="19"/>
-                <w:szCs w:val="19"/>
-                <w:rtl w:val="0"/>
-              </w:rPr>
-            </w:r>
-            <w:r>
-              <w:rPr>
-                <w:rtl w:val="0"/>
-              </w:rPr>
-            </w:r>
-          </w:p>
-        </w:tc>
-        <w:tc>
-          <w:tcPr/>
-          <w:p>
-            <w:pPr>
-              <w:jc w:val="center"/>
-              <w:rPr/>
-            </w:pPr>
-            <w:r>
-              <w:rPr>
-                <w:sz w:val="19"/>
-                <w:szCs w:val="19"/>
-                <w:rtl w:val="0"/>
-              </w:rPr>
-            </w:r>
-            <w:r>
-              <w:rPr>
-                <w:rtl w:val="0"/>
-              </w:rPr>
-            </w:r>
-          </w:p>
-        </w:tc>
-        <w:tc>
-          <w:tcPr/>
-          <w:p>
-            <w:pPr>
-              <w:jc w:val="center"/>
-              <w:rPr/>
-            </w:pPr>
-            <w:r>
-              <w:rPr>
-                <w:sz w:val="19"/>
-                <w:szCs w:val="19"/>
-                <w:rtl w:val="0"/>
-              </w:rPr>
-            </w:r>
+                <w:rtl w:val="0"/>
+              </w:rPr>
+            </w:r>
+          </w:p>
+        </w:tc>
+        <w:tc>
+          <w:tcPr/>
+          <w:p>
+            <w:pPr>
+              <w:jc w:val="center"/>
+              <w:rPr/>
+            </w:pPr>
+            <w:r>
+              <w:rPr>
+                <w:rtl w:val="0"/>
+              </w:rPr>
+            </w:r>
+          </w:p>
+        </w:tc>
+        <w:tc>
+          <w:tcPr/>
+          <w:p>
+            <w:pPr>
+              <w:jc w:val="center"/>
+              <w:rPr/>
+            </w:pPr>
+            <w:r>
+              <w:rPr>
+                <w:rtl w:val="0"/>
+              </w:rPr>
+            </w:r>
+          </w:p>
+        </w:tc>
+        <w:tc>
+          <w:tcPr/>
+          <w:p>
+            <w:pPr>
+              <w:jc w:val="center"/>
+              <w:rPr/>
+            </w:pPr>
+            <w:r>
+              <w:rPr>
+                <w:rtl w:val="0"/>
+              </w:rPr>
+            </w:r>
+          </w:p>
+        </w:tc>
+        <w:tc>
+          <w:tcPr/>
+          <w:p>
+            <w:pPr>
+              <w:jc w:val="center"/>
+              <w:rPr/>
+            </w:pPr>
+            <w:r>
+              <w:rPr>
+                <w:rtl w:val="0"/>
+              </w:rPr>
+              <w:t xml:space="preserve">Total =</w:t>
+            </w:r>
+          </w:p>
+        </w:tc>
+        <w:tc>
+          <w:tcPr/>
+          <w:p>
+            <w:pPr>
+              <w:jc w:val="center"/>
+              <w:rPr/>
+            </w:pPr>
+            <w:r>
+              <w:rPr>
+                <w:b w:val="1"/>
+                <w:bCs w:val="1"/>
+                <w:sz w:val="19"/>
+                <w:szCs w:val="19"/>
+                <w:rtl w:val="0"/>
+              </w:rPr>
+              <w:t xml:space="preserve">{{ ded_total_sqft }}</w:t>
+            </w:r>
+            <w:r>
+              <w:rPr>
+                <w:rtl w:val="0"/>
+              </w:rPr>
+            </w:r>
+          </w:p>
+        </w:tc>
+        <w:tc>
+          <w:tcPr/>
+          <w:p>
+            <w:pPr>
+              <w:jc w:val="center"/>
+              <w:rPr/>
+            </w:pPr>
             <w:r>
               <w:rPr>
                 <w:rtl w:val="0"/>
@@ -20931,7 +20792,7 @@
               <w:rPr>
                 <w:rtl w:val="0"/>
               </w:rPr>
-              <w:t xml:space="preserve">Total =</w:t>
+              <w:t xml:space="preserve">TOTAL =</w:t>
             </w:r>
           </w:p>
         </w:tc>
@@ -20990,63 +20851,63 @@
               <w:rPr>
                 <w:rtl w:val="0"/>
               </w:rPr>
-              <w:t>{{ ded_deduct_pct }}% Area Deducted For Land Development</w:t>
-            </w:r>
-          </w:p>
-        </w:tc>
-        <w:tc>
-          <w:tcPr/>
-          <w:p>
-            <w:pPr>
-              <w:jc w:val="center"/>
-              <w:rPr/>
-            </w:pPr>
-            <w:r>
-              <w:rPr>
-                <w:rtl w:val="0"/>
-              </w:rPr>
-            </w:r>
-          </w:p>
-        </w:tc>
-        <w:tc>
-          <w:tcPr/>
-          <w:p>
-            <w:pPr>
-              <w:jc w:val="center"/>
-              <w:rPr/>
-            </w:pPr>
-            <w:r>
-              <w:rPr>
-                <w:rtl w:val="0"/>
-              </w:rPr>
-            </w:r>
-          </w:p>
-        </w:tc>
-        <w:tc>
-          <w:tcPr/>
-          <w:p>
-            <w:pPr>
-              <w:jc w:val="center"/>
-              <w:rPr/>
-            </w:pPr>
-            <w:r>
-              <w:rPr>
-                <w:rtl w:val="0"/>
-              </w:rPr>
-            </w:r>
-          </w:p>
-        </w:tc>
-        <w:tc>
-          <w:tcPr/>
-          <w:p>
-            <w:pPr>
-              <w:jc w:val="center"/>
-              <w:rPr/>
-            </w:pPr>
-            <w:r>
-              <w:rPr>
-                <w:rtl w:val="0"/>
-              </w:rPr>
+            </w:r>
+          </w:p>
+        </w:tc>
+        <w:tc>
+          <w:tcPr/>
+          <w:p>
+            <w:pPr>
+              <w:jc w:val="center"/>
+              <w:rPr/>
+            </w:pPr>
+            <w:r>
+              <w:rPr>
+                <w:rtl w:val="0"/>
+              </w:rPr>
+            </w:r>
+          </w:p>
+        </w:tc>
+        <w:tc>
+          <w:tcPr/>
+          <w:p>
+            <w:pPr>
+              <w:jc w:val="center"/>
+              <w:rPr/>
+            </w:pPr>
+            <w:r>
+              <w:rPr>
+                <w:rtl w:val="0"/>
+              </w:rPr>
+            </w:r>
+          </w:p>
+        </w:tc>
+        <w:tc>
+          <w:tcPr/>
+          <w:p>
+            <w:pPr>
+              <w:jc w:val="center"/>
+              <w:rPr/>
+            </w:pPr>
+            <w:r>
+              <w:rPr>
+                <w:rtl w:val="0"/>
+              </w:rPr>
+            </w:r>
+          </w:p>
+        </w:tc>
+        <w:tc>
+          <w:tcPr/>
+          <w:p>
+            <w:pPr>
+              <w:jc w:val="center"/>
+              <w:rPr/>
+            </w:pPr>
+            <w:r>
+              <w:rPr>
+                <w:rtl w:val="0"/>
+              </w:rPr>
+              <w:t xml:space="preserve">Area in Sqm.</w:t>
             </w:r>
           </w:p>
         </w:tc>
@@ -21065,237 +20926,7 @@
                 <w:szCs w:val="19"/>
                 <w:rtl w:val="0"/>
               </w:rPr>
-              <w:t>{{ ded_deduct_sqft }}</w:t>
-            </w:r>
-            <w:r>
-              <w:rPr>
-                <w:rtl w:val="0"/>
-              </w:rPr>
-            </w:r>
-          </w:p>
-        </w:tc>
-        <w:tc>
-          <w:tcPr/>
-          <w:p>
-            <w:pPr>
-              <w:jc w:val="center"/>
-              <w:rPr/>
-            </w:pPr>
-            <w:r>
-              <w:rPr>
-                <w:rtl w:val="0"/>
-              </w:rPr>
-            </w:r>
-          </w:p>
-        </w:tc>
-      </w:tr>
-      <w:tr>
-        <w:trPr>
-          <w:cantSplit w:val="0"/>
-          <w:tblHeader w:val="0"/>
-        </w:trPr>
-        <w:tc>
-          <w:tcPr/>
-          <w:p>
-            <w:pPr>
-              <w:jc w:val="center"/>
-              <w:rPr/>
-            </w:pPr>
-            <w:r>
-              <w:rPr>
-                <w:rtl w:val="0"/>
-              </w:rPr>
-            </w:r>
-          </w:p>
-        </w:tc>
-        <w:tc>
-          <w:tcPr/>
-          <w:p>
-            <w:pPr>
-              <w:jc w:val="center"/>
-              <w:rPr/>
-            </w:pPr>
-            <w:r>
-              <w:rPr>
-                <w:rtl w:val="0"/>
-              </w:rPr>
-            </w:r>
-          </w:p>
-        </w:tc>
-        <w:tc>
-          <w:tcPr/>
-          <w:p>
-            <w:pPr>
-              <w:jc w:val="center"/>
-              <w:rPr/>
-            </w:pPr>
-            <w:r>
-              <w:rPr>
-                <w:rtl w:val="0"/>
-              </w:rPr>
-            </w:r>
-          </w:p>
-        </w:tc>
-        <w:tc>
-          <w:tcPr/>
-          <w:p>
-            <w:pPr>
-              <w:jc w:val="center"/>
-              <w:rPr/>
-            </w:pPr>
-            <w:r>
-              <w:rPr>
-                <w:rtl w:val="0"/>
-              </w:rPr>
-            </w:r>
-          </w:p>
-        </w:tc>
-        <w:tc>
-          <w:tcPr/>
-          <w:p>
-            <w:pPr>
-              <w:jc w:val="center"/>
-              <w:rPr/>
-            </w:pPr>
-            <w:r>
-              <w:rPr>
-                <w:rtl w:val="0"/>
-              </w:rPr>
-              <w:t>TOTAL =</w:t>
-            </w:r>
-          </w:p>
-        </w:tc>
-        <w:tc>
-          <w:tcPr/>
-          <w:p>
-            <w:pPr>
-              <w:jc w:val="center"/>
-              <w:rPr/>
-            </w:pPr>
-            <w:r>
-              <w:rPr>
-                <w:b w:val="1"/>
-                <w:bCs w:val="1"/>
-                <w:sz w:val="19"/>
-                <w:szCs w:val="19"/>
-                <w:rtl w:val="0"/>
-              </w:rPr>
-              <w:t>{{ ded_after_sqft }}</w:t>
-            </w:r>
-            <w:r>
-              <w:rPr>
-                <w:rtl w:val="0"/>
-              </w:rPr>
-            </w:r>
-          </w:p>
-        </w:tc>
-        <w:tc>
-          <w:tcPr/>
-          <w:p>
-            <w:pPr>
-              <w:jc w:val="center"/>
-              <w:rPr/>
-            </w:pPr>
-            <w:r>
-              <w:rPr>
-                <w:rtl w:val="0"/>
-              </w:rPr>
-            </w:r>
-          </w:p>
-        </w:tc>
-      </w:tr>
-      <w:tr>
-        <w:trPr>
-          <w:cantSplit w:val="0"/>
-          <w:tblHeader w:val="0"/>
-        </w:trPr>
-        <w:tc>
-          <w:tcPr/>
-          <w:p>
-            <w:pPr>
-              <w:jc w:val="center"/>
-              <w:rPr/>
-            </w:pPr>
-            <w:r>
-              <w:rPr>
-                <w:rtl w:val="0"/>
-              </w:rPr>
-            </w:r>
-          </w:p>
-        </w:tc>
-        <w:tc>
-          <w:tcPr/>
-          <w:p>
-            <w:pPr>
-              <w:jc w:val="center"/>
-              <w:rPr/>
-            </w:pPr>
-            <w:r>
-              <w:rPr>
-                <w:rtl w:val="0"/>
-              </w:rPr>
-            </w:r>
-          </w:p>
-        </w:tc>
-        <w:tc>
-          <w:tcPr/>
-          <w:p>
-            <w:pPr>
-              <w:jc w:val="center"/>
-              <w:rPr/>
-            </w:pPr>
-            <w:r>
-              <w:rPr>
-                <w:rtl w:val="0"/>
-              </w:rPr>
-            </w:r>
-          </w:p>
-        </w:tc>
-        <w:tc>
-          <w:tcPr/>
-          <w:p>
-            <w:pPr>
-              <w:jc w:val="center"/>
-              <w:rPr/>
-            </w:pPr>
-            <w:r>
-              <w:rPr>
-                <w:rtl w:val="0"/>
-              </w:rPr>
-            </w:r>
-          </w:p>
-        </w:tc>
-        <w:tc>
-          <w:tcPr/>
-          <w:p>
-            <w:pPr>
-              <w:jc w:val="center"/>
-              <w:rPr/>
-            </w:pPr>
-            <w:r>
-              <w:rPr>
-                <w:rtl w:val="0"/>
-              </w:rPr>
-              <w:t>Area in Sqm.</w:t>
-            </w:r>
-          </w:p>
-        </w:tc>
-        <w:tc>
-          <w:tcPr/>
-          <w:p>
-            <w:pPr>
-              <w:jc w:val="center"/>
-              <w:rPr/>
-            </w:pPr>
-            <w:r>
-              <w:rPr>
-                <w:b w:val="1"/>
-                <w:bCs w:val="1"/>
-                <w:sz w:val="19"/>
-                <w:szCs w:val="19"/>
-                <w:rtl w:val="0"/>
-              </w:rPr>
-              <w:t>{{ ded_after_sqm }}</w:t>
+              <w:t xml:space="preserve">{{ ded_total_sqm }}</w:t>
             </w:r>
             <w:r>
               <w:rPr>
@@ -21325,6 +20956,40 @@
         <w:spacing w:after="0" w:before="160" w:lineRule="auto"/>
         <w:jc w:val="left"/>
         <w:rPr/>
+      </w:pPr>
+      <w:r>
+        <w:rPr>
+          <w:rtl w:val="0"/>
+        </w:rPr>
+      </w:r>
+    </w:p>
+    <w:p>
+      <w:pPr>
+        <w:spacing w:after="80" w:before="0" w:lineRule="auto"/>
+        <w:jc w:val="left"/>
+        <w:rPr>
+          <w:b w:val="1"/>
+          <w:bCs w:val="1"/>
+          <w:sz w:val="20"/>
+          <w:szCs w:val="20"/>
+        </w:rPr>
+      </w:pPr>
+      <w:r>
+        <w:rPr>
+          <w:rtl w:val="0"/>
+        </w:rPr>
+      </w:r>
+    </w:p>
+    <w:p>
+      <w:pPr>
+        <w:spacing w:after="80" w:before="0" w:lineRule="auto"/>
+        <w:jc w:val="left"/>
+        <w:rPr>
+          <w:b w:val="1"/>
+          <w:bCs w:val="1"/>
+          <w:sz w:val="20"/>
+          <w:szCs w:val="20"/>
+        </w:rPr>
       </w:pPr>
       <w:r>
         <w:rPr>
@@ -21416,7 +21081,7 @@
                 <w:szCs w:val="19"/>
                 <w:rtl w:val="0"/>
               </w:rPr>
-              <w:t>Triangle</w:t>
+              <w:t xml:space="preserve">Location</w:t>
             </w:r>
             <w:r>
               <w:rPr>
@@ -21443,7 +21108,7 @@
                 <w:szCs w:val="19"/>
                 <w:rtl w:val="0"/>
               </w:rPr>
-              <w:t>Side a</w:t>
+              <w:t xml:space="preserve">Plot No.</w:t>
             </w:r>
             <w:r>
               <w:rPr>
@@ -21470,7 +21135,7 @@
                 <w:szCs w:val="19"/>
                 <w:rtl w:val="0"/>
               </w:rPr>
-              <w:t>Side b</w:t>
+              <w:t xml:space="preserve">Ropani</w:t>
             </w:r>
             <w:r>
               <w:rPr>
@@ -21497,7 +21162,7 @@
                 <w:szCs w:val="19"/>
                 <w:rtl w:val="0"/>
               </w:rPr>
-              <w:t>Side c</w:t>
+              <w:t xml:space="preserve">Anna</w:t>
             </w:r>
             <w:r>
               <w:rPr>
@@ -21524,7 +21189,7 @@
                 <w:szCs w:val="19"/>
                 <w:rtl w:val="0"/>
               </w:rPr>
-              <w:t>S=(a+b+c)/2</w:t>
+              <w:t xml:space="preserve">Paisa</w:t>
             </w:r>
             <w:r>
               <w:rPr>
@@ -21551,7 +21216,7 @@
                 <w:szCs w:val="19"/>
                 <w:rtl w:val="0"/>
               </w:rPr>
-              <w:t>Total area in Sqft.</w:t>
+              <w:t xml:space="preserve">Dam</w:t>
             </w:r>
             <w:r>
               <w:rPr>
@@ -21578,7 +21243,7 @@
                 <w:szCs w:val="19"/>
                 <w:rtl w:val="0"/>
               </w:rPr>
-              <w:t>Land in Aana</w:t>
+              <w:t xml:space="preserve">Area in Sq.ft.</w:t>
             </w:r>
             <w:r>
               <w:rPr>
@@ -21594,649 +21259,151 @@
           <w:tblHeader w:val="0"/>
         </w:trPr>
         <w:tc>
-          <w:tcPr>
-            <w:shd w:fill="1f3a2e" w:val="clear"/>
-          </w:tcPr>
-          <w:p>
-            <w:pPr>
-              <w:jc w:val="center"/>
-              <w:rPr/>
-            </w:pPr>
-            <w:r>
-              <w:rPr>
-                <w:b w:val="1"/>
-                <w:bCs w:val="1"/>
-                <w:color w:val="ffffff"/>
-                <w:sz w:val="19"/>
-                <w:szCs w:val="19"/>
-                <w:rtl w:val="0"/>
-              </w:rPr>
-              <w:t>Plot No.</w:t>
-            </w:r>
-            <w:r>
-              <w:rPr>
-                <w:rtl w:val="0"/>
-              </w:rPr>
-            </w:r>
-          </w:p>
-        </w:tc>
-        <w:tc>
-          <w:tcPr>
-            <w:shd w:fill="1f3a2e" w:val="clear"/>
-          </w:tcPr>
-          <w:p>
-            <w:pPr>
-              <w:jc w:val="center"/>
-              <w:rPr/>
-            </w:pPr>
-            <w:r>
-              <w:rPr>
-                <w:b w:val="1"/>
-                <w:bCs w:val="1"/>
-                <w:color w:val="ffffff"/>
-                <w:sz w:val="19"/>
-                <w:szCs w:val="19"/>
-                <w:rtl w:val="0"/>
-              </w:rPr>
-              <w:t>{{ plot_no }}</w:t>
-            </w:r>
-            <w:r>
-              <w:rPr>
-                <w:rtl w:val="0"/>
-              </w:rPr>
-            </w:r>
-          </w:p>
-        </w:tc>
-        <w:tc>
-          <w:tcPr>
-            <w:shd w:fill="1f3a2e" w:val="clear"/>
-          </w:tcPr>
-          <w:p>
-            <w:pPr>
-              <w:jc w:val="center"/>
-              <w:rPr/>
-            </w:pPr>
-            <w:r>
-              <w:rPr>
-                <w:b w:val="1"/>
-                <w:bCs w:val="1"/>
-                <w:color w:val="ffffff"/>
-                <w:sz w:val="19"/>
-                <w:szCs w:val="19"/>
-                <w:rtl w:val="0"/>
-              </w:rPr>
-            </w:r>
-            <w:r>
-              <w:rPr>
-                <w:rtl w:val="0"/>
-              </w:rPr>
-            </w:r>
-          </w:p>
-        </w:tc>
-        <w:tc>
-          <w:tcPr>
-            <w:shd w:fill="1f3a2e" w:val="clear"/>
-          </w:tcPr>
-          <w:p>
-            <w:pPr>
-              <w:jc w:val="center"/>
-              <w:rPr/>
-            </w:pPr>
-            <w:r>
-              <w:rPr>
-                <w:b w:val="1"/>
-                <w:bCs w:val="1"/>
-                <w:color w:val="ffffff"/>
-                <w:sz w:val="19"/>
-                <w:szCs w:val="19"/>
-                <w:rtl w:val="0"/>
-              </w:rPr>
-            </w:r>
-            <w:r>
-              <w:rPr>
-                <w:rtl w:val="0"/>
-              </w:rPr>
-            </w:r>
-          </w:p>
-        </w:tc>
-        <w:tc>
-          <w:tcPr>
-            <w:shd w:fill="1f3a2e" w:val="clear"/>
-          </w:tcPr>
-          <w:p>
-            <w:pPr>
-              <w:jc w:val="center"/>
-              <w:rPr/>
-            </w:pPr>
-            <w:r>
-              <w:rPr>
-                <w:b w:val="1"/>
-                <w:bCs w:val="1"/>
-                <w:color w:val="ffffff"/>
-                <w:sz w:val="19"/>
-                <w:szCs w:val="19"/>
-                <w:rtl w:val="0"/>
-              </w:rPr>
-            </w:r>
-            <w:r>
-              <w:rPr>
-                <w:rtl w:val="0"/>
-              </w:rPr>
-            </w:r>
-          </w:p>
-        </w:tc>
-        <w:tc>
-          <w:tcPr>
-            <w:shd w:fill="1f3a2e" w:val="clear"/>
-          </w:tcPr>
-          <w:p>
-            <w:pPr>
-              <w:jc w:val="center"/>
-              <w:rPr/>
-            </w:pPr>
-            <w:r>
-              <w:rPr>
-                <w:b w:val="1"/>
-                <w:bCs w:val="1"/>
-                <w:color w:val="ffffff"/>
-                <w:sz w:val="19"/>
-                <w:szCs w:val="19"/>
-                <w:rtl w:val="0"/>
-              </w:rPr>
-            </w:r>
-            <w:r>
-              <w:rPr>
-                <w:rtl w:val="0"/>
-              </w:rPr>
-            </w:r>
-          </w:p>
-        </w:tc>
-        <w:tc>
-          <w:tcPr>
-            <w:shd w:fill="1f3a2e" w:val="clear"/>
-          </w:tcPr>
-          <w:p>
-            <w:pPr>
-              <w:jc w:val="center"/>
-              <w:rPr/>
-            </w:pPr>
-            <w:r>
-              <w:rPr>
-                <w:b w:val="1"/>
-                <w:bCs w:val="1"/>
-                <w:color w:val="ffffff"/>
-                <w:sz w:val="19"/>
-                <w:szCs w:val="19"/>
-                <w:rtl w:val="0"/>
-              </w:rPr>
-            </w:r>
-            <w:r>
-              <w:rPr>
-                <w:rtl w:val="0"/>
-              </w:rPr>
-            </w:r>
-          </w:p>
-        </w:tc>
-      </w:tr>
-      <w:tr>
-        <w:trPr>
-          <w:cantSplit w:val="0"/>
-          <w:tblHeader w:val="0"/>
-        </w:trPr>
-        <w:tc>
-          <w:tcPr/>
-          <w:p>
-            <w:pPr>
-              <w:jc w:val="center"/>
-              <w:rPr/>
-            </w:pPr>
-            <w:r>
-              <w:rPr>
-                <w:sz w:val="19"/>
-                <w:szCs w:val="19"/>
-                <w:rtl w:val="0"/>
-              </w:rPr>
-              <w:t>{%tr for t in lorc_triangles %}</w:t>
-            </w:r>
-            <w:r>
-              <w:rPr>
-                <w:rtl w:val="0"/>
-              </w:rPr>
-            </w:r>
-          </w:p>
-        </w:tc>
-        <w:tc>
-          <w:tcPr/>
-          <w:p>
-            <w:pPr>
-              <w:jc w:val="center"/>
-              <w:rPr/>
-            </w:pPr>
-            <w:r>
-              <w:rPr>
-                <w:sz w:val="19"/>
-                <w:szCs w:val="19"/>
-                <w:rtl w:val="0"/>
-              </w:rPr>
-            </w:r>
-            <w:r>
-              <w:rPr>
-                <w:rtl w:val="0"/>
-              </w:rPr>
-            </w:r>
-          </w:p>
-        </w:tc>
-        <w:tc>
-          <w:tcPr/>
-          <w:p>
-            <w:pPr>
-              <w:jc w:val="center"/>
-              <w:rPr/>
-            </w:pPr>
-            <w:r>
-              <w:rPr>
-                <w:sz w:val="19"/>
-                <w:szCs w:val="19"/>
-                <w:rtl w:val="0"/>
-              </w:rPr>
-            </w:r>
-            <w:r>
-              <w:rPr>
-                <w:rtl w:val="0"/>
-              </w:rPr>
-            </w:r>
-          </w:p>
-        </w:tc>
-        <w:tc>
-          <w:tcPr/>
-          <w:p>
-            <w:pPr>
-              <w:jc w:val="center"/>
-              <w:rPr/>
-            </w:pPr>
-            <w:r>
-              <w:rPr>
-                <w:sz w:val="19"/>
-                <w:szCs w:val="19"/>
-                <w:rtl w:val="0"/>
-              </w:rPr>
-            </w:r>
-            <w:r>
-              <w:rPr>
-                <w:rtl w:val="0"/>
-              </w:rPr>
-            </w:r>
-          </w:p>
-        </w:tc>
-        <w:tc>
-          <w:tcPr/>
-          <w:p>
-            <w:pPr>
-              <w:jc w:val="center"/>
-              <w:rPr/>
-            </w:pPr>
-            <w:r>
-              <w:rPr>
-                <w:sz w:val="19"/>
-                <w:szCs w:val="19"/>
-                <w:rtl w:val="0"/>
-              </w:rPr>
-            </w:r>
-            <w:r>
-              <w:rPr>
-                <w:rtl w:val="0"/>
-              </w:rPr>
-            </w:r>
-          </w:p>
-        </w:tc>
-        <w:tc>
-          <w:tcPr/>
-          <w:p>
-            <w:pPr>
-              <w:jc w:val="center"/>
-              <w:rPr/>
-            </w:pPr>
-            <w:r>
-              <w:rPr>
-                <w:sz w:val="19"/>
-                <w:szCs w:val="19"/>
-                <w:rtl w:val="0"/>
-              </w:rPr>
-            </w:r>
-            <w:r>
-              <w:rPr>
-                <w:rtl w:val="0"/>
-              </w:rPr>
-            </w:r>
-          </w:p>
-        </w:tc>
-        <w:tc>
-          <w:tcPr/>
-          <w:p>
-            <w:pPr>
-              <w:jc w:val="center"/>
-              <w:rPr/>
-            </w:pPr>
-            <w:r>
-              <w:rPr>
-                <w:sz w:val="19"/>
-                <w:szCs w:val="19"/>
-                <w:rtl w:val="0"/>
-              </w:rPr>
-            </w:r>
-            <w:r>
-              <w:rPr>
-                <w:rtl w:val="0"/>
-              </w:rPr>
-            </w:r>
-          </w:p>
-        </w:tc>
-      </w:tr>
-      <w:tr>
-        <w:trPr>
-          <w:cantSplit w:val="0"/>
-          <w:tblHeader w:val="0"/>
-        </w:trPr>
-        <w:tc>
-          <w:tcPr/>
-          <w:p>
-            <w:pPr>
-              <w:jc w:val="center"/>
-              <w:rPr/>
-            </w:pPr>
-            <w:r>
-              <w:rPr>
-                <w:sz w:val="19"/>
-                <w:szCs w:val="19"/>
-                <w:rtl w:val="0"/>
-              </w:rPr>
-              <w:t>{{ t.label }}</w:t>
-            </w:r>
-            <w:r>
-              <w:rPr>
-                <w:rtl w:val="0"/>
-              </w:rPr>
-            </w:r>
-          </w:p>
-        </w:tc>
-        <w:tc>
-          <w:tcPr/>
-          <w:p>
-            <w:pPr>
-              <w:jc w:val="center"/>
-              <w:rPr/>
-            </w:pPr>
-            <w:r>
-              <w:rPr>
-                <w:sz w:val="19"/>
-                <w:szCs w:val="19"/>
-                <w:rtl w:val="0"/>
-              </w:rPr>
-              <w:t>{{ t.side_a }}</w:t>
-            </w:r>
-            <w:r>
-              <w:rPr>
-                <w:rtl w:val="0"/>
-              </w:rPr>
-            </w:r>
-          </w:p>
-        </w:tc>
-        <w:tc>
-          <w:tcPr/>
-          <w:p>
-            <w:pPr>
-              <w:jc w:val="center"/>
-              <w:rPr/>
-            </w:pPr>
-            <w:r>
-              <w:rPr>
-                <w:sz w:val="19"/>
-                <w:szCs w:val="19"/>
-                <w:rtl w:val="0"/>
-              </w:rPr>
-              <w:t>{{ t.side_b }}</w:t>
-            </w:r>
-            <w:r>
-              <w:rPr>
-                <w:rtl w:val="0"/>
-              </w:rPr>
-            </w:r>
-          </w:p>
-        </w:tc>
-        <w:tc>
-          <w:tcPr/>
-          <w:p>
-            <w:pPr>
-              <w:jc w:val="center"/>
-              <w:rPr/>
-            </w:pPr>
-            <w:r>
-              <w:rPr>
-                <w:sz w:val="19"/>
-                <w:szCs w:val="19"/>
-                <w:rtl w:val="0"/>
-              </w:rPr>
-              <w:t>{{ t.side_c }}</w:t>
-            </w:r>
-            <w:r>
-              <w:rPr>
-                <w:rtl w:val="0"/>
-              </w:rPr>
-            </w:r>
-          </w:p>
-        </w:tc>
-        <w:tc>
-          <w:tcPr/>
-          <w:p>
-            <w:pPr>
-              <w:jc w:val="center"/>
-              <w:rPr/>
-            </w:pPr>
-            <w:r>
-              <w:rPr>
-                <w:sz w:val="19"/>
-                <w:szCs w:val="19"/>
-                <w:rtl w:val="0"/>
-              </w:rPr>
-              <w:t>{{ t.semi_perimeter }}</w:t>
-            </w:r>
-            <w:r>
-              <w:rPr>
-                <w:rtl w:val="0"/>
-              </w:rPr>
-            </w:r>
-          </w:p>
-        </w:tc>
-        <w:tc>
-          <w:tcPr/>
-          <w:p>
-            <w:pPr>
-              <w:jc w:val="center"/>
-              <w:rPr/>
-            </w:pPr>
-            <w:r>
-              <w:rPr>
-                <w:sz w:val="19"/>
-                <w:szCs w:val="19"/>
-                <w:rtl w:val="0"/>
-              </w:rPr>
-              <w:t>{{ t.area_sqft }}</w:t>
-            </w:r>
-            <w:r>
-              <w:rPr>
-                <w:rtl w:val="0"/>
-              </w:rPr>
-            </w:r>
-          </w:p>
-        </w:tc>
-        <w:tc>
-          <w:tcPr/>
-          <w:p>
-            <w:pPr>
-              <w:jc w:val="center"/>
-              <w:rPr/>
-            </w:pPr>
-            <w:r>
-              <w:rPr>
-                <w:sz w:val="19"/>
-                <w:szCs w:val="19"/>
-                <w:rtl w:val="0"/>
-              </w:rPr>
-              <w:t>{{ t.aana }}</w:t>
-            </w:r>
-            <w:r>
-              <w:rPr>
-                <w:rtl w:val="0"/>
-              </w:rPr>
-            </w:r>
-          </w:p>
-        </w:tc>
-      </w:tr>
-      <w:tr>
-        <w:trPr>
-          <w:cantSplit w:val="0"/>
-          <w:tblHeader w:val="0"/>
-        </w:trPr>
-        <w:tc>
-          <w:tcPr/>
-          <w:p>
-            <w:pPr>
-              <w:jc w:val="center"/>
-              <w:rPr/>
-            </w:pPr>
-            <w:r>
-              <w:rPr>
-                <w:sz w:val="19"/>
-                <w:szCs w:val="19"/>
-                <w:rtl w:val="0"/>
-              </w:rPr>
-              <w:t>{%tr endfor %}</w:t>
-            </w:r>
-            <w:r>
-              <w:rPr>
-                <w:rtl w:val="0"/>
-              </w:rPr>
-            </w:r>
-          </w:p>
-        </w:tc>
-        <w:tc>
-          <w:tcPr/>
-          <w:p>
-            <w:pPr>
-              <w:jc w:val="center"/>
-              <w:rPr/>
-            </w:pPr>
-            <w:r>
-              <w:rPr>
-                <w:sz w:val="19"/>
-                <w:szCs w:val="19"/>
-                <w:rtl w:val="0"/>
-              </w:rPr>
-            </w:r>
-            <w:r>
-              <w:rPr>
-                <w:rtl w:val="0"/>
-              </w:rPr>
-            </w:r>
-          </w:p>
-        </w:tc>
-        <w:tc>
-          <w:tcPr/>
-          <w:p>
-            <w:pPr>
-              <w:jc w:val="center"/>
-              <w:rPr/>
-            </w:pPr>
-            <w:r>
-              <w:rPr>
-                <w:sz w:val="19"/>
-                <w:szCs w:val="19"/>
-                <w:rtl w:val="0"/>
-              </w:rPr>
-            </w:r>
-            <w:r>
-              <w:rPr>
-                <w:rtl w:val="0"/>
-              </w:rPr>
-            </w:r>
-          </w:p>
-        </w:tc>
-        <w:tc>
-          <w:tcPr/>
-          <w:p>
-            <w:pPr>
-              <w:jc w:val="center"/>
-              <w:rPr/>
-            </w:pPr>
-            <w:r>
-              <w:rPr>
-                <w:sz w:val="19"/>
-                <w:szCs w:val="19"/>
-                <w:rtl w:val="0"/>
-              </w:rPr>
-            </w:r>
-            <w:r>
-              <w:rPr>
-                <w:rtl w:val="0"/>
-              </w:rPr>
-            </w:r>
-          </w:p>
-        </w:tc>
-        <w:tc>
-          <w:tcPr/>
-          <w:p>
-            <w:pPr>
-              <w:jc w:val="center"/>
-              <w:rPr/>
-            </w:pPr>
-            <w:r>
-              <w:rPr>
-                <w:sz w:val="19"/>
-                <w:szCs w:val="19"/>
-                <w:rtl w:val="0"/>
-              </w:rPr>
-            </w:r>
-            <w:r>
-              <w:rPr>
-                <w:rtl w:val="0"/>
-              </w:rPr>
-            </w:r>
-          </w:p>
-        </w:tc>
-        <w:tc>
-          <w:tcPr/>
-          <w:p>
-            <w:pPr>
-              <w:jc w:val="center"/>
-              <w:rPr/>
-            </w:pPr>
-            <w:r>
-              <w:rPr>
-                <w:sz w:val="19"/>
-                <w:szCs w:val="19"/>
-                <w:rtl w:val="0"/>
-              </w:rPr>
-            </w:r>
-            <w:r>
-              <w:rPr>
-                <w:rtl w:val="0"/>
-              </w:rPr>
-            </w:r>
-          </w:p>
-        </w:tc>
-        <w:tc>
-          <w:tcPr/>
-          <w:p>
-            <w:pPr>
-              <w:jc w:val="center"/>
-              <w:rPr/>
-            </w:pPr>
-            <w:r>
-              <w:rPr>
-                <w:sz w:val="19"/>
-                <w:szCs w:val="19"/>
-                <w:rtl w:val="0"/>
-              </w:rPr>
+          <w:tcPr/>
+          <w:p>
+            <w:pPr>
+              <w:jc w:val="center"/>
+              <w:rPr/>
+            </w:pPr>
+            <w:r>
+              <w:rPr>
+                <w:sz w:val="19"/>
+                <w:szCs w:val="19"/>
+                <w:rtl w:val="0"/>
+              </w:rPr>
+              <w:t xml:space="preserve">{{ property_location_full }}</w:t>
+            </w:r>
+            <w:r>
+              <w:rPr>
+                <w:rtl w:val="0"/>
+              </w:rPr>
+            </w:r>
+          </w:p>
+        </w:tc>
+        <w:tc>
+          <w:tcPr/>
+          <w:p>
+            <w:pPr>
+              <w:jc w:val="center"/>
+              <w:rPr/>
+            </w:pPr>
+            <w:r>
+              <w:rPr>
+                <w:sz w:val="19"/>
+                <w:szCs w:val="19"/>
+                <w:rtl w:val="0"/>
+              </w:rPr>
+              <w:t xml:space="preserve">{{ plot_no }}</w:t>
+            </w:r>
+            <w:r>
+              <w:rPr>
+                <w:rtl w:val="0"/>
+              </w:rPr>
+            </w:r>
+          </w:p>
+        </w:tc>
+        <w:tc>
+          <w:tcPr/>
+          <w:p>
+            <w:pPr>
+              <w:jc w:val="center"/>
+              <w:rPr/>
+            </w:pPr>
+            <w:r>
+              <w:rPr>
+                <w:sz w:val="19"/>
+                <w:szCs w:val="19"/>
+                <w:rtl w:val="0"/>
+              </w:rPr>
+              <w:t xml:space="preserve">{{ lorc_r }}</w:t>
+            </w:r>
+            <w:r>
+              <w:rPr>
+                <w:rtl w:val="0"/>
+              </w:rPr>
+            </w:r>
+          </w:p>
+        </w:tc>
+        <w:tc>
+          <w:tcPr/>
+          <w:p>
+            <w:pPr>
+              <w:jc w:val="center"/>
+              <w:rPr/>
+            </w:pPr>
+            <w:r>
+              <w:rPr>
+                <w:sz w:val="19"/>
+                <w:szCs w:val="19"/>
+                <w:rtl w:val="0"/>
+              </w:rPr>
+              <w:t xml:space="preserve">{{ lorc_a }}</w:t>
+            </w:r>
+            <w:r>
+              <w:rPr>
+                <w:rtl w:val="0"/>
+              </w:rPr>
+            </w:r>
+          </w:p>
+        </w:tc>
+        <w:tc>
+          <w:tcPr/>
+          <w:p>
+            <w:pPr>
+              <w:jc w:val="center"/>
+              <w:rPr/>
+            </w:pPr>
+            <w:r>
+              <w:rPr>
+                <w:sz w:val="19"/>
+                <w:szCs w:val="19"/>
+                <w:rtl w:val="0"/>
+              </w:rPr>
+              <w:t xml:space="preserve">{{ lorc_p }}</w:t>
+            </w:r>
+            <w:r>
+              <w:rPr>
+                <w:rtl w:val="0"/>
+              </w:rPr>
+            </w:r>
+          </w:p>
+        </w:tc>
+        <w:tc>
+          <w:tcPr/>
+          <w:p>
+            <w:pPr>
+              <w:jc w:val="center"/>
+              <w:rPr/>
+            </w:pPr>
+            <w:r>
+              <w:rPr>
+                <w:sz w:val="19"/>
+                <w:szCs w:val="19"/>
+                <w:rtl w:val="0"/>
+              </w:rPr>
+              <w:t xml:space="preserve">{{ lorc_d }}</w:t>
+            </w:r>
+            <w:r>
+              <w:rPr>
+                <w:rtl w:val="0"/>
+              </w:rPr>
+            </w:r>
+          </w:p>
+        </w:tc>
+        <w:tc>
+          <w:tcPr/>
+          <w:p>
+            <w:pPr>
+              <w:jc w:val="center"/>
+              <w:rPr/>
+            </w:pPr>
+            <w:r>
+              <w:rPr>
+                <w:sz w:val="19"/>
+                <w:szCs w:val="19"/>
+                <w:rtl w:val="0"/>
+              </w:rPr>
+              <w:t xml:space="preserve">{{ land_area_lorc_sqft }}</w:t>
             </w:r>
             <w:r>
               <w:rPr>
@@ -22942,12 +22109,76 @@
       </w:r>
     </w:p>
     <w:sectPr>
+      <w:headerReference r:id="rId7" w:type="first"/>
+      <w:footerReference r:id="rId8" w:type="default"/>
+      <w:footerReference r:id="rId9" w:type="first"/>
       <w:pgSz w:h="15840" w:w="12240" w:orient="portrait"/>
       <w:pgMar w:bottom="1440" w:top="1440" w:left="1728" w:right="1440" w:header="720" w:footer="720"/>
-      <w:pgNumType w:start="1"/>
+      <w:pgNumType w:start="0"/>
+      <w:titlePg w:val="1"/>
     </w:sectPr>
   </w:body>
 </w:document>
+</file>
+
+<file path=word/footer1.xml><?xml version="1.0" encoding="utf-8"?>
+<w:ftr xmlns:mc="http://schemas.openxmlformats.org/markup-compatibility/2006" xmlns:o="urn:schemas-microsoft-com:office:office" xmlns:r="http://schemas.openxmlformats.org/officeDocument/2006/relationships" xmlns:m="http://schemas.openxmlformats.org/officeDocument/2006/math" xmlns:v="urn:schemas-microsoft-com:vml" xmlns:wp="http://schemas.openxmlformats.org/drawingml/2006/wordprocessingDrawing" xmlns:w10="urn:schemas-microsoft-com:office:word" xmlns:w="http://schemas.openxmlformats.org/wordprocessingml/2006/main" xmlns:wne="http://schemas.microsoft.com/office/word/2006/wordml" xmlns:sl="http://schemas.openxmlformats.org/schemaLibrary/2006/main" xmlns:a="http://schemas.openxmlformats.org/drawingml/2006/main" xmlns:pic="http://schemas.openxmlformats.org/drawingml/2006/picture" xmlns:c="http://schemas.openxmlformats.org/drawingml/2006/chart" xmlns:lc="http://schemas.openxmlformats.org/drawingml/2006/lockedCanvas" xmlns:dgm="http://schemas.openxmlformats.org/drawingml/2006/diagram" xmlns:wps="http://schemas.microsoft.com/office/word/2010/wordprocessingShape" xmlns:wpg="http://schemas.microsoft.com/office/word/2010/wordprocessingGroup" xmlns:w14="http://schemas.microsoft.com/office/word/2010/wordml" xmlns:w15="http://schemas.microsoft.com/office/word/2012/wordml" xmlns:w16="http://schemas.microsoft.com/office/word/2018/wordml" xmlns:w16cex="http://schemas.microsoft.com/office/word/2018/wordml/cex" xmlns:w16cid="http://schemas.microsoft.com/office/word/2016/wordml/cid" xmlns="http://schemas.microsoft.com/office/tasks/2019/documenttasks" xmlns:cr="http://schemas.microsoft.com/office/comments/2020/reactions">
+  <w:p>
+    <w:pPr>
+      <w:rPr/>
+    </w:pPr>
+    <w:r>
+      <w:rPr/>
+      <w:fldChar w:fldCharType="begin"/>
+      <w:instrText xml:space="preserve">PAGE</w:instrText>
+      <w:fldChar w:fldCharType="separate"/>
+      <w:fldChar w:fldCharType="end"/>
+    </w:r>
+    <w:r>
+      <w:rPr>
+        <w:rtl w:val="0"/>
+      </w:rPr>
+    </w:r>
+  </w:p>
+</w:ftr>
+</file>
+
+<file path=word/footer2.xml><?xml version="1.0" encoding="utf-8"?>
+<w:ftr xmlns:mc="http://schemas.openxmlformats.org/markup-compatibility/2006" xmlns:o="urn:schemas-microsoft-com:office:office" xmlns:r="http://schemas.openxmlformats.org/officeDocument/2006/relationships" xmlns:m="http://schemas.openxmlformats.org/officeDocument/2006/math" xmlns:v="urn:schemas-microsoft-com:vml" xmlns:wp="http://schemas.openxmlformats.org/drawingml/2006/wordprocessingDrawing" xmlns:w10="urn:schemas-microsoft-com:office:word" xmlns:w="http://schemas.openxmlformats.org/wordprocessingml/2006/main" xmlns:wne="http://schemas.microsoft.com/office/word/2006/wordml" xmlns:sl="http://schemas.openxmlformats.org/schemaLibrary/2006/main" xmlns:a="http://schemas.openxmlformats.org/drawingml/2006/main" xmlns:pic="http://schemas.openxmlformats.org/drawingml/2006/picture" xmlns:c="http://schemas.openxmlformats.org/drawingml/2006/chart" xmlns:lc="http://schemas.openxmlformats.org/drawingml/2006/lockedCanvas" xmlns:dgm="http://schemas.openxmlformats.org/drawingml/2006/diagram" xmlns:wps="http://schemas.microsoft.com/office/word/2010/wordprocessingShape" xmlns:wpg="http://schemas.microsoft.com/office/word/2010/wordprocessingGroup" xmlns:w14="http://schemas.microsoft.com/office/word/2010/wordml" xmlns:w15="http://schemas.microsoft.com/office/word/2012/wordml" xmlns:w16="http://schemas.microsoft.com/office/word/2018/wordml" xmlns:w16cex="http://schemas.microsoft.com/office/word/2018/wordml/cex" xmlns:w16cid="http://schemas.microsoft.com/office/word/2016/wordml/cid" xmlns="http://schemas.microsoft.com/office/tasks/2019/documenttasks" xmlns:cr="http://schemas.microsoft.com/office/comments/2020/reactions">
+  <w:p>
+    <w:pPr>
+      <w:jc w:val="right"/>
+      <w:rPr/>
+    </w:pPr>
+    <w:r>
+      <w:rPr/>
+      <w:fldChar w:fldCharType="begin"/>
+      <w:instrText xml:space="preserve">PAGE</w:instrText>
+      <w:fldChar w:fldCharType="separate"/>
+      <w:fldChar w:fldCharType="end"/>
+    </w:r>
+    <w:r>
+      <w:rPr>
+        <w:rtl w:val="0"/>
+      </w:rPr>
+    </w:r>
+  </w:p>
+</w:ftr>
+</file>
+
+<file path=word/header1.xml><?xml version="1.0" encoding="utf-8"?>
+<w:hdr xmlns:mc="http://schemas.openxmlformats.org/markup-compatibility/2006" xmlns:o="urn:schemas-microsoft-com:office:office" xmlns:r="http://schemas.openxmlformats.org/officeDocument/2006/relationships" xmlns:m="http://schemas.openxmlformats.org/officeDocument/2006/math" xmlns:v="urn:schemas-microsoft-com:vml" xmlns:wp="http://schemas.openxmlformats.org/drawingml/2006/wordprocessingDrawing" xmlns:w10="urn:schemas-microsoft-com:office:word" xmlns:w="http://schemas.openxmlformats.org/wordprocessingml/2006/main" xmlns:wne="http://schemas.microsoft.com/office/word/2006/wordml" xmlns:sl="http://schemas.openxmlformats.org/schemaLibrary/2006/main" xmlns:a="http://schemas.openxmlformats.org/drawingml/2006/main" xmlns:pic="http://schemas.openxmlformats.org/drawingml/2006/picture" xmlns:c="http://schemas.openxmlformats.org/drawingml/2006/chart" xmlns:lc="http://schemas.openxmlformats.org/drawingml/2006/lockedCanvas" xmlns:dgm="http://schemas.openxmlformats.org/drawingml/2006/diagram" xmlns:wps="http://schemas.microsoft.com/office/word/2010/wordprocessingShape" xmlns:wpg="http://schemas.microsoft.com/office/word/2010/wordprocessingGroup" xmlns:w14="http://schemas.microsoft.com/office/word/2010/wordml" xmlns:w15="http://schemas.microsoft.com/office/word/2012/wordml" xmlns:w16="http://schemas.microsoft.com/office/word/2018/wordml" xmlns:w16cex="http://schemas.microsoft.com/office/word/2018/wordml/cex" xmlns:w16cid="http://schemas.microsoft.com/office/word/2016/wordml/cid" xmlns="http://schemas.microsoft.com/office/tasks/2019/documenttasks" xmlns:cr="http://schemas.microsoft.com/office/comments/2020/reactions">
+  <w:p>
+    <w:pPr>
+      <w:rPr/>
+    </w:pPr>
+    <w:r>
+      <w:rPr>
+        <w:rtl w:val="0"/>
+      </w:rPr>
+    </w:r>
+  </w:p>
+</w:hdr>
 </file>
 
 <file path=word/numbering.xml><?xml version="1.0" encoding="utf-8"?>
